--- a/project_changed/kois_mazur_projekt.docx
+++ b/project_changed/kois_mazur_projekt.docx
@@ -626,8 +626,6 @@
     <w:p>
       <w:pPr>
         <w:spacing w:line="265" w:lineRule="auto"/>
-        <w:ind w:hanging="10"/>
-        <w:jc w:val="center"/>
         <w:rPr>
           <w:rFonts w:asciiTheme="minorHAnsi" w:hAnsiTheme="minorHAnsi"/>
         </w:rPr>
@@ -642,21 +640,10 @@
           <w:rFonts w:asciiTheme="minorHAnsi" w:hAnsiTheme="minorHAnsi"/>
         </w:rPr>
       </w:pPr>
-    </w:p>
-    <w:p>
-      <w:pPr>
-        <w:spacing w:line="265" w:lineRule="auto"/>
-        <w:ind w:hanging="10"/>
-        <w:jc w:val="center"/>
-        <w:rPr>
-          <w:rFonts w:asciiTheme="minorHAnsi" w:hAnsiTheme="minorHAnsi"/>
-        </w:rPr>
-      </w:pPr>
-      <w:r>
-        <w:rPr>
-          <w:rFonts w:asciiTheme="minorHAnsi" w:hAnsiTheme="minorHAnsi"/>
-        </w:rPr>
-        <w:lastRenderedPageBreak/>
+      <w:r>
+        <w:rPr>
+          <w:rFonts w:asciiTheme="minorHAnsi" w:hAnsiTheme="minorHAnsi"/>
+        </w:rPr>
         <w:t xml:space="preserve">Kraków, </w:t>
       </w:r>
       <w:r>
@@ -734,7 +721,15 @@
               <w:tab w:val="right" w:leader="dot" w:pos="9016"/>
             </w:tabs>
             <w:rPr>
+              <w:rFonts w:eastAsiaTheme="minorEastAsia" w:cstheme="minorBidi"/>
+              <w:b w:val="0"/>
+              <w:bCs w:val="0"/>
+              <w:caps w:val="0"/>
               <w:noProof/>
+              <w:kern w:val="2"/>
+              <w:sz w:val="24"/>
+              <w:szCs w:val="24"/>
+              <w14:ligatures w14:val="standardContextual"/>
             </w:rPr>
           </w:pPr>
           <w:r>
@@ -754,7 +749,7 @@
             </w:rPr>
             <w:fldChar w:fldCharType="separate"/>
           </w:r>
-          <w:hyperlink w:anchor="_Toc197182500" w:history="1">
+          <w:hyperlink w:anchor="_Toc200921878" w:history="1">
             <w:r>
               <w:rPr>
                 <w:rStyle w:val="Hyperlink"/>
@@ -781,7 +776,7 @@
                 <w:noProof/>
                 <w:webHidden/>
               </w:rPr>
-              <w:instrText xml:space="preserve"> PAGEREF _Toc197182500 \h </w:instrText>
+              <w:instrText xml:space="preserve"> PAGEREF _Toc200921878 \h </w:instrText>
             </w:r>
             <w:r>
               <w:rPr>
@@ -819,10 +814,16 @@
               <w:tab w:val="right" w:leader="dot" w:pos="9016"/>
             </w:tabs>
             <w:rPr>
+              <w:rFonts w:eastAsiaTheme="minorEastAsia" w:cstheme="minorBidi"/>
+              <w:smallCaps w:val="0"/>
               <w:noProof/>
+              <w:kern w:val="2"/>
+              <w:sz w:val="24"/>
+              <w:szCs w:val="24"/>
+              <w14:ligatures w14:val="standardContextual"/>
             </w:rPr>
           </w:pPr>
-          <w:hyperlink w:anchor="_Toc197182501" w:history="1">
+          <w:hyperlink w:anchor="_Toc200921879" w:history="1">
             <w:r>
               <w:rPr>
                 <w:rStyle w:val="Hyperlink"/>
@@ -849,7 +850,7 @@
                 <w:noProof/>
                 <w:webHidden/>
               </w:rPr>
-              <w:instrText xml:space="preserve"> PAGEREF _Toc197182501 \h </w:instrText>
+              <w:instrText xml:space="preserve"> PAGEREF _Toc200921879 \h </w:instrText>
             </w:r>
             <w:r>
               <w:rPr>
@@ -887,10 +888,16 @@
               <w:tab w:val="right" w:leader="dot" w:pos="9016"/>
             </w:tabs>
             <w:rPr>
+              <w:rFonts w:eastAsiaTheme="minorEastAsia" w:cstheme="minorBidi"/>
+              <w:smallCaps w:val="0"/>
               <w:noProof/>
+              <w:kern w:val="2"/>
+              <w:sz w:val="24"/>
+              <w:szCs w:val="24"/>
+              <w14:ligatures w14:val="standardContextual"/>
             </w:rPr>
           </w:pPr>
-          <w:hyperlink w:anchor="_Toc197182502" w:history="1">
+          <w:hyperlink w:anchor="_Toc200921880" w:history="1">
             <w:r>
               <w:rPr>
                 <w:rStyle w:val="Hyperlink"/>
@@ -917,7 +924,7 @@
                 <w:noProof/>
                 <w:webHidden/>
               </w:rPr>
-              <w:instrText xml:space="preserve"> PAGEREF _Toc197182502 \h </w:instrText>
+              <w:instrText xml:space="preserve"> PAGEREF _Toc200921880 \h </w:instrText>
             </w:r>
             <w:r>
               <w:rPr>
@@ -955,16 +962,22 @@
               <w:tab w:val="right" w:leader="dot" w:pos="9016"/>
             </w:tabs>
             <w:rPr>
+              <w:rFonts w:eastAsiaTheme="minorEastAsia" w:cstheme="minorBidi"/>
+              <w:smallCaps w:val="0"/>
               <w:noProof/>
+              <w:kern w:val="2"/>
+              <w:sz w:val="24"/>
+              <w:szCs w:val="24"/>
+              <w14:ligatures w14:val="standardContextual"/>
             </w:rPr>
           </w:pPr>
-          <w:hyperlink w:anchor="_Toc197182503" w:history="1">
+          <w:hyperlink w:anchor="_Toc200921881" w:history="1">
             <w:r>
               <w:rPr>
                 <w:rStyle w:val="Hyperlink"/>
                 <w:noProof/>
               </w:rPr>
-              <w:t>Podstawowe statystyki</w:t>
+              <w:t>Podstawowe statystyki zmiennych opisujących</w:t>
             </w:r>
             <w:r>
               <w:rPr>
@@ -985,7 +998,7 @@
                 <w:noProof/>
                 <w:webHidden/>
               </w:rPr>
-              <w:instrText xml:space="preserve"> PAGEREF _Toc197182503 \h </w:instrText>
+              <w:instrText xml:space="preserve"> PAGEREF _Toc200921881 \h </w:instrText>
             </w:r>
             <w:r>
               <w:rPr>
@@ -1023,10 +1036,16 @@
               <w:tab w:val="right" w:leader="dot" w:pos="9016"/>
             </w:tabs>
             <w:rPr>
+              <w:rFonts w:eastAsiaTheme="minorEastAsia" w:cstheme="minorBidi"/>
+              <w:smallCaps w:val="0"/>
               <w:noProof/>
+              <w:kern w:val="2"/>
+              <w:sz w:val="24"/>
+              <w:szCs w:val="24"/>
+              <w14:ligatures w14:val="standardContextual"/>
             </w:rPr>
           </w:pPr>
-          <w:hyperlink w:anchor="_Toc197182504" w:history="1">
+          <w:hyperlink w:anchor="_Toc200921882" w:history="1">
             <w:r>
               <w:rPr>
                 <w:rStyle w:val="Hyperlink"/>
@@ -1053,7 +1072,7 @@
                 <w:noProof/>
                 <w:webHidden/>
               </w:rPr>
-              <w:instrText xml:space="preserve"> PAGEREF _Toc197182504 \h </w:instrText>
+              <w:instrText xml:space="preserve"> PAGEREF _Toc200921882 \h </w:instrText>
             </w:r>
             <w:r>
               <w:rPr>
@@ -1091,10 +1110,18 @@
               <w:tab w:val="right" w:leader="dot" w:pos="9016"/>
             </w:tabs>
             <w:rPr>
+              <w:rFonts w:eastAsiaTheme="minorEastAsia" w:cstheme="minorBidi"/>
+              <w:b w:val="0"/>
+              <w:bCs w:val="0"/>
+              <w:caps w:val="0"/>
               <w:noProof/>
+              <w:kern w:val="2"/>
+              <w:sz w:val="24"/>
+              <w:szCs w:val="24"/>
+              <w14:ligatures w14:val="standardContextual"/>
             </w:rPr>
           </w:pPr>
-          <w:hyperlink w:anchor="_Toc197182505" w:history="1">
+          <w:hyperlink w:anchor="_Toc200921883" w:history="1">
             <w:r>
               <w:rPr>
                 <w:rStyle w:val="Hyperlink"/>
@@ -1121,7 +1148,7 @@
                 <w:noProof/>
                 <w:webHidden/>
               </w:rPr>
-              <w:instrText xml:space="preserve"> PAGEREF _Toc197182505 \h </w:instrText>
+              <w:instrText xml:space="preserve"> PAGEREF _Toc200921883 \h </w:instrText>
             </w:r>
             <w:r>
               <w:rPr>
@@ -1141,7 +1168,7 @@
                 <w:noProof/>
                 <w:webHidden/>
               </w:rPr>
-              <w:t>6</w:t>
+              <w:t>5</w:t>
             </w:r>
             <w:r>
               <w:rPr>
@@ -1159,10 +1186,16 @@
               <w:tab w:val="right" w:leader="dot" w:pos="9016"/>
             </w:tabs>
             <w:rPr>
+              <w:rFonts w:eastAsiaTheme="minorEastAsia" w:cstheme="minorBidi"/>
+              <w:smallCaps w:val="0"/>
               <w:noProof/>
+              <w:kern w:val="2"/>
+              <w:sz w:val="24"/>
+              <w:szCs w:val="24"/>
+              <w14:ligatures w14:val="standardContextual"/>
             </w:rPr>
           </w:pPr>
-          <w:hyperlink w:anchor="_Toc197182506" w:history="1">
+          <w:hyperlink w:anchor="_Toc200921884" w:history="1">
             <w:r>
               <w:rPr>
                 <w:rStyle w:val="Hyperlink"/>
@@ -1189,7 +1222,7 @@
                 <w:noProof/>
                 <w:webHidden/>
               </w:rPr>
-              <w:instrText xml:space="preserve"> PAGEREF _Toc197182506 \h </w:instrText>
+              <w:instrText xml:space="preserve"> PAGEREF _Toc200921884 \h </w:instrText>
             </w:r>
             <w:r>
               <w:rPr>
@@ -1209,7 +1242,7 @@
                 <w:noProof/>
                 <w:webHidden/>
               </w:rPr>
-              <w:t>6</w:t>
+              <w:t>5</w:t>
             </w:r>
             <w:r>
               <w:rPr>
@@ -1227,10 +1260,16 @@
               <w:tab w:val="right" w:leader="dot" w:pos="9016"/>
             </w:tabs>
             <w:rPr>
+              <w:rFonts w:eastAsiaTheme="minorEastAsia" w:cstheme="minorBidi"/>
+              <w:smallCaps w:val="0"/>
               <w:noProof/>
+              <w:kern w:val="2"/>
+              <w:sz w:val="24"/>
+              <w:szCs w:val="24"/>
+              <w14:ligatures w14:val="standardContextual"/>
             </w:rPr>
           </w:pPr>
-          <w:hyperlink w:anchor="_Toc197182507" w:history="1">
+          <w:hyperlink w:anchor="_Toc200921885" w:history="1">
             <w:r>
               <w:rPr>
                 <w:rStyle w:val="Hyperlink"/>
@@ -1257,7 +1296,7 @@
                 <w:noProof/>
                 <w:webHidden/>
               </w:rPr>
-              <w:instrText xml:space="preserve"> PAGEREF _Toc197182507 \h </w:instrText>
+              <w:instrText xml:space="preserve"> PAGEREF _Toc200921885 \h </w:instrText>
             </w:r>
             <w:r>
               <w:rPr>
@@ -1277,7 +1316,7 @@
                 <w:noProof/>
                 <w:webHidden/>
               </w:rPr>
-              <w:t>6</w:t>
+              <w:t>5</w:t>
             </w:r>
             <w:r>
               <w:rPr>
@@ -1295,10 +1334,16 @@
               <w:tab w:val="right" w:leader="dot" w:pos="9016"/>
             </w:tabs>
             <w:rPr>
+              <w:rFonts w:eastAsiaTheme="minorEastAsia" w:cstheme="minorBidi"/>
+              <w:smallCaps w:val="0"/>
               <w:noProof/>
+              <w:kern w:val="2"/>
+              <w:sz w:val="24"/>
+              <w:szCs w:val="24"/>
+              <w14:ligatures w14:val="standardContextual"/>
             </w:rPr>
           </w:pPr>
-          <w:hyperlink w:anchor="_Toc197182508" w:history="1">
+          <w:hyperlink w:anchor="_Toc200921886" w:history="1">
             <w:r>
               <w:rPr>
                 <w:rStyle w:val="Hyperlink"/>
@@ -1325,7 +1370,7 @@
                 <w:noProof/>
                 <w:webHidden/>
               </w:rPr>
-              <w:instrText xml:space="preserve"> PAGEREF _Toc197182508 \h </w:instrText>
+              <w:instrText xml:space="preserve"> PAGEREF _Toc200921886 \h </w:instrText>
             </w:r>
             <w:r>
               <w:rPr>
@@ -1345,7 +1390,831 @@
                 <w:noProof/>
                 <w:webHidden/>
               </w:rPr>
-              <w:t>7</w:t>
+              <w:t>5</w:t>
+            </w:r>
+            <w:r>
+              <w:rPr>
+                <w:noProof/>
+                <w:webHidden/>
+              </w:rPr>
+              <w:fldChar w:fldCharType="end"/>
+            </w:r>
+          </w:hyperlink>
+        </w:p>
+        <w:p>
+          <w:pPr>
+            <w:pStyle w:val="TOC1"/>
+            <w:tabs>
+              <w:tab w:val="right" w:leader="dot" w:pos="9016"/>
+            </w:tabs>
+            <w:rPr>
+              <w:rFonts w:eastAsiaTheme="minorEastAsia" w:cstheme="minorBidi"/>
+              <w:b w:val="0"/>
+              <w:bCs w:val="0"/>
+              <w:caps w:val="0"/>
+              <w:noProof/>
+              <w:kern w:val="2"/>
+              <w:sz w:val="24"/>
+              <w:szCs w:val="24"/>
+              <w14:ligatures w14:val="standardContextual"/>
+            </w:rPr>
+          </w:pPr>
+          <w:hyperlink w:anchor="_Toc200921887" w:history="1">
+            <w:r>
+              <w:rPr>
+                <w:rStyle w:val="Hyperlink"/>
+                <w:noProof/>
+              </w:rPr>
+              <w:t>Budowa pierwszego modelu</w:t>
+            </w:r>
+            <w:r>
+              <w:rPr>
+                <w:noProof/>
+                <w:webHidden/>
+              </w:rPr>
+              <w:tab/>
+            </w:r>
+            <w:r>
+              <w:rPr>
+                <w:noProof/>
+                <w:webHidden/>
+              </w:rPr>
+              <w:fldChar w:fldCharType="begin"/>
+            </w:r>
+            <w:r>
+              <w:rPr>
+                <w:noProof/>
+                <w:webHidden/>
+              </w:rPr>
+              <w:instrText xml:space="preserve"> PAGEREF _Toc200921887 \h </w:instrText>
+            </w:r>
+            <w:r>
+              <w:rPr>
+                <w:noProof/>
+                <w:webHidden/>
+              </w:rPr>
+            </w:r>
+            <w:r>
+              <w:rPr>
+                <w:noProof/>
+                <w:webHidden/>
+              </w:rPr>
+              <w:fldChar w:fldCharType="separate"/>
+            </w:r>
+            <w:r>
+              <w:rPr>
+                <w:noProof/>
+                <w:webHidden/>
+              </w:rPr>
+              <w:t>6</w:t>
+            </w:r>
+            <w:r>
+              <w:rPr>
+                <w:noProof/>
+                <w:webHidden/>
+              </w:rPr>
+              <w:fldChar w:fldCharType="end"/>
+            </w:r>
+          </w:hyperlink>
+        </w:p>
+        <w:p>
+          <w:pPr>
+            <w:pStyle w:val="TOC2"/>
+            <w:tabs>
+              <w:tab w:val="right" w:leader="dot" w:pos="9016"/>
+            </w:tabs>
+            <w:rPr>
+              <w:rFonts w:eastAsiaTheme="minorEastAsia" w:cstheme="minorBidi"/>
+              <w:smallCaps w:val="0"/>
+              <w:noProof/>
+              <w:kern w:val="2"/>
+              <w:sz w:val="24"/>
+              <w:szCs w:val="24"/>
+              <w14:ligatures w14:val="standardContextual"/>
+            </w:rPr>
+          </w:pPr>
+          <w:hyperlink w:anchor="_Toc200921888" w:history="1">
+            <w:r>
+              <w:rPr>
+                <w:rStyle w:val="Hyperlink"/>
+                <w:noProof/>
+              </w:rPr>
+              <w:t>Dobór pierwszych zmiennych za pomocą metody Hellwiga</w:t>
+            </w:r>
+            <w:r>
+              <w:rPr>
+                <w:noProof/>
+                <w:webHidden/>
+              </w:rPr>
+              <w:tab/>
+            </w:r>
+            <w:r>
+              <w:rPr>
+                <w:noProof/>
+                <w:webHidden/>
+              </w:rPr>
+              <w:fldChar w:fldCharType="begin"/>
+            </w:r>
+            <w:r>
+              <w:rPr>
+                <w:noProof/>
+                <w:webHidden/>
+              </w:rPr>
+              <w:instrText xml:space="preserve"> PAGEREF _Toc200921888 \h </w:instrText>
+            </w:r>
+            <w:r>
+              <w:rPr>
+                <w:noProof/>
+                <w:webHidden/>
+              </w:rPr>
+            </w:r>
+            <w:r>
+              <w:rPr>
+                <w:noProof/>
+                <w:webHidden/>
+              </w:rPr>
+              <w:fldChar w:fldCharType="separate"/>
+            </w:r>
+            <w:r>
+              <w:rPr>
+                <w:noProof/>
+                <w:webHidden/>
+              </w:rPr>
+              <w:t>6</w:t>
+            </w:r>
+            <w:r>
+              <w:rPr>
+                <w:noProof/>
+                <w:webHidden/>
+              </w:rPr>
+              <w:fldChar w:fldCharType="end"/>
+            </w:r>
+          </w:hyperlink>
+        </w:p>
+        <w:p>
+          <w:pPr>
+            <w:pStyle w:val="TOC2"/>
+            <w:tabs>
+              <w:tab w:val="right" w:leader="dot" w:pos="9016"/>
+            </w:tabs>
+            <w:rPr>
+              <w:rFonts w:eastAsiaTheme="minorEastAsia" w:cstheme="minorBidi"/>
+              <w:smallCaps w:val="0"/>
+              <w:noProof/>
+              <w:kern w:val="2"/>
+              <w:sz w:val="24"/>
+              <w:szCs w:val="24"/>
+              <w14:ligatures w14:val="standardContextual"/>
+            </w:rPr>
+          </w:pPr>
+          <w:hyperlink w:anchor="_Toc200921889" w:history="1">
+            <w:r>
+              <w:rPr>
+                <w:rStyle w:val="Hyperlink"/>
+                <w:noProof/>
+              </w:rPr>
+              <w:t>Analiza przeprowadzoych testów i statystyk dla modelu pierwszego</w:t>
+            </w:r>
+            <w:r>
+              <w:rPr>
+                <w:noProof/>
+                <w:webHidden/>
+              </w:rPr>
+              <w:tab/>
+            </w:r>
+            <w:r>
+              <w:rPr>
+                <w:noProof/>
+                <w:webHidden/>
+              </w:rPr>
+              <w:fldChar w:fldCharType="begin"/>
+            </w:r>
+            <w:r>
+              <w:rPr>
+                <w:noProof/>
+                <w:webHidden/>
+              </w:rPr>
+              <w:instrText xml:space="preserve"> PAGEREF _Toc200921889 \h </w:instrText>
+            </w:r>
+            <w:r>
+              <w:rPr>
+                <w:noProof/>
+                <w:webHidden/>
+              </w:rPr>
+            </w:r>
+            <w:r>
+              <w:rPr>
+                <w:noProof/>
+                <w:webHidden/>
+              </w:rPr>
+              <w:fldChar w:fldCharType="separate"/>
+            </w:r>
+            <w:r>
+              <w:rPr>
+                <w:noProof/>
+                <w:webHidden/>
+              </w:rPr>
+              <w:t>8</w:t>
+            </w:r>
+            <w:r>
+              <w:rPr>
+                <w:noProof/>
+                <w:webHidden/>
+              </w:rPr>
+              <w:fldChar w:fldCharType="end"/>
+            </w:r>
+          </w:hyperlink>
+        </w:p>
+        <w:p>
+          <w:pPr>
+            <w:pStyle w:val="TOC3"/>
+            <w:tabs>
+              <w:tab w:val="right" w:leader="dot" w:pos="9016"/>
+            </w:tabs>
+            <w:rPr>
+              <w:rFonts w:eastAsiaTheme="minorEastAsia" w:cstheme="minorBidi"/>
+              <w:i w:val="0"/>
+              <w:iCs w:val="0"/>
+              <w:noProof/>
+              <w:kern w:val="2"/>
+              <w:sz w:val="24"/>
+              <w:szCs w:val="24"/>
+              <w14:ligatures w14:val="standardContextual"/>
+            </w:rPr>
+          </w:pPr>
+          <w:hyperlink w:anchor="_Toc200921890" w:history="1">
+            <w:r>
+              <w:rPr>
+                <w:rStyle w:val="Hyperlink"/>
+                <w:noProof/>
+              </w:rPr>
+              <w:t>Współczynnik determinacji</w:t>
+            </w:r>
+            <w:r>
+              <w:rPr>
+                <w:noProof/>
+                <w:webHidden/>
+              </w:rPr>
+              <w:tab/>
+            </w:r>
+            <w:r>
+              <w:rPr>
+                <w:noProof/>
+                <w:webHidden/>
+              </w:rPr>
+              <w:fldChar w:fldCharType="begin"/>
+            </w:r>
+            <w:r>
+              <w:rPr>
+                <w:noProof/>
+                <w:webHidden/>
+              </w:rPr>
+              <w:instrText xml:space="preserve"> PAGEREF _Toc200921890 \h </w:instrText>
+            </w:r>
+            <w:r>
+              <w:rPr>
+                <w:noProof/>
+                <w:webHidden/>
+              </w:rPr>
+            </w:r>
+            <w:r>
+              <w:rPr>
+                <w:noProof/>
+                <w:webHidden/>
+              </w:rPr>
+              <w:fldChar w:fldCharType="separate"/>
+            </w:r>
+            <w:r>
+              <w:rPr>
+                <w:noProof/>
+                <w:webHidden/>
+              </w:rPr>
+              <w:t>8</w:t>
+            </w:r>
+            <w:r>
+              <w:rPr>
+                <w:noProof/>
+                <w:webHidden/>
+              </w:rPr>
+              <w:fldChar w:fldCharType="end"/>
+            </w:r>
+          </w:hyperlink>
+        </w:p>
+        <w:p>
+          <w:pPr>
+            <w:pStyle w:val="TOC3"/>
+            <w:tabs>
+              <w:tab w:val="right" w:leader="dot" w:pos="9016"/>
+            </w:tabs>
+            <w:rPr>
+              <w:rFonts w:eastAsiaTheme="minorEastAsia" w:cstheme="minorBidi"/>
+              <w:i w:val="0"/>
+              <w:iCs w:val="0"/>
+              <w:noProof/>
+              <w:kern w:val="2"/>
+              <w:sz w:val="24"/>
+              <w:szCs w:val="24"/>
+              <w14:ligatures w14:val="standardContextual"/>
+            </w:rPr>
+          </w:pPr>
+          <w:hyperlink w:anchor="_Toc200921891" w:history="1">
+            <w:r>
+              <w:rPr>
+                <w:rStyle w:val="Hyperlink"/>
+                <w:noProof/>
+              </w:rPr>
+              <w:t>Podstawowe statystki reszt</w:t>
+            </w:r>
+            <w:r>
+              <w:rPr>
+                <w:noProof/>
+                <w:webHidden/>
+              </w:rPr>
+              <w:tab/>
+            </w:r>
+            <w:r>
+              <w:rPr>
+                <w:noProof/>
+                <w:webHidden/>
+              </w:rPr>
+              <w:fldChar w:fldCharType="begin"/>
+            </w:r>
+            <w:r>
+              <w:rPr>
+                <w:noProof/>
+                <w:webHidden/>
+              </w:rPr>
+              <w:instrText xml:space="preserve"> PAGEREF _Toc200921891 \h </w:instrText>
+            </w:r>
+            <w:r>
+              <w:rPr>
+                <w:noProof/>
+                <w:webHidden/>
+              </w:rPr>
+            </w:r>
+            <w:r>
+              <w:rPr>
+                <w:noProof/>
+                <w:webHidden/>
+              </w:rPr>
+              <w:fldChar w:fldCharType="separate"/>
+            </w:r>
+            <w:r>
+              <w:rPr>
+                <w:noProof/>
+                <w:webHidden/>
+              </w:rPr>
+              <w:t>8</w:t>
+            </w:r>
+            <w:r>
+              <w:rPr>
+                <w:noProof/>
+                <w:webHidden/>
+              </w:rPr>
+              <w:fldChar w:fldCharType="end"/>
+            </w:r>
+          </w:hyperlink>
+        </w:p>
+        <w:p>
+          <w:pPr>
+            <w:pStyle w:val="TOC3"/>
+            <w:tabs>
+              <w:tab w:val="right" w:leader="dot" w:pos="9016"/>
+            </w:tabs>
+            <w:rPr>
+              <w:rFonts w:eastAsiaTheme="minorEastAsia" w:cstheme="minorBidi"/>
+              <w:i w:val="0"/>
+              <w:iCs w:val="0"/>
+              <w:noProof/>
+              <w:kern w:val="2"/>
+              <w:sz w:val="24"/>
+              <w:szCs w:val="24"/>
+              <w14:ligatures w14:val="standardContextual"/>
+            </w:rPr>
+          </w:pPr>
+          <w:hyperlink w:anchor="_Toc200921892" w:history="1">
+            <w:r>
+              <w:rPr>
+                <w:rStyle w:val="Hyperlink"/>
+                <w:noProof/>
+              </w:rPr>
+              <w:t>Test Normalności Shapiro-Wilka dla reszt</w:t>
+            </w:r>
+            <w:r>
+              <w:rPr>
+                <w:noProof/>
+                <w:webHidden/>
+              </w:rPr>
+              <w:tab/>
+            </w:r>
+            <w:r>
+              <w:rPr>
+                <w:noProof/>
+                <w:webHidden/>
+              </w:rPr>
+              <w:fldChar w:fldCharType="begin"/>
+            </w:r>
+            <w:r>
+              <w:rPr>
+                <w:noProof/>
+                <w:webHidden/>
+              </w:rPr>
+              <w:instrText xml:space="preserve"> PAGEREF _Toc200921892 \h </w:instrText>
+            </w:r>
+            <w:r>
+              <w:rPr>
+                <w:noProof/>
+                <w:webHidden/>
+              </w:rPr>
+            </w:r>
+            <w:r>
+              <w:rPr>
+                <w:noProof/>
+                <w:webHidden/>
+              </w:rPr>
+              <w:fldChar w:fldCharType="separate"/>
+            </w:r>
+            <w:r>
+              <w:rPr>
+                <w:noProof/>
+                <w:webHidden/>
+              </w:rPr>
+              <w:t>9</w:t>
+            </w:r>
+            <w:r>
+              <w:rPr>
+                <w:noProof/>
+                <w:webHidden/>
+              </w:rPr>
+              <w:fldChar w:fldCharType="end"/>
+            </w:r>
+          </w:hyperlink>
+        </w:p>
+        <w:p>
+          <w:pPr>
+            <w:pStyle w:val="TOC3"/>
+            <w:tabs>
+              <w:tab w:val="right" w:leader="dot" w:pos="9016"/>
+            </w:tabs>
+            <w:rPr>
+              <w:rFonts w:eastAsiaTheme="minorEastAsia" w:cstheme="minorBidi"/>
+              <w:i w:val="0"/>
+              <w:iCs w:val="0"/>
+              <w:noProof/>
+              <w:kern w:val="2"/>
+              <w:sz w:val="24"/>
+              <w:szCs w:val="24"/>
+              <w14:ligatures w14:val="standardContextual"/>
+            </w:rPr>
+          </w:pPr>
+          <w:hyperlink w:anchor="_Toc200921893" w:history="1">
+            <w:r>
+              <w:rPr>
+                <w:rStyle w:val="Hyperlink"/>
+                <w:noProof/>
+              </w:rPr>
+              <w:t>Test Kołmogorowa-Smirnowa dla rozkładu normalnego reszt</w:t>
+            </w:r>
+            <w:r>
+              <w:rPr>
+                <w:noProof/>
+                <w:webHidden/>
+              </w:rPr>
+              <w:tab/>
+            </w:r>
+            <w:r>
+              <w:rPr>
+                <w:noProof/>
+                <w:webHidden/>
+              </w:rPr>
+              <w:fldChar w:fldCharType="begin"/>
+            </w:r>
+            <w:r>
+              <w:rPr>
+                <w:noProof/>
+                <w:webHidden/>
+              </w:rPr>
+              <w:instrText xml:space="preserve"> PAGEREF _Toc200921893 \h </w:instrText>
+            </w:r>
+            <w:r>
+              <w:rPr>
+                <w:noProof/>
+                <w:webHidden/>
+              </w:rPr>
+            </w:r>
+            <w:r>
+              <w:rPr>
+                <w:noProof/>
+                <w:webHidden/>
+              </w:rPr>
+              <w:fldChar w:fldCharType="separate"/>
+            </w:r>
+            <w:r>
+              <w:rPr>
+                <w:noProof/>
+                <w:webHidden/>
+              </w:rPr>
+              <w:t>10</w:t>
+            </w:r>
+            <w:r>
+              <w:rPr>
+                <w:noProof/>
+                <w:webHidden/>
+              </w:rPr>
+              <w:fldChar w:fldCharType="end"/>
+            </w:r>
+          </w:hyperlink>
+        </w:p>
+        <w:p>
+          <w:pPr>
+            <w:pStyle w:val="TOC3"/>
+            <w:tabs>
+              <w:tab w:val="right" w:leader="dot" w:pos="9016"/>
+            </w:tabs>
+            <w:rPr>
+              <w:rFonts w:eastAsiaTheme="minorEastAsia" w:cstheme="minorBidi"/>
+              <w:i w:val="0"/>
+              <w:iCs w:val="0"/>
+              <w:noProof/>
+              <w:kern w:val="2"/>
+              <w:sz w:val="24"/>
+              <w:szCs w:val="24"/>
+              <w14:ligatures w14:val="standardContextual"/>
+            </w:rPr>
+          </w:pPr>
+          <w:hyperlink w:anchor="_Toc200921894" w:history="1">
+            <w:r>
+              <w:rPr>
+                <w:rStyle w:val="Hyperlink"/>
+                <w:noProof/>
+              </w:rPr>
+              <w:t>Test Jarque-Bera dla reszt</w:t>
+            </w:r>
+            <w:r>
+              <w:rPr>
+                <w:noProof/>
+                <w:webHidden/>
+              </w:rPr>
+              <w:tab/>
+            </w:r>
+            <w:r>
+              <w:rPr>
+                <w:noProof/>
+                <w:webHidden/>
+              </w:rPr>
+              <w:fldChar w:fldCharType="begin"/>
+            </w:r>
+            <w:r>
+              <w:rPr>
+                <w:noProof/>
+                <w:webHidden/>
+              </w:rPr>
+              <w:instrText xml:space="preserve"> PAGEREF _Toc200921894 \h </w:instrText>
+            </w:r>
+            <w:r>
+              <w:rPr>
+                <w:noProof/>
+                <w:webHidden/>
+              </w:rPr>
+            </w:r>
+            <w:r>
+              <w:rPr>
+                <w:noProof/>
+                <w:webHidden/>
+              </w:rPr>
+              <w:fldChar w:fldCharType="separate"/>
+            </w:r>
+            <w:r>
+              <w:rPr>
+                <w:noProof/>
+                <w:webHidden/>
+              </w:rPr>
+              <w:t>10</w:t>
+            </w:r>
+            <w:r>
+              <w:rPr>
+                <w:noProof/>
+                <w:webHidden/>
+              </w:rPr>
+              <w:fldChar w:fldCharType="end"/>
+            </w:r>
+          </w:hyperlink>
+        </w:p>
+        <w:p>
+          <w:pPr>
+            <w:pStyle w:val="TOC3"/>
+            <w:tabs>
+              <w:tab w:val="right" w:leader="dot" w:pos="9016"/>
+            </w:tabs>
+            <w:rPr>
+              <w:rFonts w:eastAsiaTheme="minorEastAsia" w:cstheme="minorBidi"/>
+              <w:i w:val="0"/>
+              <w:iCs w:val="0"/>
+              <w:noProof/>
+              <w:kern w:val="2"/>
+              <w:sz w:val="24"/>
+              <w:szCs w:val="24"/>
+              <w14:ligatures w14:val="standardContextual"/>
+            </w:rPr>
+          </w:pPr>
+          <w:hyperlink w:anchor="_Toc200921895" w:history="1">
+            <w:r>
+              <w:rPr>
+                <w:rStyle w:val="Hyperlink"/>
+                <w:noProof/>
+              </w:rPr>
+              <w:t>Test Breuscha-Pagana na badanie heterodeskadyczności</w:t>
+            </w:r>
+            <w:r>
+              <w:rPr>
+                <w:noProof/>
+                <w:webHidden/>
+              </w:rPr>
+              <w:tab/>
+            </w:r>
+            <w:r>
+              <w:rPr>
+                <w:noProof/>
+                <w:webHidden/>
+              </w:rPr>
+              <w:fldChar w:fldCharType="begin"/>
+            </w:r>
+            <w:r>
+              <w:rPr>
+                <w:noProof/>
+                <w:webHidden/>
+              </w:rPr>
+              <w:instrText xml:space="preserve"> PAGEREF _Toc200921895 \h </w:instrText>
+            </w:r>
+            <w:r>
+              <w:rPr>
+                <w:noProof/>
+                <w:webHidden/>
+              </w:rPr>
+            </w:r>
+            <w:r>
+              <w:rPr>
+                <w:noProof/>
+                <w:webHidden/>
+              </w:rPr>
+              <w:fldChar w:fldCharType="separate"/>
+            </w:r>
+            <w:r>
+              <w:rPr>
+                <w:noProof/>
+                <w:webHidden/>
+              </w:rPr>
+              <w:t>11</w:t>
+            </w:r>
+            <w:r>
+              <w:rPr>
+                <w:noProof/>
+                <w:webHidden/>
+              </w:rPr>
+              <w:fldChar w:fldCharType="end"/>
+            </w:r>
+          </w:hyperlink>
+        </w:p>
+        <w:p>
+          <w:pPr>
+            <w:pStyle w:val="TOC3"/>
+            <w:tabs>
+              <w:tab w:val="right" w:leader="dot" w:pos="9016"/>
+            </w:tabs>
+            <w:rPr>
+              <w:rFonts w:eastAsiaTheme="minorEastAsia" w:cstheme="minorBidi"/>
+              <w:i w:val="0"/>
+              <w:iCs w:val="0"/>
+              <w:noProof/>
+              <w:kern w:val="2"/>
+              <w:sz w:val="24"/>
+              <w:szCs w:val="24"/>
+              <w14:ligatures w14:val="standardContextual"/>
+            </w:rPr>
+          </w:pPr>
+          <w:hyperlink w:anchor="_Toc200921896" w:history="1">
+            <w:r>
+              <w:rPr>
+                <w:rStyle w:val="Hyperlink"/>
+                <w:noProof/>
+              </w:rPr>
+              <w:t>Test White'a na badanie heterodeskadyczności</w:t>
+            </w:r>
+            <w:r>
+              <w:rPr>
+                <w:noProof/>
+                <w:webHidden/>
+              </w:rPr>
+              <w:tab/>
+            </w:r>
+            <w:r>
+              <w:rPr>
+                <w:noProof/>
+                <w:webHidden/>
+              </w:rPr>
+              <w:fldChar w:fldCharType="begin"/>
+            </w:r>
+            <w:r>
+              <w:rPr>
+                <w:noProof/>
+                <w:webHidden/>
+              </w:rPr>
+              <w:instrText xml:space="preserve"> PAGEREF _Toc200921896 \h </w:instrText>
+            </w:r>
+            <w:r>
+              <w:rPr>
+                <w:noProof/>
+                <w:webHidden/>
+              </w:rPr>
+            </w:r>
+            <w:r>
+              <w:rPr>
+                <w:noProof/>
+                <w:webHidden/>
+              </w:rPr>
+              <w:fldChar w:fldCharType="separate"/>
+            </w:r>
+            <w:r>
+              <w:rPr>
+                <w:noProof/>
+                <w:webHidden/>
+              </w:rPr>
+              <w:t>11</w:t>
+            </w:r>
+            <w:r>
+              <w:rPr>
+                <w:noProof/>
+                <w:webHidden/>
+              </w:rPr>
+              <w:fldChar w:fldCharType="end"/>
+            </w:r>
+          </w:hyperlink>
+        </w:p>
+        <w:p>
+          <w:pPr>
+            <w:pStyle w:val="TOC3"/>
+            <w:tabs>
+              <w:tab w:val="right" w:leader="dot" w:pos="9016"/>
+            </w:tabs>
+            <w:rPr>
+              <w:rFonts w:eastAsiaTheme="minorEastAsia" w:cstheme="minorBidi"/>
+              <w:i w:val="0"/>
+              <w:iCs w:val="0"/>
+              <w:noProof/>
+              <w:kern w:val="2"/>
+              <w:sz w:val="24"/>
+              <w:szCs w:val="24"/>
+              <w14:ligatures w14:val="standardContextual"/>
+            </w:rPr>
+          </w:pPr>
+          <w:hyperlink w:anchor="_Toc200921897" w:history="1">
+            <w:r>
+              <w:rPr>
+                <w:rStyle w:val="Hyperlink"/>
+                <w:noProof/>
+              </w:rPr>
+              <w:t>Test VIF na badanie współliniowości</w:t>
+            </w:r>
+            <w:r>
+              <w:rPr>
+                <w:noProof/>
+                <w:webHidden/>
+              </w:rPr>
+              <w:tab/>
+            </w:r>
+            <w:r>
+              <w:rPr>
+                <w:noProof/>
+                <w:webHidden/>
+              </w:rPr>
+              <w:fldChar w:fldCharType="begin"/>
+            </w:r>
+            <w:r>
+              <w:rPr>
+                <w:noProof/>
+                <w:webHidden/>
+              </w:rPr>
+              <w:instrText xml:space="preserve"> PAGEREF _Toc200921897 \h </w:instrText>
+            </w:r>
+            <w:r>
+              <w:rPr>
+                <w:noProof/>
+                <w:webHidden/>
+              </w:rPr>
+            </w:r>
+            <w:r>
+              <w:rPr>
+                <w:noProof/>
+                <w:webHidden/>
+              </w:rPr>
+              <w:fldChar w:fldCharType="separate"/>
+            </w:r>
+            <w:r>
+              <w:rPr>
+                <w:noProof/>
+                <w:webHidden/>
+              </w:rPr>
+              <w:t>12</w:t>
             </w:r>
             <w:r>
               <w:rPr>
@@ -1394,7 +2263,7 @@
           <w:rFonts w:asciiTheme="minorHAnsi" w:eastAsia="Times New Roman" w:hAnsiTheme="minorHAnsi"/>
         </w:rPr>
       </w:pPr>
-      <w:bookmarkStart w:id="0" w:name="_Toc197182500"/>
+      <w:bookmarkStart w:id="0" w:name="_Toc200921878"/>
       <w:r>
         <w:rPr>
           <w:rFonts w:asciiTheme="minorHAnsi" w:eastAsia="Times New Roman" w:hAnsiTheme="minorHAnsi"/>
@@ -1418,7 +2287,7 @@
           <w:rFonts w:asciiTheme="minorHAnsi" w:hAnsiTheme="minorHAnsi"/>
         </w:rPr>
       </w:pPr>
-      <w:bookmarkStart w:id="1" w:name="_Toc197182501"/>
+      <w:bookmarkStart w:id="1" w:name="_Toc200921879"/>
       <w:r>
         <w:rPr>
           <w:rFonts w:asciiTheme="minorHAnsi" w:hAnsiTheme="minorHAnsi"/>
@@ -1558,7 +2427,7 @@
           <w:rFonts w:asciiTheme="minorHAnsi" w:hAnsiTheme="minorHAnsi"/>
         </w:rPr>
       </w:pPr>
-      <w:bookmarkStart w:id="2" w:name="_Toc197182502"/>
+      <w:bookmarkStart w:id="2" w:name="_Toc200921880"/>
       <w:r>
         <w:rPr>
           <w:rFonts w:asciiTheme="minorHAnsi" w:hAnsiTheme="minorHAnsi"/>
@@ -2655,20 +3524,20 @@
           <w:rFonts w:asciiTheme="minorHAnsi" w:hAnsiTheme="minorHAnsi"/>
         </w:rPr>
       </w:pPr>
-      <w:bookmarkStart w:id="3" w:name="_Toc197182503"/>
+      <w:bookmarkStart w:id="3" w:name="_Toc200921881"/>
       <w:r>
         <w:rPr>
           <w:rFonts w:asciiTheme="minorHAnsi" w:hAnsiTheme="minorHAnsi"/>
         </w:rPr>
         <w:t>Podstawowe statystyki</w:t>
       </w:r>
+      <w:r>
+        <w:rPr>
+          <w:rFonts w:asciiTheme="minorHAnsi" w:hAnsiTheme="minorHAnsi"/>
+        </w:rPr>
+        <w:t xml:space="preserve"> zmiennych opisujących</w:t>
+      </w:r>
       <w:bookmarkEnd w:id="3"/>
-      <w:r>
-        <w:rPr>
-          <w:rFonts w:asciiTheme="minorHAnsi" w:hAnsiTheme="minorHAnsi"/>
-        </w:rPr>
-        <w:t xml:space="preserve"> zmiennych opisujących</w:t>
-      </w:r>
     </w:p>
     <w:tbl>
       <w:tblPr>
@@ -3852,7 +4721,7 @@
           <w:rFonts w:asciiTheme="minorHAnsi" w:hAnsiTheme="minorHAnsi"/>
         </w:rPr>
       </w:pPr>
-      <w:bookmarkStart w:id="4" w:name="_Toc197182504"/>
+      <w:bookmarkStart w:id="4" w:name="_Toc200921882"/>
       <w:r>
         <w:rPr>
           <w:rFonts w:asciiTheme="minorHAnsi" w:hAnsiTheme="minorHAnsi"/>
@@ -6203,7 +7072,7 @@
           <w:rFonts w:asciiTheme="minorHAnsi" w:hAnsiTheme="minorHAnsi"/>
         </w:rPr>
       </w:pPr>
-      <w:bookmarkStart w:id="5" w:name="_Toc197182505"/>
+      <w:bookmarkStart w:id="5" w:name="_Toc200921883"/>
       <w:r>
         <w:rPr>
           <w:rFonts w:asciiTheme="minorHAnsi" w:hAnsiTheme="minorHAnsi"/>
@@ -6220,7 +7089,7 @@
           <w:rFonts w:asciiTheme="minorHAnsi" w:hAnsiTheme="minorHAnsi"/>
         </w:rPr>
       </w:pPr>
-      <w:bookmarkStart w:id="6" w:name="_Toc197182506"/>
+      <w:bookmarkStart w:id="6" w:name="_Toc200921884"/>
       <w:r>
         <w:rPr>
           <w:rFonts w:asciiTheme="minorHAnsi" w:hAnsiTheme="minorHAnsi"/>
@@ -7019,7 +7888,7 @@
           <w:rFonts w:asciiTheme="minorHAnsi" w:hAnsiTheme="minorHAnsi"/>
         </w:rPr>
       </w:pPr>
-      <w:bookmarkStart w:id="7" w:name="_Toc197182507"/>
+      <w:bookmarkStart w:id="7" w:name="_Toc200921885"/>
       <w:r>
         <w:rPr>
           <w:rFonts w:asciiTheme="minorHAnsi" w:hAnsiTheme="minorHAnsi"/>
@@ -7160,7 +8029,7 @@
           <w:rFonts w:asciiTheme="minorHAnsi" w:hAnsiTheme="minorHAnsi"/>
         </w:rPr>
       </w:pPr>
-      <w:bookmarkStart w:id="8" w:name="_Toc197182508"/>
+      <w:bookmarkStart w:id="8" w:name="_Toc200921886"/>
       <w:r>
         <w:rPr>
           <w:rFonts w:asciiTheme="minorHAnsi" w:hAnsiTheme="minorHAnsi"/>
@@ -8576,12 +9445,14 @@
           <w:rFonts w:asciiTheme="minorHAnsi" w:hAnsiTheme="minorHAnsi"/>
         </w:rPr>
       </w:pPr>
+      <w:bookmarkStart w:id="9" w:name="_Toc200921887"/>
       <w:r>
         <w:rPr>
           <w:rFonts w:asciiTheme="minorHAnsi" w:hAnsiTheme="minorHAnsi"/>
         </w:rPr>
         <w:t>Budowa pierwszego modelu</w:t>
       </w:r>
+      <w:bookmarkEnd w:id="9"/>
     </w:p>
     <w:p>
       <w:pPr>
@@ -8590,97 +9461,79 @@
           <w:rFonts w:asciiTheme="minorHAnsi" w:hAnsiTheme="minorHAnsi"/>
         </w:rPr>
       </w:pPr>
+      <w:bookmarkStart w:id="10" w:name="_Toc200921888"/>
       <w:r>
         <w:rPr>
           <w:rFonts w:asciiTheme="minorHAnsi" w:hAnsiTheme="minorHAnsi"/>
         </w:rPr>
         <w:t>Dobór pierwszych zmiennych za pomocą metody Hellwiga</w:t>
       </w:r>
-    </w:p>
-    <w:p>
-      <w:pPr>
-        <w:rPr>
-          <w:rFonts w:asciiTheme="minorHAnsi" w:hAnsiTheme="minorHAnsi"/>
-        </w:rPr>
-      </w:pPr>
-      <w:r>
-        <w:rPr>
-          <w:rFonts w:asciiTheme="minorHAnsi" w:hAnsiTheme="minorHAnsi"/>
-        </w:rPr>
-        <w:t xml:space="preserve">Jako zmienne kandytujące uznajemuy zmienne, które miały korelację ze zmienną opisywaną </w:t>
-      </w:r>
-      <w:r>
-        <w:rPr>
-          <w:rFonts w:asciiTheme="minorHAnsi" w:hAnsiTheme="minorHAnsi"/>
-          <w:b/>
-          <w:bCs/>
-        </w:rPr>
-        <w:t>≥ 0.1</w:t>
-      </w:r>
-      <w:r>
-        <w:rPr>
-          <w:rFonts w:asciiTheme="minorHAnsi" w:hAnsiTheme="minorHAnsi"/>
-        </w:rPr>
-        <w:t>. Takich zmiennych było 22. Dla nich obliczamy w</w:t>
-      </w:r>
-      <w:r>
-        <w:rPr>
-          <w:rFonts w:asciiTheme="minorHAnsi" w:hAnsiTheme="minorHAnsi"/>
-        </w:rPr>
-        <w:t>skaźniki pojemności informacyjnej</w:t>
-      </w:r>
-      <w:r>
-        <w:rPr>
-          <w:rFonts w:asciiTheme="minorHAnsi" w:hAnsiTheme="minorHAnsi"/>
-        </w:rPr>
-        <w:t>.</w:t>
-      </w:r>
-      <w:r>
-        <w:rPr>
-          <w:rFonts w:asciiTheme="minorHAnsi" w:hAnsiTheme="minorHAnsi"/>
-        </w:rPr>
-        <w:br/>
-        <w:t>Dalszy etap doboru wykonujemy obliczając średnią wskaźników oraz wybierając te zmienne, dla których wskaźniki są większe od średniej.</w:t>
-      </w:r>
-      <w:r>
-        <w:rPr>
-          <w:rFonts w:asciiTheme="minorHAnsi" w:hAnsiTheme="minorHAnsi"/>
-        </w:rPr>
-        <w:br/>
-      </w:r>
-      <w:r>
-        <w:rPr>
-          <w:rFonts w:asciiTheme="minorHAnsi" w:hAnsiTheme="minorHAnsi"/>
-        </w:rPr>
-        <w:br/>
-        <w:t xml:space="preserve">Średnia wyszła </w:t>
-      </w:r>
-      <w:r>
-        <w:rPr>
-          <w:rFonts w:asciiTheme="minorHAnsi" w:hAnsiTheme="minorHAnsi"/>
-        </w:rPr>
-        <w:t>0.0175</w:t>
-      </w:r>
-      <w:r>
-        <w:rPr>
-          <w:rFonts w:asciiTheme="minorHAnsi" w:hAnsiTheme="minorHAnsi"/>
-        </w:rPr>
-        <w:t>, a zmiennych, które miały wskaźnik powyżej tej średniej było 9.</w:t>
-      </w:r>
-      <w:r>
-        <w:rPr>
-          <w:rFonts w:asciiTheme="minorHAnsi" w:hAnsiTheme="minorHAnsi"/>
-        </w:rPr>
-        <w:br/>
+      <w:bookmarkEnd w:id="10"/>
+    </w:p>
+    <w:p>
+      <w:pPr>
+        <w:rPr>
+          <w:rFonts w:asciiTheme="minorHAnsi" w:hAnsiTheme="minorHAnsi"/>
+        </w:rPr>
+      </w:pPr>
+      <w:r>
+        <w:rPr>
+          <w:rFonts w:asciiTheme="minorHAnsi" w:hAnsiTheme="minorHAnsi"/>
+        </w:rPr>
+        <w:t>Jako zmienne kandydujące uznajemy te, które miały korelację ze zmienną objaśnianą większą lub równą 0,1. Takich zmiennych było 22. Dla każdej z nich obliczono wskaźniki pojemności informacyjnej.</w:t>
+      </w:r>
+    </w:p>
+    <w:p>
+      <w:pPr>
+        <w:rPr>
+          <w:rFonts w:asciiTheme="minorHAnsi" w:hAnsiTheme="minorHAnsi"/>
+        </w:rPr>
+      </w:pPr>
+    </w:p>
+    <w:p>
+      <w:pPr>
+        <w:rPr>
+          <w:rFonts w:asciiTheme="minorHAnsi" w:hAnsiTheme="minorHAnsi"/>
+        </w:rPr>
+      </w:pPr>
+      <w:r>
+        <w:rPr>
+          <w:rFonts w:asciiTheme="minorHAnsi" w:hAnsiTheme="minorHAnsi"/>
+        </w:rPr>
+        <w:t>W kolejnym etapie doboru obliczono średnią wartość wskaźników, a następnie wybrano te zmienne, których wartość wskaźnika przekraczała średnią.</w:t>
+      </w:r>
+    </w:p>
+    <w:p>
+      <w:pPr>
+        <w:rPr>
+          <w:rFonts w:asciiTheme="minorHAnsi" w:hAnsiTheme="minorHAnsi"/>
+        </w:rPr>
+      </w:pPr>
+    </w:p>
+    <w:p>
+      <w:pPr>
+        <w:rPr>
+          <w:rFonts w:asciiTheme="minorHAnsi" w:hAnsiTheme="minorHAnsi"/>
+        </w:rPr>
+      </w:pPr>
+      <w:r>
+        <w:rPr>
+          <w:rFonts w:asciiTheme="minorHAnsi" w:hAnsiTheme="minorHAnsi"/>
+        </w:rPr>
+        <w:t>Średnia wyniosła 0,0175, a liczba zmiennych o wskaźniku powyżej tej wartości wyniosła 9.</w:t>
+      </w:r>
+      <w:r>
+        <w:rPr>
+          <w:rFonts w:asciiTheme="minorHAnsi" w:hAnsiTheme="minorHAnsi"/>
+        </w:rPr>
+        <w:t xml:space="preserve"> </w:t>
+      </w:r>
+      <w:r>
+        <w:rPr>
+          <w:rFonts w:asciiTheme="minorHAnsi" w:hAnsiTheme="minorHAnsi"/>
+        </w:rPr>
         <w:t>Są to:</w:t>
       </w:r>
-    </w:p>
-    <w:p>
-      <w:pPr>
-        <w:rPr>
-          <w:rFonts w:asciiTheme="minorHAnsi" w:hAnsiTheme="minorHAnsi"/>
-        </w:rPr>
-      </w:pPr>
     </w:p>
     <w:tbl>
       <w:tblPr>
@@ -9130,50 +9983,58 @@
     </w:tbl>
     <w:p>
       <w:pPr>
-        <w:rPr>
-          <w:rFonts w:asciiTheme="minorHAnsi" w:hAnsiTheme="minorHAnsi"/>
-        </w:rPr>
-      </w:pPr>
-    </w:p>
-    <w:p>
-      <w:pPr>
-        <w:rPr>
-          <w:rFonts w:asciiTheme="minorHAnsi" w:hAnsiTheme="minorHAnsi"/>
-        </w:rPr>
-      </w:pPr>
-    </w:p>
-    <w:p>
-      <w:pPr>
-        <w:rPr>
-          <w:rFonts w:asciiTheme="minorHAnsi" w:hAnsiTheme="minorHAnsi"/>
-        </w:rPr>
-      </w:pPr>
-      <w:r>
-        <w:rPr>
-          <w:rFonts w:asciiTheme="minorHAnsi" w:hAnsiTheme="minorHAnsi"/>
-        </w:rPr>
-        <w:t>Podczas dalszej analizy wróciliśmy do momemntu doboru zmiennych za pomocą metody Hellwiga i zauważyliśmy, że być może nie do końca poprawnie są wybierane zmienne zero-jedynkowe, tz. Z danej kategorii do budowy modelu kwalifikuje się tylko jedna zmienna zero-jedynkowa stworzona na podstawie tej kategorii. Można to opisać w ten sposób, iż zmienna ta przechowuję informację, czy dane wejśiowe dla pojedynczego prxypadku są z kategori X, czy też z pozostałych innych.</w:t>
-      </w:r>
-      <w:r>
-        <w:rPr>
-          <w:rFonts w:asciiTheme="minorHAnsi" w:hAnsiTheme="minorHAnsi"/>
-        </w:rPr>
-        <w:br/>
-      </w:r>
-      <w:r>
-        <w:rPr>
-          <w:rFonts w:asciiTheme="minorHAnsi" w:hAnsiTheme="minorHAnsi"/>
-        </w:rPr>
-        <w:br/>
-        <w:t>Dlatego też tą wątpliwość można było rozwiązać na dwa sposoby:</w:t>
-      </w:r>
-    </w:p>
-    <w:p>
-      <w:pPr>
-        <w:pStyle w:val="ListParagraph"/>
+        <w:pStyle w:val="NormalWeb"/>
+        <w:rPr>
+          <w:rFonts w:asciiTheme="minorHAnsi" w:hAnsiTheme="minorHAnsi"/>
+        </w:rPr>
+      </w:pPr>
+      <w:r>
+        <w:rPr>
+          <w:rFonts w:asciiTheme="minorHAnsi" w:hAnsiTheme="minorHAnsi"/>
+        </w:rPr>
+        <w:t xml:space="preserve">Podczas dalszej analizy powróciliśmy do etapu doboru zmiennych za pomocą metody Hellwiga i zauważyliśmy potencjalny problem dotyczący wyboru zmiennych zero-jedynkowych. Zauważyliśmy, że z danej zmiennej kategorycznej do budowy modelu kwalifikuje się zwykle tylko jedna zmienna zero-jedynkowa, utworzona na podstawie tej kategorii. Można to interpretować w ten sposób, że zmienna ta przechowuje informację, czy dane wejściowe dla danego przypadku należą do jednej, konkretnej kategorii </w:t>
+      </w:r>
+      <w:r>
+        <w:rPr>
+          <w:rStyle w:val="katex-mathml"/>
+          <w:rFonts w:asciiTheme="minorHAnsi" w:eastAsiaTheme="majorEastAsia" w:hAnsiTheme="minorHAnsi"/>
+        </w:rPr>
+        <w:t>XX</w:t>
+      </w:r>
+      <w:r>
+        <w:rPr>
+          <w:rStyle w:val="mord"/>
+          <w:rFonts w:asciiTheme="minorHAnsi" w:eastAsiaTheme="majorEastAsia" w:hAnsiTheme="minorHAnsi"/>
+        </w:rPr>
+        <w:t>X</w:t>
+      </w:r>
+      <w:r>
+        <w:rPr>
+          <w:rFonts w:asciiTheme="minorHAnsi" w:hAnsiTheme="minorHAnsi"/>
+        </w:rPr>
+        <w:t>, czy też do pozostałych.</w:t>
+      </w:r>
+    </w:p>
+    <w:p>
+      <w:pPr>
+        <w:pStyle w:val="NormalWeb"/>
+        <w:rPr>
+          <w:rFonts w:asciiTheme="minorHAnsi" w:hAnsiTheme="minorHAnsi"/>
+        </w:rPr>
+      </w:pPr>
+      <w:r>
+        <w:rPr>
+          <w:rFonts w:asciiTheme="minorHAnsi" w:hAnsiTheme="minorHAnsi"/>
+        </w:rPr>
+        <w:t>Wątpliwość tę można było rozwiązać na dwa sposoby:</w:t>
+      </w:r>
+    </w:p>
+    <w:p>
+      <w:pPr>
+        <w:pStyle w:val="NormalWeb"/>
         <w:numPr>
           <w:ilvl w:val="0"/>
-          <w:numId w:val="2"/>
+          <w:numId w:val="4"/>
         </w:numPr>
         <w:rPr>
           <w:rFonts w:asciiTheme="minorHAnsi" w:hAnsiTheme="minorHAnsi"/>
@@ -9183,15 +10044,28 @@
         <w:rPr>
           <w:rFonts w:asciiTheme="minorHAnsi" w:hAnsiTheme="minorHAnsi"/>
         </w:rPr>
-        <w:t>Kwalifikować do modelu zmienne nie patrząc, czy są to zmienne powstałe z kategorii</w:t>
-      </w:r>
-    </w:p>
-    <w:p>
-      <w:pPr>
-        <w:pStyle w:val="ListParagraph"/>
+        <w:t xml:space="preserve">Kwalifikować do modelu zmienne, </w:t>
+      </w:r>
+      <w:r>
+        <w:rPr>
+          <w:rStyle w:val="Strong"/>
+          <w:rFonts w:asciiTheme="minorHAnsi" w:eastAsiaTheme="majorEastAsia" w:hAnsiTheme="minorHAnsi"/>
+        </w:rPr>
+        <w:t>niezależnie od tego</w:t>
+      </w:r>
+      <w:r>
+        <w:rPr>
+          <w:rFonts w:asciiTheme="minorHAnsi" w:hAnsiTheme="minorHAnsi"/>
+        </w:rPr>
+        <w:t>, czy pochodzą z tej samej kategorii kategorycznej.</w:t>
+      </w:r>
+    </w:p>
+    <w:p>
+      <w:pPr>
+        <w:pStyle w:val="NormalWeb"/>
         <w:numPr>
           <w:ilvl w:val="0"/>
-          <w:numId w:val="2"/>
+          <w:numId w:val="4"/>
         </w:numPr>
         <w:rPr>
           <w:rFonts w:asciiTheme="minorHAnsi" w:hAnsiTheme="minorHAnsi"/>
@@ -9201,57 +10075,52 @@
         <w:rPr>
           <w:rFonts w:asciiTheme="minorHAnsi" w:hAnsiTheme="minorHAnsi"/>
         </w:rPr>
-        <w:t xml:space="preserve">Kwalifikować całą kategorię, bądź nie, np. Poprzez wyliczenie średniej lub wartości maksymalnej dla zbioru </w:t>
-      </w:r>
-      <w:r>
-        <w:rPr>
-          <w:rFonts w:asciiTheme="minorHAnsi" w:hAnsiTheme="minorHAnsi"/>
-        </w:rPr>
-        <w:t>w</w:t>
-      </w:r>
-      <w:r>
-        <w:rPr>
-          <w:rFonts w:asciiTheme="minorHAnsi" w:hAnsiTheme="minorHAnsi"/>
-        </w:rPr>
-        <w:t>skaźnik</w:t>
-      </w:r>
-      <w:r>
-        <w:rPr>
-          <w:rFonts w:asciiTheme="minorHAnsi" w:hAnsiTheme="minorHAnsi"/>
-        </w:rPr>
-        <w:t xml:space="preserve">ów </w:t>
-      </w:r>
-      <w:r>
-        <w:rPr>
-          <w:rFonts w:asciiTheme="minorHAnsi" w:hAnsiTheme="minorHAnsi"/>
-        </w:rPr>
-        <w:t>pojemności informacyjnej</w:t>
-      </w:r>
-      <w:r>
-        <w:rPr>
-          <w:rFonts w:asciiTheme="minorHAnsi" w:hAnsiTheme="minorHAnsi"/>
-        </w:rPr>
-        <w:t xml:space="preserve"> dla wsztskich zmiennych z danej kategorii</w:t>
-      </w:r>
-    </w:p>
-    <w:p>
-      <w:pPr>
-        <w:rPr>
-          <w:rFonts w:asciiTheme="minorHAnsi" w:hAnsiTheme="minorHAnsi"/>
-        </w:rPr>
-      </w:pPr>
-    </w:p>
-    <w:p>
-      <w:pPr>
-        <w:rPr>
-          <w:rFonts w:asciiTheme="minorHAnsi" w:hAnsiTheme="minorHAnsi"/>
-        </w:rPr>
-      </w:pPr>
-      <w:r>
-        <w:rPr>
-          <w:rFonts w:asciiTheme="minorHAnsi" w:hAnsiTheme="minorHAnsi"/>
-        </w:rPr>
-        <w:t>Tak jak można zauważyć, wybraliśmy pierwszy sposób (nie wiedząc jeszcze o drugim) i wszytskie testy i optymalizacje zostały przeprowadzone po tym wyborze. Sprawdziliśmy potem także drugą metodę, jednak wtedy pewne testy zaczęły dawać pozytywne wyniki, natomiast inne negatywne. Dlatego decyzja o braku zmiany, gdyż wiązao by to się znów z iteracją I optymalizacją modelu, która już była gotowa i czasochłonna pod pierwszą metodę</w:t>
+        <w:t xml:space="preserve">Kwalifikować </w:t>
+      </w:r>
+      <w:r>
+        <w:rPr>
+          <w:rStyle w:val="Strong"/>
+          <w:rFonts w:asciiTheme="minorHAnsi" w:eastAsiaTheme="majorEastAsia" w:hAnsiTheme="minorHAnsi"/>
+        </w:rPr>
+        <w:t>całą kategorię</w:t>
+      </w:r>
+      <w:r>
+        <w:rPr>
+          <w:rFonts w:asciiTheme="minorHAnsi" w:hAnsiTheme="minorHAnsi"/>
+        </w:rPr>
+        <w:t xml:space="preserve"> lub ją odrzucać, np. na podstawie średniej lub maksymalnej wartości wskaźników pojemności informacyjnej dla wszystkich zmiennych pochodzących z tej kategorii.</w:t>
+      </w:r>
+    </w:p>
+    <w:p>
+      <w:pPr>
+        <w:pStyle w:val="NormalWeb"/>
+        <w:rPr>
+          <w:rFonts w:asciiTheme="minorHAnsi" w:hAnsiTheme="minorHAnsi"/>
+        </w:rPr>
+      </w:pPr>
+      <w:r>
+        <w:rPr>
+          <w:rFonts w:asciiTheme="minorHAnsi" w:hAnsiTheme="minorHAnsi"/>
+        </w:rPr>
+        <w:t xml:space="preserve">W naszej analizie </w:t>
+      </w:r>
+      <w:r>
+        <w:rPr>
+          <w:rFonts w:asciiTheme="minorHAnsi" w:hAnsiTheme="minorHAnsi"/>
+        </w:rPr>
+        <w:t xml:space="preserve">początkowo </w:t>
+      </w:r>
+      <w:r>
+        <w:rPr>
+          <w:rFonts w:asciiTheme="minorHAnsi" w:hAnsiTheme="minorHAnsi"/>
+        </w:rPr>
+        <w:t xml:space="preserve">przyjęliśmy pierwszy sposób. Wszystkie testy i optymalizacje zostały przeprowadzone w oparciu o tę metodę. Po zapoznaniu się z drugim podejściem, sprawdziliśmy je – jednak wyniki były niespójne: niektóre testy dawały pozytywne efekty, inne negatywne. </w:t>
+      </w:r>
+      <w:r>
+        <w:rPr>
+          <w:rFonts w:asciiTheme="minorHAnsi" w:hAnsiTheme="minorHAnsi"/>
+        </w:rPr>
+        <w:t>Po konsultacjach I sugestii zmiany podejścia, zdecydowaliśmy się pominąć te zmienne w procesie doboru Hellwiga, a decyzję o odrzuceniu bądź pozostawiniu zmiennnych kategorycznych podjąć na podstawie testów t-Student na istotność pojedynczych parametrów</w:t>
       </w:r>
       <w:r>
         <w:rPr>
@@ -9262,99 +10131,40 @@
     </w:p>
     <w:p>
       <w:pPr>
-        <w:rPr>
-          <w:rFonts w:asciiTheme="minorHAnsi" w:hAnsiTheme="minorHAnsi"/>
-        </w:rPr>
-      </w:pPr>
-    </w:p>
-    <w:p>
-      <w:pPr>
-        <w:rPr>
-          <w:rFonts w:asciiTheme="minorHAnsi" w:hAnsiTheme="minorHAnsi"/>
-        </w:rPr>
-      </w:pPr>
-      <w:r>
-        <w:rPr>
-          <w:rFonts w:asciiTheme="minorHAnsi" w:hAnsiTheme="minorHAnsi"/>
-        </w:rPr>
-        <w:t>Następnie z wybranych zmiennych został zbudowany model,</w:t>
-      </w:r>
-    </w:p>
-    <w:p>
-      <w:pPr>
-        <w:rPr>
-          <w:rFonts w:asciiTheme="minorHAnsi" w:hAnsiTheme="minorHAnsi"/>
-        </w:rPr>
-      </w:pPr>
-      <w:r>
-        <w:rPr>
-          <w:rFonts w:asciiTheme="minorHAnsi" w:hAnsiTheme="minorHAnsi"/>
-        </w:rPr>
-        <w:t xml:space="preserve"> dla ktorego </w:t>
-      </w:r>
-      <w:r>
-        <w:rPr>
-          <w:rFonts w:asciiTheme="minorHAnsi" w:hAnsiTheme="minorHAnsi"/>
-          <w:b/>
-          <w:bCs/>
-        </w:rPr>
-        <w:t>współczynni</w:t>
-      </w:r>
-      <w:r>
-        <w:rPr>
-          <w:rFonts w:asciiTheme="minorHAnsi" w:hAnsiTheme="minorHAnsi"/>
-          <w:b/>
-          <w:bCs/>
-        </w:rPr>
-        <w:t>k</w:t>
-      </w:r>
-      <w:r>
-        <w:rPr>
-          <w:rFonts w:asciiTheme="minorHAnsi" w:hAnsiTheme="minorHAnsi"/>
-          <w:b/>
-          <w:bCs/>
-        </w:rPr>
-        <w:t xml:space="preserve"> determinacji</w:t>
-      </w:r>
-      <w:r>
-        <w:rPr>
-          <w:rFonts w:asciiTheme="minorHAnsi" w:hAnsiTheme="minorHAnsi"/>
-        </w:rPr>
-        <w:t xml:space="preserve"> wynosi </w:t>
-      </w:r>
-      <w:r>
-        <w:rPr>
-          <w:rFonts w:asciiTheme="minorHAnsi" w:hAnsiTheme="minorHAnsi"/>
-          <w:b/>
-          <w:bCs/>
-        </w:rPr>
-        <w:t>0.403</w:t>
-      </w:r>
-      <w:r>
-        <w:rPr>
-          <w:rFonts w:asciiTheme="minorHAnsi" w:hAnsiTheme="minorHAnsi"/>
-        </w:rPr>
-        <w:t>. Można z tego wnioskować, że model jest dość słaby.</w:t>
-      </w:r>
-    </w:p>
-    <w:p>
-      <w:pPr>
-        <w:rPr>
-          <w:rFonts w:asciiTheme="minorHAnsi" w:hAnsiTheme="minorHAnsi"/>
-        </w:rPr>
-      </w:pPr>
-    </w:p>
-    <w:p>
-      <w:pPr>
-        <w:rPr>
-          <w:rFonts w:asciiTheme="minorHAnsi" w:hAnsiTheme="minorHAnsi"/>
-        </w:rPr>
-      </w:pPr>
-      <w:r>
-        <w:rPr>
-          <w:rFonts w:asciiTheme="minorHAnsi" w:hAnsiTheme="minorHAnsi"/>
-        </w:rPr>
-        <w:t>Oto wzór uzyskanego modelu</w:t>
+        <w:pStyle w:val="NormalWeb"/>
+        <w:rPr>
+          <w:rFonts w:asciiTheme="minorHAnsi" w:hAnsiTheme="minorHAnsi"/>
+        </w:rPr>
+      </w:pPr>
+      <w:r>
+        <w:rPr>
+          <w:rFonts w:asciiTheme="minorHAnsi" w:hAnsiTheme="minorHAnsi"/>
+        </w:rPr>
+        <w:t xml:space="preserve">Na podstawie wybranych zmiennych zbudowano </w:t>
+      </w:r>
+      <w:r>
+        <w:rPr>
+          <w:rFonts w:asciiTheme="minorHAnsi" w:hAnsiTheme="minorHAnsi"/>
+        </w:rPr>
+        <w:t xml:space="preserve">pierwszy </w:t>
+      </w:r>
+      <w:r>
+        <w:rPr>
+          <w:rFonts w:asciiTheme="minorHAnsi" w:hAnsiTheme="minorHAnsi"/>
+        </w:rPr>
+        <w:t>model</w:t>
+      </w:r>
+      <w:r>
+        <w:rPr>
+          <w:rFonts w:asciiTheme="minorHAnsi" w:hAnsiTheme="minorHAnsi"/>
+        </w:rPr>
+        <w:t xml:space="preserve">. </w:t>
+      </w:r>
+      <w:r>
+        <w:rPr>
+          <w:rFonts w:asciiTheme="minorHAnsi" w:hAnsiTheme="minorHAnsi"/>
+        </w:rPr>
+        <w:t>Poniżej przedstawiono wzór uzyskanego modelu:</w:t>
       </w:r>
     </w:p>
     <w:p>
@@ -9393,6 +10203,7 @@
           <w:rFonts w:asciiTheme="minorHAnsi" w:hAnsiTheme="minorHAnsi"/>
         </w:rPr>
       </w:pPr>
+      <w:bookmarkStart w:id="11" w:name="_Toc200921889"/>
       <w:r>
         <w:rPr>
           <w:rFonts w:asciiTheme="minorHAnsi" w:hAnsiTheme="minorHAnsi"/>
@@ -9412,27 +10223,28 @@
         </w:rPr>
         <w:t xml:space="preserve"> i statystyk dla modelu pierwszego</w:t>
       </w:r>
+      <w:bookmarkEnd w:id="11"/>
     </w:p>
     <w:p>
       <w:pPr>
         <w:pStyle w:val="Heading3"/>
       </w:pPr>
+      <w:bookmarkStart w:id="12" w:name="_Toc200921890"/>
       <w:r>
         <w:t>Współczynnik determinacji</w:t>
       </w:r>
-    </w:p>
-    <w:p>
-      <w:pPr>
-        <w:rPr>
-          <w:rFonts w:asciiTheme="minorHAnsi" w:hAnsiTheme="minorHAnsi"/>
-        </w:rPr>
-      </w:pPr>
-      <w:r>
-        <w:rPr>
-          <w:rFonts w:ascii="Helvetica" w:eastAsiaTheme="minorHAnsi" w:hAnsi="Helvetica" w:cs="Helvetica"/>
+      <w:bookmarkEnd w:id="12"/>
+    </w:p>
+    <w:p>
+      <w:pPr>
+        <w:rPr>
+          <w:rFonts w:asciiTheme="minorHAnsi" w:hAnsiTheme="minorHAnsi"/>
+        </w:rPr>
+      </w:pPr>
+      <w:r>
+        <w:rPr>
+          <w:rFonts w:asciiTheme="minorHAnsi" w:eastAsiaTheme="minorHAnsi" w:hAnsiTheme="minorHAnsi" w:cs="Helvetica"/>
           <w:color w:val="000000"/>
-          <w:sz w:val="22"/>
-          <w:szCs w:val="22"/>
           <w:lang w:val="pl-PL" w:eastAsia="en-US"/>
           <w14:ligatures w14:val="standardContextual"/>
         </w:rPr>
@@ -9440,10 +10252,8 @@
       </w:r>
       <w:r>
         <w:rPr>
-          <w:rFonts w:ascii="Helvetica" w:eastAsiaTheme="minorHAnsi" w:hAnsi="Helvetica" w:cs="Helvetica"/>
+          <w:rFonts w:asciiTheme="minorHAnsi" w:eastAsiaTheme="minorHAnsi" w:hAnsiTheme="minorHAnsi" w:cs="Helvetica"/>
           <w:color w:val="000000"/>
-          <w:sz w:val="22"/>
-          <w:szCs w:val="22"/>
           <w:lang w:val="pl-PL" w:eastAsia="en-US"/>
           <w14:ligatures w14:val="standardContextual"/>
         </w:rPr>
@@ -9509,8 +10319,6 @@
           <w:b/>
           <w:bCs/>
           <w:color w:val="000000"/>
-          <w:sz w:val="22"/>
-          <w:szCs w:val="22"/>
           <w:lang w:val="pl-PL" w:eastAsia="en-US"/>
           <w14:ligatures w14:val="standardContextual"/>
         </w:rPr>
@@ -9522,8 +10330,6 @@
           <w:b/>
           <w:bCs/>
           <w:color w:val="000000"/>
-          <w:sz w:val="22"/>
-          <w:szCs w:val="22"/>
           <w:lang w:val="pl-PL" w:eastAsia="en-US"/>
           <w14:ligatures w14:val="standardContextual"/>
         </w:rPr>
@@ -9533,8 +10339,6 @@
         <w:rPr>
           <w:rFonts w:asciiTheme="minorHAnsi" w:eastAsiaTheme="minorHAnsi" w:hAnsiTheme="minorHAnsi" w:cs="Helvetica"/>
           <w:color w:val="000000"/>
-          <w:sz w:val="22"/>
-          <w:szCs w:val="22"/>
           <w:lang w:val="pl-PL" w:eastAsia="en-US"/>
           <w14:ligatures w14:val="standardContextual"/>
         </w:rPr>
@@ -9544,8 +10348,6 @@
         <w:rPr>
           <w:rFonts w:asciiTheme="minorHAnsi" w:eastAsiaTheme="minorHAnsi" w:hAnsiTheme="minorHAnsi" w:cs="Helvetica"/>
           <w:color w:val="000000"/>
-          <w:sz w:val="22"/>
-          <w:szCs w:val="22"/>
           <w:lang w:val="pl-PL" w:eastAsia="en-US"/>
           <w14:ligatures w14:val="standardContextual"/>
         </w:rPr>
@@ -9555,8 +10357,6 @@
         <w:rPr>
           <w:rFonts w:asciiTheme="minorHAnsi" w:eastAsiaTheme="minorHAnsi" w:hAnsiTheme="minorHAnsi" w:cs="Helvetica"/>
           <w:color w:val="000000"/>
-          <w:sz w:val="22"/>
-          <w:szCs w:val="22"/>
           <w:lang w:val="pl-PL" w:eastAsia="en-US"/>
           <w14:ligatures w14:val="standardContextual"/>
         </w:rPr>
@@ -9574,9 +10374,11 @@
       <w:pPr>
         <w:pStyle w:val="Heading3"/>
       </w:pPr>
+      <w:bookmarkStart w:id="13" w:name="_Toc200921891"/>
       <w:r>
         <w:t>Podstawowe statystki reszt</w:t>
       </w:r>
+      <w:bookmarkEnd w:id="13"/>
     </w:p>
     <w:p>
       <w:pPr>
@@ -9715,111 +10517,18 @@
       <w:pPr>
         <w:rPr>
           <w:rStyle w:val="Strong"/>
-          <w:rFonts w:eastAsiaTheme="majorEastAsia"/>
-        </w:rPr>
-      </w:pPr>
-      <w:r>
-        <w:rPr>
-          <w:rFonts w:asciiTheme="minorHAnsi" w:hAnsiTheme="minorHAnsi"/>
-        </w:rPr>
-        <w:t>Średnia reszt wynosi 0 poniewać parametry były uzyskane za pomocną MNK. Po medianie (</w:t>
-      </w:r>
-      <w:r>
-        <w:rPr>
-          <w:rFonts w:asciiTheme="minorHAnsi" w:hAnsiTheme="minorHAnsi"/>
-          <w:b/>
-          <w:bCs/>
-        </w:rPr>
-        <w:t>-65.933217</w:t>
-      </w:r>
-      <w:r>
-        <w:rPr>
-          <w:rFonts w:asciiTheme="minorHAnsi" w:hAnsiTheme="minorHAnsi"/>
-        </w:rPr>
-        <w:t xml:space="preserve">), możemy skłądniać się ku opini, że </w:t>
-      </w:r>
-      <w:r>
-        <w:rPr>
-          <w:rFonts w:asciiTheme="minorHAnsi" w:hAnsiTheme="minorHAnsi"/>
-        </w:rPr>
-        <w:t xml:space="preserve">model ma tendencję do </w:t>
-      </w:r>
-      <w:r>
-        <w:rPr>
-          <w:rStyle w:val="Strong"/>
           <w:rFonts w:asciiTheme="minorHAnsi" w:eastAsiaTheme="majorEastAsia" w:hAnsiTheme="minorHAnsi"/>
-          <w:b w:val="0"/>
-          <w:bCs w:val="0"/>
-        </w:rPr>
-        <w:t>niedoszacowywania</w:t>
-      </w:r>
-      <w:r>
-        <w:rPr>
-          <w:rFonts w:asciiTheme="minorHAnsi" w:hAnsiTheme="minorHAnsi"/>
-        </w:rPr>
-        <w:t xml:space="preserve"> (większość reszt jest ujemna).</w:t>
-      </w:r>
-      <w:r>
-        <w:rPr>
-          <w:rFonts w:asciiTheme="minorHAnsi" w:hAnsiTheme="minorHAnsi"/>
-        </w:rPr>
-        <w:t xml:space="preserve"> R</w:t>
-      </w:r>
-      <w:r>
-        <w:t xml:space="preserve">ozkład reszt jest </w:t>
-      </w:r>
-      <w:r>
-        <w:t xml:space="preserve">lekko </w:t>
-      </w:r>
-      <w:r>
-        <w:rPr>
-          <w:rStyle w:val="Strong"/>
-          <w:rFonts w:eastAsiaTheme="majorEastAsia"/>
-        </w:rPr>
-        <w:t>asymetryczny</w:t>
-      </w:r>
-      <w:r>
-        <w:rPr>
-          <w:rStyle w:val="Strong"/>
-          <w:rFonts w:eastAsiaTheme="majorEastAsia"/>
-        </w:rPr>
-        <w:t xml:space="preserve">, </w:t>
-      </w:r>
-      <w:r>
-        <w:rPr>
-          <w:rStyle w:val="Strong"/>
-          <w:rFonts w:eastAsiaTheme="majorEastAsia"/>
-          <w:b w:val="0"/>
-          <w:bCs w:val="0"/>
-        </w:rPr>
-        <w:t>co też można wywnioskwoać po wykresie reszt</w:t>
-      </w:r>
-      <w:r>
-        <w:rPr>
-          <w:rStyle w:val="Strong"/>
-          <w:rFonts w:eastAsiaTheme="majorEastAsia"/>
-        </w:rPr>
-        <w:t xml:space="preserve">. </w:t>
-      </w:r>
-      <w:r>
-        <w:rPr>
-          <w:rStyle w:val="Strong"/>
-          <w:rFonts w:eastAsiaTheme="majorEastAsia"/>
-          <w:b w:val="0"/>
-          <w:bCs w:val="0"/>
-        </w:rPr>
-        <w:t>Według</w:t>
-      </w:r>
-      <w:r>
-        <w:rPr>
-          <w:rStyle w:val="Strong"/>
-          <w:rFonts w:eastAsiaTheme="majorEastAsia"/>
-        </w:rPr>
-        <w:t xml:space="preserve">  odchylenia standardowego, model myli się średnio o około 504 jednostek.</w:t>
-      </w:r>
-      <w:r>
-        <w:rPr>
-          <w:rFonts w:eastAsiaTheme="majorEastAsia"/>
+        </w:rPr>
+      </w:pPr>
+      <w:r>
+        <w:rPr>
+          <w:rFonts w:asciiTheme="minorHAnsi" w:hAnsiTheme="minorHAnsi"/>
+        </w:rPr>
+        <w:t>Średnia reszt wynosi 0, ponieważ parametry zostały oszacowane za pomocą metody najmniejszych kwadratów (MNK). Na podstawie wartości mediany (-65,93) można przypuszczać, że model ma tendencję do niedoszacowywania (większość reszt jest ujemna). Rozkład reszt jest lekko asymetryczny, co można również zaobserwować na wykresie reszt. Na podstawie odchylenia standardowego można stwierdzić, że model przeciętnie myli się o około 504 jednostki.</w:t>
+      </w:r>
+      <w:r>
+        <w:rPr>
+          <w:rFonts w:asciiTheme="minorHAnsi" w:eastAsiaTheme="majorEastAsia" w:hAnsiTheme="minorHAnsi"/>
           <w:b/>
           <w:bCs/>
           <w:noProof/>
@@ -9876,23 +10585,42 @@
       </w:pPr>
     </w:p>
     <w:p>
-      <w:r>
-        <w:t>Po wykresie reszt też można zauważyć iż isteniją wartości odstające z prawej strony. Histogram tylko potwierdza nam to i ukazuje, dlaczego rozkład reszt nie jest normalny</w:t>
-      </w:r>
-      <w:r>
-        <w:t xml:space="preserve"> (co zostanie udowodnione w kolejnym teście)</w:t>
-      </w:r>
-      <w:r>
-        <w:t>.</w:t>
-      </w:r>
-    </w:p>
-    <w:p>
-      <w:r>
-        <w:rPr>
+      <w:pPr>
+        <w:rPr>
+          <w:rFonts w:asciiTheme="minorHAnsi" w:hAnsiTheme="minorHAnsi"/>
+        </w:rPr>
+      </w:pPr>
+      <w:r>
+        <w:rPr>
+          <w:rFonts w:asciiTheme="minorHAnsi" w:hAnsiTheme="minorHAnsi"/>
+        </w:rPr>
+        <w:t xml:space="preserve">Na wykresie reszt można również zauważyć obecność wartości odstających po prawej stronie. Potwierdza to histogram, który dodatkowo pokazuje, dlaczego rozkład reszt </w:t>
+      </w:r>
+      <w:r>
+        <w:rPr>
+          <w:rFonts w:asciiTheme="minorHAnsi" w:hAnsiTheme="minorHAnsi"/>
+        </w:rPr>
+        <w:lastRenderedPageBreak/>
+        <w:t>odbiega od normalności</w:t>
+      </w:r>
+      <w:r>
+        <w:rPr>
+          <w:rFonts w:asciiTheme="minorHAnsi" w:hAnsiTheme="minorHAnsi"/>
+        </w:rPr>
+        <w:t>,</w:t>
+      </w:r>
+      <w:r>
+        <w:rPr>
+          <w:rFonts w:asciiTheme="minorHAnsi" w:hAnsiTheme="minorHAnsi"/>
+        </w:rPr>
+        <w:t xml:space="preserve"> co zostanie potwierdzone w kolejnym teście.</w:t>
+      </w:r>
+      <w:r>
+        <w:rPr>
+          <w:rFonts w:asciiTheme="minorHAnsi" w:hAnsiTheme="minorHAnsi"/>
           <w:noProof/>
           <w14:ligatures w14:val="standardContextual"/>
         </w:rPr>
-        <w:lastRenderedPageBreak/>
         <w:drawing>
           <wp:inline distT="0" distB="0" distL="0" distR="0" wp14:anchorId="5023F0F8" wp14:editId="4ECBD8A4">
             <wp:extent cx="5731510" cy="3432810"/>
@@ -9936,21 +10664,43 @@
         </w:drawing>
       </w:r>
     </w:p>
-    <w:p/>
-    <w:p>
-      <w:r>
+    <w:p>
+      <w:pPr>
+        <w:rPr>
+          <w:rFonts w:asciiTheme="minorHAnsi" w:hAnsiTheme="minorHAnsi"/>
+        </w:rPr>
+      </w:pPr>
+    </w:p>
+    <w:p>
+      <w:pPr>
+        <w:rPr>
+          <w:rFonts w:asciiTheme="minorHAnsi" w:hAnsiTheme="minorHAnsi"/>
+        </w:rPr>
+      </w:pPr>
+      <w:r>
+        <w:rPr>
+          <w:rFonts w:asciiTheme="minorHAnsi" w:hAnsiTheme="minorHAnsi"/>
+        </w:rPr>
         <w:t>Wykres pudełkowy także nam potwierdza, że istnieją wartości odstające w zbiorze reszt</w:t>
       </w:r>
-    </w:p>
-    <w:p/>
-    <w:p>
-      <w:pPr>
-        <w:pStyle w:val="Heading3"/>
-      </w:pPr>
+      <w:r>
+        <w:rPr>
+          <w:rFonts w:asciiTheme="minorHAnsi" w:hAnsiTheme="minorHAnsi"/>
+        </w:rPr>
+        <w:t>.</w:t>
+      </w:r>
+    </w:p>
+    <w:p>
+      <w:pPr>
+        <w:rPr>
+          <w:rFonts w:asciiTheme="minorHAnsi" w:hAnsiTheme="minorHAnsi"/>
+        </w:rPr>
+      </w:pPr>
+    </w:p>
+    <w:p>
       <w:r>
         <w:rPr>
           <w:noProof/>
-          <w14:ligatures w14:val="standardContextual"/>
         </w:rPr>
         <w:drawing>
           <wp:inline distT="0" distB="0" distL="0" distR="0" wp14:anchorId="54741E5C" wp14:editId="0EC24B35">
@@ -9999,6 +10749,7 @@
       <w:pPr>
         <w:pStyle w:val="Heading3"/>
       </w:pPr>
+      <w:bookmarkStart w:id="14" w:name="_Toc200921892"/>
       <w:r>
         <w:t xml:space="preserve">Test Normalności </w:t>
       </w:r>
@@ -10008,87 +10759,98 @@
       <w:r>
         <w:t xml:space="preserve"> dla reszt</w:t>
       </w:r>
-    </w:p>
-    <w:p>
-      <w:r>
-        <w:t xml:space="preserve">Test Shapiro–Wilka służy do </w:t>
-      </w:r>
-      <w:r>
+      <w:bookmarkEnd w:id="14"/>
+    </w:p>
+    <w:p>
+      <w:pPr>
         <w:rPr>
           <w:rStyle w:val="Strong"/>
-          <w:rFonts w:eastAsiaTheme="majorEastAsia"/>
-        </w:rPr>
-        <w:t>sprawdzania normalności rozkładu</w:t>
-      </w:r>
-      <w:r>
-        <w:t xml:space="preserve"> danej zmiennej.</w:t>
-      </w:r>
-      <w:r>
-        <w:t>W tym przypadku sprawdzamy normalność reszt modelu.</w:t>
-      </w:r>
-      <w:r>
-        <w:t xml:space="preserve"> Jest to jeden z najczęściej stosowanych testów statystycznych do oceny, czy dane pochodzą z rozkładu normalnego</w:t>
-      </w:r>
-      <w:r>
+          <w:rFonts w:asciiTheme="minorHAnsi" w:eastAsiaTheme="majorEastAsia" w:hAnsiTheme="minorHAnsi"/>
+        </w:rPr>
+      </w:pPr>
+      <w:r>
+        <w:rPr>
+          <w:rFonts w:asciiTheme="minorHAnsi" w:hAnsiTheme="minorHAnsi"/>
+        </w:rPr>
+        <w:t>Test Shapiro–Wilka służy do sprawdzania, czy dana zmienna ma rozkład normalny. W tym przypadku test ten wykorzystujemy do oceny normalności reszt modelu. Jest to jeden z najczęściej stosowanych testów statystycznych do weryfikacji, czy dane pochodzą z rozkładu normalnego.</w:t>
+      </w:r>
+    </w:p>
+    <w:p>
+      <w:pPr>
+        <w:rPr>
+          <w:rFonts w:asciiTheme="minorHAnsi" w:hAnsiTheme="minorHAnsi"/>
+        </w:rPr>
+      </w:pPr>
+      <w:r>
+        <w:rPr>
+          <w:rStyle w:val="Strong"/>
+          <w:rFonts w:asciiTheme="minorHAnsi" w:eastAsiaTheme="majorEastAsia" w:hAnsiTheme="minorHAnsi"/>
+        </w:rPr>
+        <w:lastRenderedPageBreak/>
+        <w:t>H0</w:t>
+      </w:r>
+      <w:r>
+        <w:rPr>
+          <w:rStyle w:val="Strong"/>
+          <w:rFonts w:asciiTheme="minorHAnsi" w:eastAsiaTheme="majorEastAsia" w:hAnsiTheme="minorHAnsi"/>
+        </w:rPr>
+        <w:t>:</w:t>
+      </w:r>
+      <w:r>
+        <w:rPr>
+          <w:rFonts w:asciiTheme="minorHAnsi" w:hAnsiTheme="minorHAnsi"/>
+        </w:rPr>
+        <w:t xml:space="preserve"> Dane pochodzą z rozkładu normalnego.</w:t>
+      </w:r>
+    </w:p>
+    <w:p>
+      <w:pPr>
+        <w:rPr>
+          <w:rFonts w:asciiTheme="minorHAnsi" w:hAnsiTheme="minorHAnsi"/>
+        </w:rPr>
+      </w:pPr>
+      <w:r>
+        <w:rPr>
+          <w:rStyle w:val="Strong"/>
+          <w:rFonts w:asciiTheme="minorHAnsi" w:eastAsiaTheme="majorEastAsia" w:hAnsiTheme="minorHAnsi"/>
+        </w:rPr>
+        <w:t>H1</w:t>
+      </w:r>
+      <w:r>
+        <w:rPr>
+          <w:rStyle w:val="Strong"/>
+          <w:rFonts w:asciiTheme="minorHAnsi" w:eastAsiaTheme="majorEastAsia" w:hAnsiTheme="minorHAnsi"/>
+        </w:rPr>
+        <w:t>:</w:t>
+      </w:r>
+      <w:r>
+        <w:rPr>
+          <w:rFonts w:asciiTheme="minorHAnsi" w:hAnsiTheme="minorHAnsi"/>
+        </w:rPr>
+        <w:t xml:space="preserve"> Dane nie pochodzą z rozkładu normalnego</w:t>
+      </w:r>
+      <w:r>
+        <w:rPr>
+          <w:rFonts w:asciiTheme="minorHAnsi" w:hAnsiTheme="minorHAnsi"/>
+        </w:rPr>
         <w:t>.</w:t>
       </w:r>
     </w:p>
     <w:p>
       <w:pPr>
         <w:rPr>
-          <w:rStyle w:val="Strong"/>
-          <w:rFonts w:eastAsiaTheme="majorEastAsia"/>
-        </w:rPr>
-      </w:pPr>
-    </w:p>
-    <w:p>
-      <w:r>
-        <w:rPr>
-          <w:rStyle w:val="Strong"/>
-          <w:rFonts w:eastAsiaTheme="majorEastAsia"/>
-        </w:rPr>
-        <w:t>H0</w:t>
-      </w:r>
-      <w:r>
-        <w:rPr>
-          <w:rStyle w:val="Strong"/>
-          <w:rFonts w:eastAsiaTheme="majorEastAsia"/>
-        </w:rPr>
-        <w:t>:</w:t>
-      </w:r>
-      <w:r>
-        <w:t xml:space="preserve"> Dane pochodzą z rozkładu normalnego.</w:t>
-      </w:r>
-    </w:p>
-    <w:p>
-      <w:r>
-        <w:rPr>
-          <w:rStyle w:val="Strong"/>
-          <w:rFonts w:eastAsiaTheme="majorEastAsia"/>
-        </w:rPr>
-        <w:t>H1</w:t>
-      </w:r>
-      <w:r>
-        <w:rPr>
-          <w:rStyle w:val="Strong"/>
-          <w:rFonts w:eastAsiaTheme="majorEastAsia"/>
-        </w:rPr>
-        <w:t>:</w:t>
-      </w:r>
-      <w:r>
-        <w:t xml:space="preserve"> Dane nie pochodzą z rozkładu normalnego</w:t>
-      </w:r>
-      <w:r>
-        <w:t>.</w:t>
-      </w:r>
-    </w:p>
-    <w:p>
-      <w:r>
-        <w:lastRenderedPageBreak/>
+          <w:rFonts w:asciiTheme="minorHAnsi" w:hAnsiTheme="minorHAnsi"/>
+        </w:rPr>
+      </w:pPr>
+      <w:r>
+        <w:rPr>
+          <w:rFonts w:asciiTheme="minorHAnsi" w:hAnsiTheme="minorHAnsi"/>
+        </w:rPr>
         <w:t xml:space="preserve">Jeśli </w:t>
       </w:r>
       <w:r>
         <w:rPr>
+          <w:rFonts w:asciiTheme="minorHAnsi" w:hAnsiTheme="minorHAnsi"/>
           <w:b/>
           <w:bCs/>
         </w:rPr>
@@ -10096,18 +10858,28 @@
       </w:r>
       <w:r>
         <w:rPr>
+          <w:rFonts w:asciiTheme="minorHAnsi" w:hAnsiTheme="minorHAnsi"/>
           <w:b/>
           <w:bCs/>
         </w:rPr>
         <w:t xml:space="preserve"> krytyczna</w:t>
       </w:r>
       <w:r>
+        <w:rPr>
+          <w:rFonts w:asciiTheme="minorHAnsi" w:hAnsiTheme="minorHAnsi"/>
+        </w:rPr>
         <w:t xml:space="preserve"> (z tablic)</w:t>
       </w:r>
       <w:r>
+        <w:rPr>
+          <w:rFonts w:asciiTheme="minorHAnsi" w:hAnsiTheme="minorHAnsi"/>
+        </w:rPr>
         <w:t>, to odrzucamy H</w:t>
       </w:r>
       <w:r>
+        <w:rPr>
+          <w:rFonts w:asciiTheme="minorHAnsi" w:hAnsiTheme="minorHAnsi"/>
+        </w:rPr>
         <w:t>0</w:t>
       </w:r>
     </w:p>
@@ -10195,580 +10967,637 @@
       <w:pPr>
         <w:pStyle w:val="Heading3"/>
       </w:pPr>
-      <w:r>
-        <w:t xml:space="preserve">Test </w:t>
-      </w:r>
-      <w:r>
-        <w:t>Kołmogorowa-Smirnowa</w:t>
+      <w:bookmarkStart w:id="15" w:name="_Toc200921893"/>
+      <w:r>
+        <w:t>Test Kołmogorowa-Smirnowa</w:t>
       </w:r>
       <w:r>
         <w:t xml:space="preserve"> dla rozkładu normalnego reszt</w:t>
       </w:r>
-    </w:p>
-    <w:p>
-      <w:r>
-        <w:t>Test ten służy do s</w:t>
-      </w:r>
-      <w:r>
-        <w:t>prawdzania zgodności rozkładu empirycznego z rozkładem teoretycznym, najczęściej</w:t>
-      </w:r>
-    </w:p>
-    <w:p>
-      <w:pPr>
+      <w:bookmarkEnd w:id="15"/>
+    </w:p>
+    <w:p>
+      <w:pPr>
+        <w:pStyle w:val="NormalWeb"/>
+        <w:rPr>
+          <w:rFonts w:asciiTheme="minorHAnsi" w:hAnsiTheme="minorHAnsi"/>
+        </w:rPr>
+      </w:pPr>
+      <w:r>
+        <w:rPr>
+          <w:rFonts w:asciiTheme="minorHAnsi" w:hAnsiTheme="minorHAnsi"/>
+        </w:rPr>
+        <w:t>Test ten służy do sprawdzania zgodności rozkładu empirycznego z rozkładem teoretycznym, najczęściej:</w:t>
+      </w:r>
+    </w:p>
+    <w:p>
+      <w:pPr>
+        <w:pStyle w:val="NormalWeb"/>
         <w:numPr>
           <w:ilvl w:val="0"/>
-          <w:numId w:val="3"/>
+          <w:numId w:val="5"/>
         </w:numPr>
-        <w:spacing w:before="100" w:beforeAutospacing="1" w:after="100" w:afterAutospacing="1"/>
-      </w:pPr>
-      <w:r>
-        <w:t xml:space="preserve">z rozkładem </w:t>
-      </w:r>
-      <w:r>
-        <w:rPr>
+        <w:rPr>
+          <w:rFonts w:asciiTheme="minorHAnsi" w:hAnsiTheme="minorHAnsi"/>
+        </w:rPr>
+      </w:pPr>
+      <w:r>
+        <w:rPr>
+          <w:rFonts w:asciiTheme="minorHAnsi" w:hAnsiTheme="minorHAnsi"/>
+        </w:rPr>
+        <w:t>z rozkładem normalnym (jeśli dysponujemy danymi o znanych parametrach średniej i odchylenia standardowego),</w:t>
+      </w:r>
+    </w:p>
+    <w:p>
+      <w:pPr>
+        <w:pStyle w:val="NormalWeb"/>
+        <w:numPr>
+          <w:ilvl w:val="0"/>
+          <w:numId w:val="5"/>
+        </w:numPr>
+        <w:rPr>
+          <w:rFonts w:asciiTheme="minorHAnsi" w:hAnsiTheme="minorHAnsi"/>
+        </w:rPr>
+      </w:pPr>
+      <w:r>
+        <w:rPr>
+          <w:rFonts w:asciiTheme="minorHAnsi" w:hAnsiTheme="minorHAnsi"/>
+        </w:rPr>
+        <w:t>lub do porównania dwóch rozkładów empirycznych (na podstawie dwóch próbek danych).</w:t>
+      </w:r>
+    </w:p>
+    <w:p>
+      <w:pPr>
+        <w:pStyle w:val="NormalWeb"/>
+        <w:rPr>
+          <w:rFonts w:asciiTheme="minorHAnsi" w:hAnsiTheme="minorHAnsi"/>
+        </w:rPr>
+      </w:pPr>
+      <w:r>
+        <w:rPr>
+          <w:rFonts w:asciiTheme="minorHAnsi" w:hAnsiTheme="minorHAnsi"/>
+        </w:rPr>
+        <w:t>Hipotezy testowe formułuje się następująco:</w:t>
+      </w:r>
+    </w:p>
+    <w:p>
+      <w:pPr>
+        <w:pStyle w:val="NormalWeb"/>
+        <w:rPr>
+          <w:rFonts w:asciiTheme="minorHAnsi" w:hAnsiTheme="minorHAnsi"/>
+        </w:rPr>
+      </w:pPr>
+      <w:r>
+        <w:rPr>
+          <w:rStyle w:val="Strong"/>
+          <w:rFonts w:asciiTheme="minorHAnsi" w:eastAsiaTheme="majorEastAsia" w:hAnsiTheme="minorHAnsi"/>
+        </w:rPr>
+        <w:t>H</w:t>
+      </w:r>
+      <w:r>
+        <w:rPr>
+          <w:rStyle w:val="Strong"/>
+          <w:rFonts w:asciiTheme="minorHAnsi" w:eastAsiaTheme="majorEastAsia" w:hAnsiTheme="minorHAnsi"/>
+        </w:rPr>
+        <w:t>0</w:t>
+      </w:r>
+      <w:r>
+        <w:rPr>
+          <w:rFonts w:asciiTheme="minorHAnsi" w:hAnsiTheme="minorHAnsi"/>
+        </w:rPr>
+        <w:t>: Rozkład zmiennej jest zgodny z rozkładem teoretycznym</w:t>
+      </w:r>
+      <w:r>
+        <w:rPr>
+          <w:rFonts w:asciiTheme="minorHAnsi" w:hAnsiTheme="minorHAnsi"/>
+        </w:rPr>
+        <w:t>,</w:t>
+      </w:r>
+      <w:r>
+        <w:rPr>
+          <w:rFonts w:asciiTheme="minorHAnsi" w:hAnsiTheme="minorHAnsi"/>
+        </w:rPr>
+        <w:t xml:space="preserve"> w tym przypadku z rozkładem normalnym.</w:t>
+      </w:r>
+      <w:r>
+        <w:rPr>
+          <w:rFonts w:asciiTheme="minorHAnsi" w:hAnsiTheme="minorHAnsi"/>
+        </w:rPr>
+        <w:br/>
+      </w:r>
+      <w:r>
+        <w:rPr>
+          <w:rStyle w:val="Strong"/>
+          <w:rFonts w:asciiTheme="minorHAnsi" w:eastAsiaTheme="majorEastAsia" w:hAnsiTheme="minorHAnsi"/>
+        </w:rPr>
+        <w:t>H</w:t>
+      </w:r>
+      <w:r>
+        <w:rPr>
+          <w:rStyle w:val="Strong"/>
+          <w:rFonts w:asciiTheme="minorHAnsi" w:eastAsiaTheme="majorEastAsia" w:hAnsiTheme="minorHAnsi"/>
+        </w:rPr>
+        <w:t>1</w:t>
+      </w:r>
+      <w:r>
+        <w:rPr>
+          <w:rFonts w:asciiTheme="minorHAnsi" w:hAnsiTheme="minorHAnsi"/>
+        </w:rPr>
+        <w:t>: Rozkład zmiennej różni się od rozkładu teoretycznego.</w:t>
+      </w:r>
+    </w:p>
+    <w:p>
+      <w:pPr>
+        <w:pStyle w:val="NormalWeb"/>
+        <w:rPr>
+          <w:rFonts w:asciiTheme="minorHAnsi" w:hAnsiTheme="minorHAnsi"/>
+        </w:rPr>
+      </w:pPr>
+      <w:r>
+        <w:rPr>
+          <w:rFonts w:asciiTheme="minorHAnsi" w:hAnsiTheme="minorHAnsi"/>
+        </w:rPr>
+        <w:t xml:space="preserve">Jeśli statystyka testowa </w:t>
+      </w:r>
+      <w:r>
+        <w:rPr>
+          <w:rStyle w:val="katex-mathml"/>
+          <w:rFonts w:asciiTheme="minorHAnsi" w:eastAsiaTheme="majorEastAsia" w:hAnsiTheme="minorHAnsi"/>
           <w:b/>
           <w:bCs/>
         </w:rPr>
-        <w:t>normalnym</w:t>
-      </w:r>
-      <w:r>
-        <w:t xml:space="preserve"> (jeśli mamy dane z określonymi parametrami średniej i odchylenia),</w:t>
-      </w:r>
-    </w:p>
-    <w:p>
-      <w:pPr>
-        <w:numPr>
-          <w:ilvl w:val="0"/>
-          <w:numId w:val="3"/>
-        </w:numPr>
-        <w:spacing w:before="100" w:beforeAutospacing="1" w:after="100" w:afterAutospacing="1"/>
-      </w:pPr>
-      <w:r>
-        <w:t xml:space="preserve">lub porównania </w:t>
-      </w:r>
-      <w:r>
-        <w:rPr>
+        <w:t>D</w:t>
+      </w:r>
+      <w:r>
+        <w:rPr>
+          <w:rFonts w:asciiTheme="minorHAnsi" w:hAnsiTheme="minorHAnsi"/>
           <w:b/>
           <w:bCs/>
         </w:rPr>
-        <w:t>dwóch rozkładów empirycznych</w:t>
-      </w:r>
-      <w:r>
-        <w:t xml:space="preserve"> (dwie próbki danych).</w:t>
-      </w:r>
-    </w:p>
-    <w:p>
-      <w:r>
-        <w:rPr>
-          <w:rStyle w:val="Strong"/>
-          <w:rFonts w:eastAsiaTheme="majorEastAsia"/>
-        </w:rPr>
-        <w:t>H0</w:t>
-      </w:r>
-      <w:r>
-        <w:rPr>
-          <w:rStyle w:val="Strong"/>
-          <w:rFonts w:eastAsiaTheme="majorEastAsia"/>
-        </w:rPr>
-        <w:t>:</w:t>
-      </w:r>
-      <w:r>
-        <w:t xml:space="preserve"> Rozkład zmiennej jest zgodny z rozkładem teoretycznym (np. N(μ, σ²))</w:t>
-      </w:r>
-      <w:r>
-        <w:t>, w tym przypadku z rozkładem normalnym</w:t>
-      </w:r>
-      <w:r>
-        <w:t>.</w:t>
-      </w:r>
-    </w:p>
-    <w:p>
-      <w:r>
-        <w:rPr>
+        <w:t xml:space="preserve"> przekracza wartość krytyczną </w:t>
+      </w:r>
+      <w:r>
+        <w:rPr>
+          <w:rStyle w:val="katex-mathml"/>
+          <w:rFonts w:asciiTheme="minorHAnsi" w:eastAsiaTheme="majorEastAsia" w:hAnsiTheme="minorHAnsi"/>
           <w:b/>
           <w:bCs/>
         </w:rPr>
-        <w:t>H1</w:t>
-      </w:r>
-      <w:r>
-        <w:t xml:space="preserve">: </w:t>
-      </w:r>
-      <w:r>
-        <w:t xml:space="preserve">Rozkład zmiennej </w:t>
-      </w:r>
-      <w:r>
+        <w:t>D</w:t>
+      </w:r>
+      <w:r>
+        <w:rPr>
+          <w:rStyle w:val="katex-mathml"/>
+          <w:rFonts w:asciiTheme="minorHAnsi" w:eastAsiaTheme="majorEastAsia" w:hAnsiTheme="minorHAnsi"/>
+          <w:b/>
+          <w:bCs/>
+        </w:rPr>
+        <w:t xml:space="preserve"> </w:t>
+      </w:r>
+      <w:r>
+        <w:rPr>
+          <w:rStyle w:val="mord"/>
+          <w:rFonts w:asciiTheme="minorHAnsi" w:eastAsiaTheme="majorEastAsia" w:hAnsiTheme="minorHAnsi"/>
+          <w:b/>
+          <w:bCs/>
+        </w:rPr>
+        <w:t>kryt</w:t>
+      </w:r>
+      <w:r>
+        <w:rPr>
+          <w:rStyle w:val="mord"/>
+          <w:rFonts w:asciiTheme="minorHAnsi" w:eastAsiaTheme="majorEastAsia" w:hAnsiTheme="minorHAnsi"/>
+          <w:b/>
+          <w:bCs/>
+        </w:rPr>
+        <w:t>yczne</w:t>
+      </w:r>
+      <w:r>
+        <w:rPr>
+          <w:rStyle w:val="vlist-s"/>
+          <w:rFonts w:ascii="Arial" w:hAnsi="Arial" w:cs="Arial"/>
+        </w:rPr>
+        <w:t>​</w:t>
+      </w:r>
+      <w:r>
+        <w:rPr>
+          <w:rFonts w:asciiTheme="minorHAnsi" w:hAnsiTheme="minorHAnsi"/>
+        </w:rPr>
+        <w:t xml:space="preserve"> (odczytaną z odpowiednich tablic), wówczas odrzucamy hipotezę zerową.</w:t>
+      </w:r>
+    </w:p>
+    <w:p>
+      <w:pPr>
+        <w:pStyle w:val="NormalWeb"/>
+        <w:rPr>
+          <w:rFonts w:asciiTheme="minorHAnsi" w:hAnsiTheme="minorHAnsi"/>
+        </w:rPr>
+      </w:pPr>
+      <w:r>
+        <w:rPr>
+          <w:rFonts w:asciiTheme="minorHAnsi" w:hAnsiTheme="minorHAnsi"/>
+        </w:rPr>
+        <w:t>W niniejszej analizie test ten został zastosowany do sprawdzenia normalności rozkładu reszt. Należy jednak zauważyć, że ma on zazwyczaj mniejszą moc niż test Shapiro–Wilka, szczególnie w przypadku małych prób.</w:t>
+      </w:r>
+    </w:p>
+    <w:p>
+      <w:pPr>
+        <w:rPr>
+          <w:rFonts w:asciiTheme="minorHAnsi" w:hAnsiTheme="minorHAnsi"/>
+        </w:rPr>
+      </w:pPr>
+      <w:r>
+        <w:rPr>
+          <w:rFonts w:asciiTheme="minorHAnsi" w:hAnsiTheme="minorHAnsi"/>
+        </w:rPr>
+        <w:t>Obliczona statystyka: 0.0726</w:t>
+      </w:r>
+    </w:p>
+    <w:p>
+      <w:pPr>
+        <w:rPr>
+          <w:rFonts w:asciiTheme="minorHAnsi" w:hAnsiTheme="minorHAnsi"/>
+        </w:rPr>
+      </w:pPr>
+      <w:r>
+        <w:rPr>
+          <w:rFonts w:asciiTheme="minorHAnsi" w:hAnsiTheme="minorHAnsi"/>
+        </w:rPr>
+        <w:t>P-value: 0.0001</w:t>
+      </w:r>
+    </w:p>
+    <w:p>
+      <w:pPr>
+        <w:rPr>
+          <w:rFonts w:asciiTheme="minorHAnsi" w:hAnsiTheme="minorHAnsi"/>
+        </w:rPr>
+      </w:pPr>
+    </w:p>
+    <w:p>
+      <w:pPr>
+        <w:rPr>
+          <w:rFonts w:asciiTheme="minorHAnsi" w:hAnsiTheme="minorHAnsi"/>
+          <w:b/>
+          <w:bCs/>
+        </w:rPr>
+      </w:pPr>
+      <w:r>
+        <w:rPr>
+          <w:rFonts w:asciiTheme="minorHAnsi" w:hAnsiTheme="minorHAnsi"/>
+          <w:b/>
+          <w:bCs/>
+        </w:rPr>
+        <w:t>Odrzucamy hipotezę o normalności (α=0.05)</w:t>
+      </w:r>
+    </w:p>
+    <w:p>
+      <w:pPr>
+        <w:rPr>
+          <w:rFonts w:asciiTheme="minorHAnsi" w:hAnsiTheme="minorHAnsi"/>
+          <w:b/>
+          <w:bCs/>
+        </w:rPr>
+      </w:pPr>
+    </w:p>
+    <w:p>
+      <w:pPr>
+        <w:pStyle w:val="Heading3"/>
+      </w:pPr>
+      <w:bookmarkStart w:id="16" w:name="_Toc200921894"/>
+      <w:r>
+        <w:t>Test Jarque-Bera</w:t>
+      </w:r>
+      <w:r>
+        <w:t xml:space="preserve"> dla reszt</w:t>
+      </w:r>
+      <w:bookmarkEnd w:id="16"/>
+    </w:p>
+    <w:p>
+      <w:pPr>
+        <w:rPr>
+          <w:rFonts w:asciiTheme="minorHAnsi" w:hAnsiTheme="minorHAnsi"/>
+        </w:rPr>
+      </w:pPr>
+    </w:p>
+    <w:p>
+      <w:pPr>
         <w:rPr>
           <w:rStyle w:val="Strong"/>
-          <w:rFonts w:eastAsiaTheme="majorEastAsia"/>
+          <w:rFonts w:asciiTheme="minorHAnsi" w:eastAsiaTheme="majorEastAsia" w:hAnsiTheme="minorHAnsi"/>
           <w:b w:val="0"/>
           <w:bCs w:val="0"/>
         </w:rPr>
-        <w:t>różni się</w:t>
-      </w:r>
-      <w:r>
-        <w:t xml:space="preserve"> od rozkładu teoretycznego.</w:t>
-      </w:r>
-    </w:p>
-    <w:p>
-      <w:pPr>
-        <w:spacing w:before="100" w:beforeAutospacing="1" w:after="100" w:afterAutospacing="1"/>
-      </w:pPr>
-      <w:r>
-        <w:t xml:space="preserve">Jeśli </w:t>
-      </w:r>
-      <w:r>
-        <w:rPr>
-          <w:rStyle w:val="katex-mathml"/>
-          <w:rFonts w:eastAsiaTheme="majorEastAsia"/>
+      </w:pPr>
+      <w:r>
+        <w:rPr>
+          <w:rStyle w:val="Strong"/>
+          <w:rFonts w:asciiTheme="minorHAnsi" w:eastAsiaTheme="majorEastAsia" w:hAnsiTheme="minorHAnsi"/>
+          <w:b w:val="0"/>
+          <w:bCs w:val="0"/>
+        </w:rPr>
+        <w:t xml:space="preserve">Test Jarque’a-Bery jest testem statystycznym służącym do oceny, czy dana zmienna ma rozkład normalny. Opiera się on na analizie dwóch momentów wyższych rzędu: </w:t>
+      </w:r>
+      <w:r>
+        <w:rPr>
+          <w:rStyle w:val="Strong"/>
+          <w:rFonts w:asciiTheme="minorHAnsi" w:eastAsiaTheme="majorEastAsia" w:hAnsiTheme="minorHAnsi"/>
+        </w:rPr>
+        <w:t>skośności (skewness)</w:t>
+      </w:r>
+      <w:r>
+        <w:rPr>
+          <w:rStyle w:val="Strong"/>
+          <w:rFonts w:asciiTheme="minorHAnsi" w:eastAsiaTheme="majorEastAsia" w:hAnsiTheme="minorHAnsi"/>
+          <w:b w:val="0"/>
+          <w:bCs w:val="0"/>
+        </w:rPr>
+        <w:t xml:space="preserve"> i </w:t>
+      </w:r>
+      <w:r>
+        <w:rPr>
+          <w:rStyle w:val="Strong"/>
+          <w:rFonts w:asciiTheme="minorHAnsi" w:eastAsiaTheme="majorEastAsia" w:hAnsiTheme="minorHAnsi"/>
+        </w:rPr>
+        <w:t>kurtozy (kurtosis)</w:t>
+      </w:r>
+      <w:r>
+        <w:rPr>
+          <w:rStyle w:val="Strong"/>
+          <w:rFonts w:asciiTheme="minorHAnsi" w:eastAsiaTheme="majorEastAsia" w:hAnsiTheme="minorHAnsi"/>
+          <w:b w:val="0"/>
+          <w:bCs w:val="0"/>
+        </w:rPr>
+        <w:t>. Test sprawdza, czy te dwa parametry różnią się istotnie od wartości teoretycznych dla rozkładu normalnego</w:t>
+      </w:r>
+      <w:r>
+        <w:rPr>
+          <w:rStyle w:val="Strong"/>
+          <w:rFonts w:asciiTheme="minorHAnsi" w:eastAsiaTheme="majorEastAsia" w:hAnsiTheme="minorHAnsi"/>
+          <w:b w:val="0"/>
+          <w:bCs w:val="0"/>
+        </w:rPr>
+        <w:t>,</w:t>
+      </w:r>
+      <w:r>
+        <w:rPr>
+          <w:rStyle w:val="Strong"/>
+          <w:rFonts w:asciiTheme="minorHAnsi" w:eastAsiaTheme="majorEastAsia" w:hAnsiTheme="minorHAnsi"/>
+          <w:b w:val="0"/>
+          <w:bCs w:val="0"/>
+        </w:rPr>
+        <w:t xml:space="preserve"> odpowiednio 0 (dla skośności) i 3 (dla kurtozy).</w:t>
+      </w:r>
+    </w:p>
+    <w:p>
+      <w:pPr>
+        <w:rPr>
+          <w:rFonts w:asciiTheme="minorHAnsi" w:hAnsiTheme="minorHAnsi"/>
+        </w:rPr>
+      </w:pPr>
+    </w:p>
+    <w:p>
+      <w:pPr>
+        <w:rPr>
+          <w:rFonts w:asciiTheme="minorHAnsi" w:hAnsiTheme="minorHAnsi"/>
+        </w:rPr>
+      </w:pPr>
+      <w:r>
+        <w:rPr>
+          <w:rStyle w:val="Strong"/>
+          <w:rFonts w:asciiTheme="minorHAnsi" w:eastAsiaTheme="majorEastAsia" w:hAnsiTheme="minorHAnsi"/>
+        </w:rPr>
+        <w:t>Hipoteza zerowa:</w:t>
+      </w:r>
+      <w:r>
+        <w:rPr>
+          <w:rFonts w:asciiTheme="minorHAnsi" w:hAnsiTheme="minorHAnsi"/>
+        </w:rPr>
+        <w:t xml:space="preserve"> Dane pochodzą z rozkładu normalnego.</w:t>
+      </w:r>
+    </w:p>
+    <w:p>
+      <w:pPr>
+        <w:rPr>
+          <w:rFonts w:asciiTheme="minorHAnsi" w:hAnsiTheme="minorHAnsi"/>
+        </w:rPr>
+      </w:pPr>
+      <w:r>
+        <w:rPr>
+          <w:rFonts w:asciiTheme="minorHAnsi" w:hAnsiTheme="minorHAnsi"/>
           <w:b/>
           <w:bCs/>
         </w:rPr>
-        <w:t>D</w:t>
-      </w:r>
-      <w:r>
-        <w:rPr>
-          <w:rStyle w:val="katex-mathml"/>
-          <w:rFonts w:eastAsiaTheme="majorEastAsia"/>
+        <w:t>H</w:t>
+      </w:r>
+      <w:r>
+        <w:rPr>
+          <w:rStyle w:val="Strong"/>
+          <w:rFonts w:asciiTheme="minorHAnsi" w:eastAsiaTheme="majorEastAsia" w:hAnsiTheme="minorHAnsi"/>
+        </w:rPr>
+        <w:t>ipoteza alternatywna:</w:t>
+      </w:r>
+      <w:r>
+        <w:rPr>
+          <w:rFonts w:asciiTheme="minorHAnsi" w:hAnsiTheme="minorHAnsi"/>
+        </w:rPr>
+        <w:t xml:space="preserve"> Dane </w:t>
+      </w:r>
+      <w:r>
+        <w:rPr>
+          <w:rStyle w:val="Strong"/>
+          <w:rFonts w:asciiTheme="minorHAnsi" w:eastAsiaTheme="majorEastAsia" w:hAnsiTheme="minorHAnsi"/>
+          <w:b w:val="0"/>
+          <w:bCs w:val="0"/>
+        </w:rPr>
+        <w:t>nie</w:t>
+      </w:r>
+      <w:r>
+        <w:rPr>
+          <w:rFonts w:asciiTheme="minorHAnsi" w:hAnsiTheme="minorHAnsi"/>
+        </w:rPr>
+        <w:t xml:space="preserve"> pochodzą z rozkładu normalnego.</w:t>
+      </w:r>
+    </w:p>
+    <w:p>
+      <w:pPr>
+        <w:rPr>
+          <w:rFonts w:asciiTheme="minorHAnsi" w:hAnsiTheme="minorHAnsi"/>
+        </w:rPr>
+      </w:pPr>
+    </w:p>
+    <w:p>
+      <w:pPr>
+        <w:rPr>
+          <w:rFonts w:asciiTheme="minorHAnsi" w:hAnsiTheme="minorHAnsi"/>
+        </w:rPr>
+      </w:pPr>
+    </w:p>
+    <w:p>
+      <w:pPr>
+        <w:rPr>
+          <w:rFonts w:asciiTheme="minorHAnsi" w:hAnsiTheme="minorHAnsi"/>
+        </w:rPr>
+      </w:pPr>
+      <w:r>
+        <w:rPr>
+          <w:rFonts w:asciiTheme="minorHAnsi" w:hAnsiTheme="minorHAnsi"/>
+        </w:rPr>
+        <w:t>Obliczona statystyka: 2896.6292</w:t>
+      </w:r>
+    </w:p>
+    <w:p>
+      <w:pPr>
+        <w:rPr>
+          <w:rFonts w:asciiTheme="minorHAnsi" w:hAnsiTheme="minorHAnsi"/>
+        </w:rPr>
+      </w:pPr>
+      <w:r>
+        <w:rPr>
+          <w:rFonts w:asciiTheme="minorHAnsi" w:hAnsiTheme="minorHAnsi"/>
+        </w:rPr>
+        <w:t>P-value: 0.0000</w:t>
+      </w:r>
+    </w:p>
+    <w:p>
+      <w:pPr>
+        <w:rPr>
+          <w:rFonts w:asciiTheme="minorHAnsi" w:hAnsiTheme="minorHAnsi"/>
+        </w:rPr>
+      </w:pPr>
+    </w:p>
+    <w:p>
+      <w:pPr>
+        <w:rPr>
+          <w:rFonts w:asciiTheme="minorHAnsi" w:hAnsiTheme="minorHAnsi"/>
           <w:b/>
           <w:bCs/>
         </w:rPr>
-        <w:t xml:space="preserve"> </w:t>
-      </w:r>
-      <w:r>
-        <w:rPr>
-          <w:rStyle w:val="katex-mathml"/>
-          <w:rFonts w:eastAsiaTheme="majorEastAsia"/>
+      </w:pPr>
+      <w:r>
+        <w:rPr>
+          <w:rFonts w:asciiTheme="minorHAnsi" w:hAnsiTheme="minorHAnsi"/>
           <w:b/>
           <w:bCs/>
         </w:rPr>
-        <w:t>&gt;</w:t>
-      </w:r>
-      <w:r>
-        <w:rPr>
-          <w:rStyle w:val="katex-mathml"/>
-          <w:rFonts w:eastAsiaTheme="majorEastAsia"/>
+        <w:t>Odrzucamy hipotezę o normalności (α=0.05)</w:t>
+      </w:r>
+    </w:p>
+    <w:p>
+      <w:pPr>
+        <w:rPr>
+          <w:rFonts w:asciiTheme="minorHAnsi" w:hAnsiTheme="minorHAnsi"/>
+        </w:rPr>
+      </w:pPr>
+    </w:p>
+    <w:p>
+      <w:pPr>
+        <w:pStyle w:val="Heading3"/>
+      </w:pPr>
+      <w:bookmarkStart w:id="17" w:name="_Toc200921895"/>
+      <w:r>
+        <w:t xml:space="preserve">Test </w:t>
+      </w:r>
+      <w:r>
+        <w:t>Breuscha-Pagana</w:t>
+      </w:r>
+      <w:r>
+        <w:t xml:space="preserve"> na badanie heterodeskadyczności</w:t>
+      </w:r>
+      <w:bookmarkEnd w:id="17"/>
+    </w:p>
+    <w:p>
+      <w:pPr>
+        <w:rPr>
+          <w:rFonts w:asciiTheme="minorHAnsi" w:hAnsiTheme="minorHAnsi"/>
+        </w:rPr>
+      </w:pPr>
+      <w:r>
+        <w:rPr>
+          <w:rFonts w:asciiTheme="minorHAnsi" w:hAnsiTheme="minorHAnsi"/>
+        </w:rPr>
+        <w:t>Test Breuscha–Pagana służy do wykrywania heteroskedastyczności w modelu regresji liniowej, czyli oceny, czy wariancja składnika losowego (reszt) jest stała (homoskedastyczność), czy zmienia się w zależności od wartości zmiennych objaśniających (heteroskedastyczność).</w:t>
+      </w:r>
+    </w:p>
+    <w:p>
+      <w:pPr>
+        <w:rPr>
+          <w:rFonts w:asciiTheme="minorHAnsi" w:hAnsiTheme="minorHAnsi"/>
+        </w:rPr>
+      </w:pPr>
+    </w:p>
+    <w:p>
+      <w:pPr>
+        <w:rPr>
+          <w:rFonts w:asciiTheme="minorHAnsi" w:hAnsiTheme="minorHAnsi"/>
+        </w:rPr>
+      </w:pPr>
+      <w:r>
+        <w:rPr>
+          <w:rFonts w:asciiTheme="minorHAnsi" w:hAnsiTheme="minorHAnsi"/>
           <w:b/>
           <w:bCs/>
         </w:rPr>
-        <w:t xml:space="preserve"> </w:t>
-      </w:r>
-      <w:r>
-        <w:rPr>
-          <w:rStyle w:val="katex-mathml"/>
-          <w:rFonts w:eastAsiaTheme="majorEastAsia"/>
+        <w:t>H0</w:t>
+      </w:r>
+      <w:r>
+        <w:rPr>
+          <w:rFonts w:asciiTheme="minorHAnsi" w:hAnsiTheme="minorHAnsi"/>
+        </w:rPr>
+        <w:t xml:space="preserve">: </w:t>
+      </w:r>
+      <w:r>
+        <w:rPr>
+          <w:rFonts w:asciiTheme="minorHAnsi" w:hAnsiTheme="minorHAnsi"/>
+        </w:rPr>
+        <w:t>Wariancja składnika losowego jest stała (czyli brak heteroskedastyczności</w:t>
+      </w:r>
+      <w:r>
+        <w:rPr>
+          <w:rFonts w:asciiTheme="minorHAnsi" w:hAnsiTheme="minorHAnsi"/>
+        </w:rPr>
+        <w:t xml:space="preserve">, czyli </w:t>
+      </w:r>
+      <w:r>
+        <w:rPr>
+          <w:rFonts w:asciiTheme="minorHAnsi" w:hAnsiTheme="minorHAnsi"/>
+        </w:rPr>
+        <w:t>homoskedastyczność)</w:t>
+      </w:r>
+    </w:p>
+    <w:p>
+      <w:pPr>
+        <w:rPr>
+          <w:rFonts w:asciiTheme="minorHAnsi" w:hAnsiTheme="minorHAnsi"/>
+        </w:rPr>
+      </w:pPr>
+      <w:r>
+        <w:rPr>
+          <w:rFonts w:asciiTheme="minorHAnsi" w:hAnsiTheme="minorHAnsi"/>
           <w:b/>
           <w:bCs/>
         </w:rPr>
-        <w:t>D</w:t>
-      </w:r>
-      <w:r>
-        <w:rPr>
-          <w:rStyle w:val="katex-mathml"/>
-          <w:rFonts w:eastAsiaTheme="majorEastAsia"/>
-          <w:b/>
-          <w:bCs/>
-        </w:rPr>
-        <w:t xml:space="preserve"> </w:t>
-      </w:r>
-      <w:r>
-        <w:rPr>
-          <w:rStyle w:val="katex-mathml"/>
-          <w:rFonts w:eastAsiaTheme="majorEastAsia"/>
-          <w:b/>
-          <w:bCs/>
-        </w:rPr>
-        <w:t>kryt</w:t>
-      </w:r>
-      <w:r>
-        <w:rPr>
-          <w:rStyle w:val="katex-mathml"/>
-          <w:rFonts w:eastAsiaTheme="majorEastAsia"/>
-          <w:b/>
-          <w:bCs/>
-        </w:rPr>
-        <w:t>yczne</w:t>
-      </w:r>
-      <w:r>
-        <w:t xml:space="preserve"> (wartość krytyczna z tablic)</w:t>
-      </w:r>
-      <w:r>
-        <w:t xml:space="preserve"> </w:t>
-      </w:r>
-      <w:r>
-        <w:t xml:space="preserve">to </w:t>
-      </w:r>
-      <w:r>
-        <w:rPr>
-          <w:rStyle w:val="Strong"/>
-          <w:rFonts w:eastAsiaTheme="majorEastAsia"/>
-        </w:rPr>
-        <w:t>odrzucamy H</w:t>
-      </w:r>
-      <w:r>
-        <w:rPr>
-          <w:rStyle w:val="Strong"/>
-          <w:rFonts w:eastAsiaTheme="majorEastAsia"/>
-        </w:rPr>
-        <w:t>0.</w:t>
-      </w:r>
-    </w:p>
-    <w:p>
-      <w:pPr>
-        <w:spacing w:before="100" w:beforeAutospacing="1" w:after="100" w:afterAutospacing="1"/>
-      </w:pPr>
-      <w:r>
-        <w:t xml:space="preserve">W tym przyoadku także sprawdzamy normalność reszt. Ten test ma zazwyczaj słabszą moc niż test </w:t>
-      </w:r>
-      <w:r>
-        <w:t>Shapiro-Wilka</w:t>
-      </w:r>
-      <w:r>
-        <w:t>.</w:t>
-      </w:r>
-    </w:p>
-    <w:p>
-      <w:pPr>
-        <w:rPr>
-          <w:rFonts w:asciiTheme="minorHAnsi" w:hAnsiTheme="minorHAnsi"/>
-        </w:rPr>
-      </w:pPr>
-      <w:r>
-        <w:rPr>
-          <w:rFonts w:asciiTheme="minorHAnsi" w:hAnsiTheme="minorHAnsi"/>
-        </w:rPr>
-        <w:t>Obliczona s</w:t>
-      </w:r>
-      <w:r>
-        <w:rPr>
-          <w:rFonts w:asciiTheme="minorHAnsi" w:hAnsiTheme="minorHAnsi"/>
-        </w:rPr>
-        <w:t xml:space="preserve">tatystyka: </w:t>
-      </w:r>
-      <w:r>
-        <w:rPr>
-          <w:rFonts w:asciiTheme="minorHAnsi" w:hAnsiTheme="minorHAnsi"/>
-        </w:rPr>
-        <w:t>0.0726</w:t>
-      </w:r>
-    </w:p>
-    <w:p>
-      <w:pPr>
-        <w:rPr>
-          <w:rFonts w:asciiTheme="minorHAnsi" w:hAnsiTheme="minorHAnsi"/>
-        </w:rPr>
-      </w:pPr>
-      <w:r>
-        <w:rPr>
-          <w:rFonts w:asciiTheme="minorHAnsi" w:hAnsiTheme="minorHAnsi"/>
-        </w:rPr>
-        <w:t xml:space="preserve">P-value: </w:t>
-      </w:r>
-      <w:r>
-        <w:rPr>
-          <w:rFonts w:asciiTheme="minorHAnsi" w:hAnsiTheme="minorHAnsi"/>
-        </w:rPr>
-        <w:t>0.0001</w:t>
-      </w:r>
-    </w:p>
-    <w:p>
-      <w:pPr>
-        <w:rPr>
-          <w:rFonts w:asciiTheme="minorHAnsi" w:hAnsiTheme="minorHAnsi"/>
-        </w:rPr>
-      </w:pPr>
-    </w:p>
-    <w:p>
-      <w:pPr>
-        <w:rPr>
-          <w:b/>
-          <w:bCs/>
-        </w:rPr>
-      </w:pPr>
-      <w:r>
-        <w:rPr>
-          <w:b/>
-          <w:bCs/>
-        </w:rPr>
-        <w:t>Odrzucamy hipotezę o normalności (α=0.05)</w:t>
-      </w:r>
-    </w:p>
-    <w:p>
-      <w:pPr>
-        <w:rPr>
-          <w:b/>
-          <w:bCs/>
-        </w:rPr>
-      </w:pPr>
-    </w:p>
-    <w:p>
-      <w:pPr>
-        <w:pStyle w:val="Heading3"/>
-      </w:pPr>
-      <w:r>
-        <w:t xml:space="preserve">Test </w:t>
-      </w:r>
-      <w:r>
-        <w:t>Jarque-Bera</w:t>
-      </w:r>
-      <w:r>
-        <w:t xml:space="preserve"> dla reszt</w:t>
-      </w:r>
-    </w:p>
-    <w:p/>
-    <w:p>
-      <w:r>
-        <w:rPr>
-          <w:rStyle w:val="Strong"/>
-          <w:rFonts w:eastAsiaTheme="majorEastAsia"/>
-          <w:b w:val="0"/>
-          <w:bCs w:val="0"/>
-        </w:rPr>
-        <w:t>Test</w:t>
-      </w:r>
-      <w:r>
-        <w:rPr>
-          <w:rStyle w:val="Strong"/>
-          <w:rFonts w:eastAsiaTheme="majorEastAsia"/>
-        </w:rPr>
-        <w:t xml:space="preserve"> Jarque-Bera</w:t>
-      </w:r>
-      <w:r>
-        <w:t xml:space="preserve"> to test używany do</w:t>
-      </w:r>
-      <w:r>
-        <w:t xml:space="preserve"> </w:t>
-      </w:r>
-      <w:r>
-        <w:rPr>
-          <w:rStyle w:val="Strong"/>
-          <w:rFonts w:eastAsiaTheme="majorEastAsia"/>
-          <w:b w:val="0"/>
-          <w:bCs w:val="0"/>
-        </w:rPr>
-        <w:t>sprawdzenia, czy dane mają</w:t>
-      </w:r>
-      <w:r>
-        <w:rPr>
-          <w:rStyle w:val="Strong"/>
-          <w:rFonts w:eastAsiaTheme="majorEastAsia"/>
-        </w:rPr>
-        <w:t xml:space="preserve"> rozkład normalny</w:t>
-      </w:r>
-      <w:r>
-        <w:t xml:space="preserve">, na podstawie </w:t>
-      </w:r>
-      <w:r>
-        <w:rPr>
-          <w:rStyle w:val="Strong"/>
-          <w:rFonts w:eastAsiaTheme="majorEastAsia"/>
-        </w:rPr>
-        <w:t>skośności (skewness)</w:t>
-      </w:r>
-      <w:r>
-        <w:t xml:space="preserve"> i </w:t>
-      </w:r>
-      <w:r>
-        <w:rPr>
-          <w:rStyle w:val="Strong"/>
-          <w:rFonts w:eastAsiaTheme="majorEastAsia"/>
-        </w:rPr>
-        <w:t>kurtozy (kurtosis)</w:t>
-      </w:r>
-      <w:r>
-        <w:t>.</w:t>
-      </w:r>
-    </w:p>
-    <w:p/>
-    <w:p>
-      <w:r>
-        <w:rPr>
-          <w:rStyle w:val="Strong"/>
-          <w:rFonts w:eastAsiaTheme="majorEastAsia"/>
-        </w:rPr>
-        <w:t>Hipoteza zerowa:</w:t>
-      </w:r>
-      <w:r>
-        <w:t xml:space="preserve"> Dane pochodzą z rozkładu normalnego.</w:t>
-      </w:r>
-    </w:p>
-    <w:p>
-      <w:r>
-        <w:rPr>
-          <w:b/>
-          <w:bCs/>
-        </w:rPr>
-        <w:t>H</w:t>
-      </w:r>
-      <w:r>
-        <w:rPr>
-          <w:rStyle w:val="Strong"/>
-          <w:rFonts w:eastAsiaTheme="majorEastAsia"/>
-        </w:rPr>
-        <w:t>ipoteza alternatywna:</w:t>
-      </w:r>
-      <w:r>
-        <w:t xml:space="preserve"> Dane </w:t>
-      </w:r>
-      <w:r>
-        <w:rPr>
-          <w:rStyle w:val="Strong"/>
-          <w:rFonts w:eastAsiaTheme="majorEastAsia"/>
-          <w:b w:val="0"/>
-          <w:bCs w:val="0"/>
-        </w:rPr>
-        <w:t>nie</w:t>
-      </w:r>
-      <w:r>
-        <w:t xml:space="preserve"> pochodzą z rozkładu normalnego.</w:t>
-      </w:r>
-    </w:p>
-    <w:p/>
-    <w:p>
-      <w:pPr>
-        <w:rPr>
-          <w:rFonts w:asciiTheme="minorHAnsi" w:hAnsiTheme="minorHAnsi"/>
-        </w:rPr>
-      </w:pPr>
-    </w:p>
-    <w:p>
-      <w:pPr>
-        <w:rPr>
-          <w:rFonts w:asciiTheme="minorHAnsi" w:hAnsiTheme="minorHAnsi"/>
-        </w:rPr>
-      </w:pPr>
-      <w:r>
-        <w:rPr>
-          <w:rFonts w:asciiTheme="minorHAnsi" w:hAnsiTheme="minorHAnsi"/>
-        </w:rPr>
-        <w:t>Obliczona s</w:t>
-      </w:r>
-      <w:r>
-        <w:rPr>
-          <w:rFonts w:asciiTheme="minorHAnsi" w:hAnsiTheme="minorHAnsi"/>
-        </w:rPr>
-        <w:t xml:space="preserve">tatystyka: </w:t>
-      </w:r>
-      <w:r>
-        <w:rPr>
-          <w:rFonts w:asciiTheme="minorHAnsi" w:hAnsiTheme="minorHAnsi"/>
-        </w:rPr>
-        <w:t>2896.6292</w:t>
-      </w:r>
-    </w:p>
-    <w:p>
-      <w:pPr>
-        <w:rPr>
-          <w:rFonts w:asciiTheme="minorHAnsi" w:hAnsiTheme="minorHAnsi"/>
-        </w:rPr>
-      </w:pPr>
-      <w:r>
-        <w:rPr>
-          <w:rFonts w:asciiTheme="minorHAnsi" w:hAnsiTheme="minorHAnsi"/>
-        </w:rPr>
-        <w:t xml:space="preserve">P-value: </w:t>
-      </w:r>
-      <w:r>
-        <w:rPr>
-          <w:rFonts w:asciiTheme="minorHAnsi" w:hAnsiTheme="minorHAnsi"/>
-        </w:rPr>
-        <w:t>0.0000</w:t>
-      </w:r>
-    </w:p>
-    <w:p>
-      <w:pPr>
-        <w:rPr>
-          <w:rFonts w:asciiTheme="minorHAnsi" w:hAnsiTheme="minorHAnsi"/>
-        </w:rPr>
-      </w:pPr>
-    </w:p>
-    <w:p>
-      <w:pPr>
-        <w:rPr>
-          <w:b/>
-          <w:bCs/>
-        </w:rPr>
-      </w:pPr>
-      <w:r>
-        <w:rPr>
-          <w:b/>
-          <w:bCs/>
-        </w:rPr>
-        <w:t>Odrzucamy hipotezę o normalności (α=0.05)</w:t>
-      </w:r>
-    </w:p>
-    <w:p>
-      <w:pPr>
-        <w:rPr>
-          <w:rFonts w:asciiTheme="minorHAnsi" w:hAnsiTheme="minorHAnsi"/>
-        </w:rPr>
-      </w:pPr>
-    </w:p>
-    <w:p>
-      <w:pPr>
-        <w:pStyle w:val="Heading3"/>
-      </w:pPr>
-      <w:r>
-        <w:t xml:space="preserve">Test </w:t>
-      </w:r>
-      <w:r>
-        <w:t>Breuscha-Pagana</w:t>
-      </w:r>
-      <w:r>
-        <w:t xml:space="preserve"> </w:t>
-      </w:r>
-      <w:r>
-        <w:t>na badanie heterodeskadyczności</w:t>
-      </w:r>
-    </w:p>
-    <w:p>
-      <w:r>
-        <w:t>Test Breuscha–Pagana służy do wykrywania heteroskedastyczności w modelu regresji liniowej</w:t>
-      </w:r>
-      <w:r>
-        <w:t xml:space="preserve">, </w:t>
-      </w:r>
-      <w:r>
-        <w:t>czyli sprawdza, czy wariancja składnika losowego (reszt) jest stała, czy zależna od wartości zmiennych objaśniających.</w:t>
-      </w:r>
-    </w:p>
-    <w:p>
-      <w:r>
-        <w:rPr>
-          <w:b/>
-          <w:bCs/>
-        </w:rPr>
-        <w:lastRenderedPageBreak/>
-        <w:t>H0</w:t>
-      </w:r>
-      <w:r>
+        <w:t>H1</w:t>
+      </w:r>
+      <w:r>
+        <w:rPr>
+          <w:rFonts w:asciiTheme="minorHAnsi" w:hAnsiTheme="minorHAnsi"/>
+        </w:rPr>
         <w:t xml:space="preserve">: </w:t>
       </w:r>
       <w:r>
-        <w:t>Wariancja składnika losowego jest stała (czyli brak heteroskedastyczności</w:t>
-      </w:r>
-      <w:r>
-        <w:t xml:space="preserve">, czyli </w:t>
-      </w:r>
-      <w:r>
-        <w:t>homoskedastyczność)</w:t>
-      </w:r>
-    </w:p>
-    <w:p>
-      <w:r>
-        <w:rPr>
-          <w:b/>
-          <w:bCs/>
-        </w:rPr>
-        <w:t>H1</w:t>
-      </w:r>
-      <w:r>
-        <w:t xml:space="preserve">: </w:t>
-      </w:r>
-      <w:r>
+        <w:rPr>
+          <w:rFonts w:asciiTheme="minorHAnsi" w:hAnsiTheme="minorHAnsi"/>
+        </w:rPr>
         <w:t>Wariancja składnika losowego nie jest stała (czyli występuje heteroskedastyczność)</w:t>
       </w:r>
     </w:p>
-    <w:p/>
+    <w:p>
+      <w:pPr>
+        <w:rPr>
+          <w:rFonts w:asciiTheme="minorHAnsi" w:hAnsiTheme="minorHAnsi"/>
+        </w:rPr>
+      </w:pPr>
+    </w:p>
     <w:p>
       <w:pPr>
         <w:rPr>
@@ -10982,6 +11811,7 @@
     <w:p>
       <w:pPr>
         <w:rPr>
+          <w:rFonts w:asciiTheme="minorHAnsi" w:hAnsiTheme="minorHAnsi"/>
           <w:b/>
           <w:bCs/>
         </w:rPr>
@@ -10990,12 +11820,14 @@
     <w:p>
       <w:pPr>
         <w:rPr>
+          <w:rFonts w:asciiTheme="minorHAnsi" w:hAnsiTheme="minorHAnsi"/>
           <w:b/>
           <w:bCs/>
         </w:rPr>
       </w:pPr>
       <w:r>
         <w:rPr>
+          <w:rFonts w:asciiTheme="minorHAnsi" w:hAnsiTheme="minorHAnsi"/>
           <w:b/>
           <w:bCs/>
         </w:rPr>
@@ -11019,6 +11851,7 @@
       </w:r>
       <w:r>
         <w:rPr>
+          <w:rFonts w:asciiTheme="minorHAnsi" w:hAnsiTheme="minorHAnsi"/>
           <w:b/>
           <w:bCs/>
         </w:rPr>
@@ -11026,6 +11859,7 @@
       </w:r>
       <w:r>
         <w:rPr>
+          <w:rFonts w:asciiTheme="minorHAnsi" w:hAnsiTheme="minorHAnsi"/>
           <w:b/>
           <w:bCs/>
         </w:rPr>
@@ -11062,6 +11896,7 @@
       <w:pPr>
         <w:pStyle w:val="Heading3"/>
       </w:pPr>
+      <w:bookmarkStart w:id="18" w:name="_Toc200921896"/>
       <w:r>
         <w:t>Test</w:t>
       </w:r>
@@ -11069,74 +11904,93 @@
         <w:t xml:space="preserve"> </w:t>
       </w:r>
       <w:r>
-        <w:t xml:space="preserve">White'a </w:t>
-      </w:r>
-      <w:r>
-        <w:t>na badanie heterodeskadyczności</w:t>
-      </w:r>
-    </w:p>
-    <w:p>
-      <w:r>
-        <w:rPr>
-          <w:rStyle w:val="Strong"/>
-          <w:rFonts w:eastAsiaTheme="majorEastAsia"/>
-        </w:rPr>
-        <w:t>Test White’a</w:t>
-      </w:r>
-      <w:r>
-        <w:t xml:space="preserve"> podobnie jak test Breuscha–Pagana służy do wykrywania </w:t>
-      </w:r>
-      <w:r>
-        <w:rPr>
-          <w:rStyle w:val="Strong"/>
-          <w:rFonts w:eastAsiaTheme="majorEastAsia"/>
-        </w:rPr>
-        <w:t>heteroskedastyczności</w:t>
-      </w:r>
-      <w:r>
-        <w:t xml:space="preserve"> w modelu regresji liniowej. Jest jednak </w:t>
-      </w:r>
-      <w:r>
-        <w:rPr>
-          <w:rStyle w:val="Strong"/>
-          <w:rFonts w:eastAsiaTheme="majorEastAsia"/>
-          <w:b w:val="0"/>
-          <w:bCs w:val="0"/>
-        </w:rPr>
-        <w:t>bardziej ogólny</w:t>
-      </w:r>
-      <w:r>
-        <w:t>, ponieważ nie zakłada konkretnego kształtu zależności wariancji składnika losowego od zmiennych objaśniających.</w:t>
-      </w:r>
-    </w:p>
-    <w:p/>
-    <w:p>
-      <w:r>
-        <w:rPr>
+        <w:t>White'a na badanie heterodeskadyczności</w:t>
+      </w:r>
+      <w:bookmarkEnd w:id="18"/>
+    </w:p>
+    <w:p>
+      <w:pPr>
+        <w:rPr>
+          <w:rFonts w:asciiTheme="minorHAnsi" w:hAnsiTheme="minorHAnsi"/>
+        </w:rPr>
+      </w:pPr>
+      <w:r>
+        <w:rPr>
+          <w:rFonts w:asciiTheme="minorHAnsi" w:hAnsiTheme="minorHAnsi"/>
+        </w:rPr>
+        <w:t>Test White’a, podobnie jak test Breuscha–Pagana, służy do wykrywania heteroskedastyczności w modelu regresji liniowej. Jest jednak bardziej ogólny, ponieważ nie wymaga przyjęcia konkretnej formy zależności wariancji składnika losowego od zmiennych objaśniających. Umożliwia wykrycie zarówno liniowej, jak i nieliniowej</w:t>
+      </w:r>
+      <w:r>
+        <w:rPr>
+          <w:rFonts w:asciiTheme="minorHAnsi" w:hAnsiTheme="minorHAnsi"/>
+        </w:rPr>
+        <w:t xml:space="preserve"> </w:t>
+      </w:r>
+      <w:r>
+        <w:rPr>
+          <w:rFonts w:asciiTheme="minorHAnsi" w:hAnsiTheme="minorHAnsi"/>
+        </w:rPr>
+        <w:t>heteroskedastyczności, co czyni go bardziej elastycznym narzędziem diagnostycznym.</w:t>
+      </w:r>
+    </w:p>
+    <w:p>
+      <w:pPr>
+        <w:rPr>
+          <w:rFonts w:asciiTheme="minorHAnsi" w:hAnsiTheme="minorHAnsi"/>
+        </w:rPr>
+      </w:pPr>
+    </w:p>
+    <w:p>
+      <w:pPr>
+        <w:rPr>
+          <w:rFonts w:asciiTheme="minorHAnsi" w:hAnsiTheme="minorHAnsi"/>
+        </w:rPr>
+      </w:pPr>
+      <w:r>
+        <w:rPr>
+          <w:rFonts w:asciiTheme="minorHAnsi" w:hAnsiTheme="minorHAnsi"/>
           <w:b/>
           <w:bCs/>
         </w:rPr>
         <w:t>H0:</w:t>
       </w:r>
       <w:r>
+        <w:rPr>
+          <w:rFonts w:asciiTheme="minorHAnsi" w:hAnsiTheme="minorHAnsi"/>
+        </w:rPr>
         <w:t xml:space="preserve"> Brak heteroskedastyczności</w:t>
       </w:r>
       <w:r>
+        <w:rPr>
+          <w:rFonts w:asciiTheme="minorHAnsi" w:hAnsiTheme="minorHAnsi"/>
+        </w:rPr>
         <w:t>, czyli</w:t>
       </w:r>
       <w:r>
+        <w:rPr>
+          <w:rFonts w:asciiTheme="minorHAnsi" w:hAnsiTheme="minorHAnsi"/>
+        </w:rPr>
         <w:t xml:space="preserve"> wariancja reszt jest stała.</w:t>
       </w:r>
     </w:p>
     <w:p>
-      <w:r>
-        <w:rPr>
+      <w:pPr>
+        <w:rPr>
+          <w:rFonts w:asciiTheme="minorHAnsi" w:hAnsiTheme="minorHAnsi"/>
+        </w:rPr>
+      </w:pPr>
+      <w:r>
+        <w:rPr>
+          <w:rFonts w:asciiTheme="minorHAnsi" w:hAnsiTheme="minorHAnsi"/>
           <w:b/>
           <w:bCs/>
         </w:rPr>
         <w:t xml:space="preserve">H1: </w:t>
       </w:r>
       <w:r>
+        <w:rPr>
+          <w:rFonts w:asciiTheme="minorHAnsi" w:hAnsiTheme="minorHAnsi"/>
+        </w:rPr>
         <w:t>Występuje heteroskedastyczność (wariancja składnika losowego nie jest stała).</w:t>
       </w:r>
     </w:p>
@@ -11245,6 +12099,7 @@
           <w:b/>
           <w:bCs/>
         </w:rPr>
+        <w:lastRenderedPageBreak/>
         <w:t>Występuje heteroskedastyczność</w:t>
       </w:r>
     </w:p>
@@ -11259,6 +12114,7 @@
       <w:pPr>
         <w:pStyle w:val="Heading3"/>
       </w:pPr>
+      <w:bookmarkStart w:id="19" w:name="_Toc200921897"/>
       <w:r>
         <w:t xml:space="preserve">Test </w:t>
       </w:r>
@@ -11271,75 +12127,114 @@
       <w:r>
         <w:t>współliniowości</w:t>
       </w:r>
-    </w:p>
-    <w:p>
+      <w:bookmarkEnd w:id="19"/>
+    </w:p>
+    <w:p>
+      <w:pPr>
+        <w:rPr>
+          <w:rFonts w:asciiTheme="minorHAnsi" w:hAnsiTheme="minorHAnsi"/>
+        </w:rPr>
+      </w:pPr>
       <w:r>
         <w:rPr>
           <w:rStyle w:val="Strong"/>
-          <w:rFonts w:eastAsiaTheme="majorEastAsia"/>
+          <w:rFonts w:asciiTheme="minorHAnsi" w:eastAsiaTheme="majorEastAsia" w:hAnsiTheme="minorHAnsi"/>
         </w:rPr>
         <w:t>VIF</w:t>
       </w:r>
       <w:r>
+        <w:rPr>
+          <w:rFonts w:asciiTheme="minorHAnsi" w:hAnsiTheme="minorHAnsi"/>
+        </w:rPr>
         <w:t xml:space="preserve"> to </w:t>
       </w:r>
       <w:r>
+        <w:rPr>
+          <w:rFonts w:asciiTheme="minorHAnsi" w:hAnsiTheme="minorHAnsi"/>
+        </w:rPr>
         <w:t>test</w:t>
       </w:r>
       <w:r>
+        <w:rPr>
+          <w:rFonts w:asciiTheme="minorHAnsi" w:hAnsiTheme="minorHAnsi"/>
+        </w:rPr>
+        <w:t xml:space="preserve"> </w:t>
+      </w:r>
+      <w:r>
+        <w:rPr>
+          <w:rFonts w:asciiTheme="minorHAnsi" w:hAnsiTheme="minorHAnsi"/>
+        </w:rPr>
         <w:t xml:space="preserve">do </w:t>
       </w:r>
       <w:r>
         <w:rPr>
           <w:rStyle w:val="Strong"/>
-          <w:rFonts w:eastAsiaTheme="majorEastAsia"/>
+          <w:rFonts w:asciiTheme="minorHAnsi" w:eastAsiaTheme="majorEastAsia" w:hAnsiTheme="minorHAnsi"/>
         </w:rPr>
         <w:t>badania współliniowości (kolinearności)</w:t>
       </w:r>
       <w:r>
+        <w:rPr>
+          <w:rFonts w:asciiTheme="minorHAnsi" w:hAnsiTheme="minorHAnsi"/>
+        </w:rPr>
         <w:t xml:space="preserve"> między zmiennymi objaśniającymi w modelu regresji liniowej.</w:t>
       </w:r>
       <w:r>
+        <w:rPr>
+          <w:rFonts w:asciiTheme="minorHAnsi" w:hAnsiTheme="minorHAnsi"/>
+        </w:rPr>
         <w:t xml:space="preserve"> </w:t>
       </w:r>
       <w:r>
         <w:rPr>
           <w:rStyle w:val="Strong"/>
-          <w:rFonts w:eastAsiaTheme="majorEastAsia"/>
+          <w:rFonts w:asciiTheme="minorHAnsi" w:eastAsiaTheme="majorEastAsia" w:hAnsiTheme="minorHAnsi"/>
         </w:rPr>
         <w:t>W</w:t>
       </w:r>
       <w:r>
         <w:rPr>
           <w:rStyle w:val="Strong"/>
-          <w:rFonts w:eastAsiaTheme="majorEastAsia"/>
+          <w:rFonts w:asciiTheme="minorHAnsi" w:eastAsiaTheme="majorEastAsia" w:hAnsiTheme="minorHAnsi"/>
         </w:rPr>
         <w:t xml:space="preserve">spółliniowości </w:t>
       </w:r>
       <w:r>
+        <w:rPr>
+          <w:rFonts w:asciiTheme="minorHAnsi" w:hAnsiTheme="minorHAnsi"/>
+        </w:rPr>
         <w:t>w</w:t>
       </w:r>
       <w:r>
+        <w:rPr>
+          <w:rFonts w:asciiTheme="minorHAnsi" w:hAnsiTheme="minorHAnsi"/>
+        </w:rPr>
         <w:t xml:space="preserve">ystępuje, gdy </w:t>
       </w:r>
       <w:r>
         <w:rPr>
           <w:rStyle w:val="Strong"/>
-          <w:rFonts w:eastAsiaTheme="majorEastAsia"/>
+          <w:rFonts w:asciiTheme="minorHAnsi" w:eastAsiaTheme="majorEastAsia" w:hAnsiTheme="minorHAnsi"/>
         </w:rPr>
         <w:t>jedna zmienna objaśniająca</w:t>
       </w:r>
       <w:r>
+        <w:rPr>
+          <w:rFonts w:asciiTheme="minorHAnsi" w:hAnsiTheme="minorHAnsi"/>
+        </w:rPr>
         <w:t xml:space="preserve"> jest silnie skorelowana z </w:t>
       </w:r>
       <w:r>
         <w:rPr>
           <w:rStyle w:val="Strong"/>
-          <w:rFonts w:eastAsiaTheme="majorEastAsia"/>
+          <w:rFonts w:asciiTheme="minorHAnsi" w:eastAsiaTheme="majorEastAsia" w:hAnsiTheme="minorHAnsi"/>
         </w:rPr>
         <w:t>inną lub kilkoma innymi</w:t>
       </w:r>
       <w:r>
+        <w:rPr>
+          <w:rFonts w:asciiTheme="minorHAnsi" w:hAnsiTheme="minorHAnsi"/>
+        </w:rPr>
         <w:t>.</w:t>
       </w:r>
     </w:p>
@@ -11347,10 +12242,13 @@
       <w:pPr>
         <w:rPr>
           <w:rStyle w:val="Strong"/>
-          <w:rFonts w:eastAsiaTheme="majorEastAsia"/>
-        </w:rPr>
-      </w:pPr>
-      <w:r>
+          <w:rFonts w:asciiTheme="minorHAnsi" w:eastAsiaTheme="majorEastAsia" w:hAnsiTheme="minorHAnsi"/>
+        </w:rPr>
+      </w:pPr>
+      <w:r>
+        <w:rPr>
+          <w:rFonts w:asciiTheme="minorHAnsi" w:hAnsiTheme="minorHAnsi"/>
+        </w:rPr>
         <w:t>Powoduje, że:</w:t>
       </w:r>
     </w:p>
@@ -11363,16 +12261,19 @@
         </w:numPr>
         <w:rPr>
           <w:rStyle w:val="Strong"/>
-          <w:rFonts w:eastAsiaTheme="majorEastAsia"/>
-        </w:rPr>
-      </w:pPr>
-      <w:r>
+          <w:rFonts w:asciiTheme="minorHAnsi" w:eastAsiaTheme="majorEastAsia" w:hAnsiTheme="minorHAnsi"/>
+        </w:rPr>
+      </w:pPr>
+      <w:r>
+        <w:rPr>
+          <w:rFonts w:asciiTheme="minorHAnsi" w:hAnsiTheme="minorHAnsi"/>
+        </w:rPr>
         <w:t xml:space="preserve">estymatory OLS są </w:t>
       </w:r>
       <w:r>
         <w:rPr>
           <w:rStyle w:val="Strong"/>
-          <w:rFonts w:eastAsiaTheme="majorEastAsia"/>
+          <w:rFonts w:asciiTheme="minorHAnsi" w:eastAsiaTheme="majorEastAsia" w:hAnsiTheme="minorHAnsi"/>
         </w:rPr>
         <w:t>niestabilne</w:t>
       </w:r>
@@ -11384,15 +12285,21 @@
           <w:ilvl w:val="0"/>
           <w:numId w:val="2"/>
         </w:numPr>
+        <w:rPr>
+          <w:rFonts w:asciiTheme="minorHAnsi" w:hAnsiTheme="minorHAnsi"/>
+        </w:rPr>
       </w:pPr>
       <w:r>
         <w:rPr>
           <w:rStyle w:val="Strong"/>
-          <w:rFonts w:eastAsiaTheme="majorEastAsia"/>
+          <w:rFonts w:asciiTheme="minorHAnsi" w:eastAsiaTheme="majorEastAsia" w:hAnsiTheme="minorHAnsi"/>
         </w:rPr>
         <w:t>rośnie wariancja</w:t>
       </w:r>
       <w:r>
+        <w:rPr>
+          <w:rFonts w:asciiTheme="minorHAnsi" w:hAnsiTheme="minorHAnsi"/>
+        </w:rPr>
         <w:t xml:space="preserve"> estymatorów</w:t>
       </w:r>
     </w:p>
@@ -11403,24 +12310,92 @@
           <w:ilvl w:val="0"/>
           <w:numId w:val="2"/>
         </w:numPr>
-      </w:pPr>
-      <w:r>
+        <w:rPr>
+          <w:rFonts w:asciiTheme="minorHAnsi" w:hAnsiTheme="minorHAnsi"/>
+        </w:rPr>
+      </w:pPr>
+      <w:r>
+        <w:rPr>
+          <w:rFonts w:asciiTheme="minorHAnsi" w:hAnsiTheme="minorHAnsi"/>
+        </w:rPr>
         <w:t>trudniej interpretować wyniki i testować istotność.</w:t>
       </w:r>
       <w:r>
+        <w:rPr>
+          <w:rFonts w:asciiTheme="minorHAnsi" w:hAnsiTheme="minorHAnsi"/>
+        </w:rPr>
         <w:br/>
       </w:r>
     </w:p>
     <w:p>
-      <w:r>
+      <w:pPr>
+        <w:rPr>
+          <w:rFonts w:asciiTheme="minorHAnsi" w:hAnsiTheme="minorHAnsi"/>
+        </w:rPr>
+      </w:pPr>
+      <w:r>
+        <w:rPr>
+          <w:rFonts w:asciiTheme="minorHAnsi" w:hAnsiTheme="minorHAnsi"/>
+        </w:rPr>
+        <w:t>Ogólnie przyjmuje się, że wartości VIF przekraczające</w:t>
+      </w:r>
+      <w:r>
+        <w:rPr>
+          <w:rFonts w:asciiTheme="minorHAnsi" w:hAnsiTheme="minorHAnsi"/>
+        </w:rPr>
+        <w:t xml:space="preserve"> </w:t>
+      </w:r>
+      <w:r>
+        <w:rPr>
+          <w:rFonts w:asciiTheme="minorHAnsi" w:hAnsiTheme="minorHAnsi"/>
+        </w:rPr>
+        <w:t>10 mogą świadczyć o problemie współliniowości wymagającym uwagi.</w:t>
+      </w:r>
+      <w:r>
+        <w:rPr>
+          <w:rFonts w:asciiTheme="minorHAnsi" w:hAnsiTheme="minorHAnsi"/>
+        </w:rPr>
+        <w:t xml:space="preserve"> Nie oznacza to jednak odrazu, że te zmienne mają zostać usunięte z modelu.</w:t>
+      </w:r>
+    </w:p>
+    <w:p>
+      <w:pPr>
+        <w:rPr>
+          <w:rFonts w:asciiTheme="minorHAnsi" w:hAnsiTheme="minorHAnsi"/>
+        </w:rPr>
+      </w:pPr>
+    </w:p>
+    <w:p>
+      <w:pPr>
+        <w:rPr>
+          <w:rFonts w:asciiTheme="minorHAnsi" w:hAnsiTheme="minorHAnsi"/>
+        </w:rPr>
+      </w:pPr>
+      <w:r>
+        <w:rPr>
+          <w:rFonts w:asciiTheme="minorHAnsi" w:hAnsiTheme="minorHAnsi"/>
+        </w:rPr>
         <w:t xml:space="preserve">W celu zbadania </w:t>
       </w:r>
       <w:r>
+        <w:rPr>
+          <w:rFonts w:asciiTheme="minorHAnsi" w:hAnsiTheme="minorHAnsi"/>
+        </w:rPr>
         <w:t>współliniowości</w:t>
       </w:r>
       <w:r>
+        <w:rPr>
+          <w:rFonts w:asciiTheme="minorHAnsi" w:hAnsiTheme="minorHAnsi"/>
+        </w:rPr>
         <w:t xml:space="preserve"> oblicza się statystykę VIF, a następnie interpretuje:</w:t>
       </w:r>
+    </w:p>
+    <w:p>
+      <w:pPr>
+        <w:rPr>
+          <w:rFonts w:asciiTheme="minorHAnsi" w:hAnsiTheme="minorHAnsi"/>
+        </w:rPr>
+      </w:pPr>
     </w:p>
     <w:tbl>
       <w:tblPr>
@@ -11438,12 +12413,23 @@
             <w:tcW w:w="4320" w:type="dxa"/>
           </w:tcPr>
           <w:p>
+            <w:pPr>
+              <w:rPr>
+                <w:rFonts w:asciiTheme="minorHAnsi" w:hAnsiTheme="minorHAnsi"/>
+              </w:rPr>
+            </w:pPr>
             <w:proofErr w:type="spellStart"/>
             <w:r>
+              <w:rPr>
+                <w:rFonts w:asciiTheme="minorHAnsi" w:hAnsiTheme="minorHAnsi"/>
+              </w:rPr>
               <w:t>Wartość</w:t>
             </w:r>
             <w:proofErr w:type="spellEnd"/>
             <w:r>
+              <w:rPr>
+                <w:rFonts w:asciiTheme="minorHAnsi" w:hAnsiTheme="minorHAnsi"/>
+              </w:rPr>
               <w:t xml:space="preserve"> VIF</w:t>
             </w:r>
           </w:p>
@@ -11453,8 +12439,16 @@
             <w:tcW w:w="4320" w:type="dxa"/>
           </w:tcPr>
           <w:p>
+            <w:pPr>
+              <w:rPr>
+                <w:rFonts w:asciiTheme="minorHAnsi" w:hAnsiTheme="minorHAnsi"/>
+              </w:rPr>
+            </w:pPr>
             <w:proofErr w:type="spellStart"/>
             <w:r>
+              <w:rPr>
+                <w:rFonts w:asciiTheme="minorHAnsi" w:hAnsiTheme="minorHAnsi"/>
+              </w:rPr>
               <w:t>Interpretacja</w:t>
             </w:r>
             <w:proofErr w:type="spellEnd"/>
@@ -11467,7 +12461,15 @@
             <w:tcW w:w="4320" w:type="dxa"/>
           </w:tcPr>
           <w:p>
-            <w:r>
+            <w:pPr>
+              <w:rPr>
+                <w:rFonts w:asciiTheme="minorHAnsi" w:hAnsiTheme="minorHAnsi"/>
+              </w:rPr>
+            </w:pPr>
+            <w:r>
+              <w:rPr>
+                <w:rFonts w:asciiTheme="minorHAnsi" w:hAnsiTheme="minorHAnsi"/>
+              </w:rPr>
               <w:t>≈ 1</w:t>
             </w:r>
           </w:p>
@@ -11477,16 +12479,30 @@
             <w:tcW w:w="4320" w:type="dxa"/>
           </w:tcPr>
           <w:p>
+            <w:pPr>
+              <w:rPr>
+                <w:rFonts w:asciiTheme="minorHAnsi" w:hAnsiTheme="minorHAnsi"/>
+              </w:rPr>
+            </w:pPr>
             <w:proofErr w:type="spellStart"/>
             <w:r>
+              <w:rPr>
+                <w:rFonts w:asciiTheme="minorHAnsi" w:hAnsiTheme="minorHAnsi"/>
+              </w:rPr>
               <w:t>Brak</w:t>
             </w:r>
             <w:proofErr w:type="spellEnd"/>
             <w:r>
+              <w:rPr>
+                <w:rFonts w:asciiTheme="minorHAnsi" w:hAnsiTheme="minorHAnsi"/>
+              </w:rPr>
               <w:t xml:space="preserve"> </w:t>
             </w:r>
             <w:proofErr w:type="spellStart"/>
             <w:r>
+              <w:rPr>
+                <w:rFonts w:asciiTheme="minorHAnsi" w:hAnsiTheme="minorHAnsi"/>
+              </w:rPr>
               <w:t>współliniowości</w:t>
             </w:r>
             <w:proofErr w:type="spellEnd"/>
@@ -11499,14 +12515,16 @@
             <w:tcW w:w="4320" w:type="dxa"/>
           </w:tcPr>
           <w:p>
-            <w:r>
-              <w:t>5</w:t>
-            </w:r>
-            <w:r>
-              <w:t xml:space="preserve"> &lt; VIF &lt; </w:t>
-            </w:r>
-            <w:r>
-              <w:t>10</w:t>
+            <w:pPr>
+              <w:rPr>
+                <w:rFonts w:asciiTheme="minorHAnsi" w:hAnsiTheme="minorHAnsi"/>
+              </w:rPr>
+            </w:pPr>
+            <w:r>
+              <w:rPr>
+                <w:rFonts w:asciiTheme="minorHAnsi" w:hAnsiTheme="minorHAnsi"/>
+              </w:rPr>
+              <w:t>1 &lt; VIF &lt; 5</w:t>
             </w:r>
           </w:p>
         </w:tc>
@@ -11517,23 +12535,27 @@
           <w:p>
             <w:pPr>
               <w:rPr>
+                <w:rFonts w:asciiTheme="minorHAnsi" w:hAnsiTheme="minorHAnsi"/>
                 <w:lang w:val="pl-PL"/>
               </w:rPr>
             </w:pPr>
             <w:r>
               <w:rPr>
+                <w:rFonts w:asciiTheme="minorHAnsi" w:hAnsiTheme="minorHAnsi"/>
                 <w:lang w:val="pl-PL"/>
               </w:rPr>
               <w:t>Umiarkowana współliniowość</w:t>
             </w:r>
             <w:r>
               <w:rPr>
+                <w:rFonts w:asciiTheme="minorHAnsi" w:hAnsiTheme="minorHAnsi"/>
                 <w:lang w:val="pl-PL"/>
               </w:rPr>
               <w:t xml:space="preserve">, </w:t>
             </w:r>
             <w:r>
               <w:rPr>
+                <w:rFonts w:asciiTheme="minorHAnsi" w:hAnsiTheme="minorHAnsi"/>
                 <w:lang w:val="pl-PL"/>
               </w:rPr>
               <w:t>nie stanowi dużego problemu</w:t>
@@ -11547,7 +12569,69 @@
             <w:tcW w:w="4320" w:type="dxa"/>
           </w:tcPr>
           <w:p>
-            <w:r>
+            <w:pPr>
+              <w:rPr>
+                <w:rFonts w:asciiTheme="minorHAnsi" w:hAnsiTheme="minorHAnsi"/>
+              </w:rPr>
+            </w:pPr>
+            <w:r>
+              <w:rPr>
+                <w:rFonts w:asciiTheme="minorHAnsi" w:hAnsiTheme="minorHAnsi"/>
+              </w:rPr>
+              <w:t>≥ 5</w:t>
+            </w:r>
+          </w:p>
+        </w:tc>
+        <w:tc>
+          <w:tcPr>
+            <w:tcW w:w="4320" w:type="dxa"/>
+          </w:tcPr>
+          <w:p>
+            <w:pPr>
+              <w:rPr>
+                <w:rFonts w:asciiTheme="minorHAnsi" w:hAnsiTheme="minorHAnsi"/>
+              </w:rPr>
+            </w:pPr>
+            <w:proofErr w:type="spellStart"/>
+            <w:r>
+              <w:rPr>
+                <w:rFonts w:asciiTheme="minorHAnsi" w:hAnsiTheme="minorHAnsi"/>
+              </w:rPr>
+              <w:t>Wysoka</w:t>
+            </w:r>
+            <w:proofErr w:type="spellEnd"/>
+            <w:r>
+              <w:rPr>
+                <w:rFonts w:asciiTheme="minorHAnsi" w:hAnsiTheme="minorHAnsi"/>
+              </w:rPr>
+              <w:t xml:space="preserve"> </w:t>
+            </w:r>
+            <w:proofErr w:type="spellStart"/>
+            <w:r>
+              <w:rPr>
+                <w:rFonts w:asciiTheme="minorHAnsi" w:hAnsiTheme="minorHAnsi"/>
+              </w:rPr>
+              <w:t>współliniowość</w:t>
+            </w:r>
+            <w:proofErr w:type="spellEnd"/>
+          </w:p>
+        </w:tc>
+      </w:tr>
+      <w:tr>
+        <w:tc>
+          <w:tcPr>
+            <w:tcW w:w="4320" w:type="dxa"/>
+          </w:tcPr>
+          <w:p>
+            <w:pPr>
+              <w:rPr>
+                <w:rFonts w:asciiTheme="minorHAnsi" w:hAnsiTheme="minorHAnsi"/>
+              </w:rPr>
+            </w:pPr>
+            <w:r>
+              <w:rPr>
+                <w:rFonts w:asciiTheme="minorHAnsi" w:hAnsiTheme="minorHAnsi"/>
+              </w:rPr>
               <w:t>≥ 10</w:t>
             </w:r>
           </w:p>
@@ -11559,61 +12643,88 @@
           <w:p>
             <w:pPr>
               <w:rPr>
+                <w:rFonts w:asciiTheme="minorHAnsi" w:hAnsiTheme="minorHAnsi"/>
                 <w:lang w:val="pl-PL"/>
               </w:rPr>
             </w:pPr>
             <w:r>
               <w:rPr>
+                <w:rFonts w:asciiTheme="minorHAnsi" w:hAnsiTheme="minorHAnsi"/>
                 <w:lang w:val="pl-PL"/>
               </w:rPr>
               <w:t>Bardzo wysoka współliniowość</w:t>
             </w:r>
             <w:r>
               <w:rPr>
+                <w:rFonts w:asciiTheme="minorHAnsi" w:hAnsiTheme="minorHAnsi"/>
                 <w:lang w:val="pl-PL"/>
               </w:rPr>
               <w:t>,</w:t>
             </w:r>
             <w:r>
               <w:rPr>
+                <w:rFonts w:asciiTheme="minorHAnsi" w:hAnsiTheme="minorHAnsi"/>
                 <w:lang w:val="pl-PL"/>
               </w:rPr>
               <w:t xml:space="preserve"> poważny problem</w:t>
             </w:r>
             <w:r>
               <w:rPr>
+                <w:rFonts w:asciiTheme="minorHAnsi" w:hAnsiTheme="minorHAnsi"/>
                 <w:lang w:val="pl-PL"/>
               </w:rPr>
-              <w:t>, który wymaga zmian w modelu</w:t>
-            </w:r>
+              <w:t xml:space="preserve">, wymaga zastosowania </w:t>
+            </w:r>
+            <w:proofErr w:type="spellStart"/>
+            <w:r>
+              <w:rPr>
+                <w:rFonts w:asciiTheme="minorHAnsi" w:hAnsiTheme="minorHAnsi"/>
+                <w:lang w:val="pl-PL"/>
+              </w:rPr>
+              <w:t>zm</w:t>
+            </w:r>
+            <w:proofErr w:type="spellEnd"/>
           </w:p>
         </w:tc>
       </w:tr>
     </w:tbl>
-    <w:p/>
-    <w:p>
-      <w:pPr>
-        <w:rPr>
-          <w:rFonts w:asciiTheme="minorHAnsi" w:hAnsiTheme="minorHAnsi"/>
-        </w:rPr>
-      </w:pPr>
-    </w:p>
-    <w:p>
-      <w:pPr>
-        <w:rPr>
-          <w:rFonts w:asciiTheme="minorHAnsi" w:hAnsiTheme="minorHAnsi"/>
-        </w:rPr>
-      </w:pPr>
-    </w:p>
-    <w:p>
-      <w:pPr>
-        <w:rPr>
-          <w:rFonts w:asciiTheme="minorHAnsi" w:hAnsiTheme="minorHAnsi"/>
-        </w:rPr>
-      </w:pPr>
-      <w:r>
-        <w:rPr>
-          <w:rFonts w:asciiTheme="minorHAnsi" w:hAnsiTheme="minorHAnsi"/>
+    <w:p>
+      <w:pPr>
+        <w:rPr>
+          <w:rFonts w:asciiTheme="minorHAnsi" w:hAnsiTheme="minorHAnsi"/>
+        </w:rPr>
+      </w:pPr>
+    </w:p>
+    <w:p>
+      <w:pPr>
+        <w:rPr>
+          <w:rFonts w:asciiTheme="minorHAnsi" w:hAnsiTheme="minorHAnsi"/>
+          <w:color w:val="4EA72E" w:themeColor="accent6"/>
+        </w:rPr>
+      </w:pPr>
+      <w:r>
+        <w:rPr>
+          <w:rFonts w:asciiTheme="minorHAnsi" w:hAnsiTheme="minorHAnsi"/>
+        </w:rPr>
+        <w:br w:type="column"/>
+      </w:r>
+      <w:r>
+        <w:rPr>
+          <w:rFonts w:asciiTheme="minorHAnsi" w:hAnsiTheme="minorHAnsi"/>
+        </w:rPr>
+        <w:lastRenderedPageBreak/>
+        <w:t>DO SPAREWDZENIA I ZMIENIENIA</w:t>
+      </w:r>
+      <w:r>
+        <w:rPr>
+          <w:rFonts w:asciiTheme="minorHAnsi" w:hAnsiTheme="minorHAnsi"/>
+        </w:rPr>
+        <w:br/>
+      </w:r>
+      <w:r>
+        <w:rPr>
+          <w:rFonts w:asciiTheme="minorHAnsi" w:hAnsiTheme="minorHAnsi"/>
+          <w:color w:val="4EA72E" w:themeColor="accent6"/>
         </w:rPr>
         <w:t>Badanie stacjonarności zmiennych i eliminacja niestacjonarności (w przypadku szeregów czasowych).</w:t>
       </w:r>
@@ -11622,11 +12733,13 @@
       <w:pPr>
         <w:rPr>
           <w:rFonts w:asciiTheme="minorHAnsi" w:hAnsiTheme="minorHAnsi"/>
-        </w:rPr>
-      </w:pPr>
-      <w:r>
-        <w:rPr>
-          <w:rFonts w:asciiTheme="minorHAnsi" w:hAnsiTheme="minorHAnsi"/>
+          <w:color w:val="4EA72E" w:themeColor="accent6"/>
+        </w:rPr>
+      </w:pPr>
+      <w:r>
+        <w:rPr>
+          <w:rFonts w:asciiTheme="minorHAnsi" w:hAnsiTheme="minorHAnsi"/>
+          <w:color w:val="4EA72E" w:themeColor="accent6"/>
         </w:rPr>
         <w:t>Eliminacja wartości odstających.</w:t>
       </w:r>
@@ -11635,11 +12748,13 @@
       <w:pPr>
         <w:rPr>
           <w:rFonts w:asciiTheme="minorHAnsi" w:hAnsiTheme="minorHAnsi"/>
-        </w:rPr>
-      </w:pPr>
-      <w:r>
-        <w:rPr>
-          <w:rFonts w:asciiTheme="minorHAnsi" w:hAnsiTheme="minorHAnsi"/>
+          <w:color w:val="4EA72E" w:themeColor="accent6"/>
+        </w:rPr>
+      </w:pPr>
+      <w:r>
+        <w:rPr>
+          <w:rFonts w:asciiTheme="minorHAnsi" w:hAnsiTheme="minorHAnsi"/>
+          <w:color w:val="4EA72E" w:themeColor="accent6"/>
         </w:rPr>
         <w:t>Zastosowanie wybranej metody doboru zmiennych do modelu (np. metoda Hellwiga, metoda krokowa wsteczna)</w:t>
       </w:r>
@@ -11676,6 +12791,112 @@
           <w:rFonts w:asciiTheme="minorHAnsi" w:hAnsiTheme="minorHAnsi"/>
         </w:rPr>
       </w:pPr>
+    </w:p>
+    <w:p>
+      <w:pPr>
+        <w:rPr>
+          <w:rFonts w:asciiTheme="minorHAnsi" w:hAnsiTheme="minorHAnsi"/>
+          <w:color w:val="4EA72E" w:themeColor="accent6"/>
+          <w:lang w:eastAsia="en-US"/>
+        </w:rPr>
+      </w:pPr>
+      <w:r>
+        <w:rPr>
+          <w:rFonts w:asciiTheme="minorHAnsi" w:hAnsiTheme="minorHAnsi"/>
+          <w:color w:val="4EA72E" w:themeColor="accent6"/>
+          <w:lang w:eastAsia="en-US"/>
+        </w:rPr>
+        <w:t>WMNK – heteroskedastycznosć</w:t>
+      </w:r>
+    </w:p>
+    <w:p>
+      <w:pPr>
+        <w:pStyle w:val="ListParagraph"/>
+        <w:numPr>
+          <w:ilvl w:val="0"/>
+          <w:numId w:val="2"/>
+        </w:numPr>
+        <w:rPr>
+          <w:rFonts w:asciiTheme="minorHAnsi" w:hAnsiTheme="minorHAnsi"/>
+          <w:color w:val="4EA72E" w:themeColor="accent6"/>
+          <w:lang w:eastAsia="en-US"/>
+        </w:rPr>
+      </w:pPr>
+      <w:r>
+        <w:rPr>
+          <w:rFonts w:asciiTheme="minorHAnsi" w:hAnsiTheme="minorHAnsi"/>
+          <w:color w:val="4EA72E" w:themeColor="accent6"/>
+          <w:lang w:eastAsia="en-US"/>
+        </w:rPr>
+        <w:t>Hellwig – usunąć zmienne kategoryczne przed a potem dodać I sprawdzić czy istotne</w:t>
+      </w:r>
+    </w:p>
+    <w:p>
+      <w:pPr>
+        <w:pStyle w:val="ListParagraph"/>
+        <w:numPr>
+          <w:ilvl w:val="0"/>
+          <w:numId w:val="2"/>
+        </w:numPr>
+        <w:rPr>
+          <w:rFonts w:asciiTheme="minorHAnsi" w:hAnsiTheme="minorHAnsi"/>
+          <w:color w:val="4EA72E" w:themeColor="accent6"/>
+          <w:lang w:eastAsia="en-US"/>
+        </w:rPr>
+      </w:pPr>
+      <w:r>
+        <w:rPr>
+          <w:rFonts w:asciiTheme="minorHAnsi" w:hAnsiTheme="minorHAnsi"/>
+          <w:color w:val="4EA72E" w:themeColor="accent6"/>
+          <w:lang w:eastAsia="en-US"/>
+        </w:rPr>
+        <w:t xml:space="preserve">Test </w:t>
+      </w:r>
+      <w:r>
+        <w:rPr>
+          <w:rFonts w:asciiTheme="minorHAnsi" w:hAnsiTheme="minorHAnsi"/>
+          <w:color w:val="4EA72E" w:themeColor="accent6"/>
+          <w:lang w:eastAsia="en-US"/>
+        </w:rPr>
+        <w:t>na istottneośc parametrów – t-studenta</w:t>
+      </w:r>
+    </w:p>
+    <w:p>
+      <w:pPr>
+        <w:rPr>
+          <w:rFonts w:asciiTheme="minorHAnsi" w:hAnsiTheme="minorHAnsi"/>
+          <w:lang w:eastAsia="en-US"/>
+        </w:rPr>
+      </w:pPr>
+      <w:r>
+        <w:rPr>
+          <w:rFonts w:asciiTheme="minorHAnsi" w:hAnsiTheme="minorHAnsi"/>
+          <w:lang w:eastAsia="en-US"/>
+        </w:rPr>
+        <w:t>Test koincydencji</w:t>
+      </w:r>
+    </w:p>
+    <w:p>
+      <w:pPr>
+        <w:rPr>
+          <w:rFonts w:asciiTheme="minorHAnsi" w:hAnsiTheme="minorHAnsi"/>
+          <w:lang w:eastAsia="en-US"/>
+        </w:rPr>
+      </w:pPr>
+      <w:r>
+        <w:rPr>
+          <w:rFonts w:asciiTheme="minorHAnsi" w:hAnsiTheme="minorHAnsi"/>
+          <w:lang w:eastAsia="en-US"/>
+        </w:rPr>
+        <w:t xml:space="preserve">Test na </w:t>
+      </w:r>
+      <w:r>
+        <w:rPr>
+          <w:rFonts w:asciiTheme="minorHAnsi" w:hAnsiTheme="minorHAnsi"/>
+          <w:lang w:eastAsia="en-US"/>
+        </w:rPr>
+        <w:t>katalizatory</w:t>
+      </w:r>
     </w:p>
     <w:p>
       <w:pPr>
@@ -11736,235 +12957,9 @@
 <file path=word/numbering.xml><?xml version="1.0" encoding="utf-8"?>
 <w:numbering xmlns:wpc="http://schemas.microsoft.com/office/word/2010/wordprocessingCanvas" xmlns:cx="http://schemas.microsoft.com/office/drawing/2014/chartex" xmlns:cx1="http://schemas.microsoft.com/office/drawing/2015/9/8/chartex" xmlns:cx2="http://schemas.microsoft.com/office/drawing/2015/10/21/chartex" xmlns:cx3="http://schemas.microsoft.com/office/drawing/2016/5/9/chartex" xmlns:cx4="http://schemas.microsoft.com/office/drawing/2016/5/10/chartex" xmlns:cx5="http://schemas.microsoft.com/office/drawing/2016/5/11/chartex" xmlns:cx6="http://schemas.microsoft.com/office/drawing/2016/5/12/chartex" xmlns:cx7="http://schemas.microsoft.com/office/drawing/2016/5/13/chartex" xmlns:cx8="http://schemas.microsoft.com/office/drawing/2016/5/14/chartex" xmlns:mc="http://schemas.openxmlformats.org/markup-compatibility/2006" xmlns:aink="http://schemas.microsoft.com/office/drawing/2016/ink" xmlns:am3d="http://schemas.microsoft.com/office/drawing/2017/model3d" xmlns:o="urn:schemas-microsoft-com:office:office" xmlns:oel="http://schemas.microsoft.com/office/2019/extlst" xmlns:r="http://schemas.openxmlformats.org/officeDocument/2006/relationships" xmlns:m="http://schemas.openxmlformats.org/officeDocument/2006/math" xmlns:v="urn:schemas-microsoft-com:vml" xmlns:wp14="http://schemas.microsoft.com/office/word/2010/wordprocessingDrawing" xmlns:wp="http://schemas.openxmlformats.org/drawingml/2006/wordprocessingDrawing" xmlns:w10="urn:schemas-microsoft-com:office:word" xmlns:w="http://schemas.openxmlformats.org/wordprocessingml/2006/main" xmlns:w14="http://schemas.microsoft.com/office/word/2010/wordml" xmlns:w15="http://schemas.microsoft.com/office/word/2012/wordml" xmlns:w16cex="http://schemas.microsoft.com/office/word/2018/wordml/cex" xmlns:w16cid="http://schemas.microsoft.com/office/word/2016/wordml/cid" xmlns:w16="http://schemas.microsoft.com/office/word/2018/wordml" xmlns:w16du="http://schemas.microsoft.com/office/word/2023/wordml/word16du" xmlns:w16sdtdh="http://schemas.microsoft.com/office/word/2020/wordml/sdtdatahash" xmlns:w16se="http://schemas.microsoft.com/office/word/2015/wordml/symex" xmlns:wpg="http://schemas.microsoft.com/office/word/2010/wordprocessingGroup" xmlns:wpi="http://schemas.microsoft.com/office/word/2010/wordprocessingInk" xmlns:wne="http://schemas.microsoft.com/office/word/2006/wordml" xmlns:wps="http://schemas.microsoft.com/office/word/2010/wordprocessingShape" mc:Ignorable="w14 w15 w16se w16cid w16 w16cex w16sdtdh w16du wp14">
   <w:abstractNum w:abstractNumId="0" w15:restartNumberingAfterBreak="0">
-    <w:nsid w:val="14FE0BEE"/>
-    <w:multiLevelType w:val="hybridMultilevel"/>
-    <w:tmpl w:val="B0BA52D8"/>
-    <w:lvl w:ilvl="0" w:tplc="08090001">
-      <w:start w:val="1"/>
-      <w:numFmt w:val="bullet"/>
-      <w:lvlText w:val=""/>
-      <w:lvlJc w:val="left"/>
-      <w:pPr>
-        <w:ind w:left="720" w:hanging="360"/>
-      </w:pPr>
-      <w:rPr>
-        <w:rFonts w:ascii="Symbol" w:hAnsi="Symbol" w:hint="default"/>
-      </w:rPr>
-    </w:lvl>
-    <w:lvl w:ilvl="1" w:tplc="08090003" w:tentative="1">
-      <w:start w:val="1"/>
-      <w:numFmt w:val="bullet"/>
-      <w:lvlText w:val="o"/>
-      <w:lvlJc w:val="left"/>
-      <w:pPr>
-        <w:ind w:left="1440" w:hanging="360"/>
-      </w:pPr>
-      <w:rPr>
-        <w:rFonts w:ascii="Courier New" w:hAnsi="Courier New" w:hint="default"/>
-      </w:rPr>
-    </w:lvl>
-    <w:lvl w:ilvl="2" w:tplc="08090005" w:tentative="1">
-      <w:start w:val="1"/>
-      <w:numFmt w:val="bullet"/>
-      <w:lvlText w:val=""/>
-      <w:lvlJc w:val="left"/>
-      <w:pPr>
-        <w:ind w:left="2160" w:hanging="360"/>
-      </w:pPr>
-      <w:rPr>
-        <w:rFonts w:ascii="Wingdings" w:hAnsi="Wingdings" w:hint="default"/>
-      </w:rPr>
-    </w:lvl>
-    <w:lvl w:ilvl="3" w:tplc="08090001" w:tentative="1">
-      <w:start w:val="1"/>
-      <w:numFmt w:val="bullet"/>
-      <w:lvlText w:val=""/>
-      <w:lvlJc w:val="left"/>
-      <w:pPr>
-        <w:ind w:left="2880" w:hanging="360"/>
-      </w:pPr>
-      <w:rPr>
-        <w:rFonts w:ascii="Symbol" w:hAnsi="Symbol" w:hint="default"/>
-      </w:rPr>
-    </w:lvl>
-    <w:lvl w:ilvl="4" w:tplc="08090003" w:tentative="1">
-      <w:start w:val="1"/>
-      <w:numFmt w:val="bullet"/>
-      <w:lvlText w:val="o"/>
-      <w:lvlJc w:val="left"/>
-      <w:pPr>
-        <w:ind w:left="3600" w:hanging="360"/>
-      </w:pPr>
-      <w:rPr>
-        <w:rFonts w:ascii="Courier New" w:hAnsi="Courier New" w:hint="default"/>
-      </w:rPr>
-    </w:lvl>
-    <w:lvl w:ilvl="5" w:tplc="08090005" w:tentative="1">
-      <w:start w:val="1"/>
-      <w:numFmt w:val="bullet"/>
-      <w:lvlText w:val=""/>
-      <w:lvlJc w:val="left"/>
-      <w:pPr>
-        <w:ind w:left="4320" w:hanging="360"/>
-      </w:pPr>
-      <w:rPr>
-        <w:rFonts w:ascii="Wingdings" w:hAnsi="Wingdings" w:hint="default"/>
-      </w:rPr>
-    </w:lvl>
-    <w:lvl w:ilvl="6" w:tplc="08090001" w:tentative="1">
-      <w:start w:val="1"/>
-      <w:numFmt w:val="bullet"/>
-      <w:lvlText w:val=""/>
-      <w:lvlJc w:val="left"/>
-      <w:pPr>
-        <w:ind w:left="5040" w:hanging="360"/>
-      </w:pPr>
-      <w:rPr>
-        <w:rFonts w:ascii="Symbol" w:hAnsi="Symbol" w:hint="default"/>
-      </w:rPr>
-    </w:lvl>
-    <w:lvl w:ilvl="7" w:tplc="08090003" w:tentative="1">
-      <w:start w:val="1"/>
-      <w:numFmt w:val="bullet"/>
-      <w:lvlText w:val="o"/>
-      <w:lvlJc w:val="left"/>
-      <w:pPr>
-        <w:ind w:left="5760" w:hanging="360"/>
-      </w:pPr>
-      <w:rPr>
-        <w:rFonts w:ascii="Courier New" w:hAnsi="Courier New" w:hint="default"/>
-      </w:rPr>
-    </w:lvl>
-    <w:lvl w:ilvl="8" w:tplc="08090005" w:tentative="1">
-      <w:start w:val="1"/>
-      <w:numFmt w:val="bullet"/>
-      <w:lvlText w:val=""/>
-      <w:lvlJc w:val="left"/>
-      <w:pPr>
-        <w:ind w:left="6480" w:hanging="360"/>
-      </w:pPr>
-      <w:rPr>
-        <w:rFonts w:ascii="Wingdings" w:hAnsi="Wingdings" w:hint="default"/>
-      </w:rPr>
-    </w:lvl>
-  </w:abstractNum>
-  <w:abstractNum w:abstractNumId="1" w15:restartNumberingAfterBreak="0">
-    <w:nsid w:val="48800F06"/>
-    <w:multiLevelType w:val="hybridMultilevel"/>
-    <w:tmpl w:val="B9F8097E"/>
-    <w:lvl w:ilvl="0" w:tplc="5F3C1F00">
-      <w:start w:val="1"/>
-      <w:numFmt w:val="bullet"/>
-      <w:lvlText w:val="-"/>
-      <w:lvlJc w:val="left"/>
-      <w:pPr>
-        <w:ind w:left="720" w:hanging="360"/>
-      </w:pPr>
-      <w:rPr>
-        <w:rFonts w:ascii="Verdana" w:eastAsia="Times New Roman" w:hAnsi="Verdana" w:cs="Times New Roman" w:hint="default"/>
-      </w:rPr>
-    </w:lvl>
-    <w:lvl w:ilvl="1" w:tplc="08090003" w:tentative="1">
-      <w:start w:val="1"/>
-      <w:numFmt w:val="bullet"/>
-      <w:lvlText w:val="o"/>
-      <w:lvlJc w:val="left"/>
-      <w:pPr>
-        <w:ind w:left="1440" w:hanging="360"/>
-      </w:pPr>
-      <w:rPr>
-        <w:rFonts w:ascii="Courier New" w:hAnsi="Courier New" w:hint="default"/>
-      </w:rPr>
-    </w:lvl>
-    <w:lvl w:ilvl="2" w:tplc="08090005" w:tentative="1">
-      <w:start w:val="1"/>
-      <w:numFmt w:val="bullet"/>
-      <w:lvlText w:val=""/>
-      <w:lvlJc w:val="left"/>
-      <w:pPr>
-        <w:ind w:left="2160" w:hanging="360"/>
-      </w:pPr>
-      <w:rPr>
-        <w:rFonts w:ascii="Wingdings" w:hAnsi="Wingdings" w:hint="default"/>
-      </w:rPr>
-    </w:lvl>
-    <w:lvl w:ilvl="3" w:tplc="08090001" w:tentative="1">
-      <w:start w:val="1"/>
-      <w:numFmt w:val="bullet"/>
-      <w:lvlText w:val=""/>
-      <w:lvlJc w:val="left"/>
-      <w:pPr>
-        <w:ind w:left="2880" w:hanging="360"/>
-      </w:pPr>
-      <w:rPr>
-        <w:rFonts w:ascii="Symbol" w:hAnsi="Symbol" w:hint="default"/>
-      </w:rPr>
-    </w:lvl>
-    <w:lvl w:ilvl="4" w:tplc="08090003" w:tentative="1">
-      <w:start w:val="1"/>
-      <w:numFmt w:val="bullet"/>
-      <w:lvlText w:val="o"/>
-      <w:lvlJc w:val="left"/>
-      <w:pPr>
-        <w:ind w:left="3600" w:hanging="360"/>
-      </w:pPr>
-      <w:rPr>
-        <w:rFonts w:ascii="Courier New" w:hAnsi="Courier New" w:hint="default"/>
-      </w:rPr>
-    </w:lvl>
-    <w:lvl w:ilvl="5" w:tplc="08090005" w:tentative="1">
-      <w:start w:val="1"/>
-      <w:numFmt w:val="bullet"/>
-      <w:lvlText w:val=""/>
-      <w:lvlJc w:val="left"/>
-      <w:pPr>
-        <w:ind w:left="4320" w:hanging="360"/>
-      </w:pPr>
-      <w:rPr>
-        <w:rFonts w:ascii="Wingdings" w:hAnsi="Wingdings" w:hint="default"/>
-      </w:rPr>
-    </w:lvl>
-    <w:lvl w:ilvl="6" w:tplc="08090001" w:tentative="1">
-      <w:start w:val="1"/>
-      <w:numFmt w:val="bullet"/>
-      <w:lvlText w:val=""/>
-      <w:lvlJc w:val="left"/>
-      <w:pPr>
-        <w:ind w:left="5040" w:hanging="360"/>
-      </w:pPr>
-      <w:rPr>
-        <w:rFonts w:ascii="Symbol" w:hAnsi="Symbol" w:hint="default"/>
-      </w:rPr>
-    </w:lvl>
-    <w:lvl w:ilvl="7" w:tplc="08090003" w:tentative="1">
-      <w:start w:val="1"/>
-      <w:numFmt w:val="bullet"/>
-      <w:lvlText w:val="o"/>
-      <w:lvlJc w:val="left"/>
-      <w:pPr>
-        <w:ind w:left="5760" w:hanging="360"/>
-      </w:pPr>
-      <w:rPr>
-        <w:rFonts w:ascii="Courier New" w:hAnsi="Courier New" w:hint="default"/>
-      </w:rPr>
-    </w:lvl>
-    <w:lvl w:ilvl="8" w:tplc="08090005" w:tentative="1">
-      <w:start w:val="1"/>
-      <w:numFmt w:val="bullet"/>
-      <w:lvlText w:val=""/>
-      <w:lvlJc w:val="left"/>
-      <w:pPr>
-        <w:ind w:left="6480" w:hanging="360"/>
-      </w:pPr>
-      <w:rPr>
-        <w:rFonts w:ascii="Wingdings" w:hAnsi="Wingdings" w:hint="default"/>
-      </w:rPr>
-    </w:lvl>
-  </w:abstractNum>
-  <w:abstractNum w:abstractNumId="2" w15:restartNumberingAfterBreak="0">
-    <w:nsid w:val="4EA437AE"/>
+    <w:nsid w:val="049D220F"/>
     <w:multiLevelType w:val="multilevel"/>
-    <w:tmpl w:val="8F7604CA"/>
+    <w:tmpl w:val="AB1276F2"/>
     <w:lvl w:ilvl="0">
       <w:start w:val="1"/>
       <w:numFmt w:val="bullet"/>
@@ -12110,13 +13105,695 @@
       </w:rPr>
     </w:lvl>
   </w:abstractNum>
+  <w:abstractNum w:abstractNumId="1" w15:restartNumberingAfterBreak="0">
+    <w:nsid w:val="14FE0BEE"/>
+    <w:multiLevelType w:val="hybridMultilevel"/>
+    <w:tmpl w:val="B0BA52D8"/>
+    <w:lvl w:ilvl="0" w:tplc="08090001">
+      <w:start w:val="1"/>
+      <w:numFmt w:val="bullet"/>
+      <w:lvlText w:val=""/>
+      <w:lvlJc w:val="left"/>
+      <w:pPr>
+        <w:ind w:left="720" w:hanging="360"/>
+      </w:pPr>
+      <w:rPr>
+        <w:rFonts w:ascii="Symbol" w:hAnsi="Symbol" w:hint="default"/>
+      </w:rPr>
+    </w:lvl>
+    <w:lvl w:ilvl="1" w:tplc="08090003" w:tentative="1">
+      <w:start w:val="1"/>
+      <w:numFmt w:val="bullet"/>
+      <w:lvlText w:val="o"/>
+      <w:lvlJc w:val="left"/>
+      <w:pPr>
+        <w:ind w:left="1440" w:hanging="360"/>
+      </w:pPr>
+      <w:rPr>
+        <w:rFonts w:ascii="Courier New" w:hAnsi="Courier New" w:hint="default"/>
+      </w:rPr>
+    </w:lvl>
+    <w:lvl w:ilvl="2" w:tplc="08090005" w:tentative="1">
+      <w:start w:val="1"/>
+      <w:numFmt w:val="bullet"/>
+      <w:lvlText w:val=""/>
+      <w:lvlJc w:val="left"/>
+      <w:pPr>
+        <w:ind w:left="2160" w:hanging="360"/>
+      </w:pPr>
+      <w:rPr>
+        <w:rFonts w:ascii="Wingdings" w:hAnsi="Wingdings" w:hint="default"/>
+      </w:rPr>
+    </w:lvl>
+    <w:lvl w:ilvl="3" w:tplc="08090001" w:tentative="1">
+      <w:start w:val="1"/>
+      <w:numFmt w:val="bullet"/>
+      <w:lvlText w:val=""/>
+      <w:lvlJc w:val="left"/>
+      <w:pPr>
+        <w:ind w:left="2880" w:hanging="360"/>
+      </w:pPr>
+      <w:rPr>
+        <w:rFonts w:ascii="Symbol" w:hAnsi="Symbol" w:hint="default"/>
+      </w:rPr>
+    </w:lvl>
+    <w:lvl w:ilvl="4" w:tplc="08090003" w:tentative="1">
+      <w:start w:val="1"/>
+      <w:numFmt w:val="bullet"/>
+      <w:lvlText w:val="o"/>
+      <w:lvlJc w:val="left"/>
+      <w:pPr>
+        <w:ind w:left="3600" w:hanging="360"/>
+      </w:pPr>
+      <w:rPr>
+        <w:rFonts w:ascii="Courier New" w:hAnsi="Courier New" w:hint="default"/>
+      </w:rPr>
+    </w:lvl>
+    <w:lvl w:ilvl="5" w:tplc="08090005" w:tentative="1">
+      <w:start w:val="1"/>
+      <w:numFmt w:val="bullet"/>
+      <w:lvlText w:val=""/>
+      <w:lvlJc w:val="left"/>
+      <w:pPr>
+        <w:ind w:left="4320" w:hanging="360"/>
+      </w:pPr>
+      <w:rPr>
+        <w:rFonts w:ascii="Wingdings" w:hAnsi="Wingdings" w:hint="default"/>
+      </w:rPr>
+    </w:lvl>
+    <w:lvl w:ilvl="6" w:tplc="08090001" w:tentative="1">
+      <w:start w:val="1"/>
+      <w:numFmt w:val="bullet"/>
+      <w:lvlText w:val=""/>
+      <w:lvlJc w:val="left"/>
+      <w:pPr>
+        <w:ind w:left="5040" w:hanging="360"/>
+      </w:pPr>
+      <w:rPr>
+        <w:rFonts w:ascii="Symbol" w:hAnsi="Symbol" w:hint="default"/>
+      </w:rPr>
+    </w:lvl>
+    <w:lvl w:ilvl="7" w:tplc="08090003" w:tentative="1">
+      <w:start w:val="1"/>
+      <w:numFmt w:val="bullet"/>
+      <w:lvlText w:val="o"/>
+      <w:lvlJc w:val="left"/>
+      <w:pPr>
+        <w:ind w:left="5760" w:hanging="360"/>
+      </w:pPr>
+      <w:rPr>
+        <w:rFonts w:ascii="Courier New" w:hAnsi="Courier New" w:hint="default"/>
+      </w:rPr>
+    </w:lvl>
+    <w:lvl w:ilvl="8" w:tplc="08090005" w:tentative="1">
+      <w:start w:val="1"/>
+      <w:numFmt w:val="bullet"/>
+      <w:lvlText w:val=""/>
+      <w:lvlJc w:val="left"/>
+      <w:pPr>
+        <w:ind w:left="6480" w:hanging="360"/>
+      </w:pPr>
+      <w:rPr>
+        <w:rFonts w:ascii="Wingdings" w:hAnsi="Wingdings" w:hint="default"/>
+      </w:rPr>
+    </w:lvl>
+  </w:abstractNum>
+  <w:abstractNum w:abstractNumId="2" w15:restartNumberingAfterBreak="0">
+    <w:nsid w:val="2E2C0D1A"/>
+    <w:multiLevelType w:val="multilevel"/>
+    <w:tmpl w:val="873C7BB6"/>
+    <w:lvl w:ilvl="0">
+      <w:start w:val="1"/>
+      <w:numFmt w:val="bullet"/>
+      <w:lvlText w:val=""/>
+      <w:lvlJc w:val="left"/>
+      <w:pPr>
+        <w:tabs>
+          <w:tab w:val="num" w:pos="720"/>
+        </w:tabs>
+        <w:ind w:left="720" w:hanging="360"/>
+      </w:pPr>
+      <w:rPr>
+        <w:rFonts w:ascii="Symbol" w:hAnsi="Symbol" w:hint="default"/>
+        <w:sz w:val="20"/>
+      </w:rPr>
+    </w:lvl>
+    <w:lvl w:ilvl="1" w:tentative="1">
+      <w:start w:val="1"/>
+      <w:numFmt w:val="bullet"/>
+      <w:lvlText w:val="o"/>
+      <w:lvlJc w:val="left"/>
+      <w:pPr>
+        <w:tabs>
+          <w:tab w:val="num" w:pos="1440"/>
+        </w:tabs>
+        <w:ind w:left="1440" w:hanging="360"/>
+      </w:pPr>
+      <w:rPr>
+        <w:rFonts w:ascii="Courier New" w:hAnsi="Courier New" w:hint="default"/>
+        <w:sz w:val="20"/>
+      </w:rPr>
+    </w:lvl>
+    <w:lvl w:ilvl="2" w:tentative="1">
+      <w:start w:val="1"/>
+      <w:numFmt w:val="bullet"/>
+      <w:lvlText w:val=""/>
+      <w:lvlJc w:val="left"/>
+      <w:pPr>
+        <w:tabs>
+          <w:tab w:val="num" w:pos="2160"/>
+        </w:tabs>
+        <w:ind w:left="2160" w:hanging="360"/>
+      </w:pPr>
+      <w:rPr>
+        <w:rFonts w:ascii="Wingdings" w:hAnsi="Wingdings" w:hint="default"/>
+        <w:sz w:val="20"/>
+      </w:rPr>
+    </w:lvl>
+    <w:lvl w:ilvl="3" w:tentative="1">
+      <w:start w:val="1"/>
+      <w:numFmt w:val="bullet"/>
+      <w:lvlText w:val=""/>
+      <w:lvlJc w:val="left"/>
+      <w:pPr>
+        <w:tabs>
+          <w:tab w:val="num" w:pos="2880"/>
+        </w:tabs>
+        <w:ind w:left="2880" w:hanging="360"/>
+      </w:pPr>
+      <w:rPr>
+        <w:rFonts w:ascii="Wingdings" w:hAnsi="Wingdings" w:hint="default"/>
+        <w:sz w:val="20"/>
+      </w:rPr>
+    </w:lvl>
+    <w:lvl w:ilvl="4" w:tentative="1">
+      <w:start w:val="1"/>
+      <w:numFmt w:val="bullet"/>
+      <w:lvlText w:val=""/>
+      <w:lvlJc w:val="left"/>
+      <w:pPr>
+        <w:tabs>
+          <w:tab w:val="num" w:pos="3600"/>
+        </w:tabs>
+        <w:ind w:left="3600" w:hanging="360"/>
+      </w:pPr>
+      <w:rPr>
+        <w:rFonts w:ascii="Wingdings" w:hAnsi="Wingdings" w:hint="default"/>
+        <w:sz w:val="20"/>
+      </w:rPr>
+    </w:lvl>
+    <w:lvl w:ilvl="5" w:tentative="1">
+      <w:start w:val="1"/>
+      <w:numFmt w:val="bullet"/>
+      <w:lvlText w:val=""/>
+      <w:lvlJc w:val="left"/>
+      <w:pPr>
+        <w:tabs>
+          <w:tab w:val="num" w:pos="4320"/>
+        </w:tabs>
+        <w:ind w:left="4320" w:hanging="360"/>
+      </w:pPr>
+      <w:rPr>
+        <w:rFonts w:ascii="Wingdings" w:hAnsi="Wingdings" w:hint="default"/>
+        <w:sz w:val="20"/>
+      </w:rPr>
+    </w:lvl>
+    <w:lvl w:ilvl="6" w:tentative="1">
+      <w:start w:val="1"/>
+      <w:numFmt w:val="bullet"/>
+      <w:lvlText w:val=""/>
+      <w:lvlJc w:val="left"/>
+      <w:pPr>
+        <w:tabs>
+          <w:tab w:val="num" w:pos="5040"/>
+        </w:tabs>
+        <w:ind w:left="5040" w:hanging="360"/>
+      </w:pPr>
+      <w:rPr>
+        <w:rFonts w:ascii="Wingdings" w:hAnsi="Wingdings" w:hint="default"/>
+        <w:sz w:val="20"/>
+      </w:rPr>
+    </w:lvl>
+    <w:lvl w:ilvl="7" w:tentative="1">
+      <w:start w:val="1"/>
+      <w:numFmt w:val="bullet"/>
+      <w:lvlText w:val=""/>
+      <w:lvlJc w:val="left"/>
+      <w:pPr>
+        <w:tabs>
+          <w:tab w:val="num" w:pos="5760"/>
+        </w:tabs>
+        <w:ind w:left="5760" w:hanging="360"/>
+      </w:pPr>
+      <w:rPr>
+        <w:rFonts w:ascii="Wingdings" w:hAnsi="Wingdings" w:hint="default"/>
+        <w:sz w:val="20"/>
+      </w:rPr>
+    </w:lvl>
+    <w:lvl w:ilvl="8" w:tentative="1">
+      <w:start w:val="1"/>
+      <w:numFmt w:val="bullet"/>
+      <w:lvlText w:val=""/>
+      <w:lvlJc w:val="left"/>
+      <w:pPr>
+        <w:tabs>
+          <w:tab w:val="num" w:pos="6480"/>
+        </w:tabs>
+        <w:ind w:left="6480" w:hanging="360"/>
+      </w:pPr>
+      <w:rPr>
+        <w:rFonts w:ascii="Wingdings" w:hAnsi="Wingdings" w:hint="default"/>
+        <w:sz w:val="20"/>
+      </w:rPr>
+    </w:lvl>
+  </w:abstractNum>
+  <w:abstractNum w:abstractNumId="3" w15:restartNumberingAfterBreak="0">
+    <w:nsid w:val="399C640D"/>
+    <w:multiLevelType w:val="multilevel"/>
+    <w:tmpl w:val="09B4844E"/>
+    <w:lvl w:ilvl="0">
+      <w:start w:val="1"/>
+      <w:numFmt w:val="bullet"/>
+      <w:lvlText w:val=""/>
+      <w:lvlJc w:val="left"/>
+      <w:pPr>
+        <w:tabs>
+          <w:tab w:val="num" w:pos="720"/>
+        </w:tabs>
+        <w:ind w:left="720" w:hanging="360"/>
+      </w:pPr>
+      <w:rPr>
+        <w:rFonts w:ascii="Symbol" w:hAnsi="Symbol" w:hint="default"/>
+        <w:sz w:val="20"/>
+      </w:rPr>
+    </w:lvl>
+    <w:lvl w:ilvl="1" w:tentative="1">
+      <w:start w:val="1"/>
+      <w:numFmt w:val="bullet"/>
+      <w:lvlText w:val="o"/>
+      <w:lvlJc w:val="left"/>
+      <w:pPr>
+        <w:tabs>
+          <w:tab w:val="num" w:pos="1440"/>
+        </w:tabs>
+        <w:ind w:left="1440" w:hanging="360"/>
+      </w:pPr>
+      <w:rPr>
+        <w:rFonts w:ascii="Courier New" w:hAnsi="Courier New" w:hint="default"/>
+        <w:sz w:val="20"/>
+      </w:rPr>
+    </w:lvl>
+    <w:lvl w:ilvl="2" w:tentative="1">
+      <w:start w:val="1"/>
+      <w:numFmt w:val="bullet"/>
+      <w:lvlText w:val=""/>
+      <w:lvlJc w:val="left"/>
+      <w:pPr>
+        <w:tabs>
+          <w:tab w:val="num" w:pos="2160"/>
+        </w:tabs>
+        <w:ind w:left="2160" w:hanging="360"/>
+      </w:pPr>
+      <w:rPr>
+        <w:rFonts w:ascii="Wingdings" w:hAnsi="Wingdings" w:hint="default"/>
+        <w:sz w:val="20"/>
+      </w:rPr>
+    </w:lvl>
+    <w:lvl w:ilvl="3" w:tentative="1">
+      <w:start w:val="1"/>
+      <w:numFmt w:val="bullet"/>
+      <w:lvlText w:val=""/>
+      <w:lvlJc w:val="left"/>
+      <w:pPr>
+        <w:tabs>
+          <w:tab w:val="num" w:pos="2880"/>
+        </w:tabs>
+        <w:ind w:left="2880" w:hanging="360"/>
+      </w:pPr>
+      <w:rPr>
+        <w:rFonts w:ascii="Wingdings" w:hAnsi="Wingdings" w:hint="default"/>
+        <w:sz w:val="20"/>
+      </w:rPr>
+    </w:lvl>
+    <w:lvl w:ilvl="4" w:tentative="1">
+      <w:start w:val="1"/>
+      <w:numFmt w:val="bullet"/>
+      <w:lvlText w:val=""/>
+      <w:lvlJc w:val="left"/>
+      <w:pPr>
+        <w:tabs>
+          <w:tab w:val="num" w:pos="3600"/>
+        </w:tabs>
+        <w:ind w:left="3600" w:hanging="360"/>
+      </w:pPr>
+      <w:rPr>
+        <w:rFonts w:ascii="Wingdings" w:hAnsi="Wingdings" w:hint="default"/>
+        <w:sz w:val="20"/>
+      </w:rPr>
+    </w:lvl>
+    <w:lvl w:ilvl="5" w:tentative="1">
+      <w:start w:val="1"/>
+      <w:numFmt w:val="bullet"/>
+      <w:lvlText w:val=""/>
+      <w:lvlJc w:val="left"/>
+      <w:pPr>
+        <w:tabs>
+          <w:tab w:val="num" w:pos="4320"/>
+        </w:tabs>
+        <w:ind w:left="4320" w:hanging="360"/>
+      </w:pPr>
+      <w:rPr>
+        <w:rFonts w:ascii="Wingdings" w:hAnsi="Wingdings" w:hint="default"/>
+        <w:sz w:val="20"/>
+      </w:rPr>
+    </w:lvl>
+    <w:lvl w:ilvl="6" w:tentative="1">
+      <w:start w:val="1"/>
+      <w:numFmt w:val="bullet"/>
+      <w:lvlText w:val=""/>
+      <w:lvlJc w:val="left"/>
+      <w:pPr>
+        <w:tabs>
+          <w:tab w:val="num" w:pos="5040"/>
+        </w:tabs>
+        <w:ind w:left="5040" w:hanging="360"/>
+      </w:pPr>
+      <w:rPr>
+        <w:rFonts w:ascii="Wingdings" w:hAnsi="Wingdings" w:hint="default"/>
+        <w:sz w:val="20"/>
+      </w:rPr>
+    </w:lvl>
+    <w:lvl w:ilvl="7" w:tentative="1">
+      <w:start w:val="1"/>
+      <w:numFmt w:val="bullet"/>
+      <w:lvlText w:val=""/>
+      <w:lvlJc w:val="left"/>
+      <w:pPr>
+        <w:tabs>
+          <w:tab w:val="num" w:pos="5760"/>
+        </w:tabs>
+        <w:ind w:left="5760" w:hanging="360"/>
+      </w:pPr>
+      <w:rPr>
+        <w:rFonts w:ascii="Wingdings" w:hAnsi="Wingdings" w:hint="default"/>
+        <w:sz w:val="20"/>
+      </w:rPr>
+    </w:lvl>
+    <w:lvl w:ilvl="8" w:tentative="1">
+      <w:start w:val="1"/>
+      <w:numFmt w:val="bullet"/>
+      <w:lvlText w:val=""/>
+      <w:lvlJc w:val="left"/>
+      <w:pPr>
+        <w:tabs>
+          <w:tab w:val="num" w:pos="6480"/>
+        </w:tabs>
+        <w:ind w:left="6480" w:hanging="360"/>
+      </w:pPr>
+      <w:rPr>
+        <w:rFonts w:ascii="Wingdings" w:hAnsi="Wingdings" w:hint="default"/>
+        <w:sz w:val="20"/>
+      </w:rPr>
+    </w:lvl>
+  </w:abstractNum>
+  <w:abstractNum w:abstractNumId="4" w15:restartNumberingAfterBreak="0">
+    <w:nsid w:val="48800F06"/>
+    <w:multiLevelType w:val="hybridMultilevel"/>
+    <w:tmpl w:val="B9F8097E"/>
+    <w:lvl w:ilvl="0" w:tplc="5F3C1F00">
+      <w:start w:val="1"/>
+      <w:numFmt w:val="bullet"/>
+      <w:lvlText w:val="-"/>
+      <w:lvlJc w:val="left"/>
+      <w:pPr>
+        <w:ind w:left="720" w:hanging="360"/>
+      </w:pPr>
+      <w:rPr>
+        <w:rFonts w:ascii="Verdana" w:eastAsia="Times New Roman" w:hAnsi="Verdana" w:cs="Times New Roman" w:hint="default"/>
+      </w:rPr>
+    </w:lvl>
+    <w:lvl w:ilvl="1" w:tplc="08090003" w:tentative="1">
+      <w:start w:val="1"/>
+      <w:numFmt w:val="bullet"/>
+      <w:lvlText w:val="o"/>
+      <w:lvlJc w:val="left"/>
+      <w:pPr>
+        <w:ind w:left="1440" w:hanging="360"/>
+      </w:pPr>
+      <w:rPr>
+        <w:rFonts w:ascii="Courier New" w:hAnsi="Courier New" w:hint="default"/>
+      </w:rPr>
+    </w:lvl>
+    <w:lvl w:ilvl="2" w:tplc="08090005" w:tentative="1">
+      <w:start w:val="1"/>
+      <w:numFmt w:val="bullet"/>
+      <w:lvlText w:val=""/>
+      <w:lvlJc w:val="left"/>
+      <w:pPr>
+        <w:ind w:left="2160" w:hanging="360"/>
+      </w:pPr>
+      <w:rPr>
+        <w:rFonts w:ascii="Wingdings" w:hAnsi="Wingdings" w:hint="default"/>
+      </w:rPr>
+    </w:lvl>
+    <w:lvl w:ilvl="3" w:tplc="08090001" w:tentative="1">
+      <w:start w:val="1"/>
+      <w:numFmt w:val="bullet"/>
+      <w:lvlText w:val=""/>
+      <w:lvlJc w:val="left"/>
+      <w:pPr>
+        <w:ind w:left="2880" w:hanging="360"/>
+      </w:pPr>
+      <w:rPr>
+        <w:rFonts w:ascii="Symbol" w:hAnsi="Symbol" w:hint="default"/>
+      </w:rPr>
+    </w:lvl>
+    <w:lvl w:ilvl="4" w:tplc="08090003" w:tentative="1">
+      <w:start w:val="1"/>
+      <w:numFmt w:val="bullet"/>
+      <w:lvlText w:val="o"/>
+      <w:lvlJc w:val="left"/>
+      <w:pPr>
+        <w:ind w:left="3600" w:hanging="360"/>
+      </w:pPr>
+      <w:rPr>
+        <w:rFonts w:ascii="Courier New" w:hAnsi="Courier New" w:hint="default"/>
+      </w:rPr>
+    </w:lvl>
+    <w:lvl w:ilvl="5" w:tplc="08090005" w:tentative="1">
+      <w:start w:val="1"/>
+      <w:numFmt w:val="bullet"/>
+      <w:lvlText w:val=""/>
+      <w:lvlJc w:val="left"/>
+      <w:pPr>
+        <w:ind w:left="4320" w:hanging="360"/>
+      </w:pPr>
+      <w:rPr>
+        <w:rFonts w:ascii="Wingdings" w:hAnsi="Wingdings" w:hint="default"/>
+      </w:rPr>
+    </w:lvl>
+    <w:lvl w:ilvl="6" w:tplc="08090001" w:tentative="1">
+      <w:start w:val="1"/>
+      <w:numFmt w:val="bullet"/>
+      <w:lvlText w:val=""/>
+      <w:lvlJc w:val="left"/>
+      <w:pPr>
+        <w:ind w:left="5040" w:hanging="360"/>
+      </w:pPr>
+      <w:rPr>
+        <w:rFonts w:ascii="Symbol" w:hAnsi="Symbol" w:hint="default"/>
+      </w:rPr>
+    </w:lvl>
+    <w:lvl w:ilvl="7" w:tplc="08090003" w:tentative="1">
+      <w:start w:val="1"/>
+      <w:numFmt w:val="bullet"/>
+      <w:lvlText w:val="o"/>
+      <w:lvlJc w:val="left"/>
+      <w:pPr>
+        <w:ind w:left="5760" w:hanging="360"/>
+      </w:pPr>
+      <w:rPr>
+        <w:rFonts w:ascii="Courier New" w:hAnsi="Courier New" w:hint="default"/>
+      </w:rPr>
+    </w:lvl>
+    <w:lvl w:ilvl="8" w:tplc="08090005" w:tentative="1">
+      <w:start w:val="1"/>
+      <w:numFmt w:val="bullet"/>
+      <w:lvlText w:val=""/>
+      <w:lvlJc w:val="left"/>
+      <w:pPr>
+        <w:ind w:left="6480" w:hanging="360"/>
+      </w:pPr>
+      <w:rPr>
+        <w:rFonts w:ascii="Wingdings" w:hAnsi="Wingdings" w:hint="default"/>
+      </w:rPr>
+    </w:lvl>
+  </w:abstractNum>
+  <w:abstractNum w:abstractNumId="5" w15:restartNumberingAfterBreak="0">
+    <w:nsid w:val="4EA437AE"/>
+    <w:multiLevelType w:val="multilevel"/>
+    <w:tmpl w:val="8F7604CA"/>
+    <w:lvl w:ilvl="0">
+      <w:start w:val="1"/>
+      <w:numFmt w:val="bullet"/>
+      <w:lvlText w:val=""/>
+      <w:lvlJc w:val="left"/>
+      <w:pPr>
+        <w:tabs>
+          <w:tab w:val="num" w:pos="720"/>
+        </w:tabs>
+        <w:ind w:left="720" w:hanging="360"/>
+      </w:pPr>
+      <w:rPr>
+        <w:rFonts w:ascii="Symbol" w:hAnsi="Symbol" w:hint="default"/>
+        <w:sz w:val="20"/>
+      </w:rPr>
+    </w:lvl>
+    <w:lvl w:ilvl="1" w:tentative="1">
+      <w:start w:val="1"/>
+      <w:numFmt w:val="bullet"/>
+      <w:lvlText w:val="o"/>
+      <w:lvlJc w:val="left"/>
+      <w:pPr>
+        <w:tabs>
+          <w:tab w:val="num" w:pos="1440"/>
+        </w:tabs>
+        <w:ind w:left="1440" w:hanging="360"/>
+      </w:pPr>
+      <w:rPr>
+        <w:rFonts w:ascii="Courier New" w:hAnsi="Courier New" w:hint="default"/>
+        <w:sz w:val="20"/>
+      </w:rPr>
+    </w:lvl>
+    <w:lvl w:ilvl="2" w:tentative="1">
+      <w:start w:val="1"/>
+      <w:numFmt w:val="bullet"/>
+      <w:lvlText w:val=""/>
+      <w:lvlJc w:val="left"/>
+      <w:pPr>
+        <w:tabs>
+          <w:tab w:val="num" w:pos="2160"/>
+        </w:tabs>
+        <w:ind w:left="2160" w:hanging="360"/>
+      </w:pPr>
+      <w:rPr>
+        <w:rFonts w:ascii="Wingdings" w:hAnsi="Wingdings" w:hint="default"/>
+        <w:sz w:val="20"/>
+      </w:rPr>
+    </w:lvl>
+    <w:lvl w:ilvl="3" w:tentative="1">
+      <w:start w:val="1"/>
+      <w:numFmt w:val="bullet"/>
+      <w:lvlText w:val=""/>
+      <w:lvlJc w:val="left"/>
+      <w:pPr>
+        <w:tabs>
+          <w:tab w:val="num" w:pos="2880"/>
+        </w:tabs>
+        <w:ind w:left="2880" w:hanging="360"/>
+      </w:pPr>
+      <w:rPr>
+        <w:rFonts w:ascii="Wingdings" w:hAnsi="Wingdings" w:hint="default"/>
+        <w:sz w:val="20"/>
+      </w:rPr>
+    </w:lvl>
+    <w:lvl w:ilvl="4" w:tentative="1">
+      <w:start w:val="1"/>
+      <w:numFmt w:val="bullet"/>
+      <w:lvlText w:val=""/>
+      <w:lvlJc w:val="left"/>
+      <w:pPr>
+        <w:tabs>
+          <w:tab w:val="num" w:pos="3600"/>
+        </w:tabs>
+        <w:ind w:left="3600" w:hanging="360"/>
+      </w:pPr>
+      <w:rPr>
+        <w:rFonts w:ascii="Wingdings" w:hAnsi="Wingdings" w:hint="default"/>
+        <w:sz w:val="20"/>
+      </w:rPr>
+    </w:lvl>
+    <w:lvl w:ilvl="5" w:tentative="1">
+      <w:start w:val="1"/>
+      <w:numFmt w:val="bullet"/>
+      <w:lvlText w:val=""/>
+      <w:lvlJc w:val="left"/>
+      <w:pPr>
+        <w:tabs>
+          <w:tab w:val="num" w:pos="4320"/>
+        </w:tabs>
+        <w:ind w:left="4320" w:hanging="360"/>
+      </w:pPr>
+      <w:rPr>
+        <w:rFonts w:ascii="Wingdings" w:hAnsi="Wingdings" w:hint="default"/>
+        <w:sz w:val="20"/>
+      </w:rPr>
+    </w:lvl>
+    <w:lvl w:ilvl="6" w:tentative="1">
+      <w:start w:val="1"/>
+      <w:numFmt w:val="bullet"/>
+      <w:lvlText w:val=""/>
+      <w:lvlJc w:val="left"/>
+      <w:pPr>
+        <w:tabs>
+          <w:tab w:val="num" w:pos="5040"/>
+        </w:tabs>
+        <w:ind w:left="5040" w:hanging="360"/>
+      </w:pPr>
+      <w:rPr>
+        <w:rFonts w:ascii="Wingdings" w:hAnsi="Wingdings" w:hint="default"/>
+        <w:sz w:val="20"/>
+      </w:rPr>
+    </w:lvl>
+    <w:lvl w:ilvl="7" w:tentative="1">
+      <w:start w:val="1"/>
+      <w:numFmt w:val="bullet"/>
+      <w:lvlText w:val=""/>
+      <w:lvlJc w:val="left"/>
+      <w:pPr>
+        <w:tabs>
+          <w:tab w:val="num" w:pos="5760"/>
+        </w:tabs>
+        <w:ind w:left="5760" w:hanging="360"/>
+      </w:pPr>
+      <w:rPr>
+        <w:rFonts w:ascii="Wingdings" w:hAnsi="Wingdings" w:hint="default"/>
+        <w:sz w:val="20"/>
+      </w:rPr>
+    </w:lvl>
+    <w:lvl w:ilvl="8" w:tentative="1">
+      <w:start w:val="1"/>
+      <w:numFmt w:val="bullet"/>
+      <w:lvlText w:val=""/>
+      <w:lvlJc w:val="left"/>
+      <w:pPr>
+        <w:tabs>
+          <w:tab w:val="num" w:pos="6480"/>
+        </w:tabs>
+        <w:ind w:left="6480" w:hanging="360"/>
+      </w:pPr>
+      <w:rPr>
+        <w:rFonts w:ascii="Wingdings" w:hAnsi="Wingdings" w:hint="default"/>
+        <w:sz w:val="20"/>
+      </w:rPr>
+    </w:lvl>
+  </w:abstractNum>
   <w:num w:numId="1" w16cid:durableId="504127464">
+    <w:abstractNumId w:val="1"/>
+  </w:num>
+  <w:num w:numId="2" w16cid:durableId="510141780">
+    <w:abstractNumId w:val="4"/>
+  </w:num>
+  <w:num w:numId="3" w16cid:durableId="81025135">
+    <w:abstractNumId w:val="5"/>
+  </w:num>
+  <w:num w:numId="4" w16cid:durableId="453404846">
+    <w:abstractNumId w:val="3"/>
+  </w:num>
+  <w:num w:numId="5" w16cid:durableId="1054694517">
     <w:abstractNumId w:val="0"/>
   </w:num>
-  <w:num w:numId="2" w16cid:durableId="510141780">
-    <w:abstractNumId w:val="1"/>
-  </w:num>
-  <w:num w:numId="3" w16cid:durableId="81025135">
+  <w:num w:numId="6" w16cid:durableId="726729574">
     <w:abstractNumId w:val="2"/>
   </w:num>
 </w:numbering>
@@ -12724,7 +14401,6 @@
   <w:style w:type="character" w:default="1" w:styleId="DefaultParagraphFont">
     <w:name w:val="Default Paragraph Font"/>
     <w:uiPriority w:val="1"/>
-    <w:semiHidden/>
     <w:unhideWhenUsed/>
   </w:style>
   <w:style w:type="table" w:default="1" w:styleId="TableNormal">
@@ -13214,7 +14890,6 @@
     <w:next w:val="Normal"/>
     <w:autoRedefine/>
     <w:uiPriority w:val="39"/>
-    <w:semiHidden/>
     <w:unhideWhenUsed/>
     <w:rsid w:val="000B1AD3"/>
     <w:pPr>
@@ -13456,6 +15131,11 @@
     <w:name w:val="delimsizing"/>
     <w:basedOn w:val="DefaultParagraphFont"/>
     <w:rsid w:val="0074141A"/>
+  </w:style>
+  <w:style w:type="character" w:customStyle="1" w:styleId="mpunct">
+    <w:name w:val="mpunct"/>
+    <w:basedOn w:val="DefaultParagraphFont"/>
+    <w:rsid w:val="003D071E"/>
   </w:style>
 </w:styles>
 </file>

--- a/project_changed/kois_mazur_projekt.docx
+++ b/project_changed/kois_mazur_projekt.docx
@@ -32,7 +32,7 @@
           <wp:inline distB="0" distT="0" distL="0" distR="0">
             <wp:extent cx="5081271" cy="2465705"/>
             <wp:effectExtent b="0" l="0" r="0" t="0"/>
-            <wp:docPr descr="agh_nzw_s_pl_1w_wbr_rgb_150ppi" id="3" name="image1.jpg"/>
+            <wp:docPr descr="agh_nzw_s_pl_1w_wbr_rgb_150ppi" id="4" name="image1.jpg"/>
             <a:graphic>
               <a:graphicData uri="http://schemas.openxmlformats.org/drawingml/2006/picture">
                 <pic:pic>
@@ -726,67 +726,25 @@
         </w:rPr>
         <w:t xml:space="preserve">Kraków, 2025</w:t>
       </w:r>
-      <w:r>
-        <w:br w:type="page"/>
-      </w:r>
-      <w:r>
-        <w:rPr>
-          <w:rtl w:val="0"/>
-        </w:rPr>
-      </w:r>
-    </w:p>
-    <w:p>
-      <w:pPr>
-        <w:keepNext w:val="1"/>
-        <w:keepLines w:val="1"/>
-        <w:pageBreakBefore w:val="0"/>
-        <w:widowControl w:val="1"/>
-        <w:pBdr>
-          <w:top w:space="0" w:sz="0" w:val="nil"/>
-          <w:left w:space="0" w:sz="0" w:val="nil"/>
-          <w:bottom w:space="0" w:sz="0" w:val="nil"/>
-          <w:right w:space="0" w:sz="0" w:val="nil"/>
-          <w:between w:space="0" w:sz="0" w:val="nil"/>
-        </w:pBdr>
-        <w:shd w:fill="auto" w:val="clear"/>
-        <w:spacing w:after="0" w:before="480" w:line="276" w:lineRule="auto"/>
-        <w:ind w:left="0" w:right="0" w:firstLine="0"/>
-        <w:jc w:val="left"/>
-        <w:rPr>
-          <w:rFonts w:ascii="Aptos" w:cs="Aptos" w:eastAsia="Aptos" w:hAnsi="Aptos"/>
-          <w:b w:val="1"/>
-          <w:i w:val="0"/>
-          <w:smallCaps w:val="0"/>
-          <w:strike w:val="0"/>
-          <w:color w:val="0f4761"/>
-          <w:sz w:val="28"/>
-          <w:szCs w:val="28"/>
-          <w:u w:val="none"/>
-          <w:shd w:fill="auto" w:val="clear"/>
-          <w:vertAlign w:val="baseline"/>
-        </w:rPr>
-      </w:pPr>
-      <w:r>
-        <w:rPr>
-          <w:rFonts w:ascii="Aptos" w:cs="Aptos" w:eastAsia="Aptos" w:hAnsi="Aptos"/>
-          <w:b w:val="1"/>
-          <w:i w:val="0"/>
-          <w:smallCaps w:val="0"/>
-          <w:strike w:val="0"/>
-          <w:color w:val="0f4761"/>
-          <w:sz w:val="28"/>
-          <w:szCs w:val="28"/>
-          <w:u w:val="none"/>
-          <w:shd w:fill="auto" w:val="clear"/>
-          <w:vertAlign w:val="baseline"/>
-          <w:rtl w:val="0"/>
-        </w:rPr>
-        <w:t xml:space="preserve">Spis treści</w:t>
+    </w:p>
+    <w:p>
+      <w:pPr>
+        <w:spacing w:line="265" w:lineRule="auto"/>
+        <w:ind w:hanging="10"/>
+        <w:jc w:val="center"/>
+        <w:rPr>
+          <w:rFonts w:ascii="Aptos" w:cs="Aptos" w:eastAsia="Aptos" w:hAnsi="Aptos"/>
+        </w:rPr>
+      </w:pPr>
+      <w:r>
+        <w:rPr>
+          <w:rtl w:val="0"/>
+        </w:rPr>
       </w:r>
     </w:p>
     <w:sdt>
       <w:sdtPr>
-        <w:id w:val="-231133996"/>
+        <w:id w:val="1111913798"/>
         <w:docPartObj>
           <w:docPartGallery w:val="Table of Contents"/>
           <w:docPartUnique w:val="1"/>
@@ -795,41 +753,20 @@
       <w:sdtContent>
         <w:p>
           <w:pPr>
-            <w:keepNext w:val="0"/>
-            <w:keepLines w:val="0"/>
-            <w:pageBreakBefore w:val="0"/>
-            <w:widowControl w:val="1"/>
-            <w:pBdr>
-              <w:top w:space="0" w:sz="0" w:val="nil"/>
-              <w:left w:space="0" w:sz="0" w:val="nil"/>
-              <w:bottom w:space="0" w:sz="0" w:val="nil"/>
-              <w:right w:space="0" w:sz="0" w:val="nil"/>
-              <w:between w:space="0" w:sz="0" w:val="nil"/>
-            </w:pBdr>
-            <w:shd w:fill="auto" w:val="clear"/>
+            <w:widowControl w:val="0"/>
             <w:tabs>
-              <w:tab w:val="right" w:leader="dot" w:pos="9016"/>
+              <w:tab w:val="right" w:leader="none" w:pos="12000"/>
             </w:tabs>
-            <w:spacing w:after="120" w:before="120" w:line="240" w:lineRule="auto"/>
-            <w:ind w:left="0" w:right="0" w:firstLine="0"/>
-            <w:jc w:val="left"/>
+            <w:spacing w:before="60" w:lineRule="auto"/>
             <w:rPr>
-              <w:rFonts w:ascii="Aptos" w:cs="Aptos" w:eastAsia="Aptos" w:hAnsi="Aptos"/>
-              <w:b w:val="0"/>
-              <w:i w:val="0"/>
-              <w:smallCaps w:val="0"/>
-              <w:strike w:val="0"/>
+              <w:b w:val="1"/>
               <w:color w:val="000000"/>
-              <w:sz w:val="24"/>
-              <w:szCs w:val="24"/>
               <w:u w:val="none"/>
-              <w:shd w:fill="auto" w:val="clear"/>
-              <w:vertAlign w:val="baseline"/>
             </w:rPr>
           </w:pPr>
           <w:r>
             <w:fldChar w:fldCharType="begin"/>
-            <w:instrText xml:space="preserve"> TOC \h \u \z \t "Heading 1,1,Heading 2,2,Heading 3,3,"</w:instrText>
+            <w:instrText xml:space="preserve"> TOC \h \u \z \t "Heading 1,1,Heading 2,2,Heading 3,3,Heading 4,4,Heading 5,5,Heading 6,6,"</w:instrText>
             <w:fldChar w:fldCharType="separate"/>
           </w:r>
           <w:hyperlink w:anchor="_mjemg8pbxwb4">
@@ -838,11 +775,11 @@
                 <w:rFonts w:ascii="Aptos" w:cs="Aptos" w:eastAsia="Aptos" w:hAnsi="Aptos"/>
                 <w:b w:val="1"/>
                 <w:i w:val="0"/>
-                <w:smallCaps w:val="1"/>
+                <w:smallCaps w:val="0"/>
                 <w:strike w:val="0"/>
                 <w:color w:val="000000"/>
-                <w:sz w:val="20"/>
-                <w:szCs w:val="20"/>
+                <w:sz w:val="24"/>
+                <w:szCs w:val="24"/>
                 <w:u w:val="none"/>
                 <w:shd w:fill="auto" w:val="clear"/>
                 <w:vertAlign w:val="baseline"/>
@@ -850,7 +787,7 @@
               </w:rPr>
               <w:t xml:space="preserve">Dane – źródło i opis</w:t>
               <w:tab/>
-              <w:t xml:space="preserve">3</w:t>
+              <w:t xml:space="preserve">4</w:t>
             </w:r>
           </w:hyperlink>
           <w:r>
@@ -861,36 +798,15 @@
         </w:p>
         <w:p>
           <w:pPr>
-            <w:keepNext w:val="0"/>
-            <w:keepLines w:val="0"/>
-            <w:pageBreakBefore w:val="0"/>
-            <w:widowControl w:val="1"/>
-            <w:pBdr>
-              <w:top w:space="0" w:sz="0" w:val="nil"/>
-              <w:left w:space="0" w:sz="0" w:val="nil"/>
-              <w:bottom w:space="0" w:sz="0" w:val="nil"/>
-              <w:right w:space="0" w:sz="0" w:val="nil"/>
-              <w:between w:space="0" w:sz="0" w:val="nil"/>
-            </w:pBdr>
-            <w:shd w:fill="auto" w:val="clear"/>
+            <w:widowControl w:val="0"/>
             <w:tabs>
-              <w:tab w:val="right" w:leader="dot" w:pos="9016"/>
+              <w:tab w:val="right" w:leader="none" w:pos="12000"/>
             </w:tabs>
-            <w:spacing w:after="0" w:before="0" w:line="240" w:lineRule="auto"/>
-            <w:ind w:left="240" w:right="0" w:firstLine="0"/>
-            <w:jc w:val="left"/>
+            <w:spacing w:before="60" w:lineRule="auto"/>
+            <w:ind w:left="360" w:firstLine="0"/>
             <w:rPr>
-              <w:rFonts w:ascii="Aptos" w:cs="Aptos" w:eastAsia="Aptos" w:hAnsi="Aptos"/>
-              <w:b w:val="0"/>
-              <w:i w:val="0"/>
-              <w:smallCaps w:val="0"/>
-              <w:strike w:val="0"/>
               <w:color w:val="000000"/>
-              <w:sz w:val="24"/>
-              <w:szCs w:val="24"/>
               <w:u w:val="none"/>
-              <w:shd w:fill="auto" w:val="clear"/>
-              <w:vertAlign w:val="baseline"/>
             </w:rPr>
           </w:pPr>
           <w:hyperlink w:anchor="_jnbti73scc3f">
@@ -899,11 +815,11 @@
                 <w:rFonts w:ascii="Aptos" w:cs="Aptos" w:eastAsia="Aptos" w:hAnsi="Aptos"/>
                 <w:b w:val="0"/>
                 <w:i w:val="0"/>
-                <w:smallCaps w:val="1"/>
+                <w:smallCaps w:val="0"/>
                 <w:strike w:val="0"/>
                 <w:color w:val="000000"/>
-                <w:sz w:val="20"/>
-                <w:szCs w:val="20"/>
+                <w:sz w:val="24"/>
+                <w:szCs w:val="24"/>
                 <w:u w:val="none"/>
                 <w:shd w:fill="auto" w:val="clear"/>
                 <w:vertAlign w:val="baseline"/>
@@ -911,7 +827,7 @@
               </w:rPr>
               <w:t xml:space="preserve">Źródło</w:t>
               <w:tab/>
-              <w:t xml:space="preserve">3</w:t>
+              <w:t xml:space="preserve">4</w:t>
             </w:r>
           </w:hyperlink>
           <w:r>
@@ -922,36 +838,15 @@
         </w:p>
         <w:p>
           <w:pPr>
-            <w:keepNext w:val="0"/>
-            <w:keepLines w:val="0"/>
-            <w:pageBreakBefore w:val="0"/>
-            <w:widowControl w:val="1"/>
-            <w:pBdr>
-              <w:top w:space="0" w:sz="0" w:val="nil"/>
-              <w:left w:space="0" w:sz="0" w:val="nil"/>
-              <w:bottom w:space="0" w:sz="0" w:val="nil"/>
-              <w:right w:space="0" w:sz="0" w:val="nil"/>
-              <w:between w:space="0" w:sz="0" w:val="nil"/>
-            </w:pBdr>
-            <w:shd w:fill="auto" w:val="clear"/>
+            <w:widowControl w:val="0"/>
             <w:tabs>
-              <w:tab w:val="right" w:leader="dot" w:pos="9016"/>
+              <w:tab w:val="right" w:leader="none" w:pos="12000"/>
             </w:tabs>
-            <w:spacing w:after="0" w:before="0" w:line="240" w:lineRule="auto"/>
-            <w:ind w:left="240" w:right="0" w:firstLine="0"/>
-            <w:jc w:val="left"/>
+            <w:spacing w:before="60" w:lineRule="auto"/>
+            <w:ind w:left="360" w:firstLine="0"/>
             <w:rPr>
-              <w:rFonts w:ascii="Aptos" w:cs="Aptos" w:eastAsia="Aptos" w:hAnsi="Aptos"/>
-              <w:b w:val="0"/>
-              <w:i w:val="0"/>
-              <w:smallCaps w:val="0"/>
-              <w:strike w:val="0"/>
               <w:color w:val="000000"/>
-              <w:sz w:val="24"/>
-              <w:szCs w:val="24"/>
               <w:u w:val="none"/>
-              <w:shd w:fill="auto" w:val="clear"/>
-              <w:vertAlign w:val="baseline"/>
             </w:rPr>
           </w:pPr>
           <w:hyperlink w:anchor="_81ufwqyxj7mh">
@@ -960,11 +855,11 @@
                 <w:rFonts w:ascii="Aptos" w:cs="Aptos" w:eastAsia="Aptos" w:hAnsi="Aptos"/>
                 <w:b w:val="0"/>
                 <w:i w:val="0"/>
-                <w:smallCaps w:val="1"/>
+                <w:smallCaps w:val="0"/>
                 <w:strike w:val="0"/>
                 <w:color w:val="000000"/>
-                <w:sz w:val="20"/>
-                <w:szCs w:val="20"/>
+                <w:sz w:val="24"/>
+                <w:szCs w:val="24"/>
                 <w:u w:val="none"/>
                 <w:shd w:fill="auto" w:val="clear"/>
                 <w:vertAlign w:val="baseline"/>
@@ -972,7 +867,7 @@
               </w:rPr>
               <w:t xml:space="preserve">Opis</w:t>
               <w:tab/>
-              <w:t xml:space="preserve">3</w:t>
+              <w:t xml:space="preserve">4</w:t>
             </w:r>
           </w:hyperlink>
           <w:r>
@@ -983,36 +878,15 @@
         </w:p>
         <w:p>
           <w:pPr>
-            <w:keepNext w:val="0"/>
-            <w:keepLines w:val="0"/>
-            <w:pageBreakBefore w:val="0"/>
-            <w:widowControl w:val="1"/>
-            <w:pBdr>
-              <w:top w:space="0" w:sz="0" w:val="nil"/>
-              <w:left w:space="0" w:sz="0" w:val="nil"/>
-              <w:bottom w:space="0" w:sz="0" w:val="nil"/>
-              <w:right w:space="0" w:sz="0" w:val="nil"/>
-              <w:between w:space="0" w:sz="0" w:val="nil"/>
-            </w:pBdr>
-            <w:shd w:fill="auto" w:val="clear"/>
+            <w:widowControl w:val="0"/>
             <w:tabs>
-              <w:tab w:val="right" w:leader="dot" w:pos="9016"/>
+              <w:tab w:val="right" w:leader="none" w:pos="12000"/>
             </w:tabs>
-            <w:spacing w:after="0" w:before="0" w:line="240" w:lineRule="auto"/>
-            <w:ind w:left="240" w:right="0" w:firstLine="0"/>
-            <w:jc w:val="left"/>
+            <w:spacing w:before="60" w:lineRule="auto"/>
+            <w:ind w:left="360" w:firstLine="0"/>
             <w:rPr>
-              <w:rFonts w:ascii="Aptos" w:cs="Aptos" w:eastAsia="Aptos" w:hAnsi="Aptos"/>
-              <w:b w:val="0"/>
-              <w:i w:val="0"/>
-              <w:smallCaps w:val="0"/>
-              <w:strike w:val="0"/>
               <w:color w:val="000000"/>
-              <w:sz w:val="24"/>
-              <w:szCs w:val="24"/>
               <w:u w:val="none"/>
-              <w:shd w:fill="auto" w:val="clear"/>
-              <w:vertAlign w:val="baseline"/>
             </w:rPr>
           </w:pPr>
           <w:hyperlink w:anchor="_t0lnedvjosip">
@@ -1021,11 +895,11 @@
                 <w:rFonts w:ascii="Aptos" w:cs="Aptos" w:eastAsia="Aptos" w:hAnsi="Aptos"/>
                 <w:b w:val="0"/>
                 <w:i w:val="0"/>
-                <w:smallCaps w:val="1"/>
+                <w:smallCaps w:val="0"/>
                 <w:strike w:val="0"/>
                 <w:color w:val="000000"/>
-                <w:sz w:val="20"/>
-                <w:szCs w:val="20"/>
+                <w:sz w:val="24"/>
+                <w:szCs w:val="24"/>
                 <w:u w:val="none"/>
                 <w:shd w:fill="auto" w:val="clear"/>
                 <w:vertAlign w:val="baseline"/>
@@ -1033,7 +907,7 @@
               </w:rPr>
               <w:t xml:space="preserve">Podstawowe statystyki zmiennych opisujących</w:t>
               <w:tab/>
-              <w:t xml:space="preserve">3</w:t>
+              <w:t xml:space="preserve">4</w:t>
             </w:r>
           </w:hyperlink>
           <w:r>
@@ -1044,36 +918,15 @@
         </w:p>
         <w:p>
           <w:pPr>
-            <w:keepNext w:val="0"/>
-            <w:keepLines w:val="0"/>
-            <w:pageBreakBefore w:val="0"/>
-            <w:widowControl w:val="1"/>
-            <w:pBdr>
-              <w:top w:space="0" w:sz="0" w:val="nil"/>
-              <w:left w:space="0" w:sz="0" w:val="nil"/>
-              <w:bottom w:space="0" w:sz="0" w:val="nil"/>
-              <w:right w:space="0" w:sz="0" w:val="nil"/>
-              <w:between w:space="0" w:sz="0" w:val="nil"/>
-            </w:pBdr>
-            <w:shd w:fill="auto" w:val="clear"/>
+            <w:widowControl w:val="0"/>
             <w:tabs>
-              <w:tab w:val="right" w:leader="dot" w:pos="9016"/>
+              <w:tab w:val="right" w:leader="none" w:pos="12000"/>
             </w:tabs>
-            <w:spacing w:after="0" w:before="0" w:line="240" w:lineRule="auto"/>
-            <w:ind w:left="240" w:right="0" w:firstLine="0"/>
-            <w:jc w:val="left"/>
+            <w:spacing w:before="60" w:lineRule="auto"/>
+            <w:ind w:left="360" w:firstLine="0"/>
             <w:rPr>
-              <w:rFonts w:ascii="Aptos" w:cs="Aptos" w:eastAsia="Aptos" w:hAnsi="Aptos"/>
-              <w:b w:val="0"/>
-              <w:i w:val="0"/>
-              <w:smallCaps w:val="0"/>
-              <w:strike w:val="0"/>
               <w:color w:val="000000"/>
-              <w:sz w:val="24"/>
-              <w:szCs w:val="24"/>
               <w:u w:val="none"/>
-              <w:shd w:fill="auto" w:val="clear"/>
-              <w:vertAlign w:val="baseline"/>
             </w:rPr>
           </w:pPr>
           <w:hyperlink w:anchor="_csl7aq35ozc0">
@@ -1082,11 +935,11 @@
                 <w:rFonts w:ascii="Aptos" w:cs="Aptos" w:eastAsia="Aptos" w:hAnsi="Aptos"/>
                 <w:b w:val="0"/>
                 <w:i w:val="0"/>
-                <w:smallCaps w:val="1"/>
+                <w:smallCaps w:val="0"/>
                 <w:strike w:val="0"/>
                 <w:color w:val="000000"/>
-                <w:sz w:val="20"/>
-                <w:szCs w:val="20"/>
+                <w:sz w:val="24"/>
+                <w:szCs w:val="24"/>
                 <w:u w:val="none"/>
                 <w:shd w:fill="auto" w:val="clear"/>
                 <w:vertAlign w:val="baseline"/>
@@ -1094,7 +947,7 @@
               </w:rPr>
               <w:t xml:space="preserve">Analiza współczynników korelacji pomiędzy zmiennym</w:t>
               <w:tab/>
-              <w:t xml:space="preserve">4</w:t>
+              <w:t xml:space="preserve">5</w:t>
             </w:r>
           </w:hyperlink>
           <w:r>
@@ -1105,36 +958,15 @@
         </w:p>
         <w:p>
           <w:pPr>
-            <w:keepNext w:val="0"/>
-            <w:keepLines w:val="0"/>
-            <w:pageBreakBefore w:val="0"/>
-            <w:widowControl w:val="1"/>
-            <w:pBdr>
-              <w:top w:space="0" w:sz="0" w:val="nil"/>
-              <w:left w:space="0" w:sz="0" w:val="nil"/>
-              <w:bottom w:space="0" w:sz="0" w:val="nil"/>
-              <w:right w:space="0" w:sz="0" w:val="nil"/>
-              <w:between w:space="0" w:sz="0" w:val="nil"/>
-            </w:pBdr>
-            <w:shd w:fill="auto" w:val="clear"/>
+            <w:widowControl w:val="0"/>
             <w:tabs>
-              <w:tab w:val="right" w:leader="dot" w:pos="9016"/>
+              <w:tab w:val="right" w:leader="none" w:pos="12000"/>
             </w:tabs>
-            <w:spacing w:after="120" w:before="120" w:line="240" w:lineRule="auto"/>
-            <w:ind w:left="0" w:right="0" w:firstLine="0"/>
-            <w:jc w:val="left"/>
+            <w:spacing w:before="60" w:lineRule="auto"/>
             <w:rPr>
-              <w:rFonts w:ascii="Aptos" w:cs="Aptos" w:eastAsia="Aptos" w:hAnsi="Aptos"/>
-              <w:b w:val="0"/>
-              <w:i w:val="0"/>
-              <w:smallCaps w:val="0"/>
-              <w:strike w:val="0"/>
+              <w:b w:val="1"/>
               <w:color w:val="000000"/>
-              <w:sz w:val="24"/>
-              <w:szCs w:val="24"/>
               <w:u w:val="none"/>
-              <w:shd w:fill="auto" w:val="clear"/>
-              <w:vertAlign w:val="baseline"/>
             </w:rPr>
           </w:pPr>
           <w:hyperlink w:anchor="_xl2bezjoie88">
@@ -1143,11 +975,11 @@
                 <w:rFonts w:ascii="Aptos" w:cs="Aptos" w:eastAsia="Aptos" w:hAnsi="Aptos"/>
                 <w:b w:val="1"/>
                 <w:i w:val="0"/>
-                <w:smallCaps w:val="1"/>
+                <w:smallCaps w:val="0"/>
                 <w:strike w:val="0"/>
                 <w:color w:val="000000"/>
-                <w:sz w:val="20"/>
-                <w:szCs w:val="20"/>
+                <w:sz w:val="24"/>
+                <w:szCs w:val="24"/>
                 <w:u w:val="none"/>
                 <w:shd w:fill="auto" w:val="clear"/>
                 <w:vertAlign w:val="baseline"/>
@@ -1155,7 +987,7 @@
               </w:rPr>
               <w:t xml:space="preserve">Przygotowanie danych</w:t>
               <w:tab/>
-              <w:t xml:space="preserve">5</w:t>
+              <w:t xml:space="preserve">6</w:t>
             </w:r>
           </w:hyperlink>
           <w:r>
@@ -1166,36 +998,15 @@
         </w:p>
         <w:p>
           <w:pPr>
-            <w:keepNext w:val="0"/>
-            <w:keepLines w:val="0"/>
-            <w:pageBreakBefore w:val="0"/>
-            <w:widowControl w:val="1"/>
-            <w:pBdr>
-              <w:top w:space="0" w:sz="0" w:val="nil"/>
-              <w:left w:space="0" w:sz="0" w:val="nil"/>
-              <w:bottom w:space="0" w:sz="0" w:val="nil"/>
-              <w:right w:space="0" w:sz="0" w:val="nil"/>
-              <w:between w:space="0" w:sz="0" w:val="nil"/>
-            </w:pBdr>
-            <w:shd w:fill="auto" w:val="clear"/>
+            <w:widowControl w:val="0"/>
             <w:tabs>
-              <w:tab w:val="right" w:leader="dot" w:pos="9016"/>
+              <w:tab w:val="right" w:leader="none" w:pos="12000"/>
             </w:tabs>
-            <w:spacing w:after="0" w:before="0" w:line="240" w:lineRule="auto"/>
-            <w:ind w:left="240" w:right="0" w:firstLine="0"/>
-            <w:jc w:val="left"/>
+            <w:spacing w:before="60" w:lineRule="auto"/>
+            <w:ind w:left="360" w:firstLine="0"/>
             <w:rPr>
-              <w:rFonts w:ascii="Aptos" w:cs="Aptos" w:eastAsia="Aptos" w:hAnsi="Aptos"/>
-              <w:b w:val="0"/>
-              <w:i w:val="0"/>
-              <w:smallCaps w:val="0"/>
-              <w:strike w:val="0"/>
               <w:color w:val="000000"/>
-              <w:sz w:val="24"/>
-              <w:szCs w:val="24"/>
               <w:u w:val="none"/>
-              <w:shd w:fill="auto" w:val="clear"/>
-              <w:vertAlign w:val="baseline"/>
             </w:rPr>
           </w:pPr>
           <w:hyperlink w:anchor="_z4osb9fyo0vo">
@@ -1204,11 +1015,11 @@
                 <w:rFonts w:ascii="Aptos" w:cs="Aptos" w:eastAsia="Aptos" w:hAnsi="Aptos"/>
                 <w:b w:val="0"/>
                 <w:i w:val="0"/>
-                <w:smallCaps w:val="1"/>
+                <w:smallCaps w:val="0"/>
                 <w:strike w:val="0"/>
                 <w:color w:val="000000"/>
-                <w:sz w:val="20"/>
-                <w:szCs w:val="20"/>
+                <w:sz w:val="24"/>
+                <w:szCs w:val="24"/>
                 <w:u w:val="none"/>
                 <w:shd w:fill="auto" w:val="clear"/>
                 <w:vertAlign w:val="baseline"/>
@@ -1216,7 +1027,7 @@
               </w:rPr>
               <w:t xml:space="preserve">Odrzucenie pierwszych zmiennych oraz zmiana formy danych</w:t>
               <w:tab/>
-              <w:t xml:space="preserve">5</w:t>
+              <w:t xml:space="preserve">6</w:t>
             </w:r>
           </w:hyperlink>
           <w:r>
@@ -1227,36 +1038,15 @@
         </w:p>
         <w:p>
           <w:pPr>
-            <w:keepNext w:val="0"/>
-            <w:keepLines w:val="0"/>
-            <w:pageBreakBefore w:val="0"/>
-            <w:widowControl w:val="1"/>
-            <w:pBdr>
-              <w:top w:space="0" w:sz="0" w:val="nil"/>
-              <w:left w:space="0" w:sz="0" w:val="nil"/>
-              <w:bottom w:space="0" w:sz="0" w:val="nil"/>
-              <w:right w:space="0" w:sz="0" w:val="nil"/>
-              <w:between w:space="0" w:sz="0" w:val="nil"/>
-            </w:pBdr>
-            <w:shd w:fill="auto" w:val="clear"/>
+            <w:widowControl w:val="0"/>
             <w:tabs>
-              <w:tab w:val="right" w:leader="dot" w:pos="9016"/>
+              <w:tab w:val="right" w:leader="none" w:pos="12000"/>
             </w:tabs>
-            <w:spacing w:after="0" w:before="0" w:line="240" w:lineRule="auto"/>
-            <w:ind w:left="240" w:right="0" w:firstLine="0"/>
-            <w:jc w:val="left"/>
+            <w:spacing w:before="60" w:lineRule="auto"/>
+            <w:ind w:left="360" w:firstLine="0"/>
             <w:rPr>
-              <w:rFonts w:ascii="Aptos" w:cs="Aptos" w:eastAsia="Aptos" w:hAnsi="Aptos"/>
-              <w:b w:val="0"/>
-              <w:i w:val="0"/>
-              <w:smallCaps w:val="0"/>
-              <w:strike w:val="0"/>
               <w:color w:val="000000"/>
-              <w:sz w:val="24"/>
-              <w:szCs w:val="24"/>
               <w:u w:val="none"/>
-              <w:shd w:fill="auto" w:val="clear"/>
-              <w:vertAlign w:val="baseline"/>
             </w:rPr>
           </w:pPr>
           <w:hyperlink w:anchor="_xg2xgqiu96pe">
@@ -1265,11 +1055,11 @@
                 <w:rFonts w:ascii="Aptos" w:cs="Aptos" w:eastAsia="Aptos" w:hAnsi="Aptos"/>
                 <w:b w:val="0"/>
                 <w:i w:val="0"/>
-                <w:smallCaps w:val="1"/>
+                <w:smallCaps w:val="0"/>
                 <w:strike w:val="0"/>
                 <w:color w:val="000000"/>
-                <w:sz w:val="20"/>
-                <w:szCs w:val="20"/>
+                <w:sz w:val="24"/>
+                <w:szCs w:val="24"/>
                 <w:u w:val="none"/>
                 <w:shd w:fill="auto" w:val="clear"/>
                 <w:vertAlign w:val="baseline"/>
@@ -1277,7 +1067,7 @@
               </w:rPr>
               <w:t xml:space="preserve">Zamiana danych “Yes”/”No” na zmienne zero-jedynkowe</w:t>
               <w:tab/>
-              <w:t xml:space="preserve">5</w:t>
+              <w:t xml:space="preserve">6</w:t>
             </w:r>
           </w:hyperlink>
           <w:r>
@@ -1288,36 +1078,15 @@
         </w:p>
         <w:p>
           <w:pPr>
-            <w:keepNext w:val="0"/>
-            <w:keepLines w:val="0"/>
-            <w:pageBreakBefore w:val="0"/>
-            <w:widowControl w:val="1"/>
-            <w:pBdr>
-              <w:top w:space="0" w:sz="0" w:val="nil"/>
-              <w:left w:space="0" w:sz="0" w:val="nil"/>
-              <w:bottom w:space="0" w:sz="0" w:val="nil"/>
-              <w:right w:space="0" w:sz="0" w:val="nil"/>
-              <w:between w:space="0" w:sz="0" w:val="nil"/>
-            </w:pBdr>
-            <w:shd w:fill="auto" w:val="clear"/>
+            <w:widowControl w:val="0"/>
             <w:tabs>
-              <w:tab w:val="right" w:leader="dot" w:pos="9016"/>
+              <w:tab w:val="right" w:leader="none" w:pos="12000"/>
             </w:tabs>
-            <w:spacing w:after="0" w:before="0" w:line="240" w:lineRule="auto"/>
-            <w:ind w:left="240" w:right="0" w:firstLine="0"/>
-            <w:jc w:val="left"/>
+            <w:spacing w:before="60" w:lineRule="auto"/>
+            <w:ind w:left="360" w:firstLine="0"/>
             <w:rPr>
-              <w:rFonts w:ascii="Aptos" w:cs="Aptos" w:eastAsia="Aptos" w:hAnsi="Aptos"/>
-              <w:b w:val="0"/>
-              <w:i w:val="0"/>
-              <w:smallCaps w:val="0"/>
-              <w:strike w:val="0"/>
               <w:color w:val="000000"/>
-              <w:sz w:val="24"/>
-              <w:szCs w:val="24"/>
               <w:u w:val="none"/>
-              <w:shd w:fill="auto" w:val="clear"/>
-              <w:vertAlign w:val="baseline"/>
             </w:rPr>
           </w:pPr>
           <w:hyperlink w:anchor="_8q97n98uno88">
@@ -1326,11 +1095,11 @@
                 <w:rFonts w:ascii="Aptos" w:cs="Aptos" w:eastAsia="Aptos" w:hAnsi="Aptos"/>
                 <w:b w:val="0"/>
                 <w:i w:val="0"/>
-                <w:smallCaps w:val="1"/>
+                <w:smallCaps w:val="0"/>
                 <w:strike w:val="0"/>
                 <w:color w:val="000000"/>
-                <w:sz w:val="20"/>
-                <w:szCs w:val="20"/>
+                <w:sz w:val="24"/>
+                <w:szCs w:val="24"/>
                 <w:u w:val="none"/>
                 <w:shd w:fill="auto" w:val="clear"/>
                 <w:vertAlign w:val="baseline"/>
@@ -1338,7 +1107,7 @@
               </w:rPr>
               <w:t xml:space="preserve">Usunięcię wartości odstających</w:t>
               <w:tab/>
-              <w:t xml:space="preserve">5</w:t>
+              <w:t xml:space="preserve">6</w:t>
             </w:r>
           </w:hyperlink>
           <w:r>
@@ -1349,36 +1118,15 @@
         </w:p>
         <w:p>
           <w:pPr>
-            <w:keepNext w:val="0"/>
-            <w:keepLines w:val="0"/>
-            <w:pageBreakBefore w:val="0"/>
-            <w:widowControl w:val="1"/>
-            <w:pBdr>
-              <w:top w:space="0" w:sz="0" w:val="nil"/>
-              <w:left w:space="0" w:sz="0" w:val="nil"/>
-              <w:bottom w:space="0" w:sz="0" w:val="nil"/>
-              <w:right w:space="0" w:sz="0" w:val="nil"/>
-              <w:between w:space="0" w:sz="0" w:val="nil"/>
-            </w:pBdr>
-            <w:shd w:fill="auto" w:val="clear"/>
+            <w:widowControl w:val="0"/>
             <w:tabs>
-              <w:tab w:val="right" w:leader="dot" w:pos="9016"/>
+              <w:tab w:val="right" w:leader="none" w:pos="12000"/>
             </w:tabs>
-            <w:spacing w:after="120" w:before="120" w:line="240" w:lineRule="auto"/>
-            <w:ind w:left="0" w:right="0" w:firstLine="0"/>
-            <w:jc w:val="left"/>
+            <w:spacing w:before="60" w:lineRule="auto"/>
             <w:rPr>
-              <w:rFonts w:ascii="Aptos" w:cs="Aptos" w:eastAsia="Aptos" w:hAnsi="Aptos"/>
-              <w:b w:val="0"/>
-              <w:i w:val="0"/>
-              <w:smallCaps w:val="0"/>
-              <w:strike w:val="0"/>
+              <w:b w:val="1"/>
               <w:color w:val="000000"/>
-              <w:sz w:val="24"/>
-              <w:szCs w:val="24"/>
               <w:u w:val="none"/>
-              <w:shd w:fill="auto" w:val="clear"/>
-              <w:vertAlign w:val="baseline"/>
             </w:rPr>
           </w:pPr>
           <w:hyperlink w:anchor="_ubsxhc4ff0ju">
@@ -1387,11 +1135,11 @@
                 <w:rFonts w:ascii="Aptos" w:cs="Aptos" w:eastAsia="Aptos" w:hAnsi="Aptos"/>
                 <w:b w:val="1"/>
                 <w:i w:val="0"/>
-                <w:smallCaps w:val="1"/>
+                <w:smallCaps w:val="0"/>
                 <w:strike w:val="0"/>
                 <w:color w:val="000000"/>
-                <w:sz w:val="20"/>
-                <w:szCs w:val="20"/>
+                <w:sz w:val="24"/>
+                <w:szCs w:val="24"/>
                 <w:u w:val="none"/>
                 <w:shd w:fill="auto" w:val="clear"/>
                 <w:vertAlign w:val="baseline"/>
@@ -1399,7 +1147,7 @@
               </w:rPr>
               <w:t xml:space="preserve">Budowa pierwszego modelu</w:t>
               <w:tab/>
-              <w:t xml:space="preserve">6</w:t>
+              <w:t xml:space="preserve">7</w:t>
             </w:r>
           </w:hyperlink>
           <w:r>
@@ -1410,36 +1158,15 @@
         </w:p>
         <w:p>
           <w:pPr>
-            <w:keepNext w:val="0"/>
-            <w:keepLines w:val="0"/>
-            <w:pageBreakBefore w:val="0"/>
-            <w:widowControl w:val="1"/>
-            <w:pBdr>
-              <w:top w:space="0" w:sz="0" w:val="nil"/>
-              <w:left w:space="0" w:sz="0" w:val="nil"/>
-              <w:bottom w:space="0" w:sz="0" w:val="nil"/>
-              <w:right w:space="0" w:sz="0" w:val="nil"/>
-              <w:between w:space="0" w:sz="0" w:val="nil"/>
-            </w:pBdr>
-            <w:shd w:fill="auto" w:val="clear"/>
+            <w:widowControl w:val="0"/>
             <w:tabs>
-              <w:tab w:val="right" w:leader="dot" w:pos="9016"/>
+              <w:tab w:val="right" w:leader="none" w:pos="12000"/>
             </w:tabs>
-            <w:spacing w:after="0" w:before="0" w:line="240" w:lineRule="auto"/>
-            <w:ind w:left="240" w:right="0" w:firstLine="0"/>
-            <w:jc w:val="left"/>
+            <w:spacing w:before="60" w:lineRule="auto"/>
+            <w:ind w:left="360" w:firstLine="0"/>
             <w:rPr>
-              <w:rFonts w:ascii="Aptos" w:cs="Aptos" w:eastAsia="Aptos" w:hAnsi="Aptos"/>
-              <w:b w:val="0"/>
-              <w:i w:val="0"/>
-              <w:smallCaps w:val="0"/>
-              <w:strike w:val="0"/>
               <w:color w:val="000000"/>
-              <w:sz w:val="24"/>
-              <w:szCs w:val="24"/>
               <w:u w:val="none"/>
-              <w:shd w:fill="auto" w:val="clear"/>
-              <w:vertAlign w:val="baseline"/>
             </w:rPr>
           </w:pPr>
           <w:hyperlink w:anchor="_hk35u1iq9ccn">
@@ -1448,11 +1175,11 @@
                 <w:rFonts w:ascii="Aptos" w:cs="Aptos" w:eastAsia="Aptos" w:hAnsi="Aptos"/>
                 <w:b w:val="0"/>
                 <w:i w:val="0"/>
-                <w:smallCaps w:val="1"/>
+                <w:smallCaps w:val="0"/>
                 <w:strike w:val="0"/>
                 <w:color w:val="000000"/>
-                <w:sz w:val="20"/>
-                <w:szCs w:val="20"/>
+                <w:sz w:val="24"/>
+                <w:szCs w:val="24"/>
                 <w:u w:val="none"/>
                 <w:shd w:fill="auto" w:val="clear"/>
                 <w:vertAlign w:val="baseline"/>
@@ -1460,7 +1187,7 @@
               </w:rPr>
               <w:t xml:space="preserve">Dobór pierwszych zmiennych za pomocą metody Hellwiga</w:t>
               <w:tab/>
-              <w:t xml:space="preserve">6</w:t>
+              <w:t xml:space="preserve">7</w:t>
             </w:r>
           </w:hyperlink>
           <w:r>
@@ -1471,36 +1198,15 @@
         </w:p>
         <w:p>
           <w:pPr>
-            <w:keepNext w:val="0"/>
-            <w:keepLines w:val="0"/>
-            <w:pageBreakBefore w:val="0"/>
-            <w:widowControl w:val="1"/>
-            <w:pBdr>
-              <w:top w:space="0" w:sz="0" w:val="nil"/>
-              <w:left w:space="0" w:sz="0" w:val="nil"/>
-              <w:bottom w:space="0" w:sz="0" w:val="nil"/>
-              <w:right w:space="0" w:sz="0" w:val="nil"/>
-              <w:between w:space="0" w:sz="0" w:val="nil"/>
-            </w:pBdr>
-            <w:shd w:fill="auto" w:val="clear"/>
+            <w:widowControl w:val="0"/>
             <w:tabs>
-              <w:tab w:val="right" w:leader="dot" w:pos="9016"/>
+              <w:tab w:val="right" w:leader="none" w:pos="12000"/>
             </w:tabs>
-            <w:spacing w:after="0" w:before="0" w:line="240" w:lineRule="auto"/>
-            <w:ind w:left="240" w:right="0" w:firstLine="0"/>
-            <w:jc w:val="left"/>
+            <w:spacing w:before="60" w:lineRule="auto"/>
+            <w:ind w:left="360" w:firstLine="0"/>
             <w:rPr>
-              <w:rFonts w:ascii="Aptos" w:cs="Aptos" w:eastAsia="Aptos" w:hAnsi="Aptos"/>
-              <w:b w:val="0"/>
-              <w:i w:val="0"/>
-              <w:smallCaps w:val="0"/>
-              <w:strike w:val="0"/>
               <w:color w:val="000000"/>
-              <w:sz w:val="24"/>
-              <w:szCs w:val="24"/>
               <w:u w:val="none"/>
-              <w:shd w:fill="auto" w:val="clear"/>
-              <w:vertAlign w:val="baseline"/>
             </w:rPr>
           </w:pPr>
           <w:hyperlink w:anchor="_kk6h42hsa7al">
@@ -1509,11 +1215,11 @@
                 <w:rFonts w:ascii="Aptos" w:cs="Aptos" w:eastAsia="Aptos" w:hAnsi="Aptos"/>
                 <w:b w:val="0"/>
                 <w:i w:val="0"/>
-                <w:smallCaps w:val="1"/>
+                <w:smallCaps w:val="0"/>
                 <w:strike w:val="0"/>
                 <w:color w:val="000000"/>
-                <w:sz w:val="20"/>
-                <w:szCs w:val="20"/>
+                <w:sz w:val="24"/>
+                <w:szCs w:val="24"/>
                 <w:u w:val="none"/>
                 <w:shd w:fill="auto" w:val="clear"/>
                 <w:vertAlign w:val="baseline"/>
@@ -1532,36 +1238,15 @@
         </w:p>
         <w:p>
           <w:pPr>
-            <w:keepNext w:val="0"/>
-            <w:keepLines w:val="0"/>
-            <w:pageBreakBefore w:val="0"/>
-            <w:widowControl w:val="1"/>
-            <w:pBdr>
-              <w:top w:space="0" w:sz="0" w:val="nil"/>
-              <w:left w:space="0" w:sz="0" w:val="nil"/>
-              <w:bottom w:space="0" w:sz="0" w:val="nil"/>
-              <w:right w:space="0" w:sz="0" w:val="nil"/>
-              <w:between w:space="0" w:sz="0" w:val="nil"/>
-            </w:pBdr>
-            <w:shd w:fill="auto" w:val="clear"/>
+            <w:widowControl w:val="0"/>
             <w:tabs>
-              <w:tab w:val="right" w:leader="dot" w:pos="9016"/>
+              <w:tab w:val="right" w:leader="none" w:pos="12000"/>
             </w:tabs>
-            <w:spacing w:after="0" w:before="0" w:line="240" w:lineRule="auto"/>
-            <w:ind w:left="480" w:right="0" w:firstLine="0"/>
-            <w:jc w:val="left"/>
+            <w:spacing w:before="60" w:lineRule="auto"/>
+            <w:ind w:left="720" w:firstLine="0"/>
             <w:rPr>
-              <w:rFonts w:ascii="Aptos" w:cs="Aptos" w:eastAsia="Aptos" w:hAnsi="Aptos"/>
-              <w:b w:val="0"/>
-              <w:i w:val="0"/>
-              <w:smallCaps w:val="0"/>
-              <w:strike w:val="0"/>
               <w:color w:val="000000"/>
-              <w:sz w:val="24"/>
-              <w:szCs w:val="24"/>
               <w:u w:val="none"/>
-              <w:shd w:fill="auto" w:val="clear"/>
-              <w:vertAlign w:val="baseline"/>
             </w:rPr>
           </w:pPr>
           <w:hyperlink w:anchor="_2p9snnoe52q3">
@@ -1569,12 +1254,12 @@
               <w:rPr>
                 <w:rFonts w:ascii="Aptos" w:cs="Aptos" w:eastAsia="Aptos" w:hAnsi="Aptos"/>
                 <w:b w:val="0"/>
-                <w:i w:val="1"/>
+                <w:i w:val="0"/>
                 <w:smallCaps w:val="0"/>
                 <w:strike w:val="0"/>
                 <w:color w:val="000000"/>
-                <w:sz w:val="20"/>
-                <w:szCs w:val="20"/>
+                <w:sz w:val="24"/>
+                <w:szCs w:val="24"/>
                 <w:u w:val="none"/>
                 <w:shd w:fill="auto" w:val="clear"/>
                 <w:vertAlign w:val="baseline"/>
@@ -1593,36 +1278,15 @@
         </w:p>
         <w:p>
           <w:pPr>
-            <w:keepNext w:val="0"/>
-            <w:keepLines w:val="0"/>
-            <w:pageBreakBefore w:val="0"/>
-            <w:widowControl w:val="1"/>
-            <w:pBdr>
-              <w:top w:space="0" w:sz="0" w:val="nil"/>
-              <w:left w:space="0" w:sz="0" w:val="nil"/>
-              <w:bottom w:space="0" w:sz="0" w:val="nil"/>
-              <w:right w:space="0" w:sz="0" w:val="nil"/>
-              <w:between w:space="0" w:sz="0" w:val="nil"/>
-            </w:pBdr>
-            <w:shd w:fill="auto" w:val="clear"/>
+            <w:widowControl w:val="0"/>
             <w:tabs>
-              <w:tab w:val="right" w:leader="dot" w:pos="9016"/>
+              <w:tab w:val="right" w:leader="none" w:pos="12000"/>
             </w:tabs>
-            <w:spacing w:after="0" w:before="0" w:line="240" w:lineRule="auto"/>
-            <w:ind w:left="480" w:right="0" w:firstLine="0"/>
-            <w:jc w:val="left"/>
+            <w:spacing w:before="60" w:lineRule="auto"/>
+            <w:ind w:left="720" w:firstLine="0"/>
             <w:rPr>
-              <w:rFonts w:ascii="Aptos" w:cs="Aptos" w:eastAsia="Aptos" w:hAnsi="Aptos"/>
-              <w:b w:val="0"/>
-              <w:i w:val="0"/>
-              <w:smallCaps w:val="0"/>
-              <w:strike w:val="0"/>
               <w:color w:val="000000"/>
-              <w:sz w:val="24"/>
-              <w:szCs w:val="24"/>
               <w:u w:val="none"/>
-              <w:shd w:fill="auto" w:val="clear"/>
-              <w:vertAlign w:val="baseline"/>
             </w:rPr>
           </w:pPr>
           <w:hyperlink w:anchor="_bapiw4wixifc">
@@ -1630,20 +1294,20 @@
               <w:rPr>
                 <w:rFonts w:ascii="Aptos" w:cs="Aptos" w:eastAsia="Aptos" w:hAnsi="Aptos"/>
                 <w:b w:val="0"/>
-                <w:i w:val="1"/>
+                <w:i w:val="0"/>
                 <w:smallCaps w:val="0"/>
                 <w:strike w:val="0"/>
                 <w:color w:val="000000"/>
-                <w:sz w:val="20"/>
-                <w:szCs w:val="20"/>
+                <w:sz w:val="24"/>
+                <w:szCs w:val="24"/>
                 <w:u w:val="none"/>
                 <w:shd w:fill="auto" w:val="clear"/>
                 <w:vertAlign w:val="baseline"/>
                 <w:rtl w:val="0"/>
               </w:rPr>
-              <w:t xml:space="preserve">Podstawowe statystki reszt</w:t>
+              <w:t xml:space="preserve">Podstawowe statystyki reszt</w:t>
               <w:tab/>
-              <w:t xml:space="preserve">8</w:t>
+              <w:t xml:space="preserve">9</w:t>
             </w:r>
           </w:hyperlink>
           <w:r>
@@ -1654,36 +1318,15 @@
         </w:p>
         <w:p>
           <w:pPr>
-            <w:keepNext w:val="0"/>
-            <w:keepLines w:val="0"/>
-            <w:pageBreakBefore w:val="0"/>
-            <w:widowControl w:val="1"/>
-            <w:pBdr>
-              <w:top w:space="0" w:sz="0" w:val="nil"/>
-              <w:left w:space="0" w:sz="0" w:val="nil"/>
-              <w:bottom w:space="0" w:sz="0" w:val="nil"/>
-              <w:right w:space="0" w:sz="0" w:val="nil"/>
-              <w:between w:space="0" w:sz="0" w:val="nil"/>
-            </w:pBdr>
-            <w:shd w:fill="auto" w:val="clear"/>
+            <w:widowControl w:val="0"/>
             <w:tabs>
-              <w:tab w:val="right" w:leader="dot" w:pos="9016"/>
+              <w:tab w:val="right" w:leader="none" w:pos="12000"/>
             </w:tabs>
-            <w:spacing w:after="0" w:before="0" w:line="240" w:lineRule="auto"/>
-            <w:ind w:left="480" w:right="0" w:firstLine="0"/>
-            <w:jc w:val="left"/>
+            <w:spacing w:before="60" w:lineRule="auto"/>
+            <w:ind w:left="720" w:firstLine="0"/>
             <w:rPr>
-              <w:rFonts w:ascii="Aptos" w:cs="Aptos" w:eastAsia="Aptos" w:hAnsi="Aptos"/>
-              <w:b w:val="0"/>
-              <w:i w:val="0"/>
-              <w:smallCaps w:val="0"/>
-              <w:strike w:val="0"/>
               <w:color w:val="000000"/>
-              <w:sz w:val="24"/>
-              <w:szCs w:val="24"/>
               <w:u w:val="none"/>
-              <w:shd w:fill="auto" w:val="clear"/>
-              <w:vertAlign w:val="baseline"/>
             </w:rPr>
           </w:pPr>
           <w:hyperlink w:anchor="_yqnzqqqr09wh">
@@ -1691,12 +1334,12 @@
               <w:rPr>
                 <w:rFonts w:ascii="Aptos" w:cs="Aptos" w:eastAsia="Aptos" w:hAnsi="Aptos"/>
                 <w:b w:val="0"/>
-                <w:i w:val="1"/>
+                <w:i w:val="0"/>
                 <w:smallCaps w:val="0"/>
                 <w:strike w:val="0"/>
                 <w:color w:val="000000"/>
-                <w:sz w:val="20"/>
-                <w:szCs w:val="20"/>
+                <w:sz w:val="24"/>
+                <w:szCs w:val="24"/>
                 <w:u w:val="none"/>
                 <w:shd w:fill="auto" w:val="clear"/>
                 <w:vertAlign w:val="baseline"/>
@@ -1704,7 +1347,7 @@
               </w:rPr>
               <w:t xml:space="preserve">Test Normalności Shapiro-Wilka dla reszt</w:t>
               <w:tab/>
-              <w:t xml:space="preserve">9</w:t>
+              <w:t xml:space="preserve">10</w:t>
             </w:r>
           </w:hyperlink>
           <w:r>
@@ -1715,36 +1358,15 @@
         </w:p>
         <w:p>
           <w:pPr>
-            <w:keepNext w:val="0"/>
-            <w:keepLines w:val="0"/>
-            <w:pageBreakBefore w:val="0"/>
-            <w:widowControl w:val="1"/>
-            <w:pBdr>
-              <w:top w:space="0" w:sz="0" w:val="nil"/>
-              <w:left w:space="0" w:sz="0" w:val="nil"/>
-              <w:bottom w:space="0" w:sz="0" w:val="nil"/>
-              <w:right w:space="0" w:sz="0" w:val="nil"/>
-              <w:between w:space="0" w:sz="0" w:val="nil"/>
-            </w:pBdr>
-            <w:shd w:fill="auto" w:val="clear"/>
+            <w:widowControl w:val="0"/>
             <w:tabs>
-              <w:tab w:val="right" w:leader="dot" w:pos="9016"/>
+              <w:tab w:val="right" w:leader="none" w:pos="12000"/>
             </w:tabs>
-            <w:spacing w:after="0" w:before="0" w:line="240" w:lineRule="auto"/>
-            <w:ind w:left="480" w:right="0" w:firstLine="0"/>
-            <w:jc w:val="left"/>
+            <w:spacing w:before="60" w:lineRule="auto"/>
+            <w:ind w:left="720" w:firstLine="0"/>
             <w:rPr>
-              <w:rFonts w:ascii="Aptos" w:cs="Aptos" w:eastAsia="Aptos" w:hAnsi="Aptos"/>
-              <w:b w:val="0"/>
-              <w:i w:val="0"/>
-              <w:smallCaps w:val="0"/>
-              <w:strike w:val="0"/>
               <w:color w:val="000000"/>
-              <w:sz w:val="24"/>
-              <w:szCs w:val="24"/>
               <w:u w:val="none"/>
-              <w:shd w:fill="auto" w:val="clear"/>
-              <w:vertAlign w:val="baseline"/>
             </w:rPr>
           </w:pPr>
           <w:hyperlink w:anchor="_vc9g4yqz0w6k">
@@ -1752,12 +1374,12 @@
               <w:rPr>
                 <w:rFonts w:ascii="Aptos" w:cs="Aptos" w:eastAsia="Aptos" w:hAnsi="Aptos"/>
                 <w:b w:val="0"/>
-                <w:i w:val="1"/>
+                <w:i w:val="0"/>
                 <w:smallCaps w:val="0"/>
                 <w:strike w:val="0"/>
                 <w:color w:val="000000"/>
-                <w:sz w:val="20"/>
-                <w:szCs w:val="20"/>
+                <w:sz w:val="24"/>
+                <w:szCs w:val="24"/>
                 <w:u w:val="none"/>
                 <w:shd w:fill="auto" w:val="clear"/>
                 <w:vertAlign w:val="baseline"/>
@@ -1765,7 +1387,7 @@
               </w:rPr>
               <w:t xml:space="preserve">Test Kołmogorowa-Smirnowa dla rozkładu normalnego reszt</w:t>
               <w:tab/>
-              <w:t xml:space="preserve">10</w:t>
+              <w:t xml:space="preserve">11</w:t>
             </w:r>
           </w:hyperlink>
           <w:r>
@@ -1776,36 +1398,15 @@
         </w:p>
         <w:p>
           <w:pPr>
-            <w:keepNext w:val="0"/>
-            <w:keepLines w:val="0"/>
-            <w:pageBreakBefore w:val="0"/>
-            <w:widowControl w:val="1"/>
-            <w:pBdr>
-              <w:top w:space="0" w:sz="0" w:val="nil"/>
-              <w:left w:space="0" w:sz="0" w:val="nil"/>
-              <w:bottom w:space="0" w:sz="0" w:val="nil"/>
-              <w:right w:space="0" w:sz="0" w:val="nil"/>
-              <w:between w:space="0" w:sz="0" w:val="nil"/>
-            </w:pBdr>
-            <w:shd w:fill="auto" w:val="clear"/>
+            <w:widowControl w:val="0"/>
             <w:tabs>
-              <w:tab w:val="right" w:leader="dot" w:pos="9016"/>
+              <w:tab w:val="right" w:leader="none" w:pos="12000"/>
             </w:tabs>
-            <w:spacing w:after="0" w:before="0" w:line="240" w:lineRule="auto"/>
-            <w:ind w:left="480" w:right="0" w:firstLine="0"/>
-            <w:jc w:val="left"/>
+            <w:spacing w:before="60" w:lineRule="auto"/>
+            <w:ind w:left="720" w:firstLine="0"/>
             <w:rPr>
-              <w:rFonts w:ascii="Aptos" w:cs="Aptos" w:eastAsia="Aptos" w:hAnsi="Aptos"/>
-              <w:b w:val="0"/>
-              <w:i w:val="0"/>
-              <w:smallCaps w:val="0"/>
-              <w:strike w:val="0"/>
               <w:color w:val="000000"/>
-              <w:sz w:val="24"/>
-              <w:szCs w:val="24"/>
               <w:u w:val="none"/>
-              <w:shd w:fill="auto" w:val="clear"/>
-              <w:vertAlign w:val="baseline"/>
             </w:rPr>
           </w:pPr>
           <w:hyperlink w:anchor="_tun3hcbnjvtm">
@@ -1813,12 +1414,12 @@
               <w:rPr>
                 <w:rFonts w:ascii="Aptos" w:cs="Aptos" w:eastAsia="Aptos" w:hAnsi="Aptos"/>
                 <w:b w:val="0"/>
-                <w:i w:val="1"/>
+                <w:i w:val="0"/>
                 <w:smallCaps w:val="0"/>
                 <w:strike w:val="0"/>
                 <w:color w:val="000000"/>
-                <w:sz w:val="20"/>
-                <w:szCs w:val="20"/>
+                <w:sz w:val="24"/>
+                <w:szCs w:val="24"/>
                 <w:u w:val="none"/>
                 <w:shd w:fill="auto" w:val="clear"/>
                 <w:vertAlign w:val="baseline"/>
@@ -1826,7 +1427,7 @@
               </w:rPr>
               <w:t xml:space="preserve">Test Jarque-Bera dla reszt</w:t>
               <w:tab/>
-              <w:t xml:space="preserve">10</w:t>
+              <w:t xml:space="preserve">11</w:t>
             </w:r>
           </w:hyperlink>
           <w:r>
@@ -1837,36 +1438,15 @@
         </w:p>
         <w:p>
           <w:pPr>
-            <w:keepNext w:val="0"/>
-            <w:keepLines w:val="0"/>
-            <w:pageBreakBefore w:val="0"/>
-            <w:widowControl w:val="1"/>
-            <w:pBdr>
-              <w:top w:space="0" w:sz="0" w:val="nil"/>
-              <w:left w:space="0" w:sz="0" w:val="nil"/>
-              <w:bottom w:space="0" w:sz="0" w:val="nil"/>
-              <w:right w:space="0" w:sz="0" w:val="nil"/>
-              <w:between w:space="0" w:sz="0" w:val="nil"/>
-            </w:pBdr>
-            <w:shd w:fill="auto" w:val="clear"/>
+            <w:widowControl w:val="0"/>
             <w:tabs>
-              <w:tab w:val="right" w:leader="dot" w:pos="9016"/>
+              <w:tab w:val="right" w:leader="none" w:pos="12000"/>
             </w:tabs>
-            <w:spacing w:after="0" w:before="0" w:line="240" w:lineRule="auto"/>
-            <w:ind w:left="480" w:right="0" w:firstLine="0"/>
-            <w:jc w:val="left"/>
+            <w:spacing w:before="60" w:lineRule="auto"/>
+            <w:ind w:left="720" w:firstLine="0"/>
             <w:rPr>
-              <w:rFonts w:ascii="Aptos" w:cs="Aptos" w:eastAsia="Aptos" w:hAnsi="Aptos"/>
-              <w:b w:val="0"/>
-              <w:i w:val="0"/>
-              <w:smallCaps w:val="0"/>
-              <w:strike w:val="0"/>
               <w:color w:val="000000"/>
-              <w:sz w:val="24"/>
-              <w:szCs w:val="24"/>
               <w:u w:val="none"/>
-              <w:shd w:fill="auto" w:val="clear"/>
-              <w:vertAlign w:val="baseline"/>
             </w:rPr>
           </w:pPr>
           <w:hyperlink w:anchor="_ukp67ts9h2p1">
@@ -1874,12 +1454,12 @@
               <w:rPr>
                 <w:rFonts w:ascii="Aptos" w:cs="Aptos" w:eastAsia="Aptos" w:hAnsi="Aptos"/>
                 <w:b w:val="0"/>
-                <w:i w:val="1"/>
+                <w:i w:val="0"/>
                 <w:smallCaps w:val="0"/>
                 <w:strike w:val="0"/>
                 <w:color w:val="000000"/>
-                <w:sz w:val="20"/>
-                <w:szCs w:val="20"/>
+                <w:sz w:val="24"/>
+                <w:szCs w:val="24"/>
                 <w:u w:val="none"/>
                 <w:shd w:fill="auto" w:val="clear"/>
                 <w:vertAlign w:val="baseline"/>
@@ -1887,7 +1467,7 @@
               </w:rPr>
               <w:t xml:space="preserve">Test Breuscha-Pagana na badanie heterodeskadyczności</w:t>
               <w:tab/>
-              <w:t xml:space="preserve">11</w:t>
+              <w:t xml:space="preserve">12</w:t>
             </w:r>
           </w:hyperlink>
           <w:r>
@@ -1898,36 +1478,15 @@
         </w:p>
         <w:p>
           <w:pPr>
-            <w:keepNext w:val="0"/>
-            <w:keepLines w:val="0"/>
-            <w:pageBreakBefore w:val="0"/>
-            <w:widowControl w:val="1"/>
-            <w:pBdr>
-              <w:top w:space="0" w:sz="0" w:val="nil"/>
-              <w:left w:space="0" w:sz="0" w:val="nil"/>
-              <w:bottom w:space="0" w:sz="0" w:val="nil"/>
-              <w:right w:space="0" w:sz="0" w:val="nil"/>
-              <w:between w:space="0" w:sz="0" w:val="nil"/>
-            </w:pBdr>
-            <w:shd w:fill="auto" w:val="clear"/>
+            <w:widowControl w:val="0"/>
             <w:tabs>
-              <w:tab w:val="right" w:leader="dot" w:pos="9016"/>
+              <w:tab w:val="right" w:leader="none" w:pos="12000"/>
             </w:tabs>
-            <w:spacing w:after="0" w:before="0" w:line="240" w:lineRule="auto"/>
-            <w:ind w:left="480" w:right="0" w:firstLine="0"/>
-            <w:jc w:val="left"/>
+            <w:spacing w:before="60" w:lineRule="auto"/>
+            <w:ind w:left="720" w:firstLine="0"/>
             <w:rPr>
-              <w:rFonts w:ascii="Aptos" w:cs="Aptos" w:eastAsia="Aptos" w:hAnsi="Aptos"/>
-              <w:b w:val="0"/>
-              <w:i w:val="0"/>
-              <w:smallCaps w:val="0"/>
-              <w:strike w:val="0"/>
               <w:color w:val="000000"/>
-              <w:sz w:val="24"/>
-              <w:szCs w:val="24"/>
               <w:u w:val="none"/>
-              <w:shd w:fill="auto" w:val="clear"/>
-              <w:vertAlign w:val="baseline"/>
             </w:rPr>
           </w:pPr>
           <w:hyperlink w:anchor="_f26wje1ww9we">
@@ -1935,12 +1494,12 @@
               <w:rPr>
                 <w:rFonts w:ascii="Aptos" w:cs="Aptos" w:eastAsia="Aptos" w:hAnsi="Aptos"/>
                 <w:b w:val="0"/>
-                <w:i w:val="1"/>
+                <w:i w:val="0"/>
                 <w:smallCaps w:val="0"/>
                 <w:strike w:val="0"/>
                 <w:color w:val="000000"/>
-                <w:sz w:val="20"/>
-                <w:szCs w:val="20"/>
+                <w:sz w:val="24"/>
+                <w:szCs w:val="24"/>
                 <w:u w:val="none"/>
                 <w:shd w:fill="auto" w:val="clear"/>
                 <w:vertAlign w:val="baseline"/>
@@ -1948,7 +1507,7 @@
               </w:rPr>
               <w:t xml:space="preserve">Test White'a na badanie heterodeskadyczności</w:t>
               <w:tab/>
-              <w:t xml:space="preserve">11</w:t>
+              <w:t xml:space="preserve">12</w:t>
             </w:r>
           </w:hyperlink>
           <w:r>
@@ -1959,36 +1518,15 @@
         </w:p>
         <w:p>
           <w:pPr>
-            <w:keepNext w:val="0"/>
-            <w:keepLines w:val="0"/>
-            <w:pageBreakBefore w:val="0"/>
-            <w:widowControl w:val="1"/>
-            <w:pBdr>
-              <w:top w:space="0" w:sz="0" w:val="nil"/>
-              <w:left w:space="0" w:sz="0" w:val="nil"/>
-              <w:bottom w:space="0" w:sz="0" w:val="nil"/>
-              <w:right w:space="0" w:sz="0" w:val="nil"/>
-              <w:between w:space="0" w:sz="0" w:val="nil"/>
-            </w:pBdr>
-            <w:shd w:fill="auto" w:val="clear"/>
+            <w:widowControl w:val="0"/>
             <w:tabs>
-              <w:tab w:val="right" w:leader="dot" w:pos="9016"/>
+              <w:tab w:val="right" w:leader="none" w:pos="12000"/>
             </w:tabs>
-            <w:spacing w:after="0" w:before="0" w:line="240" w:lineRule="auto"/>
-            <w:ind w:left="480" w:right="0" w:firstLine="0"/>
-            <w:jc w:val="left"/>
+            <w:spacing w:before="60" w:lineRule="auto"/>
+            <w:ind w:left="720" w:firstLine="0"/>
             <w:rPr>
-              <w:rFonts w:ascii="Aptos" w:cs="Aptos" w:eastAsia="Aptos" w:hAnsi="Aptos"/>
-              <w:b w:val="0"/>
-              <w:i w:val="0"/>
-              <w:smallCaps w:val="0"/>
-              <w:strike w:val="0"/>
               <w:color w:val="000000"/>
-              <w:sz w:val="24"/>
-              <w:szCs w:val="24"/>
               <w:u w:val="none"/>
-              <w:shd w:fill="auto" w:val="clear"/>
-              <w:vertAlign w:val="baseline"/>
             </w:rPr>
           </w:pPr>
           <w:hyperlink w:anchor="_igoxymj2wuv4">
@@ -1996,12 +1534,12 @@
               <w:rPr>
                 <w:rFonts w:ascii="Aptos" w:cs="Aptos" w:eastAsia="Aptos" w:hAnsi="Aptos"/>
                 <w:b w:val="0"/>
-                <w:i w:val="1"/>
+                <w:i w:val="0"/>
                 <w:smallCaps w:val="0"/>
                 <w:strike w:val="0"/>
                 <w:color w:val="000000"/>
-                <w:sz w:val="20"/>
-                <w:szCs w:val="20"/>
+                <w:sz w:val="24"/>
+                <w:szCs w:val="24"/>
                 <w:u w:val="none"/>
                 <w:shd w:fill="auto" w:val="clear"/>
                 <w:vertAlign w:val="baseline"/>
@@ -2020,10 +1558,1198 @@
         </w:p>
         <w:p>
           <w:pPr>
+            <w:widowControl w:val="0"/>
+            <w:tabs>
+              <w:tab w:val="right" w:leader="none" w:pos="12000"/>
+            </w:tabs>
+            <w:spacing w:before="60" w:lineRule="auto"/>
+            <w:ind w:left="720" w:firstLine="0"/>
             <w:rPr>
-              <w:rFonts w:ascii="Aptos" w:cs="Aptos" w:eastAsia="Aptos" w:hAnsi="Aptos"/>
+              <w:color w:val="000000"/>
+              <w:u w:val="none"/>
             </w:rPr>
           </w:pPr>
+          <w:hyperlink w:anchor="_od44atj52yl">
+            <w:r>
+              <w:rPr>
+                <w:rFonts w:ascii="Aptos" w:cs="Aptos" w:eastAsia="Aptos" w:hAnsi="Aptos"/>
+                <w:b w:val="0"/>
+                <w:i w:val="0"/>
+                <w:smallCaps w:val="0"/>
+                <w:strike w:val="0"/>
+                <w:color w:val="000000"/>
+                <w:sz w:val="24"/>
+                <w:szCs w:val="24"/>
+                <w:u w:val="none"/>
+                <w:shd w:fill="auto" w:val="clear"/>
+                <w:vertAlign w:val="baseline"/>
+                <w:rtl w:val="0"/>
+              </w:rPr>
+              <w:t xml:space="preserve">Test Chowa do badania strukturalnych zmian w modelu regresji</w:t>
+              <w:tab/>
+              <w:t xml:space="preserve">13</w:t>
+            </w:r>
+          </w:hyperlink>
+          <w:r>
+            <w:rPr>
+              <w:rtl w:val="0"/>
+            </w:rPr>
+          </w:r>
+        </w:p>
+        <w:p>
+          <w:pPr>
+            <w:widowControl w:val="0"/>
+            <w:tabs>
+              <w:tab w:val="right" w:leader="none" w:pos="12000"/>
+            </w:tabs>
+            <w:spacing w:before="60" w:lineRule="auto"/>
+            <w:ind w:left="720" w:firstLine="0"/>
+            <w:rPr>
+              <w:color w:val="000000"/>
+              <w:u w:val="none"/>
+            </w:rPr>
+          </w:pPr>
+          <w:hyperlink w:anchor="_cngryutj2hzm">
+            <w:r>
+              <w:rPr>
+                <w:rFonts w:ascii="Aptos" w:cs="Aptos" w:eastAsia="Aptos" w:hAnsi="Aptos"/>
+                <w:b w:val="0"/>
+                <w:i w:val="0"/>
+                <w:smallCaps w:val="0"/>
+                <w:strike w:val="0"/>
+                <w:color w:val="000000"/>
+                <w:sz w:val="24"/>
+                <w:szCs w:val="24"/>
+                <w:u w:val="none"/>
+                <w:shd w:fill="auto" w:val="clear"/>
+                <w:vertAlign w:val="baseline"/>
+                <w:rtl w:val="0"/>
+              </w:rPr>
+              <w:t xml:space="preserve">Założenia testu:</w:t>
+              <w:tab/>
+              <w:t xml:space="preserve">13</w:t>
+            </w:r>
+          </w:hyperlink>
+          <w:r>
+            <w:rPr>
+              <w:rtl w:val="0"/>
+            </w:rPr>
+          </w:r>
+        </w:p>
+        <w:p>
+          <w:pPr>
+            <w:widowControl w:val="0"/>
+            <w:tabs>
+              <w:tab w:val="right" w:leader="none" w:pos="12000"/>
+            </w:tabs>
+            <w:spacing w:before="60" w:lineRule="auto"/>
+            <w:ind w:left="720" w:firstLine="0"/>
+            <w:rPr>
+              <w:color w:val="000000"/>
+              <w:u w:val="none"/>
+            </w:rPr>
+          </w:pPr>
+          <w:hyperlink w:anchor="_6k2volfujxae">
+            <w:r>
+              <w:rPr>
+                <w:rFonts w:ascii="Aptos" w:cs="Aptos" w:eastAsia="Aptos" w:hAnsi="Aptos"/>
+                <w:b w:val="0"/>
+                <w:i w:val="0"/>
+                <w:smallCaps w:val="0"/>
+                <w:strike w:val="0"/>
+                <w:color w:val="000000"/>
+                <w:sz w:val="24"/>
+                <w:szCs w:val="24"/>
+                <w:u w:val="none"/>
+                <w:shd w:fill="auto" w:val="clear"/>
+                <w:vertAlign w:val="baseline"/>
+                <w:rtl w:val="0"/>
+              </w:rPr>
+              <w:t xml:space="preserve">Test Ramseya RESET (Regression Specification Error Test)</w:t>
+              <w:tab/>
+              <w:t xml:space="preserve">14</w:t>
+            </w:r>
+          </w:hyperlink>
+          <w:r>
+            <w:rPr>
+              <w:rtl w:val="0"/>
+            </w:rPr>
+          </w:r>
+        </w:p>
+        <w:p>
+          <w:pPr>
+            <w:widowControl w:val="0"/>
+            <w:tabs>
+              <w:tab w:val="right" w:leader="none" w:pos="12000"/>
+            </w:tabs>
+            <w:spacing w:before="60" w:lineRule="auto"/>
+            <w:ind w:left="720" w:firstLine="0"/>
+            <w:rPr>
+              <w:color w:val="000000"/>
+              <w:u w:val="none"/>
+            </w:rPr>
+          </w:pPr>
+          <w:hyperlink w:anchor="_6zhllgkdp3h3">
+            <w:r>
+              <w:rPr>
+                <w:rFonts w:ascii="Aptos" w:cs="Aptos" w:eastAsia="Aptos" w:hAnsi="Aptos"/>
+                <w:b w:val="0"/>
+                <w:i w:val="0"/>
+                <w:smallCaps w:val="0"/>
+                <w:strike w:val="0"/>
+                <w:color w:val="000000"/>
+                <w:sz w:val="24"/>
+                <w:szCs w:val="24"/>
+                <w:u w:val="none"/>
+                <w:shd w:fill="auto" w:val="clear"/>
+                <w:vertAlign w:val="baseline"/>
+                <w:rtl w:val="0"/>
+              </w:rPr>
+              <w:t xml:space="preserve">Główne zastosowania:</w:t>
+              <w:tab/>
+              <w:t xml:space="preserve">14</w:t>
+            </w:r>
+          </w:hyperlink>
+          <w:r>
+            <w:rPr>
+              <w:rtl w:val="0"/>
+            </w:rPr>
+          </w:r>
+        </w:p>
+        <w:p>
+          <w:pPr>
+            <w:widowControl w:val="0"/>
+            <w:tabs>
+              <w:tab w:val="right" w:leader="none" w:pos="12000"/>
+            </w:tabs>
+            <w:spacing w:before="60" w:lineRule="auto"/>
+            <w:ind w:left="720" w:firstLine="0"/>
+            <w:rPr>
+              <w:color w:val="000000"/>
+              <w:u w:val="none"/>
+            </w:rPr>
+          </w:pPr>
+          <w:hyperlink w:anchor="_88y7ytrtr0yj">
+            <w:r>
+              <w:rPr>
+                <w:rFonts w:ascii="Aptos" w:cs="Aptos" w:eastAsia="Aptos" w:hAnsi="Aptos"/>
+                <w:b w:val="0"/>
+                <w:i w:val="0"/>
+                <w:smallCaps w:val="0"/>
+                <w:strike w:val="0"/>
+                <w:color w:val="000000"/>
+                <w:sz w:val="24"/>
+                <w:szCs w:val="24"/>
+                <w:u w:val="none"/>
+                <w:shd w:fill="auto" w:val="clear"/>
+                <w:vertAlign w:val="baseline"/>
+                <w:rtl w:val="0"/>
+              </w:rPr>
+              <w:t xml:space="preserve">Test liczby serii (Runs Test)</w:t>
+              <w:tab/>
+              <w:t xml:space="preserve">15</w:t>
+            </w:r>
+          </w:hyperlink>
+          <w:r>
+            <w:rPr>
+              <w:rtl w:val="0"/>
+            </w:rPr>
+          </w:r>
+        </w:p>
+        <w:p>
+          <w:pPr>
+            <w:widowControl w:val="0"/>
+            <w:tabs>
+              <w:tab w:val="right" w:leader="none" w:pos="12000"/>
+            </w:tabs>
+            <w:spacing w:before="60" w:lineRule="auto"/>
+            <w:ind w:left="720" w:firstLine="0"/>
+            <w:rPr>
+              <w:color w:val="000000"/>
+              <w:u w:val="none"/>
+            </w:rPr>
+          </w:pPr>
+          <w:hyperlink w:anchor="_bke8zetnsukv">
+            <w:r>
+              <w:rPr>
+                <w:rFonts w:ascii="Aptos" w:cs="Aptos" w:eastAsia="Aptos" w:hAnsi="Aptos"/>
+                <w:b w:val="0"/>
+                <w:i w:val="0"/>
+                <w:smallCaps w:val="0"/>
+                <w:strike w:val="0"/>
+                <w:color w:val="000000"/>
+                <w:sz w:val="24"/>
+                <w:szCs w:val="24"/>
+                <w:u w:val="none"/>
+                <w:shd w:fill="auto" w:val="clear"/>
+                <w:vertAlign w:val="baseline"/>
+                <w:rtl w:val="0"/>
+              </w:rPr>
+              <w:t xml:space="preserve">Test istotności parametrów – t-Studenta</w:t>
+              <w:tab/>
+              <w:t xml:space="preserve">15</w:t>
+            </w:r>
+          </w:hyperlink>
+          <w:r>
+            <w:rPr>
+              <w:rtl w:val="0"/>
+            </w:rPr>
+          </w:r>
+        </w:p>
+        <w:p>
+          <w:pPr>
+            <w:widowControl w:val="0"/>
+            <w:tabs>
+              <w:tab w:val="right" w:leader="none" w:pos="12000"/>
+            </w:tabs>
+            <w:spacing w:before="60" w:lineRule="auto"/>
+            <w:rPr>
+              <w:b w:val="1"/>
+              <w:color w:val="000000"/>
+              <w:u w:val="none"/>
+            </w:rPr>
+          </w:pPr>
+          <w:hyperlink w:anchor="_fgp9qedzxymt">
+            <w:r>
+              <w:rPr>
+                <w:rFonts w:ascii="Aptos" w:cs="Aptos" w:eastAsia="Aptos" w:hAnsi="Aptos"/>
+                <w:b w:val="1"/>
+                <w:i w:val="0"/>
+                <w:smallCaps w:val="0"/>
+                <w:strike w:val="0"/>
+                <w:color w:val="000000"/>
+                <w:sz w:val="24"/>
+                <w:szCs w:val="24"/>
+                <w:u w:val="none"/>
+                <w:shd w:fill="auto" w:val="clear"/>
+                <w:vertAlign w:val="baseline"/>
+                <w:rtl w:val="0"/>
+              </w:rPr>
+              <w:t xml:space="preserve">Zastosowanie metod naprawczych</w:t>
+              <w:tab/>
+              <w:t xml:space="preserve">16</w:t>
+            </w:r>
+          </w:hyperlink>
+          <w:r>
+            <w:rPr>
+              <w:rtl w:val="0"/>
+            </w:rPr>
+          </w:r>
+        </w:p>
+        <w:p>
+          <w:pPr>
+            <w:widowControl w:val="0"/>
+            <w:tabs>
+              <w:tab w:val="right" w:leader="none" w:pos="12000"/>
+            </w:tabs>
+            <w:spacing w:before="60" w:lineRule="auto"/>
+            <w:ind w:left="720" w:firstLine="0"/>
+            <w:rPr>
+              <w:color w:val="000000"/>
+              <w:u w:val="none"/>
+            </w:rPr>
+          </w:pPr>
+          <w:hyperlink w:anchor="_rifdtygh1jmx">
+            <w:r>
+              <w:rPr>
+                <w:rFonts w:ascii="Aptos" w:cs="Aptos" w:eastAsia="Aptos" w:hAnsi="Aptos"/>
+                <w:b w:val="0"/>
+                <w:i w:val="0"/>
+                <w:smallCaps w:val="0"/>
+                <w:strike w:val="0"/>
+                <w:color w:val="000000"/>
+                <w:sz w:val="24"/>
+                <w:szCs w:val="24"/>
+                <w:u w:val="none"/>
+                <w:shd w:fill="auto" w:val="clear"/>
+                <w:vertAlign w:val="baseline"/>
+                <w:rtl w:val="0"/>
+              </w:rPr>
+              <w:t xml:space="preserve">Usunięcie nieistotnych zmiennych na podstawie testu t-studenta</w:t>
+              <w:tab/>
+              <w:t xml:space="preserve">16</w:t>
+            </w:r>
+          </w:hyperlink>
+          <w:r>
+            <w:rPr>
+              <w:rtl w:val="0"/>
+            </w:rPr>
+          </w:r>
+        </w:p>
+        <w:p>
+          <w:pPr>
+            <w:widowControl w:val="0"/>
+            <w:tabs>
+              <w:tab w:val="right" w:leader="none" w:pos="12000"/>
+            </w:tabs>
+            <w:spacing w:before="60" w:lineRule="auto"/>
+            <w:ind w:left="360" w:firstLine="0"/>
+            <w:rPr>
+              <w:color w:val="000000"/>
+              <w:u w:val="none"/>
+            </w:rPr>
+          </w:pPr>
+          <w:hyperlink w:anchor="_4hz2z9ktao8q">
+            <w:r>
+              <w:rPr>
+                <w:rFonts w:ascii="Aptos" w:cs="Aptos" w:eastAsia="Aptos" w:hAnsi="Aptos"/>
+                <w:b w:val="0"/>
+                <w:i w:val="0"/>
+                <w:smallCaps w:val="0"/>
+                <w:strike w:val="0"/>
+                <w:color w:val="000000"/>
+                <w:sz w:val="24"/>
+                <w:szCs w:val="24"/>
+                <w:u w:val="none"/>
+                <w:shd w:fill="auto" w:val="clear"/>
+                <w:vertAlign w:val="baseline"/>
+                <w:rtl w:val="0"/>
+              </w:rPr>
+              <w:t xml:space="preserve">Finalne testy po zastosowaniu metod naprawczych</w:t>
+              <w:tab/>
+              <w:t xml:space="preserve">18</w:t>
+            </w:r>
+          </w:hyperlink>
+          <w:r>
+            <w:rPr>
+              <w:rtl w:val="0"/>
+            </w:rPr>
+          </w:r>
+        </w:p>
+        <w:p>
+          <w:pPr>
+            <w:widowControl w:val="0"/>
+            <w:tabs>
+              <w:tab w:val="right" w:leader="none" w:pos="12000"/>
+            </w:tabs>
+            <w:spacing w:before="60" w:lineRule="auto"/>
+            <w:ind w:left="720" w:firstLine="0"/>
+            <w:rPr>
+              <w:color w:val="000000"/>
+              <w:u w:val="none"/>
+            </w:rPr>
+          </w:pPr>
+          <w:hyperlink w:anchor="_ckd4ws6r5eb1">
+            <w:r>
+              <w:rPr>
+                <w:rFonts w:ascii="Aptos" w:cs="Aptos" w:eastAsia="Aptos" w:hAnsi="Aptos"/>
+                <w:b w:val="0"/>
+                <w:i w:val="0"/>
+                <w:smallCaps w:val="0"/>
+                <w:strike w:val="0"/>
+                <w:color w:val="000000"/>
+                <w:sz w:val="24"/>
+                <w:szCs w:val="24"/>
+                <w:u w:val="none"/>
+                <w:shd w:fill="auto" w:val="clear"/>
+                <w:vertAlign w:val="baseline"/>
+                <w:rtl w:val="0"/>
+              </w:rPr>
+              <w:t xml:space="preserve">Podstawowe statystyki reszt</w:t>
+              <w:tab/>
+              <w:t xml:space="preserve">18</w:t>
+            </w:r>
+          </w:hyperlink>
+          <w:r>
+            <w:rPr>
+              <w:rtl w:val="0"/>
+            </w:rPr>
+          </w:r>
+        </w:p>
+        <w:p>
+          <w:pPr>
+            <w:widowControl w:val="0"/>
+            <w:tabs>
+              <w:tab w:val="right" w:leader="none" w:pos="12000"/>
+            </w:tabs>
+            <w:spacing w:before="60" w:lineRule="auto"/>
+            <w:ind w:left="720" w:firstLine="0"/>
+            <w:rPr>
+              <w:color w:val="000000"/>
+              <w:u w:val="none"/>
+            </w:rPr>
+          </w:pPr>
+          <w:hyperlink w:anchor="_ynomqyreua68">
+            <w:r>
+              <w:rPr>
+                <w:rFonts w:ascii="Aptos" w:cs="Aptos" w:eastAsia="Aptos" w:hAnsi="Aptos"/>
+                <w:b w:val="0"/>
+                <w:i w:val="0"/>
+                <w:smallCaps w:val="0"/>
+                <w:strike w:val="0"/>
+                <w:color w:val="000000"/>
+                <w:sz w:val="24"/>
+                <w:szCs w:val="24"/>
+                <w:u w:val="none"/>
+                <w:shd w:fill="auto" w:val="clear"/>
+                <w:vertAlign w:val="baseline"/>
+                <w:rtl w:val="0"/>
+              </w:rPr>
+              <w:t xml:space="preserve">Test Normalności Shapiro-Wilka dla reszt</w:t>
+              <w:tab/>
+              <w:t xml:space="preserve">18</w:t>
+            </w:r>
+          </w:hyperlink>
+          <w:r>
+            <w:rPr>
+              <w:rtl w:val="0"/>
+            </w:rPr>
+          </w:r>
+        </w:p>
+        <w:p>
+          <w:pPr>
+            <w:widowControl w:val="0"/>
+            <w:tabs>
+              <w:tab w:val="right" w:leader="none" w:pos="12000"/>
+            </w:tabs>
+            <w:spacing w:before="60" w:lineRule="auto"/>
+            <w:ind w:left="720" w:firstLine="0"/>
+            <w:rPr>
+              <w:color w:val="000000"/>
+              <w:u w:val="none"/>
+            </w:rPr>
+          </w:pPr>
+          <w:hyperlink w:anchor="_12mnray0ddo5">
+            <w:r>
+              <w:rPr>
+                <w:rFonts w:ascii="Aptos" w:cs="Aptos" w:eastAsia="Aptos" w:hAnsi="Aptos"/>
+                <w:b w:val="0"/>
+                <w:i w:val="0"/>
+                <w:smallCaps w:val="0"/>
+                <w:strike w:val="0"/>
+                <w:color w:val="000000"/>
+                <w:sz w:val="24"/>
+                <w:szCs w:val="24"/>
+                <w:u w:val="none"/>
+                <w:shd w:fill="auto" w:val="clear"/>
+                <w:vertAlign w:val="baseline"/>
+                <w:rtl w:val="0"/>
+              </w:rPr>
+              <w:t xml:space="preserve">Test Kołmogorowa-Smirnowa dla rozkładu normalnego reszt</w:t>
+              <w:tab/>
+              <w:t xml:space="preserve">18</w:t>
+            </w:r>
+          </w:hyperlink>
+          <w:r>
+            <w:rPr>
+              <w:rtl w:val="0"/>
+            </w:rPr>
+          </w:r>
+        </w:p>
+        <w:p>
+          <w:pPr>
+            <w:widowControl w:val="0"/>
+            <w:tabs>
+              <w:tab w:val="right" w:leader="none" w:pos="12000"/>
+            </w:tabs>
+            <w:spacing w:before="60" w:lineRule="auto"/>
+            <w:ind w:left="720" w:firstLine="0"/>
+            <w:rPr>
+              <w:color w:val="000000"/>
+              <w:u w:val="none"/>
+            </w:rPr>
+          </w:pPr>
+          <w:hyperlink w:anchor="_bdljdpvxcdfn">
+            <w:r>
+              <w:rPr>
+                <w:rFonts w:ascii="Aptos" w:cs="Aptos" w:eastAsia="Aptos" w:hAnsi="Aptos"/>
+                <w:b w:val="0"/>
+                <w:i w:val="0"/>
+                <w:smallCaps w:val="0"/>
+                <w:strike w:val="0"/>
+                <w:color w:val="000000"/>
+                <w:sz w:val="24"/>
+                <w:szCs w:val="24"/>
+                <w:u w:val="none"/>
+                <w:shd w:fill="auto" w:val="clear"/>
+                <w:vertAlign w:val="baseline"/>
+                <w:rtl w:val="0"/>
+              </w:rPr>
+              <w:t xml:space="preserve">Test Jarque-Bera dla reszt</w:t>
+              <w:tab/>
+              <w:t xml:space="preserve">18</w:t>
+            </w:r>
+          </w:hyperlink>
+          <w:r>
+            <w:rPr>
+              <w:rtl w:val="0"/>
+            </w:rPr>
+          </w:r>
+        </w:p>
+        <w:p>
+          <w:pPr>
+            <w:widowControl w:val="0"/>
+            <w:tabs>
+              <w:tab w:val="right" w:leader="none" w:pos="12000"/>
+            </w:tabs>
+            <w:spacing w:before="60" w:lineRule="auto"/>
+            <w:ind w:left="720" w:firstLine="0"/>
+            <w:rPr>
+              <w:color w:val="000000"/>
+              <w:u w:val="none"/>
+            </w:rPr>
+          </w:pPr>
+          <w:hyperlink w:anchor="_cr6iisd92uoh">
+            <w:r>
+              <w:rPr>
+                <w:rFonts w:ascii="Aptos" w:cs="Aptos" w:eastAsia="Aptos" w:hAnsi="Aptos"/>
+                <w:b w:val="0"/>
+                <w:i w:val="0"/>
+                <w:smallCaps w:val="0"/>
+                <w:strike w:val="0"/>
+                <w:color w:val="000000"/>
+                <w:sz w:val="24"/>
+                <w:szCs w:val="24"/>
+                <w:u w:val="none"/>
+                <w:shd w:fill="auto" w:val="clear"/>
+                <w:vertAlign w:val="baseline"/>
+                <w:rtl w:val="0"/>
+              </w:rPr>
+              <w:t xml:space="preserve">Test Breuscha-Pagana na badanie heterodeskadyczności</w:t>
+              <w:tab/>
+              <w:t xml:space="preserve">19</w:t>
+            </w:r>
+          </w:hyperlink>
+          <w:r>
+            <w:rPr>
+              <w:rtl w:val="0"/>
+            </w:rPr>
+          </w:r>
+        </w:p>
+        <w:p>
+          <w:pPr>
+            <w:widowControl w:val="0"/>
+            <w:tabs>
+              <w:tab w:val="right" w:leader="none" w:pos="12000"/>
+            </w:tabs>
+            <w:spacing w:before="60" w:lineRule="auto"/>
+            <w:ind w:left="720" w:firstLine="0"/>
+            <w:rPr>
+              <w:color w:val="000000"/>
+              <w:u w:val="none"/>
+            </w:rPr>
+          </w:pPr>
+          <w:hyperlink w:anchor="_254pvajskzeo">
+            <w:r>
+              <w:rPr>
+                <w:rFonts w:ascii="Aptos" w:cs="Aptos" w:eastAsia="Aptos" w:hAnsi="Aptos"/>
+                <w:b w:val="0"/>
+                <w:i w:val="0"/>
+                <w:smallCaps w:val="0"/>
+                <w:strike w:val="0"/>
+                <w:color w:val="000000"/>
+                <w:sz w:val="24"/>
+                <w:szCs w:val="24"/>
+                <w:u w:val="none"/>
+                <w:shd w:fill="auto" w:val="clear"/>
+                <w:vertAlign w:val="baseline"/>
+                <w:rtl w:val="0"/>
+              </w:rPr>
+              <w:t xml:space="preserve">Test White'a na badanie heterodeskadyczności</w:t>
+              <w:tab/>
+              <w:t xml:space="preserve">19</w:t>
+            </w:r>
+          </w:hyperlink>
+          <w:r>
+            <w:rPr>
+              <w:rtl w:val="0"/>
+            </w:rPr>
+          </w:r>
+        </w:p>
+        <w:p>
+          <w:pPr>
+            <w:widowControl w:val="0"/>
+            <w:tabs>
+              <w:tab w:val="right" w:leader="none" w:pos="12000"/>
+            </w:tabs>
+            <w:spacing w:before="60" w:lineRule="auto"/>
+            <w:ind w:left="720" w:firstLine="0"/>
+            <w:rPr>
+              <w:color w:val="000000"/>
+              <w:u w:val="none"/>
+            </w:rPr>
+          </w:pPr>
+          <w:hyperlink w:anchor="_bpufneoy3wpv">
+            <w:r>
+              <w:rPr>
+                <w:rFonts w:ascii="Aptos" w:cs="Aptos" w:eastAsia="Aptos" w:hAnsi="Aptos"/>
+                <w:b w:val="0"/>
+                <w:i w:val="0"/>
+                <w:smallCaps w:val="0"/>
+                <w:strike w:val="0"/>
+                <w:color w:val="000000"/>
+                <w:sz w:val="24"/>
+                <w:szCs w:val="24"/>
+                <w:u w:val="none"/>
+                <w:shd w:fill="auto" w:val="clear"/>
+                <w:vertAlign w:val="baseline"/>
+                <w:rtl w:val="0"/>
+              </w:rPr>
+              <w:t xml:space="preserve">Test VIF na badanie współliniowości</w:t>
+              <w:tab/>
+              <w:t xml:space="preserve">19</w:t>
+            </w:r>
+          </w:hyperlink>
+          <w:r>
+            <w:rPr>
+              <w:rtl w:val="0"/>
+            </w:rPr>
+          </w:r>
+        </w:p>
+        <w:p>
+          <w:pPr>
+            <w:widowControl w:val="0"/>
+            <w:tabs>
+              <w:tab w:val="right" w:leader="none" w:pos="12000"/>
+            </w:tabs>
+            <w:spacing w:before="60" w:lineRule="auto"/>
+            <w:ind w:left="720" w:firstLine="0"/>
+            <w:rPr>
+              <w:color w:val="000000"/>
+              <w:u w:val="none"/>
+            </w:rPr>
+          </w:pPr>
+          <w:hyperlink w:anchor="_grw6gpsfm0oy">
+            <w:r>
+              <w:rPr>
+                <w:rFonts w:ascii="Aptos" w:cs="Aptos" w:eastAsia="Aptos" w:hAnsi="Aptos"/>
+                <w:b w:val="0"/>
+                <w:i w:val="0"/>
+                <w:smallCaps w:val="0"/>
+                <w:strike w:val="0"/>
+                <w:color w:val="000000"/>
+                <w:sz w:val="24"/>
+                <w:szCs w:val="24"/>
+                <w:u w:val="none"/>
+                <w:shd w:fill="auto" w:val="clear"/>
+                <w:vertAlign w:val="baseline"/>
+                <w:rtl w:val="0"/>
+              </w:rPr>
+              <w:t xml:space="preserve">Test Chowa do badania strukturalnych zmian w modelu regresji</w:t>
+              <w:tab/>
+              <w:t xml:space="preserve">19</w:t>
+            </w:r>
+          </w:hyperlink>
+          <w:r>
+            <w:rPr>
+              <w:rtl w:val="0"/>
+            </w:rPr>
+          </w:r>
+        </w:p>
+        <w:p>
+          <w:pPr>
+            <w:widowControl w:val="0"/>
+            <w:tabs>
+              <w:tab w:val="right" w:leader="none" w:pos="12000"/>
+            </w:tabs>
+            <w:spacing w:before="60" w:lineRule="auto"/>
+            <w:ind w:left="720" w:firstLine="0"/>
+            <w:rPr>
+              <w:color w:val="000000"/>
+              <w:u w:val="none"/>
+            </w:rPr>
+          </w:pPr>
+          <w:hyperlink w:anchor="_i90rltp6ikgc">
+            <w:r>
+              <w:rPr>
+                <w:rFonts w:ascii="Aptos" w:cs="Aptos" w:eastAsia="Aptos" w:hAnsi="Aptos"/>
+                <w:b w:val="0"/>
+                <w:i w:val="0"/>
+                <w:smallCaps w:val="0"/>
+                <w:strike w:val="0"/>
+                <w:color w:val="000000"/>
+                <w:sz w:val="24"/>
+                <w:szCs w:val="24"/>
+                <w:u w:val="none"/>
+                <w:shd w:fill="auto" w:val="clear"/>
+                <w:vertAlign w:val="baseline"/>
+                <w:rtl w:val="0"/>
+              </w:rPr>
+              <w:t xml:space="preserve">Test Ramseya RESET (Regression Specification Error Test)</w:t>
+              <w:tab/>
+              <w:t xml:space="preserve">19</w:t>
+            </w:r>
+          </w:hyperlink>
+          <w:r>
+            <w:rPr>
+              <w:rtl w:val="0"/>
+            </w:rPr>
+          </w:r>
+        </w:p>
+        <w:p>
+          <w:pPr>
+            <w:widowControl w:val="0"/>
+            <w:tabs>
+              <w:tab w:val="right" w:leader="none" w:pos="12000"/>
+            </w:tabs>
+            <w:spacing w:before="60" w:lineRule="auto"/>
+            <w:ind w:left="720" w:firstLine="0"/>
+            <w:rPr>
+              <w:color w:val="000000"/>
+              <w:u w:val="none"/>
+            </w:rPr>
+          </w:pPr>
+          <w:hyperlink w:anchor="_dgvadpnpnweq">
+            <w:r>
+              <w:rPr>
+                <w:rFonts w:ascii="Aptos" w:cs="Aptos" w:eastAsia="Aptos" w:hAnsi="Aptos"/>
+                <w:b w:val="0"/>
+                <w:i w:val="0"/>
+                <w:smallCaps w:val="0"/>
+                <w:strike w:val="0"/>
+                <w:color w:val="000000"/>
+                <w:sz w:val="24"/>
+                <w:szCs w:val="24"/>
+                <w:u w:val="none"/>
+                <w:shd w:fill="auto" w:val="clear"/>
+                <w:vertAlign w:val="baseline"/>
+                <w:rtl w:val="0"/>
+              </w:rPr>
+              <w:t xml:space="preserve">Test liczby serii (Runs Test)</w:t>
+              <w:tab/>
+              <w:t xml:space="preserve">20</w:t>
+            </w:r>
+          </w:hyperlink>
+          <w:r>
+            <w:rPr>
+              <w:rtl w:val="0"/>
+            </w:rPr>
+          </w:r>
+        </w:p>
+        <w:p>
+          <w:pPr>
+            <w:widowControl w:val="0"/>
+            <w:tabs>
+              <w:tab w:val="right" w:leader="none" w:pos="12000"/>
+            </w:tabs>
+            <w:spacing w:before="60" w:lineRule="auto"/>
+            <w:rPr>
+              <w:b w:val="1"/>
+              <w:color w:val="000000"/>
+              <w:u w:val="none"/>
+            </w:rPr>
+          </w:pPr>
+          <w:hyperlink w:anchor="_i8f4refuqc4r">
+            <w:r>
+              <w:rPr>
+                <w:rFonts w:ascii="Aptos" w:cs="Aptos" w:eastAsia="Aptos" w:hAnsi="Aptos"/>
+                <w:b w:val="1"/>
+                <w:i w:val="0"/>
+                <w:smallCaps w:val="0"/>
+                <w:strike w:val="0"/>
+                <w:color w:val="000000"/>
+                <w:sz w:val="24"/>
+                <w:szCs w:val="24"/>
+                <w:u w:val="none"/>
+                <w:shd w:fill="auto" w:val="clear"/>
+                <w:vertAlign w:val="baseline"/>
+                <w:rtl w:val="0"/>
+              </w:rPr>
+              <w:t xml:space="preserve">Ocena modelu</w:t>
+              <w:tab/>
+              <w:t xml:space="preserve">20</w:t>
+            </w:r>
+          </w:hyperlink>
+          <w:r>
+            <w:rPr>
+              <w:rtl w:val="0"/>
+            </w:rPr>
+          </w:r>
+        </w:p>
+        <w:p>
+          <w:pPr>
+            <w:widowControl w:val="0"/>
+            <w:tabs>
+              <w:tab w:val="right" w:leader="none" w:pos="12000"/>
+            </w:tabs>
+            <w:spacing w:before="60" w:lineRule="auto"/>
+            <w:ind w:left="360" w:firstLine="0"/>
+            <w:rPr>
+              <w:color w:val="000000"/>
+              <w:u w:val="none"/>
+            </w:rPr>
+          </w:pPr>
+          <w:hyperlink w:anchor="_2j3jy8oxip0k">
+            <w:r>
+              <w:rPr>
+                <w:rFonts w:ascii="Aptos" w:cs="Aptos" w:eastAsia="Aptos" w:hAnsi="Aptos"/>
+                <w:b w:val="0"/>
+                <w:i w:val="0"/>
+                <w:smallCaps w:val="0"/>
+                <w:strike w:val="0"/>
+                <w:color w:val="000000"/>
+                <w:sz w:val="24"/>
+                <w:szCs w:val="24"/>
+                <w:u w:val="none"/>
+                <w:shd w:fill="auto" w:val="clear"/>
+                <w:vertAlign w:val="baseline"/>
+                <w:rtl w:val="0"/>
+              </w:rPr>
+              <w:t xml:space="preserve">Wzór finalnego modelu</w:t>
+              <w:tab/>
+              <w:t xml:space="preserve">20</w:t>
+            </w:r>
+          </w:hyperlink>
+          <w:r>
+            <w:rPr>
+              <w:rtl w:val="0"/>
+            </w:rPr>
+          </w:r>
+        </w:p>
+        <w:p>
+          <w:pPr>
+            <w:widowControl w:val="0"/>
+            <w:tabs>
+              <w:tab w:val="right" w:leader="none" w:pos="12000"/>
+            </w:tabs>
+            <w:spacing w:before="60" w:lineRule="auto"/>
+            <w:ind w:left="360" w:firstLine="0"/>
+            <w:rPr>
+              <w:color w:val="000000"/>
+              <w:u w:val="none"/>
+            </w:rPr>
+          </w:pPr>
+          <w:hyperlink w:anchor="_9z8wit8vl3eg">
+            <w:r>
+              <w:rPr>
+                <w:rFonts w:ascii="Aptos" w:cs="Aptos" w:eastAsia="Aptos" w:hAnsi="Aptos"/>
+                <w:b w:val="0"/>
+                <w:i w:val="0"/>
+                <w:smallCaps w:val="0"/>
+                <w:strike w:val="0"/>
+                <w:color w:val="000000"/>
+                <w:sz w:val="24"/>
+                <w:szCs w:val="24"/>
+                <w:u w:val="none"/>
+                <w:shd w:fill="auto" w:val="clear"/>
+                <w:vertAlign w:val="baseline"/>
+                <w:rtl w:val="0"/>
+              </w:rPr>
+              <w:t xml:space="preserve">Statystyki finalnego modelu:</w:t>
+              <w:tab/>
+              <w:t xml:space="preserve">20</w:t>
+            </w:r>
+          </w:hyperlink>
+          <w:r>
+            <w:rPr>
+              <w:rtl w:val="0"/>
+            </w:rPr>
+          </w:r>
+        </w:p>
+        <w:p>
+          <w:pPr>
+            <w:widowControl w:val="0"/>
+            <w:tabs>
+              <w:tab w:val="right" w:leader="none" w:pos="12000"/>
+            </w:tabs>
+            <w:spacing w:before="60" w:lineRule="auto"/>
+            <w:ind w:left="360" w:firstLine="0"/>
+            <w:rPr>
+              <w:color w:val="000000"/>
+              <w:u w:val="none"/>
+            </w:rPr>
+          </w:pPr>
+          <w:hyperlink w:anchor="_ah5su03g7xg">
+            <w:r>
+              <w:rPr>
+                <w:rFonts w:ascii="Aptos" w:cs="Aptos" w:eastAsia="Aptos" w:hAnsi="Aptos"/>
+                <w:b w:val="0"/>
+                <w:i w:val="0"/>
+                <w:smallCaps w:val="0"/>
+                <w:strike w:val="0"/>
+                <w:color w:val="000000"/>
+                <w:sz w:val="24"/>
+                <w:szCs w:val="24"/>
+                <w:u w:val="none"/>
+                <w:shd w:fill="auto" w:val="clear"/>
+                <w:vertAlign w:val="baseline"/>
+                <w:rtl w:val="0"/>
+              </w:rPr>
+              <w:t xml:space="preserve">Analiza finalnego modelu:</w:t>
+              <w:tab/>
+              <w:t xml:space="preserve">20</w:t>
+            </w:r>
+          </w:hyperlink>
+          <w:r>
+            <w:rPr>
+              <w:rtl w:val="0"/>
+            </w:rPr>
+          </w:r>
+        </w:p>
+        <w:p>
+          <w:pPr>
+            <w:widowControl w:val="0"/>
+            <w:tabs>
+              <w:tab w:val="right" w:leader="none" w:pos="12000"/>
+            </w:tabs>
+            <w:spacing w:before="60" w:lineRule="auto"/>
+            <w:rPr>
+              <w:b w:val="1"/>
+              <w:color w:val="000000"/>
+              <w:u w:val="none"/>
+            </w:rPr>
+          </w:pPr>
+          <w:hyperlink w:anchor="_wwzkxrgnulkz">
+            <w:r>
+              <w:rPr>
+                <w:rFonts w:ascii="Aptos" w:cs="Aptos" w:eastAsia="Aptos" w:hAnsi="Aptos"/>
+                <w:b w:val="1"/>
+                <w:i w:val="0"/>
+                <w:smallCaps w:val="0"/>
+                <w:strike w:val="0"/>
+                <w:color w:val="000000"/>
+                <w:sz w:val="24"/>
+                <w:szCs w:val="24"/>
+                <w:u w:val="none"/>
+                <w:shd w:fill="auto" w:val="clear"/>
+                <w:vertAlign w:val="baseline"/>
+                <w:rtl w:val="0"/>
+              </w:rPr>
+              <w:t xml:space="preserve">Prognoza punktowa i wyznaczenie względnego błędu prognozy EX POST</w:t>
+              <w:tab/>
+              <w:t xml:space="preserve">22</w:t>
+            </w:r>
+          </w:hyperlink>
+          <w:r>
+            <w:rPr>
+              <w:rtl w:val="0"/>
+            </w:rPr>
+          </w:r>
+        </w:p>
+        <w:p>
+          <w:pPr>
+            <w:widowControl w:val="0"/>
+            <w:tabs>
+              <w:tab w:val="right" w:leader="none" w:pos="12000"/>
+            </w:tabs>
+            <w:spacing w:before="60" w:lineRule="auto"/>
+            <w:ind w:left="720" w:firstLine="0"/>
+            <w:rPr>
+              <w:color w:val="000000"/>
+              <w:u w:val="none"/>
+            </w:rPr>
+          </w:pPr>
+          <w:hyperlink w:anchor="_3pf2kvs2phoh">
+            <w:r>
+              <w:rPr>
+                <w:rFonts w:ascii="Aptos" w:cs="Aptos" w:eastAsia="Aptos" w:hAnsi="Aptos"/>
+                <w:b w:val="0"/>
+                <w:i w:val="0"/>
+                <w:smallCaps w:val="0"/>
+                <w:strike w:val="0"/>
+                <w:color w:val="000000"/>
+                <w:sz w:val="24"/>
+                <w:szCs w:val="24"/>
+                <w:u w:val="none"/>
+                <w:shd w:fill="auto" w:val="clear"/>
+                <w:vertAlign w:val="baseline"/>
+                <w:rtl w:val="0"/>
+              </w:rPr>
+              <w:t xml:space="preserve">MAPE (Mean Absolute Percentage Error): 26.25%</w:t>
+              <w:tab/>
+              <w:t xml:space="preserve">22</w:t>
+            </w:r>
+          </w:hyperlink>
+          <w:r>
+            <w:rPr>
+              <w:rtl w:val="0"/>
+            </w:rPr>
+          </w:r>
+        </w:p>
+        <w:p>
+          <w:pPr>
+            <w:widowControl w:val="0"/>
+            <w:tabs>
+              <w:tab w:val="right" w:leader="none" w:pos="12000"/>
+            </w:tabs>
+            <w:spacing w:before="60" w:lineRule="auto"/>
+            <w:ind w:left="720" w:firstLine="0"/>
+            <w:rPr>
+              <w:color w:val="000000"/>
+              <w:u w:val="none"/>
+            </w:rPr>
+          </w:pPr>
+          <w:hyperlink w:anchor="_4rrcoa6iqyc8">
+            <w:r>
+              <w:rPr>
+                <w:rFonts w:ascii="Aptos" w:cs="Aptos" w:eastAsia="Aptos" w:hAnsi="Aptos"/>
+                <w:b w:val="0"/>
+                <w:i w:val="0"/>
+                <w:smallCaps w:val="0"/>
+                <w:strike w:val="0"/>
+                <w:color w:val="000000"/>
+                <w:sz w:val="24"/>
+                <w:szCs w:val="24"/>
+                <w:u w:val="none"/>
+                <w:shd w:fill="auto" w:val="clear"/>
+                <w:vertAlign w:val="baseline"/>
+                <w:rtl w:val="0"/>
+              </w:rPr>
+              <w:t xml:space="preserve">ME (Mean Error): 161.8729</w:t>
+              <w:tab/>
+              <w:t xml:space="preserve">22</w:t>
+            </w:r>
+          </w:hyperlink>
+          <w:r>
+            <w:rPr>
+              <w:rtl w:val="0"/>
+            </w:rPr>
+          </w:r>
+        </w:p>
+        <w:p>
+          <w:pPr>
+            <w:widowControl w:val="0"/>
+            <w:tabs>
+              <w:tab w:val="right" w:leader="none" w:pos="12000"/>
+            </w:tabs>
+            <w:spacing w:before="60" w:lineRule="auto"/>
+            <w:ind w:left="720" w:firstLine="0"/>
+            <w:rPr>
+              <w:color w:val="000000"/>
+              <w:u w:val="none"/>
+            </w:rPr>
+          </w:pPr>
+          <w:hyperlink w:anchor="_lzwwrk4v2egc">
+            <w:r>
+              <w:rPr>
+                <w:rFonts w:ascii="Aptos" w:cs="Aptos" w:eastAsia="Aptos" w:hAnsi="Aptos"/>
+                <w:b w:val="0"/>
+                <w:i w:val="0"/>
+                <w:smallCaps w:val="0"/>
+                <w:strike w:val="0"/>
+                <w:color w:val="000000"/>
+                <w:sz w:val="24"/>
+                <w:szCs w:val="24"/>
+                <w:u w:val="none"/>
+                <w:shd w:fill="auto" w:val="clear"/>
+                <w:vertAlign w:val="baseline"/>
+                <w:rtl w:val="0"/>
+              </w:rPr>
+              <w:t xml:space="preserve">MAE (Mean Absolute Error): 316.54</w:t>
+              <w:tab/>
+              <w:t xml:space="preserve">22</w:t>
+            </w:r>
+          </w:hyperlink>
+          <w:r>
+            <w:rPr>
+              <w:rtl w:val="0"/>
+            </w:rPr>
+          </w:r>
+        </w:p>
+        <w:p>
+          <w:pPr>
+            <w:widowControl w:val="0"/>
+            <w:tabs>
+              <w:tab w:val="right" w:leader="none" w:pos="12000"/>
+            </w:tabs>
+            <w:spacing w:before="60" w:lineRule="auto"/>
+            <w:ind w:left="720" w:firstLine="0"/>
+            <w:rPr>
+              <w:color w:val="000000"/>
+              <w:u w:val="none"/>
+            </w:rPr>
+          </w:pPr>
+          <w:hyperlink w:anchor="_u60xe6tztaec">
+            <w:r>
+              <w:rPr>
+                <w:rFonts w:ascii="Aptos" w:cs="Aptos" w:eastAsia="Aptos" w:hAnsi="Aptos"/>
+                <w:b w:val="0"/>
+                <w:i w:val="0"/>
+                <w:smallCaps w:val="0"/>
+                <w:strike w:val="0"/>
+                <w:color w:val="000000"/>
+                <w:sz w:val="24"/>
+                <w:szCs w:val="24"/>
+                <w:u w:val="none"/>
+                <w:shd w:fill="auto" w:val="clear"/>
+                <w:vertAlign w:val="baseline"/>
+                <w:rtl w:val="0"/>
+              </w:rPr>
+              <w:t xml:space="preserve">RMSE (Root Mean Squared Error): 472.80</w:t>
+              <w:tab/>
+              <w:t xml:space="preserve">22</w:t>
+            </w:r>
+          </w:hyperlink>
+          <w:r>
+            <w:rPr>
+              <w:rtl w:val="0"/>
+            </w:rPr>
+          </w:r>
+        </w:p>
+        <w:p>
+          <w:pPr>
+            <w:widowControl w:val="0"/>
+            <w:tabs>
+              <w:tab w:val="right" w:leader="none" w:pos="12000"/>
+            </w:tabs>
+            <w:spacing w:before="60" w:lineRule="auto"/>
+            <w:ind w:left="720" w:firstLine="0"/>
+            <w:rPr>
+              <w:color w:val="000000"/>
+              <w:u w:val="none"/>
+            </w:rPr>
+          </w:pPr>
+          <w:hyperlink w:anchor="_39geibdh59z7">
+            <w:r>
+              <w:rPr>
+                <w:rFonts w:ascii="Aptos" w:cs="Aptos" w:eastAsia="Aptos" w:hAnsi="Aptos"/>
+                <w:b w:val="0"/>
+                <w:i w:val="0"/>
+                <w:smallCaps w:val="0"/>
+                <w:strike w:val="0"/>
+                <w:color w:val="000000"/>
+                <w:sz w:val="24"/>
+                <w:szCs w:val="24"/>
+                <w:u w:val="none"/>
+                <w:shd w:fill="auto" w:val="clear"/>
+                <w:vertAlign w:val="baseline"/>
+                <w:rtl w:val="0"/>
+              </w:rPr>
+              <w:t xml:space="preserve">Najmniejszy błąd względny: 0.05% (obserwacja 135)</w:t>
+              <w:tab/>
+              <w:t xml:space="preserve">22</w:t>
+            </w:r>
+          </w:hyperlink>
+          <w:r>
+            <w:rPr>
+              <w:rtl w:val="0"/>
+            </w:rPr>
+          </w:r>
+        </w:p>
+        <w:p>
+          <w:pPr>
+            <w:widowControl w:val="0"/>
+            <w:tabs>
+              <w:tab w:val="right" w:leader="none" w:pos="12000"/>
+            </w:tabs>
+            <w:spacing w:before="60" w:lineRule="auto"/>
+            <w:ind w:left="720" w:firstLine="0"/>
+            <w:rPr>
+              <w:color w:val="000000"/>
+              <w:u w:val="none"/>
+            </w:rPr>
+          </w:pPr>
+          <w:hyperlink w:anchor="_4my7cb5igixp">
+            <w:r>
+              <w:rPr>
+                <w:rFonts w:ascii="Aptos" w:cs="Aptos" w:eastAsia="Aptos" w:hAnsi="Aptos"/>
+                <w:b w:val="0"/>
+                <w:i w:val="0"/>
+                <w:smallCaps w:val="0"/>
+                <w:strike w:val="0"/>
+                <w:color w:val="000000"/>
+                <w:sz w:val="24"/>
+                <w:szCs w:val="24"/>
+                <w:u w:val="none"/>
+                <w:shd w:fill="auto" w:val="clear"/>
+                <w:vertAlign w:val="baseline"/>
+                <w:rtl w:val="0"/>
+              </w:rPr>
+              <w:t xml:space="preserve">Podsumowanie</w:t>
+              <w:tab/>
+              <w:t xml:space="preserve">22</w:t>
+            </w:r>
+          </w:hyperlink>
           <w:r>
             <w:rPr>
               <w:rtl w:val="0"/>
@@ -2042,6 +2768,18 @@
         </w:rPr>
       </w:pPr>
       <w:r>
+        <w:rPr>
+          <w:rtl w:val="0"/>
+        </w:rPr>
+      </w:r>
+    </w:p>
+    <w:p>
+      <w:pPr>
+        <w:rPr>
+          <w:rFonts w:ascii="Aptos" w:cs="Aptos" w:eastAsia="Aptos" w:hAnsi="Aptos"/>
+        </w:rPr>
+      </w:pPr>
+      <w:r>
         <w:br w:type="page"/>
       </w:r>
       <w:r>
@@ -2153,7 +2891,7 @@
         <w:widowControl w:val="1"/>
         <w:numPr>
           <w:ilvl w:val="0"/>
-          <w:numId w:val="1"/>
+          <w:numId w:val="2"/>
         </w:numPr>
         <w:pBdr>
           <w:top w:space="0" w:sz="0" w:val="nil"/>
@@ -2227,7 +2965,7 @@
         <w:widowControl w:val="1"/>
         <w:numPr>
           <w:ilvl w:val="0"/>
-          <w:numId w:val="1"/>
+          <w:numId w:val="2"/>
         </w:numPr>
         <w:pBdr>
           <w:top w:space="0" w:sz="0" w:val="nil"/>
@@ -2335,7 +3073,7 @@
         <w:widowControl w:val="1"/>
         <w:numPr>
           <w:ilvl w:val="0"/>
-          <w:numId w:val="1"/>
+          <w:numId w:val="2"/>
         </w:numPr>
         <w:pBdr>
           <w:top w:space="0" w:sz="0" w:val="nil"/>
@@ -2409,7 +3147,7 @@
         <w:widowControl w:val="1"/>
         <w:numPr>
           <w:ilvl w:val="0"/>
-          <w:numId w:val="1"/>
+          <w:numId w:val="2"/>
         </w:numPr>
         <w:pBdr>
           <w:top w:space="0" w:sz="0" w:val="nil"/>
@@ -2517,7 +3255,7 @@
         <w:widowControl w:val="1"/>
         <w:numPr>
           <w:ilvl w:val="0"/>
-          <w:numId w:val="1"/>
+          <w:numId w:val="2"/>
         </w:numPr>
         <w:pBdr>
           <w:top w:space="0" w:sz="0" w:val="nil"/>
@@ -2591,7 +3329,7 @@
         <w:widowControl w:val="1"/>
         <w:numPr>
           <w:ilvl w:val="0"/>
-          <w:numId w:val="1"/>
+          <w:numId w:val="2"/>
         </w:numPr>
         <w:pBdr>
           <w:top w:space="0" w:sz="0" w:val="nil"/>
@@ -2665,7 +3403,7 @@
         <w:widowControl w:val="1"/>
         <w:numPr>
           <w:ilvl w:val="0"/>
-          <w:numId w:val="1"/>
+          <w:numId w:val="2"/>
         </w:numPr>
         <w:pBdr>
           <w:top w:space="0" w:sz="0" w:val="nil"/>
@@ -2739,7 +3477,7 @@
         <w:widowControl w:val="1"/>
         <w:numPr>
           <w:ilvl w:val="0"/>
-          <w:numId w:val="1"/>
+          <w:numId w:val="2"/>
         </w:numPr>
         <w:pBdr>
           <w:top w:space="0" w:sz="0" w:val="nil"/>
@@ -3051,7 +3789,7 @@
         <w:widowControl w:val="1"/>
         <w:numPr>
           <w:ilvl w:val="0"/>
-          <w:numId w:val="1"/>
+          <w:numId w:val="2"/>
         </w:numPr>
         <w:pBdr>
           <w:top w:space="0" w:sz="0" w:val="nil"/>
@@ -3159,7 +3897,7 @@
         <w:widowControl w:val="1"/>
         <w:numPr>
           <w:ilvl w:val="0"/>
-          <w:numId w:val="1"/>
+          <w:numId w:val="2"/>
         </w:numPr>
         <w:pBdr>
           <w:top w:space="0" w:sz="0" w:val="nil"/>
@@ -3267,7 +4005,7 @@
         <w:widowControl w:val="1"/>
         <w:numPr>
           <w:ilvl w:val="0"/>
-          <w:numId w:val="1"/>
+          <w:numId w:val="2"/>
         </w:numPr>
         <w:pBdr>
           <w:top w:space="0" w:sz="0" w:val="nil"/>
@@ -3511,7 +4249,7 @@
         <w:widowControl w:val="1"/>
         <w:numPr>
           <w:ilvl w:val="0"/>
-          <w:numId w:val="1"/>
+          <w:numId w:val="2"/>
         </w:numPr>
         <w:pBdr>
           <w:top w:space="0" w:sz="0" w:val="nil"/>
@@ -3789,7 +4527,7 @@
         <w:widowControl w:val="1"/>
         <w:numPr>
           <w:ilvl w:val="0"/>
-          <w:numId w:val="1"/>
+          <w:numId w:val="2"/>
         </w:numPr>
         <w:pBdr>
           <w:top w:space="0" w:sz="0" w:val="nil"/>
@@ -3897,7 +4635,7 @@
         <w:widowControl w:val="1"/>
         <w:numPr>
           <w:ilvl w:val="0"/>
-          <w:numId w:val="1"/>
+          <w:numId w:val="2"/>
         </w:numPr>
         <w:pBdr>
           <w:top w:space="0" w:sz="0" w:val="nil"/>
@@ -4039,7 +4777,7 @@
         <w:widowControl w:val="1"/>
         <w:numPr>
           <w:ilvl w:val="0"/>
-          <w:numId w:val="1"/>
+          <w:numId w:val="2"/>
         </w:numPr>
         <w:pBdr>
           <w:top w:space="0" w:sz="0" w:val="nil"/>
@@ -4130,7 +4868,7 @@
         <w:widowControl w:val="1"/>
         <w:numPr>
           <w:ilvl w:val="0"/>
-          <w:numId w:val="1"/>
+          <w:numId w:val="2"/>
         </w:numPr>
         <w:pBdr>
           <w:top w:space="0" w:sz="0" w:val="nil"/>
@@ -4204,7 +4942,7 @@
         <w:widowControl w:val="1"/>
         <w:numPr>
           <w:ilvl w:val="0"/>
-          <w:numId w:val="1"/>
+          <w:numId w:val="2"/>
         </w:numPr>
         <w:pBdr>
           <w:top w:space="0" w:sz="0" w:val="nil"/>
@@ -4278,7 +5016,7 @@
         <w:widowControl w:val="1"/>
         <w:numPr>
           <w:ilvl w:val="0"/>
-          <w:numId w:val="1"/>
+          <w:numId w:val="2"/>
         </w:numPr>
         <w:pBdr>
           <w:top w:space="0" w:sz="0" w:val="nil"/>
@@ -4488,7 +5226,7 @@
         <w:widowControl w:val="1"/>
         <w:numPr>
           <w:ilvl w:val="0"/>
-          <w:numId w:val="1"/>
+          <w:numId w:val="2"/>
         </w:numPr>
         <w:pBdr>
           <w:top w:space="0" w:sz="0" w:val="nil"/>
@@ -4664,7 +5402,7 @@
         <w:widowControl w:val="1"/>
         <w:numPr>
           <w:ilvl w:val="0"/>
-          <w:numId w:val="1"/>
+          <w:numId w:val="2"/>
         </w:numPr>
         <w:pBdr>
           <w:top w:space="0" w:sz="0" w:val="nil"/>
@@ -5916,7 +6654,7 @@
             <wp:extent cx="5154728" cy="4124061"/>
             <wp:effectExtent b="0" l="0" r="0" t="0"/>
             <wp:wrapSquare wrapText="bothSides" distB="0" distT="0" distL="114300" distR="114300"/>
-            <wp:docPr descr="A chart with different colored squares&#10;&#10;Description automatically generated" id="2" name="image2.png"/>
+            <wp:docPr descr="A chart with different colored squares&#10;&#10;Description automatically generated" id="3" name="image2.png"/>
             <a:graphic>
               <a:graphicData uri="http://schemas.openxmlformats.org/drawingml/2006/picture">
                 <pic:pic>
@@ -8927,7 +9665,7 @@
         <w:widowControl w:val="1"/>
         <w:numPr>
           <w:ilvl w:val="0"/>
-          <w:numId w:val="2"/>
+          <w:numId w:val="3"/>
         </w:numPr>
         <w:pBdr>
           <w:top w:space="0" w:sz="0" w:val="nil"/>
@@ -8979,7 +9717,7 @@
         <w:widowControl w:val="1"/>
         <w:numPr>
           <w:ilvl w:val="0"/>
-          <w:numId w:val="2"/>
+          <w:numId w:val="3"/>
         </w:numPr>
         <w:pBdr>
           <w:top w:space="0" w:sz="0" w:val="nil"/>
@@ -9031,7 +9769,7 @@
         <w:widowControl w:val="1"/>
         <w:numPr>
           <w:ilvl w:val="0"/>
-          <w:numId w:val="2"/>
+          <w:numId w:val="3"/>
         </w:numPr>
         <w:pBdr>
           <w:top w:space="0" w:sz="0" w:val="nil"/>
@@ -10151,7 +10889,7 @@
         <w:widowControl w:val="1"/>
         <w:numPr>
           <w:ilvl w:val="0"/>
-          <w:numId w:val="2"/>
+          <w:numId w:val="3"/>
         </w:numPr>
         <w:pBdr>
           <w:top w:space="0" w:sz="0" w:val="nil"/>
@@ -10208,7 +10946,7 @@
         <w:widowControl w:val="1"/>
         <w:numPr>
           <w:ilvl w:val="0"/>
-          <w:numId w:val="2"/>
+          <w:numId w:val="3"/>
         </w:numPr>
         <w:pBdr>
           <w:top w:space="0" w:sz="0" w:val="nil"/>
@@ -10265,7 +11003,7 @@
         <w:widowControl w:val="1"/>
         <w:numPr>
           <w:ilvl w:val="0"/>
-          <w:numId w:val="2"/>
+          <w:numId w:val="3"/>
         </w:numPr>
         <w:pBdr>
           <w:top w:space="0" w:sz="0" w:val="nil"/>
@@ -10322,7 +11060,7 @@
         <w:widowControl w:val="1"/>
         <w:numPr>
           <w:ilvl w:val="0"/>
-          <w:numId w:val="2"/>
+          <w:numId w:val="3"/>
         </w:numPr>
         <w:pBdr>
           <w:top w:space="0" w:sz="0" w:val="nil"/>
@@ -10379,7 +11117,7 @@
         <w:widowControl w:val="1"/>
         <w:numPr>
           <w:ilvl w:val="0"/>
-          <w:numId w:val="2"/>
+          <w:numId w:val="3"/>
         </w:numPr>
         <w:pBdr>
           <w:top w:space="0" w:sz="0" w:val="nil"/>
@@ -10439,6 +11177,29 @@
         </w:rPr>
         <w:t xml:space="preserve"> </w:t>
       </w:r>
+    </w:p>
+    <w:p>
+      <w:pPr>
+        <w:keepNext w:val="0"/>
+        <w:keepLines w:val="0"/>
+        <w:pageBreakBefore w:val="0"/>
+        <w:widowControl w:val="1"/>
+        <w:pBdr>
+          <w:top w:space="0" w:sz="0" w:val="nil"/>
+          <w:left w:space="0" w:sz="0" w:val="nil"/>
+          <w:bottom w:space="0" w:sz="0" w:val="nil"/>
+          <w:right w:space="0" w:sz="0" w:val="nil"/>
+          <w:between w:space="0" w:sz="0" w:val="nil"/>
+        </w:pBdr>
+        <w:shd w:fill="auto" w:val="clear"/>
+        <w:spacing w:after="0" w:before="0" w:line="240" w:lineRule="auto"/>
+        <w:ind w:left="720" w:right="0" w:firstLine="0"/>
+        <w:jc w:val="left"/>
+        <w:rPr>
+          <w:rFonts w:ascii="Aptos" w:cs="Aptos" w:eastAsia="Aptos" w:hAnsi="Aptos"/>
+          <w:color w:val="4ea72e"/>
+        </w:rPr>
+      </w:pPr>
       <w:r>
         <w:rPr>
           <w:rtl w:val="0"/>
@@ -10592,7 +11353,7 @@
         <w:widowControl w:val="1"/>
         <w:numPr>
           <w:ilvl w:val="0"/>
-          <w:numId w:val="2"/>
+          <w:numId w:val="3"/>
         </w:numPr>
         <w:pBdr>
           <w:top w:space="0" w:sz="0" w:val="nil"/>
@@ -10649,7 +11410,7 @@
         <w:widowControl w:val="1"/>
         <w:numPr>
           <w:ilvl w:val="0"/>
-          <w:numId w:val="2"/>
+          <w:numId w:val="3"/>
         </w:numPr>
         <w:pBdr>
           <w:top w:space="0" w:sz="0" w:val="nil"/>
@@ -11447,7 +12208,7 @@
         <w:widowControl w:val="1"/>
         <w:numPr>
           <w:ilvl w:val="0"/>
-          <w:numId w:val="3"/>
+          <w:numId w:val="4"/>
         </w:numPr>
         <w:pBdr>
           <w:top w:space="0" w:sz="0" w:val="nil"/>
@@ -11531,7 +12292,7 @@
         <w:widowControl w:val="1"/>
         <w:numPr>
           <w:ilvl w:val="0"/>
-          <w:numId w:val="3"/>
+          <w:numId w:val="4"/>
         </w:numPr>
         <w:pBdr>
           <w:top w:space="0" w:sz="0" w:val="nil"/>
@@ -11903,7 +12664,7 @@
         <w:rPr>
           <w:rtl w:val="0"/>
         </w:rPr>
-        <w:t xml:space="preserve">Podstawowe statystki reszt</w:t>
+        <w:t xml:space="preserve">Podstawowe statystyki reszt</w:t>
       </w:r>
     </w:p>
     <w:p>
@@ -11947,7 +12708,7 @@
           <w:rFonts w:ascii="Aptos" w:cs="Aptos" w:eastAsia="Aptos" w:hAnsi="Aptos"/>
           <w:rtl w:val="0"/>
         </w:rPr>
-        <w:t xml:space="preserve">: -65.933217</w:t>
+        <w:t xml:space="preserve">: -36.873587</w:t>
       </w:r>
     </w:p>
     <w:p>
@@ -11969,7 +12730,7 @@
           <w:rFonts w:ascii="Aptos" w:cs="Aptos" w:eastAsia="Aptos" w:hAnsi="Aptos"/>
           <w:rtl w:val="0"/>
         </w:rPr>
-        <w:t xml:space="preserve">: 504.4183</w:t>
+        <w:t xml:space="preserve">: 353.0934</w:t>
       </w:r>
     </w:p>
     <w:p>
@@ -11991,7 +12752,7 @@
           <w:rFonts w:ascii="Aptos" w:cs="Aptos" w:eastAsia="Aptos" w:hAnsi="Aptos"/>
           <w:rtl w:val="0"/>
         </w:rPr>
-        <w:t xml:space="preserve">: -1199.7939</w:t>
+        <w:t xml:space="preserve">: -1374.1340</w:t>
       </w:r>
     </w:p>
     <w:p>
@@ -12013,7 +12774,7 @@
           <w:rFonts w:ascii="Aptos" w:cs="Aptos" w:eastAsia="Aptos" w:hAnsi="Aptos"/>
           <w:rtl w:val="0"/>
         </w:rPr>
-        <w:t xml:space="preserve">: 3826.5885</w:t>
+        <w:t xml:space="preserve">: 2320.5168</w:t>
       </w:r>
     </w:p>
     <w:p>
@@ -12035,7 +12796,7 @@
           <w:rFonts w:ascii="Aptos" w:cs="Aptos" w:eastAsia="Aptos" w:hAnsi="Aptos"/>
           <w:rtl w:val="0"/>
         </w:rPr>
-        <w:t xml:space="preserve">: 5026.3824</w:t>
+        <w:t xml:space="preserve">: 3694.6508</w:t>
       </w:r>
     </w:p>
     <w:p>
@@ -12081,7 +12842,7 @@
           <wp:inline distB="114300" distT="114300" distL="114300" distR="114300">
             <wp:extent cx="3801368" cy="2620444"/>
             <wp:effectExtent b="0" l="0" r="0" t="0"/>
-            <wp:docPr id="5" name="image4.png"/>
+            <wp:docPr id="6" name="image4.png"/>
             <a:graphic>
               <a:graphicData uri="http://schemas.openxmlformats.org/drawingml/2006/picture">
                 <pic:pic>
@@ -12133,12 +12894,12 @@
           <wp:inline distB="114300" distT="114300" distL="114300" distR="114300">
             <wp:extent cx="4424363" cy="3211828"/>
             <wp:effectExtent b="0" l="0" r="0" t="0"/>
-            <wp:docPr id="4" name="image6.png"/>
+            <wp:docPr id="5" name="image5.png"/>
             <a:graphic>
               <a:graphicData uri="http://schemas.openxmlformats.org/drawingml/2006/picture">
                 <pic:pic>
                   <pic:nvPicPr>
-                    <pic:cNvPr id="0" name="image6.png"/>
+                    <pic:cNvPr id="0" name="image5.png"/>
                     <pic:cNvPicPr preferRelativeResize="0"/>
                   </pic:nvPicPr>
                   <pic:blipFill>
@@ -12201,12 +12962,12 @@
           <wp:inline distB="114300" distT="114300" distL="114300" distR="114300">
             <wp:extent cx="5731200" cy="3149600"/>
             <wp:effectExtent b="0" l="0" r="0" t="0"/>
-            <wp:docPr id="1" name="image5.png"/>
+            <wp:docPr id="1" name="image3.png"/>
             <a:graphic>
               <a:graphicData uri="http://schemas.openxmlformats.org/drawingml/2006/picture">
                 <pic:pic>
                   <pic:nvPicPr>
-                    <pic:cNvPr id="0" name="image5.png"/>
+                    <pic:cNvPr id="0" name="image3.png"/>
                     <pic:cNvPicPr preferRelativeResize="0"/>
                   </pic:nvPicPr>
                   <pic:blipFill>
@@ -12284,12 +13045,12 @@
           <wp:inline distB="114300" distT="114300" distL="114300" distR="114300">
             <wp:extent cx="5443538" cy="3653138"/>
             <wp:effectExtent b="0" l="0" r="0" t="0"/>
-            <wp:docPr id="6" name="image3.png"/>
+            <wp:docPr id="7" name="image6.png"/>
             <a:graphic>
               <a:graphicData uri="http://schemas.openxmlformats.org/drawingml/2006/picture">
                 <pic:pic>
                   <pic:nvPicPr>
-                    <pic:cNvPr id="0" name="image3.png"/>
+                    <pic:cNvPr id="0" name="image6.png"/>
                     <pic:cNvPicPr preferRelativeResize="0"/>
                   </pic:nvPicPr>
                   <pic:blipFill>
@@ -12554,7 +13315,7 @@
         <w:widowControl w:val="1"/>
         <w:numPr>
           <w:ilvl w:val="0"/>
-          <w:numId w:val="4"/>
+          <w:numId w:val="5"/>
         </w:numPr>
         <w:pBdr>
           <w:top w:space="0" w:sz="0" w:val="nil"/>
@@ -12604,7 +13365,7 @@
         <w:widowControl w:val="1"/>
         <w:numPr>
           <w:ilvl w:val="0"/>
-          <w:numId w:val="4"/>
+          <w:numId w:val="5"/>
         </w:numPr>
         <w:pBdr>
           <w:top w:space="0" w:sz="0" w:val="nil"/>
@@ -13868,7 +14629,7 @@
         <w:widowControl w:val="1"/>
         <w:numPr>
           <w:ilvl w:val="0"/>
-          <w:numId w:val="2"/>
+          <w:numId w:val="3"/>
         </w:numPr>
         <w:pBdr>
           <w:top w:space="0" w:sz="0" w:val="nil"/>
@@ -13937,7 +14698,7 @@
         <w:widowControl w:val="1"/>
         <w:numPr>
           <w:ilvl w:val="0"/>
-          <w:numId w:val="2"/>
+          <w:numId w:val="3"/>
         </w:numPr>
         <w:pBdr>
           <w:top w:space="0" w:sz="0" w:val="nil"/>
@@ -14006,7 +14767,7 @@
         <w:widowControl w:val="1"/>
         <w:numPr>
           <w:ilvl w:val="0"/>
-          <w:numId w:val="2"/>
+          <w:numId w:val="3"/>
         </w:numPr>
         <w:pBdr>
           <w:top w:space="0" w:sz="0" w:val="nil"/>
@@ -14353,15 +15114,127 @@
           <w:rFonts w:ascii="Aptos" w:cs="Aptos" w:eastAsia="Aptos" w:hAnsi="Aptos"/>
           <w:rtl w:val="0"/>
         </w:rPr>
-        <w:t xml:space="preserve">Po przeprowadzeniu testu otrzymujemy że tylko 8 zmiennych ma VIF na poziomie wyższym niż 10. Zdecydowana większość spełnia założenie o braku wspóliniowości.</w:t>
-      </w:r>
-    </w:p>
-    <w:p>
-      <w:pPr>
-        <w:rPr>
-          <w:rFonts w:ascii="Aptos" w:cs="Aptos" w:eastAsia="Aptos" w:hAnsi="Aptos"/>
-        </w:rPr>
-      </w:pPr>
+        <w:t xml:space="preserve">Po przeprowadzeniu testu otrzymujemy że tylko 8 zmiennych ma VIF na poziomie wyższym niż 10. Zdecydowana większość spełnia założenie o braku </w:t>
+      </w:r>
+      <w:r>
+        <w:rPr>
+          <w:rFonts w:ascii="Aptos" w:cs="Aptos" w:eastAsia="Aptos" w:hAnsi="Aptos"/>
+          <w:rtl w:val="0"/>
+        </w:rPr>
+        <w:t xml:space="preserve">wspóliniowości</w:t>
+      </w:r>
+      <w:r>
+        <w:rPr>
+          <w:rFonts w:ascii="Aptos" w:cs="Aptos" w:eastAsia="Aptos" w:hAnsi="Aptos"/>
+          <w:rtl w:val="0"/>
+        </w:rPr>
+        <w:t xml:space="preserve">.</w:t>
+      </w:r>
+    </w:p>
+    <w:p>
+      <w:pPr>
+        <w:rPr>
+          <w:rFonts w:ascii="Aptos" w:cs="Aptos" w:eastAsia="Aptos" w:hAnsi="Aptos"/>
+        </w:rPr>
+      </w:pPr>
+      <w:r>
+        <w:rPr>
+          <w:rFonts w:ascii="Aptos" w:cs="Aptos" w:eastAsia="Aptos" w:hAnsi="Aptos"/>
+          <w:rtl w:val="0"/>
+        </w:rPr>
+        <w:t xml:space="preserve">Warto też nadmienić iż </w:t>
+      </w:r>
+      <w:r>
+        <w:rPr>
+          <w:rFonts w:ascii="Aptos" w:cs="Aptos" w:eastAsia="Aptos" w:hAnsi="Aptos"/>
+          <w:b w:val="1"/>
+          <w:rtl w:val="0"/>
+        </w:rPr>
+        <w:t xml:space="preserve">VIF &gt; 10 nie oznacza automatycznie, że trzeba usunąć zmienną z modelu</w:t>
+      </w:r>
+      <w:r>
+        <w:rPr>
+          <w:rFonts w:ascii="Aptos" w:cs="Aptos" w:eastAsia="Aptos" w:hAnsi="Aptos"/>
+          <w:rtl w:val="0"/>
+        </w:rPr>
+        <w:t xml:space="preserve">. To spostrzeżenie przyda się w dalszej analizie, gdzie nie będziemy się pozbywać wszystkich zmiennych z VIF &gt; 10.</w:t>
+      </w:r>
+    </w:p>
+    <w:p>
+      <w:pPr>
+        <w:rPr>
+          <w:rFonts w:ascii="Aptos" w:cs="Aptos" w:eastAsia="Aptos" w:hAnsi="Aptos"/>
+          <w:b w:val="1"/>
+        </w:rPr>
+      </w:pPr>
+      <w:r>
+        <w:rPr>
+          <w:rFonts w:ascii="Aptos" w:cs="Aptos" w:eastAsia="Aptos" w:hAnsi="Aptos"/>
+          <w:b w:val="1"/>
+          <w:rtl w:val="0"/>
+        </w:rPr>
+        <w:t xml:space="preserve">Kiedy nie usuwać, mimo VIF &gt; 10?:</w:t>
+      </w:r>
+    </w:p>
+    <w:p>
+      <w:pPr>
+        <w:numPr>
+          <w:ilvl w:val="0"/>
+          <w:numId w:val="1"/>
+        </w:numPr>
+        <w:spacing w:after="0" w:afterAutospacing="0" w:before="240" w:lineRule="auto"/>
+        <w:ind w:left="720" w:hanging="360"/>
+        <w:rPr>
+          <w:rFonts w:ascii="Aptos" w:cs="Aptos" w:eastAsia="Aptos" w:hAnsi="Aptos"/>
+        </w:rPr>
+      </w:pPr>
+      <w:r>
+        <w:rPr>
+          <w:rFonts w:ascii="Aptos" w:cs="Aptos" w:eastAsia="Aptos" w:hAnsi="Aptos"/>
+          <w:rtl w:val="0"/>
+        </w:rPr>
+        <w:t xml:space="preserve">Gdy zmienna jest istotna statystycznie (p-wartość niska).</w:t>
+      </w:r>
+    </w:p>
+    <w:p>
+      <w:pPr>
+        <w:numPr>
+          <w:ilvl w:val="0"/>
+          <w:numId w:val="1"/>
+        </w:numPr>
+        <w:spacing w:after="0" w:afterAutospacing="0" w:before="0" w:beforeAutospacing="0" w:lineRule="auto"/>
+        <w:ind w:left="720" w:hanging="360"/>
+        <w:rPr>
+          <w:rFonts w:ascii="Aptos" w:cs="Aptos" w:eastAsia="Aptos" w:hAnsi="Aptos"/>
+        </w:rPr>
+      </w:pPr>
+      <w:r>
+        <w:rPr>
+          <w:rFonts w:ascii="Aptos" w:cs="Aptos" w:eastAsia="Aptos" w:hAnsi="Aptos"/>
+          <w:rtl w:val="0"/>
+        </w:rPr>
+        <w:t xml:space="preserve">Gdy ma sens interpretacyjny i wpływa pozytywnie na dopasowanie modelu.</w:t>
+      </w:r>
+    </w:p>
+    <w:p>
+      <w:pPr>
+        <w:numPr>
+          <w:ilvl w:val="0"/>
+          <w:numId w:val="1"/>
+        </w:numPr>
+        <w:spacing w:after="240" w:before="0" w:beforeAutospacing="0" w:lineRule="auto"/>
+        <w:ind w:left="720" w:hanging="360"/>
+        <w:rPr>
+          <w:rFonts w:ascii="Aptos" w:cs="Aptos" w:eastAsia="Aptos" w:hAnsi="Aptos"/>
+        </w:rPr>
+      </w:pPr>
+      <w:r>
+        <w:rPr>
+          <w:rFonts w:ascii="Aptos" w:cs="Aptos" w:eastAsia="Aptos" w:hAnsi="Aptos"/>
+          <w:rtl w:val="0"/>
+        </w:rPr>
+        <w:t xml:space="preserve">Gdy współliniowość jest nieunikniona (np. dane demograficzne, sezonowość).</w:t>
+      </w:r>
       <w:r>
         <w:rPr>
           <w:rtl w:val="0"/>
@@ -14492,7 +15365,7 @@
         <w:widowControl w:val="1"/>
         <w:numPr>
           <w:ilvl w:val="0"/>
-          <w:numId w:val="2"/>
+          <w:numId w:val="3"/>
         </w:numPr>
         <w:pBdr>
           <w:top w:space="0" w:sz="0" w:val="nil"/>
@@ -14525,7 +15398,7 @@
         <w:widowControl w:val="1"/>
         <w:numPr>
           <w:ilvl w:val="0"/>
-          <w:numId w:val="2"/>
+          <w:numId w:val="3"/>
         </w:numPr>
         <w:pBdr>
           <w:top w:space="0" w:sz="0" w:val="nil"/>
@@ -14558,7 +15431,7 @@
         <w:widowControl w:val="1"/>
         <w:numPr>
           <w:ilvl w:val="0"/>
-          <w:numId w:val="2"/>
+          <w:numId w:val="3"/>
         </w:numPr>
         <w:pBdr>
           <w:top w:space="0" w:sz="0" w:val="nil"/>
@@ -15030,7 +15903,7 @@
       <w:pPr>
         <w:numPr>
           <w:ilvl w:val="0"/>
-          <w:numId w:val="2"/>
+          <w:numId w:val="3"/>
         </w:numPr>
         <w:ind w:left="720" w:hanging="360"/>
         <w:rPr>
@@ -15056,7 +15929,7 @@
       <w:pPr>
         <w:numPr>
           <w:ilvl w:val="0"/>
-          <w:numId w:val="2"/>
+          <w:numId w:val="3"/>
         </w:numPr>
         <w:ind w:left="720" w:hanging="360"/>
         <w:rPr>
@@ -15075,7 +15948,7 @@
       <w:pPr>
         <w:numPr>
           <w:ilvl w:val="0"/>
-          <w:numId w:val="2"/>
+          <w:numId w:val="3"/>
         </w:numPr>
         <w:ind w:left="720" w:hanging="360"/>
         <w:rPr>
@@ -15481,7 +16354,7 @@
       <w:pPr>
         <w:numPr>
           <w:ilvl w:val="0"/>
-          <w:numId w:val="2"/>
+          <w:numId w:val="3"/>
         </w:numPr>
         <w:ind w:left="720" w:hanging="360"/>
         <w:rPr>
@@ -15520,7 +16393,7 @@
       <w:pPr>
         <w:numPr>
           <w:ilvl w:val="0"/>
-          <w:numId w:val="2"/>
+          <w:numId w:val="3"/>
         </w:numPr>
         <w:ind w:left="720" w:hanging="360"/>
         <w:rPr>
@@ -15539,7 +16412,7 @@
       <w:pPr>
         <w:numPr>
           <w:ilvl w:val="0"/>
-          <w:numId w:val="2"/>
+          <w:numId w:val="3"/>
         </w:numPr>
         <w:ind w:left="720" w:hanging="360"/>
         <w:rPr>
@@ -15558,7 +16431,7 @@
       <w:pPr>
         <w:numPr>
           <w:ilvl w:val="0"/>
-          <w:numId w:val="2"/>
+          <w:numId w:val="3"/>
         </w:numPr>
         <w:ind w:left="720" w:hanging="360"/>
         <w:rPr>
@@ -15596,7 +16469,7 @@
       <w:pPr>
         <w:numPr>
           <w:ilvl w:val="0"/>
-          <w:numId w:val="2"/>
+          <w:numId w:val="3"/>
         </w:numPr>
         <w:ind w:left="720" w:hanging="360"/>
         <w:rPr>
@@ -15645,7 +16518,7 @@
       <w:pPr>
         <w:numPr>
           <w:ilvl w:val="0"/>
-          <w:numId w:val="2"/>
+          <w:numId w:val="3"/>
         </w:numPr>
         <w:ind w:left="720" w:hanging="360"/>
         <w:rPr>
@@ -15878,7 +16751,21 @@
           <w:rFonts w:ascii="Aptos" w:cs="Aptos" w:eastAsia="Aptos" w:hAnsi="Aptos"/>
           <w:rtl w:val="0"/>
         </w:rPr>
-        <w:t xml:space="preserve">P-value (test dwustronny): 0.4524</w:t>
+        <w:t xml:space="preserve">P-value (test </w:t>
+      </w:r>
+      <w:r>
+        <w:rPr>
+          <w:rFonts w:ascii="Aptos" w:cs="Aptos" w:eastAsia="Aptos" w:hAnsi="Aptos"/>
+          <w:rtl w:val="0"/>
+        </w:rPr>
+        <w:t xml:space="preserve">dwustronny</w:t>
+      </w:r>
+      <w:r>
+        <w:rPr>
+          <w:rFonts w:ascii="Aptos" w:cs="Aptos" w:eastAsia="Aptos" w:hAnsi="Aptos"/>
+          <w:rtl w:val="0"/>
+        </w:rPr>
+        <w:t xml:space="preserve">): 0.4524</w:t>
       </w:r>
     </w:p>
     <w:p>
@@ -17416,10 +18303,8 @@
     </w:p>
     <w:p>
       <w:pPr>
-        <w:pStyle w:val="Heading2"/>
-        <w:rPr>
-          <w:rFonts w:ascii="Aptos" w:cs="Aptos" w:eastAsia="Aptos" w:hAnsi="Aptos"/>
-        </w:rPr>
+        <w:pStyle w:val="Heading1"/>
+        <w:rPr/>
       </w:pPr>
       <w:bookmarkStart w:colFirst="0" w:colLast="0" w:name="_fgp9qedzxymt" w:id="26"/>
       <w:bookmarkEnd w:id="26"/>
@@ -17429,6 +18314,11 @@
           <w:rtl w:val="0"/>
         </w:rPr>
         <w:t xml:space="preserve">Zastosowanie metod naprawczych</w:t>
+      </w:r>
+      <w:r>
+        <w:rPr>
+          <w:rtl w:val="0"/>
+        </w:rPr>
       </w:r>
     </w:p>
     <w:p>
@@ -17569,7 +18459,7 @@
           <w:rFonts w:ascii="Aptos" w:cs="Aptos" w:eastAsia="Aptos" w:hAnsi="Aptos"/>
           <w:rtl w:val="0"/>
         </w:rPr>
-        <w:t xml:space="preserve">, które zostają podniesione do kwadratu i zamienione na wagi jako odwrotność wariancji reszt (dodając małą stałą zapobiegającą dzieleniu przez zero). Następnie funkcja estymuje właściwy model ważony (WLS), wykorzystując przygotowane wagi. </w:t>
+        <w:t xml:space="preserve">, które zostają podniesione do kwadratu i zamienione na wagi jako odwrotność wariancji reszt (dodając małą stałą zapobiegającą dzieleniu przez zero). Następnie funkcja estymuje właściwy model ważony (WLS), wykorzystując przygotowane wagi. Niestety ta metoda nie przyniosła poprawy jeśli chodzi o heteroskedastyczność.</w:t>
       </w:r>
     </w:p>
     <w:p>
@@ -17617,7 +18507,7 @@
           <w:rFonts w:ascii="Aptos" w:cs="Aptos" w:eastAsia="Aptos" w:hAnsi="Aptos"/>
           <w:rtl w:val="0"/>
         </w:rPr>
-        <w:t xml:space="preserve">Do zmiennych zależnych stosujemy transformację logarytmiczną</w:t>
+        <w:t xml:space="preserve">Do zmiennych zależnych stosujemy transformację logarytmiczną. Miała na celu ona spowodowanie normalności, co się udało.</w:t>
       </w:r>
       <w:r>
         <w:rPr>
@@ -17652,7 +18542,7 @@
           <wp:inline distB="114300" distT="114300" distL="114300" distR="114300">
             <wp:extent cx="4162822" cy="2938463"/>
             <wp:effectExtent b="0" l="0" r="0" t="0"/>
-            <wp:docPr id="7" name="image7.png"/>
+            <wp:docPr id="2" name="image7.png"/>
             <a:graphic>
               <a:graphicData uri="http://schemas.openxmlformats.org/drawingml/2006/picture">
                 <pic:pic>
@@ -17701,7 +18591,7 @@
           <w:szCs w:val="28"/>
           <w:rtl w:val="0"/>
         </w:rPr>
-        <w:t xml:space="preserve">Kolejna metoda naprawcza</w:t>
+        <w:t xml:space="preserve">Usunięcie zmiennej na podstawie statystyki VIF</w:t>
       </w:r>
       <w:r>
         <w:rPr>
@@ -17737,7 +18627,7 @@
           <w:rFonts w:ascii="Aptos" w:cs="Aptos" w:eastAsia="Aptos" w:hAnsi="Aptos"/>
           <w:rtl w:val="0"/>
         </w:rPr>
-        <w:t xml:space="preserve">) z VIF &gt; 10, dlatego na początku usuwamy tylko jedną Resztę zmiennych VIF &gt; 10 pozostawiamy ponieważ: model działa dobrze (R², testy reszt OK) oraz zmienna ma sens merytoryczny.</w:t>
+        <w:t xml:space="preserve">) z VIF &gt; 10, dlatego na początku usuwamy tylko jedną. Resztę zmiennych z VIF &gt; 10 pozostawiamy ponieważ: model działa dobrze (R², testy reszt OK) oraz zmienna ma sens merytoryczny.</w:t>
       </w:r>
     </w:p>
     <w:p>
@@ -17825,6 +18715,549 @@
       <w:pPr>
         <w:rPr>
           <w:rFonts w:ascii="Aptos" w:cs="Aptos" w:eastAsia="Aptos" w:hAnsi="Aptos"/>
+        </w:rPr>
+      </w:pPr>
+      <w:r>
+        <w:rPr>
+          <w:rFonts w:ascii="Aptos" w:cs="Aptos" w:eastAsia="Aptos" w:hAnsi="Aptos"/>
+          <w:rtl w:val="0"/>
+        </w:rPr>
+        <w:t xml:space="preserve">Metoda naprawcza służy do uwzględnienia w modelu regresji efektu przełamania strukturalnego, czyli sytuacji, gdy w danych występuje istotna zmiana w pewnym punkcie czasowym lub porządkowym. Najpierw tworzy zmienną wskaźnikową (dummy), która rozdziela obserwacje na dwie grupy: przed i po wskazanym punkcie przełamania. Następnie do macierzy zmiennych objaśniających dodaje nowe kolumny będące iloczynem oryginalnych zmiennych oraz tej zmiennej wskaźnikowej, co pozwala modelowi różnicować wpływ tych zmiennych w obu okresach. Dodatkowo dodaje samą zmienną wskaźnikową jako osobną kolumnę. Dzięki temu model może przyjmować różne współczynniki dla poszczególnych zmiennych w zależności od tego, czy obserwacja znajduje się przed, czy po przełamaniu strukturalnym. Ta metoda przyniosła oczekiwany efekt.</w:t>
+      </w:r>
+    </w:p>
+    <w:p>
+      <w:pPr>
+        <w:rPr>
+          <w:rFonts w:ascii="Aptos" w:cs="Aptos" w:eastAsia="Aptos" w:hAnsi="Aptos"/>
+        </w:rPr>
+      </w:pPr>
+      <w:r>
+        <w:rPr>
+          <w:rtl w:val="0"/>
+        </w:rPr>
+      </w:r>
+    </w:p>
+    <w:p>
+      <w:pPr>
+        <w:rPr>
+          <w:rFonts w:ascii="Aptos" w:cs="Aptos" w:eastAsia="Aptos" w:hAnsi="Aptos"/>
+        </w:rPr>
+      </w:pPr>
+      <w:r>
+        <w:rPr>
+          <w:rtl w:val="0"/>
+        </w:rPr>
+      </w:r>
+    </w:p>
+    <w:tbl>
+      <w:tblPr>
+        <w:tblStyle w:val="Table8"/>
+        <w:tblW w:w="9026.0" w:type="dxa"/>
+        <w:jc w:val="left"/>
+        <w:tblBorders>
+          <w:top w:color="000000" w:space="0" w:sz="8" w:val="single"/>
+          <w:left w:color="000000" w:space="0" w:sz="8" w:val="single"/>
+          <w:bottom w:color="000000" w:space="0" w:sz="8" w:val="single"/>
+          <w:right w:color="000000" w:space="0" w:sz="8" w:val="single"/>
+          <w:insideH w:color="000000" w:space="0" w:sz="8" w:val="single"/>
+          <w:insideV w:color="000000" w:space="0" w:sz="8" w:val="single"/>
+        </w:tblBorders>
+        <w:tblLayout w:type="fixed"/>
+        <w:tblLook w:val="0600"/>
+      </w:tblPr>
+      <w:tblGrid>
+        <w:gridCol w:w="4513"/>
+        <w:gridCol w:w="4513"/>
+        <w:tblGridChange w:id="0">
+          <w:tblGrid>
+            <w:gridCol w:w="4513"/>
+            <w:gridCol w:w="4513"/>
+          </w:tblGrid>
+        </w:tblGridChange>
+      </w:tblGrid>
+      <w:tr>
+        <w:trPr>
+          <w:cantSplit w:val="0"/>
+          <w:tblHeader w:val="0"/>
+        </w:trPr>
+        <w:tc>
+          <w:tcPr>
+            <w:shd w:fill="auto" w:val="clear"/>
+            <w:tcMar>
+              <w:top w:w="100.0" w:type="dxa"/>
+              <w:left w:w="100.0" w:type="dxa"/>
+              <w:bottom w:w="100.0" w:type="dxa"/>
+              <w:right w:w="100.0" w:type="dxa"/>
+            </w:tcMar>
+            <w:vAlign w:val="top"/>
+          </w:tcPr>
+          <w:p>
+            <w:pPr>
+              <w:keepNext w:val="0"/>
+              <w:keepLines w:val="0"/>
+              <w:pageBreakBefore w:val="0"/>
+              <w:widowControl w:val="0"/>
+              <w:pBdr>
+                <w:top w:space="0" w:sz="0" w:val="nil"/>
+                <w:left w:space="0" w:sz="0" w:val="nil"/>
+                <w:bottom w:space="0" w:sz="0" w:val="nil"/>
+                <w:right w:space="0" w:sz="0" w:val="nil"/>
+                <w:between w:space="0" w:sz="0" w:val="nil"/>
+              </w:pBdr>
+              <w:shd w:fill="auto" w:val="clear"/>
+              <w:spacing w:after="0" w:before="0" w:line="240" w:lineRule="auto"/>
+              <w:ind w:left="0" w:right="0" w:firstLine="0"/>
+              <w:jc w:val="left"/>
+              <w:rPr>
+                <w:rFonts w:ascii="Aptos" w:cs="Aptos" w:eastAsia="Aptos" w:hAnsi="Aptos"/>
+              </w:rPr>
+            </w:pPr>
+            <w:r>
+              <w:rPr>
+                <w:rFonts w:ascii="Aptos" w:cs="Aptos" w:eastAsia="Aptos" w:hAnsi="Aptos"/>
+                <w:rtl w:val="0"/>
+              </w:rPr>
+              <w:t xml:space="preserve">Przed metodą (Test Chowa)</w:t>
+            </w:r>
+          </w:p>
+        </w:tc>
+        <w:tc>
+          <w:tcPr>
+            <w:shd w:fill="auto" w:val="clear"/>
+            <w:tcMar>
+              <w:top w:w="100.0" w:type="dxa"/>
+              <w:left w:w="100.0" w:type="dxa"/>
+              <w:bottom w:w="100.0" w:type="dxa"/>
+              <w:right w:w="100.0" w:type="dxa"/>
+            </w:tcMar>
+            <w:vAlign w:val="top"/>
+          </w:tcPr>
+          <w:p>
+            <w:pPr>
+              <w:keepNext w:val="0"/>
+              <w:keepLines w:val="0"/>
+              <w:pageBreakBefore w:val="0"/>
+              <w:widowControl w:val="0"/>
+              <w:pBdr>
+                <w:top w:space="0" w:sz="0" w:val="nil"/>
+                <w:left w:space="0" w:sz="0" w:val="nil"/>
+                <w:bottom w:space="0" w:sz="0" w:val="nil"/>
+                <w:right w:space="0" w:sz="0" w:val="nil"/>
+                <w:between w:space="0" w:sz="0" w:val="nil"/>
+              </w:pBdr>
+              <w:shd w:fill="auto" w:val="clear"/>
+              <w:spacing w:after="0" w:before="0" w:line="240" w:lineRule="auto"/>
+              <w:ind w:left="0" w:right="0" w:firstLine="0"/>
+              <w:jc w:val="left"/>
+              <w:rPr>
+                <w:rFonts w:ascii="Aptos" w:cs="Aptos" w:eastAsia="Aptos" w:hAnsi="Aptos"/>
+              </w:rPr>
+            </w:pPr>
+            <w:r>
+              <w:rPr>
+                <w:rFonts w:ascii="Aptos" w:cs="Aptos" w:eastAsia="Aptos" w:hAnsi="Aptos"/>
+                <w:rtl w:val="0"/>
+              </w:rPr>
+              <w:t xml:space="preserve">Po metodzie (Test Chowa)</w:t>
+            </w:r>
+          </w:p>
+        </w:tc>
+      </w:tr>
+      <w:tr>
+        <w:trPr>
+          <w:cantSplit w:val="0"/>
+          <w:trHeight w:val="1670.9765625" w:hRule="atLeast"/>
+          <w:tblHeader w:val="0"/>
+        </w:trPr>
+        <w:tc>
+          <w:tcPr>
+            <w:shd w:fill="auto" w:val="clear"/>
+            <w:tcMar>
+              <w:top w:w="100.0" w:type="dxa"/>
+              <w:left w:w="100.0" w:type="dxa"/>
+              <w:bottom w:w="100.0" w:type="dxa"/>
+              <w:right w:w="100.0" w:type="dxa"/>
+            </w:tcMar>
+            <w:vAlign w:val="top"/>
+          </w:tcPr>
+          <w:p>
+            <w:pPr>
+              <w:rPr>
+                <w:rFonts w:ascii="Aptos" w:cs="Aptos" w:eastAsia="Aptos" w:hAnsi="Aptos"/>
+                <w:sz w:val="18"/>
+                <w:szCs w:val="18"/>
+              </w:rPr>
+            </w:pPr>
+            <w:r>
+              <w:rPr>
+                <w:rFonts w:ascii="Aptos" w:cs="Aptos" w:eastAsia="Aptos" w:hAnsi="Aptos"/>
+                <w:sz w:val="18"/>
+                <w:szCs w:val="18"/>
+                <w:rtl w:val="0"/>
+              </w:rPr>
+              <w:t xml:space="preserve">RSS (model pełny): 116820406.9108</w:t>
+            </w:r>
+          </w:p>
+          <w:p>
+            <w:pPr>
+              <w:rPr>
+                <w:rFonts w:ascii="Aptos" w:cs="Aptos" w:eastAsia="Aptos" w:hAnsi="Aptos"/>
+                <w:sz w:val="18"/>
+                <w:szCs w:val="18"/>
+              </w:rPr>
+            </w:pPr>
+            <w:r>
+              <w:rPr>
+                <w:rFonts w:ascii="Aptos" w:cs="Aptos" w:eastAsia="Aptos" w:hAnsi="Aptos"/>
+                <w:sz w:val="18"/>
+                <w:szCs w:val="18"/>
+                <w:rtl w:val="0"/>
+              </w:rPr>
+              <w:t xml:space="preserve">RSS (podpróba 1): 43501387.2973</w:t>
+            </w:r>
+          </w:p>
+          <w:p>
+            <w:pPr>
+              <w:rPr>
+                <w:rFonts w:ascii="Aptos" w:cs="Aptos" w:eastAsia="Aptos" w:hAnsi="Aptos"/>
+                <w:sz w:val="18"/>
+                <w:szCs w:val="18"/>
+              </w:rPr>
+            </w:pPr>
+            <w:r>
+              <w:rPr>
+                <w:rFonts w:ascii="Aptos" w:cs="Aptos" w:eastAsia="Aptos" w:hAnsi="Aptos"/>
+                <w:sz w:val="18"/>
+                <w:szCs w:val="18"/>
+                <w:rtl w:val="0"/>
+              </w:rPr>
+              <w:t xml:space="preserve">RSS (podpróba 2): 65801687.4971</w:t>
+            </w:r>
+          </w:p>
+          <w:p>
+            <w:pPr>
+              <w:rPr>
+                <w:rFonts w:ascii="Aptos" w:cs="Aptos" w:eastAsia="Aptos" w:hAnsi="Aptos"/>
+                <w:sz w:val="18"/>
+                <w:szCs w:val="18"/>
+              </w:rPr>
+            </w:pPr>
+            <w:r>
+              <w:rPr>
+                <w:rFonts w:ascii="Aptos" w:cs="Aptos" w:eastAsia="Aptos" w:hAnsi="Aptos"/>
+                <w:sz w:val="18"/>
+                <w:szCs w:val="18"/>
+                <w:rtl w:val="0"/>
+              </w:rPr>
+              <w:t xml:space="preserve">RSS (podpróby razem): 109303074.7944</w:t>
+            </w:r>
+          </w:p>
+          <w:p>
+            <w:pPr>
+              <w:rPr>
+                <w:rFonts w:ascii="Aptos" w:cs="Aptos" w:eastAsia="Aptos" w:hAnsi="Aptos"/>
+                <w:sz w:val="18"/>
+                <w:szCs w:val="18"/>
+              </w:rPr>
+            </w:pPr>
+            <w:r>
+              <w:rPr>
+                <w:rtl w:val="0"/>
+              </w:rPr>
+            </w:r>
+          </w:p>
+          <w:p>
+            <w:pPr>
+              <w:rPr>
+                <w:rFonts w:ascii="Aptos" w:cs="Aptos" w:eastAsia="Aptos" w:hAnsi="Aptos"/>
+                <w:sz w:val="18"/>
+                <w:szCs w:val="18"/>
+              </w:rPr>
+            </w:pPr>
+            <w:r>
+              <w:rPr>
+                <w:rFonts w:ascii="Aptos" w:cs="Aptos" w:eastAsia="Aptos" w:hAnsi="Aptos"/>
+                <w:sz w:val="18"/>
+                <w:szCs w:val="18"/>
+                <w:rtl w:val="0"/>
+              </w:rPr>
+              <w:t xml:space="preserve">Statystyka F: 2.5504</w:t>
+            </w:r>
+          </w:p>
+          <w:p>
+            <w:pPr>
+              <w:rPr>
+                <w:rFonts w:ascii="Aptos" w:cs="Aptos" w:eastAsia="Aptos" w:hAnsi="Aptos"/>
+                <w:sz w:val="18"/>
+                <w:szCs w:val="18"/>
+              </w:rPr>
+            </w:pPr>
+            <w:r>
+              <w:rPr>
+                <w:rFonts w:ascii="Aptos" w:cs="Aptos" w:eastAsia="Aptos" w:hAnsi="Aptos"/>
+                <w:sz w:val="18"/>
+                <w:szCs w:val="18"/>
+                <w:rtl w:val="0"/>
+              </w:rPr>
+              <w:t xml:space="preserve">Wartość krytyczna: 1.5296</w:t>
+            </w:r>
+          </w:p>
+          <w:p>
+            <w:pPr>
+              <w:rPr>
+                <w:rFonts w:ascii="Aptos" w:cs="Aptos" w:eastAsia="Aptos" w:hAnsi="Aptos"/>
+                <w:sz w:val="18"/>
+                <w:szCs w:val="18"/>
+              </w:rPr>
+            </w:pPr>
+            <w:r>
+              <w:rPr>
+                <w:rFonts w:ascii="Aptos" w:cs="Aptos" w:eastAsia="Aptos" w:hAnsi="Aptos"/>
+                <w:sz w:val="18"/>
+                <w:szCs w:val="18"/>
+                <w:rtl w:val="0"/>
+              </w:rPr>
+              <w:t xml:space="preserve">P-value: 0.0001</w:t>
+            </w:r>
+          </w:p>
+          <w:p>
+            <w:pPr>
+              <w:rPr>
+                <w:rFonts w:ascii="Aptos" w:cs="Aptos" w:eastAsia="Aptos" w:hAnsi="Aptos"/>
+                <w:sz w:val="18"/>
+                <w:szCs w:val="18"/>
+              </w:rPr>
+            </w:pPr>
+            <w:r>
+              <w:rPr>
+                <w:rtl w:val="0"/>
+              </w:rPr>
+            </w:r>
+          </w:p>
+          <w:p>
+            <w:pPr>
+              <w:rPr>
+                <w:rFonts w:ascii="Aptos" w:cs="Aptos" w:eastAsia="Aptos" w:hAnsi="Aptos"/>
+                <w:sz w:val="18"/>
+                <w:szCs w:val="18"/>
+              </w:rPr>
+            </w:pPr>
+            <w:r>
+              <w:rPr>
+                <w:rFonts w:ascii="Aptos" w:cs="Aptos" w:eastAsia="Aptos" w:hAnsi="Aptos"/>
+                <w:sz w:val="18"/>
+                <w:szCs w:val="18"/>
+                <w:rtl w:val="0"/>
+              </w:rPr>
+              <w:t xml:space="preserve">Parametry modelu są niestabilne</w:t>
+            </w:r>
+          </w:p>
+        </w:tc>
+        <w:tc>
+          <w:tcPr>
+            <w:shd w:fill="auto" w:val="clear"/>
+            <w:tcMar>
+              <w:top w:w="100.0" w:type="dxa"/>
+              <w:left w:w="100.0" w:type="dxa"/>
+              <w:bottom w:w="100.0" w:type="dxa"/>
+              <w:right w:w="100.0" w:type="dxa"/>
+            </w:tcMar>
+            <w:vAlign w:val="top"/>
+          </w:tcPr>
+          <w:p>
+            <w:pPr>
+              <w:rPr>
+                <w:rFonts w:ascii="Aptos" w:cs="Aptos" w:eastAsia="Aptos" w:hAnsi="Aptos"/>
+                <w:sz w:val="18"/>
+                <w:szCs w:val="18"/>
+              </w:rPr>
+            </w:pPr>
+            <w:r>
+              <w:rPr>
+                <w:rFonts w:ascii="Aptos" w:cs="Aptos" w:eastAsia="Aptos" w:hAnsi="Aptos"/>
+                <w:sz w:val="18"/>
+                <w:szCs w:val="18"/>
+                <w:rtl w:val="0"/>
+              </w:rPr>
+              <w:t xml:space="preserve">RSS (model pełny): 82.1940</w:t>
+            </w:r>
+          </w:p>
+          <w:p>
+            <w:pPr>
+              <w:rPr>
+                <w:rFonts w:ascii="Aptos" w:cs="Aptos" w:eastAsia="Aptos" w:hAnsi="Aptos"/>
+                <w:sz w:val="18"/>
+                <w:szCs w:val="18"/>
+              </w:rPr>
+            </w:pPr>
+            <w:r>
+              <w:rPr>
+                <w:rFonts w:ascii="Aptos" w:cs="Aptos" w:eastAsia="Aptos" w:hAnsi="Aptos"/>
+                <w:sz w:val="18"/>
+                <w:szCs w:val="18"/>
+                <w:rtl w:val="0"/>
+              </w:rPr>
+              <w:t xml:space="preserve">RSS (podpróba 1): 34.6172</w:t>
+            </w:r>
+          </w:p>
+          <w:p>
+            <w:pPr>
+              <w:rPr>
+                <w:rFonts w:ascii="Aptos" w:cs="Aptos" w:eastAsia="Aptos" w:hAnsi="Aptos"/>
+                <w:sz w:val="18"/>
+                <w:szCs w:val="18"/>
+              </w:rPr>
+            </w:pPr>
+            <w:r>
+              <w:rPr>
+                <w:rFonts w:ascii="Aptos" w:cs="Aptos" w:eastAsia="Aptos" w:hAnsi="Aptos"/>
+                <w:sz w:val="18"/>
+                <w:szCs w:val="18"/>
+                <w:rtl w:val="0"/>
+              </w:rPr>
+              <w:t xml:space="preserve">RSS (podpróba 2): 46.1304</w:t>
+            </w:r>
+          </w:p>
+          <w:p>
+            <w:pPr>
+              <w:rPr>
+                <w:rFonts w:ascii="Aptos" w:cs="Aptos" w:eastAsia="Aptos" w:hAnsi="Aptos"/>
+                <w:sz w:val="18"/>
+                <w:szCs w:val="18"/>
+              </w:rPr>
+            </w:pPr>
+            <w:r>
+              <w:rPr>
+                <w:rFonts w:ascii="Aptos" w:cs="Aptos" w:eastAsia="Aptos" w:hAnsi="Aptos"/>
+                <w:sz w:val="18"/>
+                <w:szCs w:val="18"/>
+                <w:rtl w:val="0"/>
+              </w:rPr>
+              <w:t xml:space="preserve">RSS (podpróby razem): 80.7476</w:t>
+            </w:r>
+          </w:p>
+          <w:p>
+            <w:pPr>
+              <w:rPr>
+                <w:rFonts w:ascii="Aptos" w:cs="Aptos" w:eastAsia="Aptos" w:hAnsi="Aptos"/>
+                <w:sz w:val="18"/>
+                <w:szCs w:val="18"/>
+              </w:rPr>
+            </w:pPr>
+            <w:r>
+              <w:rPr>
+                <w:rtl w:val="0"/>
+              </w:rPr>
+            </w:r>
+          </w:p>
+          <w:p>
+            <w:pPr>
+              <w:rPr>
+                <w:rFonts w:ascii="Aptos" w:cs="Aptos" w:eastAsia="Aptos" w:hAnsi="Aptos"/>
+                <w:sz w:val="18"/>
+                <w:szCs w:val="18"/>
+              </w:rPr>
+            </w:pPr>
+            <w:r>
+              <w:rPr>
+                <w:rFonts w:ascii="Aptos" w:cs="Aptos" w:eastAsia="Aptos" w:hAnsi="Aptos"/>
+                <w:sz w:val="18"/>
+                <w:szCs w:val="18"/>
+                <w:rtl w:val="0"/>
+              </w:rPr>
+              <w:t xml:space="preserve">Statystyka F: 0.5242</w:t>
+            </w:r>
+          </w:p>
+          <w:p>
+            <w:pPr>
+              <w:rPr>
+                <w:rFonts w:ascii="Aptos" w:cs="Aptos" w:eastAsia="Aptos" w:hAnsi="Aptos"/>
+                <w:sz w:val="18"/>
+                <w:szCs w:val="18"/>
+              </w:rPr>
+            </w:pPr>
+            <w:r>
+              <w:rPr>
+                <w:rFonts w:ascii="Aptos" w:cs="Aptos" w:eastAsia="Aptos" w:hAnsi="Aptos"/>
+                <w:sz w:val="18"/>
+                <w:szCs w:val="18"/>
+                <w:rtl w:val="0"/>
+              </w:rPr>
+              <w:t xml:space="preserve">Wartość krytyczna: 1.4722</w:t>
+            </w:r>
+          </w:p>
+          <w:p>
+            <w:pPr>
+              <w:rPr>
+                <w:rFonts w:ascii="Aptos" w:cs="Aptos" w:eastAsia="Aptos" w:hAnsi="Aptos"/>
+                <w:sz w:val="18"/>
+                <w:szCs w:val="18"/>
+              </w:rPr>
+            </w:pPr>
+            <w:r>
+              <w:rPr>
+                <w:rFonts w:ascii="Aptos" w:cs="Aptos" w:eastAsia="Aptos" w:hAnsi="Aptos"/>
+                <w:sz w:val="18"/>
+                <w:szCs w:val="18"/>
+                <w:rtl w:val="0"/>
+              </w:rPr>
+              <w:t xml:space="preserve">P-value: 0.9841</w:t>
+            </w:r>
+          </w:p>
+          <w:p>
+            <w:pPr>
+              <w:rPr>
+                <w:rFonts w:ascii="Aptos" w:cs="Aptos" w:eastAsia="Aptos" w:hAnsi="Aptos"/>
+                <w:sz w:val="18"/>
+                <w:szCs w:val="18"/>
+              </w:rPr>
+            </w:pPr>
+            <w:r>
+              <w:rPr>
+                <w:rtl w:val="0"/>
+              </w:rPr>
+            </w:r>
+          </w:p>
+          <w:p>
+            <w:pPr>
+              <w:rPr>
+                <w:rFonts w:ascii="Aptos" w:cs="Aptos" w:eastAsia="Aptos" w:hAnsi="Aptos"/>
+              </w:rPr>
+            </w:pPr>
+            <w:r>
+              <w:rPr>
+                <w:rFonts w:ascii="Aptos" w:cs="Aptos" w:eastAsia="Aptos" w:hAnsi="Aptos"/>
+                <w:sz w:val="18"/>
+                <w:szCs w:val="18"/>
+                <w:rtl w:val="0"/>
+              </w:rPr>
+              <w:t xml:space="preserve">Parametry modelu są stabilne</w:t>
+            </w:r>
+            <w:r>
+              <w:rPr>
+                <w:rtl w:val="0"/>
+              </w:rPr>
+            </w:r>
+          </w:p>
+        </w:tc>
+      </w:tr>
+    </w:tbl>
+    <w:p>
+      <w:pPr>
+        <w:rPr>
+          <w:rFonts w:ascii="Aptos" w:cs="Aptos" w:eastAsia="Aptos" w:hAnsi="Aptos"/>
+        </w:rPr>
+      </w:pPr>
+      <w:r>
+        <w:rPr>
+          <w:rtl w:val="0"/>
+        </w:rPr>
+      </w:r>
+    </w:p>
+    <w:p>
+      <w:pPr>
+        <w:rPr>
+          <w:rFonts w:ascii="Aptos" w:cs="Aptos" w:eastAsia="Aptos" w:hAnsi="Aptos"/>
           <w:color w:val="0f4761"/>
           <w:sz w:val="28"/>
           <w:szCs w:val="28"/>
@@ -17832,13 +19265,6 @@
       </w:pPr>
       <w:r>
         <w:rPr>
-          <w:rFonts w:ascii="Aptos" w:cs="Aptos" w:eastAsia="Aptos" w:hAnsi="Aptos"/>
-          <w:rtl w:val="0"/>
-        </w:rPr>
-        <w:t xml:space="preserve">Metoda naprawcza służy do uwzględnienia w modelu regresji efektu przełamania strukturalnego, czyli sytuacji, gdy w danych występuje istotna zmiana w pewnym punkcie czasowym lub porządkowym. Najpierw tworzy zmienną wskaźnikową (dummy), która rozdziela obserwacje na dwie grupy: przed i po wskazanym punkcie przełamania. Następnie do macierzy zmiennych objaśniających dodaje nowe kolumny będące iloczynem oryginalnych zmiennych oraz tej zmiennej wskaźnikowej, co pozwala modelowi różnicować wpływ tych zmiennych w obu okresach. Dodatkowo dodaje samą zmienną wskaźnikową jako osobną kolumnę. Dzięki temu model może przyjmować różne współczynniki dla poszczególnych zmiennych w zależności od tego, czy obserwacja znajduje się przed, czy po przełamaniu strukturalnym.</w:t>
-      </w:r>
-      <w:r>
-        <w:rPr>
           <w:rtl w:val="0"/>
         </w:rPr>
       </w:r>
@@ -17854,48 +19280,326 @@
       </w:pPr>
       <w:r>
         <w:rPr>
-          <w:rtl w:val="0"/>
-        </w:rPr>
-      </w:r>
-    </w:p>
-    <w:p>
-      <w:pPr>
-        <w:rPr>
           <w:rFonts w:ascii="Aptos" w:cs="Aptos" w:eastAsia="Aptos" w:hAnsi="Aptos"/>
           <w:color w:val="0f4761"/>
           <w:sz w:val="28"/>
           <w:szCs w:val="28"/>
-        </w:rPr>
-      </w:pPr>
-      <w:r>
+          <w:rtl w:val="0"/>
+        </w:rPr>
+        <w:t xml:space="preserve">Korekta Ramsey RESET</w:t>
+      </w:r>
+    </w:p>
+    <w:p>
+      <w:pPr>
+        <w:rPr>
+          <w:rFonts w:ascii="Aptos" w:cs="Aptos" w:eastAsia="Aptos" w:hAnsi="Aptos"/>
+        </w:rPr>
+      </w:pPr>
+      <w:r>
+        <w:rPr>
+          <w:rFonts w:ascii="Aptos" w:cs="Aptos" w:eastAsia="Aptos" w:hAnsi="Aptos"/>
+          <w:rtl w:val="0"/>
+        </w:rPr>
+        <w:t xml:space="preserve">Metoda naprawcza służy do poprawy modelu regresji metodą opartą na teście </w:t>
+      </w:r>
+      <w:r>
+        <w:rPr>
+          <w:rFonts w:ascii="Aptos" w:cs="Aptos" w:eastAsia="Aptos" w:hAnsi="Aptos"/>
+          <w:rtl w:val="0"/>
+        </w:rPr>
+        <w:t xml:space="preserve">Ramsey’a</w:t>
+      </w:r>
+      <w:r>
+        <w:rPr>
+          <w:rFonts w:ascii="Aptos" w:cs="Aptos" w:eastAsia="Aptos" w:hAnsi="Aptos"/>
+          <w:rtl w:val="0"/>
+        </w:rPr>
+        <w:t xml:space="preserve"> RESET, który wykrywa nieliniowości w modelu. Dla wybranych ważnych zmiennych ciągłych (</w:t>
+      </w:r>
+      <w:r>
+        <w:rPr>
+          <w:rFonts w:ascii="Aptos" w:cs="Aptos" w:eastAsia="Aptos" w:hAnsi="Aptos"/>
+          <w:rtl w:val="0"/>
+        </w:rPr>
+        <w:t xml:space="preserve">CPU_freq</w:t>
+      </w:r>
+      <w:r>
+        <w:rPr>
+          <w:rFonts w:ascii="Aptos" w:cs="Aptos" w:eastAsia="Aptos" w:hAnsi="Aptos"/>
+          <w:rtl w:val="0"/>
+        </w:rPr>
+        <w:t xml:space="preserve"> i </w:t>
+      </w:r>
+      <w:r>
+        <w:rPr>
+          <w:rFonts w:ascii="Aptos" w:cs="Aptos" w:eastAsia="Aptos" w:hAnsi="Aptos"/>
+          <w:rtl w:val="0"/>
+        </w:rPr>
+        <w:t xml:space="preserve">ScreenW</w:t>
+      </w:r>
+      <w:r>
+        <w:rPr>
+          <w:rFonts w:ascii="Aptos" w:cs="Aptos" w:eastAsia="Aptos" w:hAnsi="Aptos"/>
+          <w:rtl w:val="0"/>
+        </w:rPr>
+        <w:t xml:space="preserve">) oblicza ich standaryzowane kwadraty, które dodaje do zbioru danych jako nowe kolumny. Kolejnym krokiem jest wykrycie zmiennych liczbowych o silnie skośnym rozkładzie, przy czym pomijane są zmienne binarne. Dla tych zmiennych tworzona jest transformacja logarytmiczna, a oryginalne kolumny są usuwane, co pomaga w normalizacji rozkładu i stabilizacji wariancji. Dodatkowo tworzone są nowe zmienne będące interakcjami między wybranymi zmiennymi ciągłymi a binarnymi, gdzie zmienna ciągła jest standaryzowana przed</w:t>
+      </w:r>
+    </w:p>
+    <w:p>
+      <w:pPr>
+        <w:rPr>
+          <w:rFonts w:ascii="Aptos" w:cs="Aptos" w:eastAsia="Aptos" w:hAnsi="Aptos"/>
+        </w:rPr>
+      </w:pPr>
+      <w:r>
+        <w:rPr>
+          <w:rFonts w:ascii="Aptos" w:cs="Aptos" w:eastAsia="Aptos" w:hAnsi="Aptos"/>
+          <w:rtl w:val="0"/>
+        </w:rPr>
+        <w:t xml:space="preserve">mnożeniem. Dzięki temu model może lepiej uchwycić nieliniowe zależności i zmienne współzależności między cechami.</w:t>
+      </w:r>
+    </w:p>
+    <w:p>
+      <w:pPr>
+        <w:rPr>
+          <w:rFonts w:ascii="Aptos" w:cs="Aptos" w:eastAsia="Aptos" w:hAnsi="Aptos"/>
+        </w:rPr>
+      </w:pPr>
+      <w:r>
+        <w:rPr>
+          <w:rtl w:val="0"/>
+        </w:rPr>
+      </w:r>
+    </w:p>
+    <w:p>
+      <w:pPr>
         <w:rPr>
           <w:rFonts w:ascii="Aptos" w:cs="Aptos" w:eastAsia="Aptos" w:hAnsi="Aptos"/>
           <w:color w:val="0f4761"/>
           <w:sz w:val="28"/>
           <w:szCs w:val="28"/>
-          <w:rtl w:val="0"/>
-        </w:rPr>
-        <w:t xml:space="preserve">Korekta Ramsey RESET</w:t>
-      </w:r>
-    </w:p>
-    <w:p>
-      <w:pPr>
+        </w:rPr>
+      </w:pPr>
+      <w:r>
         <w:rPr>
           <w:rFonts w:ascii="Aptos" w:cs="Aptos" w:eastAsia="Aptos" w:hAnsi="Aptos"/>
           <w:color w:val="0f4761"/>
           <w:sz w:val="28"/>
           <w:szCs w:val="28"/>
-        </w:rPr>
-      </w:pPr>
-      <w:r>
-        <w:rPr>
-          <w:rtl w:val="0"/>
-        </w:rPr>
-      </w:r>
-    </w:p>
-    <w:p>
-      <w:pPr>
-        <w:spacing w:after="240" w:before="240" w:lineRule="auto"/>
+          <w:rtl w:val="0"/>
+        </w:rPr>
+        <w:t xml:space="preserve">Usunięcie nieistotnych zmiennych</w:t>
+      </w:r>
+    </w:p>
+    <w:p>
+      <w:pPr>
+        <w:rPr>
+          <w:rFonts w:ascii="Aptos" w:cs="Aptos" w:eastAsia="Aptos" w:hAnsi="Aptos"/>
+        </w:rPr>
+      </w:pPr>
+      <w:r>
+        <w:rPr>
+          <w:rFonts w:ascii="Aptos" w:cs="Aptos" w:eastAsia="Aptos" w:hAnsi="Aptos"/>
+          <w:rtl w:val="0"/>
+        </w:rPr>
+        <w:t xml:space="preserve">Po wykonaniu na tym etapie testu t-studenta, dostaliśmy informację, że 4 zmienne są nieistotne. Uznaliśmy więc, że należy je usunąć.</w:t>
+      </w:r>
+    </w:p>
+    <w:p>
+      <w:pPr>
+        <w:rPr>
+          <w:rFonts w:ascii="Aptos" w:cs="Aptos" w:eastAsia="Aptos" w:hAnsi="Aptos"/>
+        </w:rPr>
+      </w:pPr>
+      <w:r>
+        <w:rPr>
+          <w:rtl w:val="0"/>
+        </w:rPr>
+      </w:r>
+    </w:p>
+    <w:p>
+      <w:pPr>
+        <w:rPr>
+          <w:rFonts w:ascii="Aptos" w:cs="Aptos" w:eastAsia="Aptos" w:hAnsi="Aptos"/>
+        </w:rPr>
+      </w:pPr>
+      <w:r>
+        <w:rPr>
+          <w:rtl w:val="0"/>
+        </w:rPr>
+      </w:r>
+    </w:p>
+    <w:p>
+      <w:pPr>
+        <w:pStyle w:val="Heading2"/>
+        <w:rPr/>
+      </w:pPr>
+      <w:bookmarkStart w:colFirst="0" w:colLast="0" w:name="_4hz2z9ktao8q" w:id="28"/>
+      <w:bookmarkEnd w:id="28"/>
+      <w:r>
+        <w:rPr>
+          <w:rFonts w:ascii="Aptos" w:cs="Aptos" w:eastAsia="Aptos" w:hAnsi="Aptos"/>
+          <w:rtl w:val="0"/>
+        </w:rPr>
+        <w:t xml:space="preserve">Finalne testy po zastosowaniu metod naprawczych</w:t>
+      </w:r>
+      <w:r>
+        <w:rPr>
+          <w:rtl w:val="0"/>
+        </w:rPr>
+      </w:r>
+    </w:p>
+    <w:p>
+      <w:pPr>
+        <w:pStyle w:val="Heading3"/>
+        <w:rPr/>
+      </w:pPr>
+      <w:bookmarkStart w:colFirst="0" w:colLast="0" w:name="_ckd4ws6r5eb1" w:id="29"/>
+      <w:bookmarkEnd w:id="29"/>
+      <w:r>
+        <w:rPr>
+          <w:rtl w:val="0"/>
+        </w:rPr>
+        <w:t xml:space="preserve">Podstawowe statystyki reszt</w:t>
+      </w:r>
+    </w:p>
+    <w:p>
+      <w:pPr>
+        <w:rPr>
+          <w:rFonts w:ascii="Aptos" w:cs="Aptos" w:eastAsia="Aptos" w:hAnsi="Aptos"/>
+        </w:rPr>
+      </w:pPr>
+      <w:r>
+        <w:rPr>
+          <w:rFonts w:ascii="Aptos" w:cs="Aptos" w:eastAsia="Aptos" w:hAnsi="Aptos"/>
+          <w:b w:val="1"/>
+          <w:rtl w:val="0"/>
+        </w:rPr>
+        <w:t xml:space="preserve">Średnia reszt</w:t>
+      </w:r>
+      <w:r>
+        <w:rPr>
+          <w:rFonts w:ascii="Aptos" w:cs="Aptos" w:eastAsia="Aptos" w:hAnsi="Aptos"/>
+          <w:rtl w:val="0"/>
+        </w:rPr>
+        <w:t xml:space="preserve">: -0.001057</w:t>
+      </w:r>
+    </w:p>
+    <w:p>
+      <w:pPr>
+        <w:rPr>
+          <w:rFonts w:ascii="Aptos" w:cs="Aptos" w:eastAsia="Aptos" w:hAnsi="Aptos"/>
+        </w:rPr>
+      </w:pPr>
+      <w:r>
+        <w:rPr>
+          <w:rFonts w:ascii="Aptos" w:cs="Aptos" w:eastAsia="Aptos" w:hAnsi="Aptos"/>
+          <w:b w:val="1"/>
+          <w:rtl w:val="0"/>
+        </w:rPr>
+        <w:t xml:space="preserve">Mediana reszt</w:t>
+      </w:r>
+      <w:r>
+        <w:rPr>
+          <w:rFonts w:ascii="Aptos" w:cs="Aptos" w:eastAsia="Aptos" w:hAnsi="Aptos"/>
+          <w:rtl w:val="0"/>
+        </w:rPr>
+        <w:t xml:space="preserve">: -0.001229</w:t>
+      </w:r>
+    </w:p>
+    <w:p>
+      <w:pPr>
+        <w:rPr>
+          <w:rFonts w:ascii="Aptos" w:cs="Aptos" w:eastAsia="Aptos" w:hAnsi="Aptos"/>
+        </w:rPr>
+      </w:pPr>
+      <w:r>
+        <w:rPr>
+          <w:rFonts w:ascii="Aptos" w:cs="Aptos" w:eastAsia="Aptos" w:hAnsi="Aptos"/>
+          <w:b w:val="1"/>
+          <w:rtl w:val="0"/>
+        </w:rPr>
+        <w:t xml:space="preserve">Odchylenie standardowe reszt</w:t>
+      </w:r>
+      <w:r>
+        <w:rPr>
+          <w:rFonts w:ascii="Aptos" w:cs="Aptos" w:eastAsia="Aptos" w:hAnsi="Aptos"/>
+          <w:rtl w:val="0"/>
+        </w:rPr>
+        <w:t xml:space="preserve">: 0.2758</w:t>
+      </w:r>
+    </w:p>
+    <w:p>
+      <w:pPr>
+        <w:rPr>
+          <w:rFonts w:ascii="Aptos" w:cs="Aptos" w:eastAsia="Aptos" w:hAnsi="Aptos"/>
+        </w:rPr>
+      </w:pPr>
+      <w:r>
+        <w:rPr>
+          <w:rFonts w:ascii="Aptos" w:cs="Aptos" w:eastAsia="Aptos" w:hAnsi="Aptos"/>
+          <w:b w:val="1"/>
+          <w:rtl w:val="0"/>
+        </w:rPr>
+        <w:t xml:space="preserve">Minimum</w:t>
+      </w:r>
+      <w:r>
+        <w:rPr>
+          <w:rFonts w:ascii="Aptos" w:cs="Aptos" w:eastAsia="Aptos" w:hAnsi="Aptos"/>
+          <w:rtl w:val="0"/>
+        </w:rPr>
+        <w:t xml:space="preserve">: -0.9363</w:t>
+      </w:r>
+    </w:p>
+    <w:p>
+      <w:pPr>
+        <w:rPr>
+          <w:rFonts w:ascii="Aptos" w:cs="Aptos" w:eastAsia="Aptos" w:hAnsi="Aptos"/>
+        </w:rPr>
+      </w:pPr>
+      <w:r>
+        <w:rPr>
+          <w:rFonts w:ascii="Aptos" w:cs="Aptos" w:eastAsia="Aptos" w:hAnsi="Aptos"/>
+          <w:b w:val="1"/>
+          <w:rtl w:val="0"/>
+        </w:rPr>
+        <w:t xml:space="preserve">Maksimum</w:t>
+      </w:r>
+      <w:r>
+        <w:rPr>
+          <w:rFonts w:ascii="Aptos" w:cs="Aptos" w:eastAsia="Aptos" w:hAnsi="Aptos"/>
+          <w:rtl w:val="0"/>
+        </w:rPr>
+        <w:t xml:space="preserve">: 0.8639</w:t>
+      </w:r>
+    </w:p>
+    <w:p>
+      <w:pPr>
+        <w:rPr/>
+      </w:pPr>
+      <w:r>
+        <w:rPr>
+          <w:rFonts w:ascii="Aptos" w:cs="Aptos" w:eastAsia="Aptos" w:hAnsi="Aptos"/>
+          <w:b w:val="1"/>
+          <w:rtl w:val="0"/>
+        </w:rPr>
+        <w:t xml:space="preserve">Rozstęp</w:t>
+      </w:r>
+      <w:r>
+        <w:rPr>
+          <w:rFonts w:ascii="Aptos" w:cs="Aptos" w:eastAsia="Aptos" w:hAnsi="Aptos"/>
+          <w:rtl w:val="0"/>
+        </w:rPr>
+        <w:t xml:space="preserve">: 1.8003</w:t>
+      </w:r>
+      <w:r>
+        <w:rPr>
+          <w:rtl w:val="0"/>
+        </w:rPr>
+      </w:r>
+    </w:p>
+    <w:p>
+      <w:pPr>
         <w:rPr>
           <w:rFonts w:ascii="Aptos" w:cs="Aptos" w:eastAsia="Aptos" w:hAnsi="Aptos"/>
           <w:color w:val="0f4761"/>
@@ -17905,52 +19609,194 @@
       </w:pPr>
       <w:r>
         <w:rPr>
-          <w:rFonts w:ascii="Aptos" w:cs="Aptos" w:eastAsia="Aptos" w:hAnsi="Aptos"/>
-          <w:rtl w:val="0"/>
-        </w:rPr>
-        <w:t xml:space="preserve">Metoda naprawcza służy do poprawy modelu regresji metodą opartą na teście </w:t>
-      </w:r>
-      <w:r>
-        <w:rPr>
-          <w:rFonts w:ascii="Aptos" w:cs="Aptos" w:eastAsia="Aptos" w:hAnsi="Aptos"/>
-          <w:rtl w:val="0"/>
-        </w:rPr>
-        <w:t xml:space="preserve">Ramsey’a</w:t>
-      </w:r>
-      <w:r>
-        <w:rPr>
-          <w:rFonts w:ascii="Aptos" w:cs="Aptos" w:eastAsia="Aptos" w:hAnsi="Aptos"/>
-          <w:rtl w:val="0"/>
-        </w:rPr>
-        <w:t xml:space="preserve"> RESET, który wykrywa nieliniowości w modelu. Dla wybranych ważnych zmiennych ciągłych (</w:t>
-      </w:r>
-      <w:r>
-        <w:rPr>
-          <w:rFonts w:ascii="Aptos" w:cs="Aptos" w:eastAsia="Aptos" w:hAnsi="Aptos"/>
-          <w:rtl w:val="0"/>
-        </w:rPr>
-        <w:t xml:space="preserve">CPU_freq</w:t>
-      </w:r>
-      <w:r>
-        <w:rPr>
-          <w:rFonts w:ascii="Aptos" w:cs="Aptos" w:eastAsia="Aptos" w:hAnsi="Aptos"/>
-          <w:rtl w:val="0"/>
-        </w:rPr>
-        <w:t xml:space="preserve"> i </w:t>
-      </w:r>
-      <w:r>
-        <w:rPr>
-          <w:rFonts w:ascii="Aptos" w:cs="Aptos" w:eastAsia="Aptos" w:hAnsi="Aptos"/>
-          <w:rtl w:val="0"/>
-        </w:rPr>
-        <w:t xml:space="preserve">ScreenW</w:t>
-      </w:r>
-      <w:r>
-        <w:rPr>
-          <w:rFonts w:ascii="Aptos" w:cs="Aptos" w:eastAsia="Aptos" w:hAnsi="Aptos"/>
-          <w:rtl w:val="0"/>
-        </w:rPr>
-        <w:t xml:space="preserve">) oblicza ich standaryzowane kwadraty, które dodaje do zbioru danych jako nowe kolumny. Kolejnym krokiem jest wykrycie zmiennych liczbowych o silnie skośnym rozkładzie, przy czym pomijane są zmienne binarne. Dla tych zmiennych tworzona jest transformacja logarytmiczna, a oryginalne kolumny są usuwane, co pomaga w normalizacji rozkładu i stabilizacji wariancji. Dodatkowo tworzone są nowe zmienne będące interakcjami między wybranymi zmiennymi ciągłymi a binarnymi, gdzie zmienna ciągła jest standaryzowana przed mnożeniem. Dzięki temu model może lepiej uchwycić nieliniowe zależności i zmienne współzależności między cechami.</w:t>
+          <w:rtl w:val="0"/>
+        </w:rPr>
+      </w:r>
+    </w:p>
+    <w:p>
+      <w:pPr>
+        <w:pStyle w:val="Heading3"/>
+        <w:rPr/>
+      </w:pPr>
+      <w:bookmarkStart w:colFirst="0" w:colLast="0" w:name="_ynomqyreua68" w:id="30"/>
+      <w:bookmarkEnd w:id="30"/>
+      <w:r>
+        <w:rPr>
+          <w:rtl w:val="0"/>
+        </w:rPr>
+        <w:t xml:space="preserve">Test Normalności Shapiro-Wilka dla reszt</w:t>
+      </w:r>
+    </w:p>
+    <w:p>
+      <w:pPr>
+        <w:rPr>
+          <w:rFonts w:ascii="Aptos" w:cs="Aptos" w:eastAsia="Aptos" w:hAnsi="Aptos"/>
+        </w:rPr>
+      </w:pPr>
+      <w:r>
+        <w:rPr>
+          <w:rFonts w:ascii="Aptos" w:cs="Aptos" w:eastAsia="Aptos" w:hAnsi="Aptos"/>
+          <w:rtl w:val="0"/>
+        </w:rPr>
+        <w:t xml:space="preserve">Obliczona statystyka W: 0.9970</w:t>
+      </w:r>
+    </w:p>
+    <w:p>
+      <w:pPr>
+        <w:rPr>
+          <w:rFonts w:ascii="Aptos" w:cs="Aptos" w:eastAsia="Aptos" w:hAnsi="Aptos"/>
+          <w:b w:val="1"/>
+        </w:rPr>
+      </w:pPr>
+      <w:r>
+        <w:rPr>
+          <w:rFonts w:ascii="Aptos" w:cs="Aptos" w:eastAsia="Aptos" w:hAnsi="Aptos"/>
+          <w:rtl w:val="0"/>
+        </w:rPr>
+        <w:t xml:space="preserve">P-value: 0.0716</w:t>
+      </w:r>
+      <w:r>
+        <w:rPr>
+          <w:rtl w:val="0"/>
+        </w:rPr>
+      </w:r>
+    </w:p>
+    <w:p>
+      <w:pPr>
+        <w:pStyle w:val="Heading3"/>
+        <w:rPr>
+          <w:rFonts w:ascii="Aptos" w:cs="Aptos" w:eastAsia="Aptos" w:hAnsi="Aptos"/>
+        </w:rPr>
+      </w:pPr>
+      <w:bookmarkStart w:colFirst="0" w:colLast="0" w:name="_12mnray0ddo5" w:id="31"/>
+      <w:bookmarkEnd w:id="31"/>
+      <w:r>
+        <w:rPr>
+          <w:rtl w:val="0"/>
+        </w:rPr>
+        <w:t xml:space="preserve">Test Kołmogorowa-Smirnowa dla rozkładu normalnego reszt</w:t>
+      </w:r>
+      <w:r>
+        <w:rPr>
+          <w:rtl w:val="0"/>
+        </w:rPr>
+      </w:r>
+    </w:p>
+    <w:p>
+      <w:pPr>
+        <w:rPr>
+          <w:rFonts w:ascii="Aptos" w:cs="Aptos" w:eastAsia="Aptos" w:hAnsi="Aptos"/>
+        </w:rPr>
+      </w:pPr>
+      <w:r>
+        <w:rPr>
+          <w:rFonts w:ascii="Aptos" w:cs="Aptos" w:eastAsia="Aptos" w:hAnsi="Aptos"/>
+          <w:rtl w:val="0"/>
+        </w:rPr>
+        <w:t xml:space="preserve">Obliczona statystyka: 0.0251</w:t>
+      </w:r>
+    </w:p>
+    <w:p>
+      <w:pPr>
+        <w:rPr>
+          <w:rFonts w:ascii="Aptos" w:cs="Aptos" w:eastAsia="Aptos" w:hAnsi="Aptos"/>
+        </w:rPr>
+      </w:pPr>
+      <w:r>
+        <w:rPr>
+          <w:rFonts w:ascii="Aptos" w:cs="Aptos" w:eastAsia="Aptos" w:hAnsi="Aptos"/>
+          <w:rtl w:val="0"/>
+        </w:rPr>
+        <w:t xml:space="preserve">P-value: 0.5883</w:t>
+      </w:r>
+    </w:p>
+    <w:p>
+      <w:pPr>
+        <w:rPr>
+          <w:rFonts w:ascii="Aptos" w:cs="Aptos" w:eastAsia="Aptos" w:hAnsi="Aptos"/>
+          <w:b w:val="1"/>
+        </w:rPr>
+      </w:pPr>
+      <w:r>
+        <w:rPr>
+          <w:rtl w:val="0"/>
+        </w:rPr>
+      </w:r>
+    </w:p>
+    <w:p>
+      <w:pPr>
+        <w:pStyle w:val="Heading3"/>
+        <w:rPr>
+          <w:rFonts w:ascii="Aptos" w:cs="Aptos" w:eastAsia="Aptos" w:hAnsi="Aptos"/>
+        </w:rPr>
+      </w:pPr>
+      <w:bookmarkStart w:colFirst="0" w:colLast="0" w:name="_bdljdpvxcdfn" w:id="32"/>
+      <w:bookmarkEnd w:id="32"/>
+      <w:r>
+        <w:rPr>
+          <w:rtl w:val="0"/>
+        </w:rPr>
+        <w:t xml:space="preserve">Test Jarque-Bera dla reszt</w:t>
+      </w:r>
+      <w:r>
+        <w:rPr>
+          <w:rtl w:val="0"/>
+        </w:rPr>
+      </w:r>
+    </w:p>
+    <w:p>
+      <w:pPr>
+        <w:rPr>
+          <w:rFonts w:ascii="Aptos" w:cs="Aptos" w:eastAsia="Aptos" w:hAnsi="Aptos"/>
+        </w:rPr>
+      </w:pPr>
+      <w:r>
+        <w:rPr>
+          <w:rFonts w:ascii="Aptos" w:cs="Aptos" w:eastAsia="Aptos" w:hAnsi="Aptos"/>
+          <w:rtl w:val="0"/>
+        </w:rPr>
+        <w:t xml:space="preserve">Obliczona statystyka: 2.5522</w:t>
+      </w:r>
+    </w:p>
+    <w:p>
+      <w:pPr>
+        <w:rPr>
+          <w:rFonts w:ascii="Aptos" w:cs="Aptos" w:eastAsia="Aptos" w:hAnsi="Aptos"/>
+        </w:rPr>
+      </w:pPr>
+      <w:r>
+        <w:rPr>
+          <w:rFonts w:ascii="Aptos" w:cs="Aptos" w:eastAsia="Aptos" w:hAnsi="Aptos"/>
+          <w:rtl w:val="0"/>
+        </w:rPr>
+        <w:t xml:space="preserve">P-value: 0.2791</w:t>
+      </w:r>
+    </w:p>
+    <w:p>
+      <w:pPr>
+        <w:rPr>
+          <w:rFonts w:ascii="Aptos" w:cs="Aptos" w:eastAsia="Aptos" w:hAnsi="Aptos"/>
+        </w:rPr>
+      </w:pPr>
+      <w:r>
+        <w:rPr>
+          <w:rtl w:val="0"/>
+        </w:rPr>
+      </w:r>
+    </w:p>
+    <w:p>
+      <w:pPr>
+        <w:rPr>
+          <w:rFonts w:ascii="Aptos" w:cs="Aptos" w:eastAsia="Aptos" w:hAnsi="Aptos"/>
+          <w:b w:val="1"/>
+        </w:rPr>
+      </w:pPr>
+      <w:r>
+        <w:rPr>
+          <w:rFonts w:ascii="Aptos" w:cs="Aptos" w:eastAsia="Aptos" w:hAnsi="Aptos"/>
+          <w:rtl w:val="0"/>
+        </w:rPr>
+        <w:t xml:space="preserve">Wyniki testów Shapiro-Wilka, Kołmogorowa-Smirnowa oraz Jarque-Bera wskazują, że rozkład reszt nie odbiega istotnie od normalnego. Spełnione zostało ważne założenie regresji.</w:t>
       </w:r>
       <w:r>
         <w:rPr>
@@ -17975,127 +19821,1024 @@
     </w:p>
     <w:p>
       <w:pPr>
-        <w:rPr>
-          <w:rFonts w:ascii="Aptos" w:cs="Aptos" w:eastAsia="Aptos" w:hAnsi="Aptos"/>
-          <w:color w:val="0f4761"/>
-          <w:sz w:val="28"/>
-          <w:szCs w:val="28"/>
-        </w:rPr>
-      </w:pPr>
-      <w:r>
-        <w:rPr>
-          <w:rtl w:val="0"/>
-        </w:rPr>
-      </w:r>
-    </w:p>
-    <w:p>
-      <w:pPr>
-        <w:rPr>
-          <w:rFonts w:ascii="Aptos" w:cs="Aptos" w:eastAsia="Aptos" w:hAnsi="Aptos"/>
-          <w:color w:val="4ea72e"/>
-        </w:rPr>
-      </w:pPr>
-      <w:r>
-        <w:rPr>
-          <w:rFonts w:ascii="Aptos" w:cs="Aptos" w:eastAsia="Aptos" w:hAnsi="Aptos"/>
-          <w:rtl w:val="0"/>
-        </w:rPr>
-        <w:t xml:space="preserve">DO SPAREWDZENIA I ZMIENIENIA</w:t>
+        <w:pStyle w:val="Heading3"/>
+        <w:rPr>
+          <w:rFonts w:ascii="Aptos" w:cs="Aptos" w:eastAsia="Aptos" w:hAnsi="Aptos"/>
+          <w:b w:val="1"/>
+        </w:rPr>
+      </w:pPr>
+      <w:bookmarkStart w:colFirst="0" w:colLast="0" w:name="_cr6iisd92uoh" w:id="33"/>
+      <w:bookmarkEnd w:id="33"/>
+      <w:r>
+        <w:rPr>
+          <w:rtl w:val="0"/>
+        </w:rPr>
+        <w:t xml:space="preserve">Test Breuscha-Pagana na badanie heterodeskadyczności</w:t>
+      </w:r>
+      <w:r>
+        <w:rPr>
+          <w:rtl w:val="0"/>
+        </w:rPr>
+      </w:r>
+    </w:p>
+    <w:p>
+      <w:pPr>
+        <w:rPr>
+          <w:rFonts w:ascii="Aptos" w:cs="Aptos" w:eastAsia="Aptos" w:hAnsi="Aptos"/>
+        </w:rPr>
+      </w:pPr>
+      <w:r>
+        <w:rPr>
+          <w:rFonts w:ascii="Aptos" w:cs="Aptos" w:eastAsia="Aptos" w:hAnsi="Aptos"/>
+          <w:rtl w:val="0"/>
+        </w:rPr>
+        <w:t xml:space="preserve">Statystyka LM: 117.3412</w:t>
+      </w:r>
+    </w:p>
+    <w:p>
+      <w:pPr>
+        <w:rPr>
+          <w:rFonts w:ascii="Aptos" w:cs="Aptos" w:eastAsia="Aptos" w:hAnsi="Aptos"/>
+        </w:rPr>
+      </w:pPr>
+      <w:r>
+        <w:rPr>
+          <w:rFonts w:ascii="Aptos" w:cs="Aptos" w:eastAsia="Aptos" w:hAnsi="Aptos"/>
+          <w:rtl w:val="0"/>
+        </w:rPr>
+        <w:t xml:space="preserve">p-value (LM): 0.0000</w:t>
+      </w:r>
+    </w:p>
+    <w:p>
+      <w:pPr>
+        <w:rPr>
+          <w:rFonts w:ascii="Aptos" w:cs="Aptos" w:eastAsia="Aptos" w:hAnsi="Aptos"/>
+        </w:rPr>
+      </w:pPr>
+      <w:r>
+        <w:rPr>
+          <w:rFonts w:ascii="Aptos" w:cs="Aptos" w:eastAsia="Aptos" w:hAnsi="Aptos"/>
+          <w:rtl w:val="0"/>
+        </w:rPr>
+        <w:t xml:space="preserve">Statystyka F: 4.4769</w:t>
+      </w:r>
+    </w:p>
+    <w:p>
+      <w:pPr>
+        <w:rPr>
+          <w:rFonts w:ascii="Aptos" w:cs="Aptos" w:eastAsia="Aptos" w:hAnsi="Aptos"/>
+        </w:rPr>
+      </w:pPr>
+      <w:r>
+        <w:rPr>
+          <w:rFonts w:ascii="Aptos" w:cs="Aptos" w:eastAsia="Aptos" w:hAnsi="Aptos"/>
+          <w:rtl w:val="0"/>
+        </w:rPr>
+        <w:t xml:space="preserve">p-value (F): 0.0000</w:t>
+      </w:r>
+    </w:p>
+    <w:p>
+      <w:pPr>
+        <w:rPr>
+          <w:rFonts w:ascii="Aptos" w:cs="Aptos" w:eastAsia="Aptos" w:hAnsi="Aptos"/>
+          <w:b w:val="1"/>
+        </w:rPr>
+      </w:pPr>
+      <w:r>
+        <w:rPr>
+          <w:rtl w:val="0"/>
+        </w:rPr>
+      </w:r>
+    </w:p>
+    <w:p>
+      <w:pPr>
+        <w:rPr>
+          <w:rFonts w:ascii="Aptos" w:cs="Aptos" w:eastAsia="Aptos" w:hAnsi="Aptos"/>
+        </w:rPr>
+      </w:pPr>
+      <w:r>
+        <w:rPr>
+          <w:rFonts w:ascii="Aptos" w:cs="Aptos" w:eastAsia="Aptos" w:hAnsi="Aptos"/>
+          <w:b w:val="1"/>
+          <w:rtl w:val="0"/>
+        </w:rPr>
+        <w:t xml:space="preserve">Odrzucamy hipotezę o homoskedastyczności</w:t>
+      </w:r>
+      <w:r>
+        <w:rPr>
+          <w:rFonts w:ascii="Aptos" w:cs="Aptos" w:eastAsia="Aptos" w:hAnsi="Aptos"/>
+          <w:rtl w:val="0"/>
+        </w:rPr>
+        <w:t xml:space="preserve"> </w:t>
+      </w:r>
+      <w:r>
+        <w:rPr>
+          <w:rFonts w:ascii="Aptos" w:cs="Aptos" w:eastAsia="Aptos" w:hAnsi="Aptos"/>
+          <w:b w:val="1"/>
+          <w:rtl w:val="0"/>
+        </w:rPr>
+        <w:t xml:space="preserve">(α=0.05),</w:t>
+      </w:r>
+      <w:r>
+        <w:rPr>
+          <w:rtl w:val="0"/>
+        </w:rPr>
+      </w:r>
+    </w:p>
+    <w:p>
+      <w:pPr>
+        <w:pStyle w:val="Heading3"/>
+        <w:rPr>
+          <w:rFonts w:ascii="Aptos" w:cs="Aptos" w:eastAsia="Aptos" w:hAnsi="Aptos"/>
+        </w:rPr>
+      </w:pPr>
+      <w:bookmarkStart w:colFirst="0" w:colLast="0" w:name="_254pvajskzeo" w:id="34"/>
+      <w:bookmarkEnd w:id="34"/>
+      <w:r>
+        <w:rPr>
+          <w:rtl w:val="0"/>
+        </w:rPr>
+        <w:t xml:space="preserve">Test White'a na badanie heterodeskadyczności</w:t>
+      </w:r>
+      <w:r>
+        <w:rPr>
+          <w:rtl w:val="0"/>
+        </w:rPr>
+      </w:r>
+    </w:p>
+    <w:p>
+      <w:pPr>
+        <w:rPr>
+          <w:rFonts w:ascii="Aptos" w:cs="Aptos" w:eastAsia="Aptos" w:hAnsi="Aptos"/>
+        </w:rPr>
+      </w:pPr>
+      <w:r>
+        <w:rPr>
+          <w:rFonts w:ascii="Aptos" w:cs="Aptos" w:eastAsia="Aptos" w:hAnsi="Aptos"/>
+          <w:rtl w:val="0"/>
+        </w:rPr>
+        <w:t xml:space="preserve">Statystyka LM: 455.0344</w:t>
+      </w:r>
+    </w:p>
+    <w:p>
+      <w:pPr>
+        <w:rPr>
+          <w:rFonts w:ascii="Aptos" w:cs="Aptos" w:eastAsia="Aptos" w:hAnsi="Aptos"/>
+        </w:rPr>
+      </w:pPr>
+      <w:r>
+        <w:rPr>
+          <w:rFonts w:ascii="Aptos" w:cs="Aptos" w:eastAsia="Aptos" w:hAnsi="Aptos"/>
+          <w:rtl w:val="0"/>
+        </w:rPr>
+        <w:t xml:space="preserve">P-value (LM): 0.0000</w:t>
+      </w:r>
+    </w:p>
+    <w:p>
+      <w:pPr>
+        <w:rPr>
+          <w:rFonts w:ascii="Aptos" w:cs="Aptos" w:eastAsia="Aptos" w:hAnsi="Aptos"/>
+        </w:rPr>
+      </w:pPr>
+      <w:r>
+        <w:rPr>
+          <w:rFonts w:ascii="Aptos" w:cs="Aptos" w:eastAsia="Aptos" w:hAnsi="Aptos"/>
+          <w:rtl w:val="0"/>
+        </w:rPr>
+        <w:t xml:space="preserve">Statystyka F: 2.8961</w:t>
+      </w:r>
+    </w:p>
+    <w:p>
+      <w:pPr>
+        <w:rPr>
+          <w:rFonts w:ascii="Aptos" w:cs="Aptos" w:eastAsia="Aptos" w:hAnsi="Aptos"/>
+        </w:rPr>
+      </w:pPr>
+      <w:r>
+        <w:rPr>
+          <w:rFonts w:ascii="Aptos" w:cs="Aptos" w:eastAsia="Aptos" w:hAnsi="Aptos"/>
+          <w:rtl w:val="0"/>
+        </w:rPr>
+        <w:t xml:space="preserve">P-value (F): 0.0000</w:t>
+      </w:r>
+    </w:p>
+    <w:p>
+      <w:pPr>
+        <w:rPr>
+          <w:rFonts w:ascii="Aptos" w:cs="Aptos" w:eastAsia="Aptos" w:hAnsi="Aptos"/>
+        </w:rPr>
+      </w:pPr>
+      <w:r>
+        <w:rPr>
+          <w:rtl w:val="0"/>
+        </w:rPr>
+      </w:r>
+    </w:p>
+    <w:p>
+      <w:pPr>
+        <w:rPr>
+          <w:rFonts w:ascii="Aptos" w:cs="Aptos" w:eastAsia="Aptos" w:hAnsi="Aptos"/>
+          <w:b w:val="1"/>
+        </w:rPr>
+      </w:pPr>
+      <w:r>
+        <w:rPr>
+          <w:rFonts w:ascii="Aptos" w:cs="Aptos" w:eastAsia="Aptos" w:hAnsi="Aptos"/>
+          <w:b w:val="1"/>
+          <w:rtl w:val="0"/>
+        </w:rPr>
+        <w:t xml:space="preserve">Odrzucamy hipotezę o homoskedastyczności (α=0.05),  </w:t>
+      </w:r>
+    </w:p>
+    <w:p>
+      <w:pPr>
+        <w:rPr>
+          <w:rFonts w:ascii="Aptos" w:cs="Aptos" w:eastAsia="Aptos" w:hAnsi="Aptos"/>
+          <w:b w:val="1"/>
+        </w:rPr>
+      </w:pPr>
+      <w:r>
+        <w:rPr>
+          <w:rtl w:val="0"/>
+        </w:rPr>
+      </w:r>
+    </w:p>
+    <w:p>
+      <w:pPr>
+        <w:pStyle w:val="Heading3"/>
+        <w:rPr/>
+      </w:pPr>
+      <w:bookmarkStart w:colFirst="0" w:colLast="0" w:name="_bpufneoy3wpv" w:id="35"/>
+      <w:bookmarkEnd w:id="35"/>
+      <w:r>
+        <w:rPr>
+          <w:rtl w:val="0"/>
+        </w:rPr>
+        <w:t xml:space="preserve">Test VIF na badanie współliniowości</w:t>
+      </w:r>
+    </w:p>
+    <w:p>
+      <w:pPr>
+        <w:rPr>
+          <w:rFonts w:ascii="Aptos" w:cs="Aptos" w:eastAsia="Aptos" w:hAnsi="Aptos"/>
+        </w:rPr>
+      </w:pPr>
+      <w:r>
+        <w:rPr>
+          <w:rFonts w:ascii="Aptos" w:cs="Aptos" w:eastAsia="Aptos" w:hAnsi="Aptos"/>
+          <w:rtl w:val="0"/>
+        </w:rPr>
+        <w:t xml:space="preserve">Po przeprowadzeniu testu otrzymujemy że tylko 7 zmiennych ma VIF na poziomie wyższym niż 10. Jest to mniej niż w pierwotnej wersji. Zdecydowana większość spełnia założenie o braku </w:t>
+      </w:r>
+      <w:r>
+        <w:rPr>
+          <w:rFonts w:ascii="Aptos" w:cs="Aptos" w:eastAsia="Aptos" w:hAnsi="Aptos"/>
+          <w:rtl w:val="0"/>
+        </w:rPr>
+        <w:t xml:space="preserve">wspóliniowości</w:t>
+      </w:r>
+      <w:r>
+        <w:rPr>
+          <w:rFonts w:ascii="Aptos" w:cs="Aptos" w:eastAsia="Aptos" w:hAnsi="Aptos"/>
+          <w:rtl w:val="0"/>
+        </w:rPr>
+        <w:t xml:space="preserve">. </w:t>
+      </w:r>
+    </w:p>
+    <w:p>
+      <w:pPr>
+        <w:rPr>
+          <w:rFonts w:ascii="Aptos" w:cs="Aptos" w:eastAsia="Aptos" w:hAnsi="Aptos"/>
+        </w:rPr>
+      </w:pPr>
+      <w:r>
+        <w:rPr>
+          <w:rtl w:val="0"/>
+        </w:rPr>
+      </w:r>
+    </w:p>
+    <w:p>
+      <w:pPr>
+        <w:pStyle w:val="Heading3"/>
+        <w:rPr>
+          <w:rFonts w:ascii="Aptos" w:cs="Aptos" w:eastAsia="Aptos" w:hAnsi="Aptos"/>
+        </w:rPr>
+      </w:pPr>
+      <w:bookmarkStart w:colFirst="0" w:colLast="0" w:name="_grw6gpsfm0oy" w:id="36"/>
+      <w:bookmarkEnd w:id="36"/>
+      <w:r>
+        <w:rPr>
+          <w:rtl w:val="0"/>
+        </w:rPr>
+        <w:t xml:space="preserve">Test Chowa do badania strukturalnych zmian w modelu regresji</w:t>
+      </w:r>
+      <w:r>
+        <w:rPr>
+          <w:rtl w:val="0"/>
+        </w:rPr>
+      </w:r>
+    </w:p>
+    <w:p>
+      <w:pPr>
+        <w:rPr>
+          <w:rFonts w:ascii="Aptos" w:cs="Aptos" w:eastAsia="Aptos" w:hAnsi="Aptos"/>
+        </w:rPr>
+      </w:pPr>
+      <w:r>
+        <w:rPr>
+          <w:rFonts w:ascii="Aptos" w:cs="Aptos" w:eastAsia="Aptos" w:hAnsi="Aptos"/>
+          <w:rtl w:val="0"/>
+        </w:rPr>
+        <w:t xml:space="preserve">RSS (model pełny): 71.2443</w:t>
+      </w:r>
+    </w:p>
+    <w:p>
+      <w:pPr>
+        <w:rPr>
+          <w:rFonts w:ascii="Aptos" w:cs="Aptos" w:eastAsia="Aptos" w:hAnsi="Aptos"/>
+        </w:rPr>
+      </w:pPr>
+      <w:r>
+        <w:rPr>
+          <w:rFonts w:ascii="Aptos" w:cs="Aptos" w:eastAsia="Aptos" w:hAnsi="Aptos"/>
+          <w:rtl w:val="0"/>
+        </w:rPr>
+        <w:t xml:space="preserve">RSS (podpróba 1): 27.1386</w:t>
+      </w:r>
+    </w:p>
+    <w:p>
+      <w:pPr>
+        <w:rPr>
+          <w:rFonts w:ascii="Aptos" w:cs="Aptos" w:eastAsia="Aptos" w:hAnsi="Aptos"/>
+        </w:rPr>
+      </w:pPr>
+      <w:r>
+        <w:rPr>
+          <w:rFonts w:ascii="Aptos" w:cs="Aptos" w:eastAsia="Aptos" w:hAnsi="Aptos"/>
+          <w:rtl w:val="0"/>
+        </w:rPr>
+        <w:t xml:space="preserve">RSS (podpróba 2): 42.8983</w:t>
+      </w:r>
+    </w:p>
+    <w:p>
+      <w:pPr>
+        <w:rPr>
+          <w:rFonts w:ascii="Aptos" w:cs="Aptos" w:eastAsia="Aptos" w:hAnsi="Aptos"/>
+        </w:rPr>
+      </w:pPr>
+      <w:r>
+        <w:rPr>
+          <w:rFonts w:ascii="Aptos" w:cs="Aptos" w:eastAsia="Aptos" w:hAnsi="Aptos"/>
+          <w:rtl w:val="0"/>
+        </w:rPr>
+        <w:t xml:space="preserve">RSS (podpróby razem): 70.0369</w:t>
+      </w:r>
+    </w:p>
+    <w:p>
+      <w:pPr>
+        <w:rPr>
+          <w:rFonts w:ascii="Aptos" w:cs="Aptos" w:eastAsia="Aptos" w:hAnsi="Aptos"/>
+        </w:rPr>
+      </w:pPr>
+      <w:r>
+        <w:rPr>
+          <w:rtl w:val="0"/>
+        </w:rPr>
+      </w:r>
+    </w:p>
+    <w:p>
+      <w:pPr>
+        <w:rPr>
+          <w:rFonts w:ascii="Aptos" w:cs="Aptos" w:eastAsia="Aptos" w:hAnsi="Aptos"/>
+        </w:rPr>
+      </w:pPr>
+      <w:r>
+        <w:rPr>
+          <w:rFonts w:ascii="Aptos" w:cs="Aptos" w:eastAsia="Aptos" w:hAnsi="Aptos"/>
+          <w:rtl w:val="0"/>
+        </w:rPr>
+        <w:t xml:space="preserve">Statystyka F: 0.5045</w:t>
+      </w:r>
+    </w:p>
+    <w:p>
+      <w:pPr>
+        <w:rPr>
+          <w:rFonts w:ascii="Aptos" w:cs="Aptos" w:eastAsia="Aptos" w:hAnsi="Aptos"/>
+        </w:rPr>
+      </w:pPr>
+      <w:r>
+        <w:rPr>
+          <w:rFonts w:ascii="Aptos" w:cs="Aptos" w:eastAsia="Aptos" w:hAnsi="Aptos"/>
+          <w:rtl w:val="0"/>
+        </w:rPr>
+        <w:t xml:space="preserve">Wartość krytyczna: 1.4722</w:t>
+      </w:r>
+    </w:p>
+    <w:p>
+      <w:pPr>
+        <w:rPr>
+          <w:rFonts w:ascii="Aptos" w:cs="Aptos" w:eastAsia="Aptos" w:hAnsi="Aptos"/>
+        </w:rPr>
+      </w:pPr>
+      <w:r>
+        <w:rPr>
+          <w:rFonts w:ascii="Aptos" w:cs="Aptos" w:eastAsia="Aptos" w:hAnsi="Aptos"/>
+          <w:rtl w:val="0"/>
+        </w:rPr>
+        <w:t xml:space="preserve">P-value: 0.9883</w:t>
+      </w:r>
+    </w:p>
+    <w:p>
+      <w:pPr>
+        <w:rPr>
+          <w:rFonts w:ascii="Aptos" w:cs="Aptos" w:eastAsia="Aptos" w:hAnsi="Aptos"/>
+        </w:rPr>
+      </w:pPr>
+      <w:r>
+        <w:rPr>
+          <w:rtl w:val="0"/>
+        </w:rPr>
+      </w:r>
+    </w:p>
+    <w:p>
+      <w:pPr>
+        <w:rPr>
+          <w:rFonts w:ascii="Aptos" w:cs="Aptos" w:eastAsia="Aptos" w:hAnsi="Aptos"/>
+        </w:rPr>
+      </w:pPr>
+      <w:r>
+        <w:rPr>
+          <w:rFonts w:ascii="Aptos" w:cs="Aptos" w:eastAsia="Aptos" w:hAnsi="Aptos"/>
+          <w:rtl w:val="0"/>
+        </w:rPr>
+        <w:t xml:space="preserve">Parametry modelu są stabilne</w:t>
+      </w:r>
+    </w:p>
+    <w:p>
+      <w:pPr>
+        <w:rPr>
+          <w:rFonts w:ascii="Aptos" w:cs="Aptos" w:eastAsia="Aptos" w:hAnsi="Aptos"/>
+        </w:rPr>
+      </w:pPr>
+      <w:r>
+        <w:rPr>
+          <w:rtl w:val="0"/>
+        </w:rPr>
+      </w:r>
+    </w:p>
+    <w:p>
+      <w:pPr>
+        <w:pStyle w:val="Heading3"/>
+        <w:rPr>
+          <w:rFonts w:ascii="Aptos" w:cs="Aptos" w:eastAsia="Aptos" w:hAnsi="Aptos"/>
+          <w:b w:val="1"/>
+        </w:rPr>
+      </w:pPr>
+      <w:bookmarkStart w:colFirst="0" w:colLast="0" w:name="_i90rltp6ikgc" w:id="37"/>
+      <w:bookmarkEnd w:id="37"/>
+      <w:r>
+        <w:rPr>
+          <w:rtl w:val="0"/>
+        </w:rPr>
+        <w:t xml:space="preserve">Test Ramseya RESET (Regression Specification Error Test)</w:t>
+      </w:r>
+      <w:r>
+        <w:rPr>
+          <w:rtl w:val="0"/>
+        </w:rPr>
+      </w:r>
+    </w:p>
+    <w:p>
+      <w:pPr>
+        <w:rPr>
+          <w:rFonts w:ascii="Aptos" w:cs="Aptos" w:eastAsia="Aptos" w:hAnsi="Aptos"/>
+        </w:rPr>
+      </w:pPr>
+      <w:r>
+        <w:rPr>
+          <w:rFonts w:ascii="Aptos" w:cs="Aptos" w:eastAsia="Aptos" w:hAnsi="Aptos"/>
+          <w:rtl w:val="0"/>
+        </w:rPr>
+        <w:t xml:space="preserve">RSS (resztowa suma kwadratów) dla modelu ograniczonego (oryginalnego) i nieograniczonego (rozszerzonego):</w:t>
         <w:br w:type="textWrapping"/>
-      </w:r>
-      <w:r>
-        <w:rPr>
-          <w:rFonts w:ascii="Aptos" w:cs="Aptos" w:eastAsia="Aptos" w:hAnsi="Aptos"/>
-          <w:color w:val="4ea72e"/>
-          <w:rtl w:val="0"/>
-        </w:rPr>
-        <w:t xml:space="preserve">Badanie stacjonarności zmiennych i eliminacja niestacjonarności (w przypadku szeregów czasowych).</w:t>
-      </w:r>
-    </w:p>
-    <w:p>
-      <w:pPr>
-        <w:rPr>
-          <w:rFonts w:ascii="Aptos" w:cs="Aptos" w:eastAsia="Aptos" w:hAnsi="Aptos"/>
-          <w:color w:val="4ea72e"/>
-        </w:rPr>
-      </w:pPr>
-      <w:r>
-        <w:rPr>
-          <w:rFonts w:ascii="Aptos" w:cs="Aptos" w:eastAsia="Aptos" w:hAnsi="Aptos"/>
-          <w:color w:val="4ea72e"/>
-          <w:rtl w:val="0"/>
-        </w:rPr>
-        <w:t xml:space="preserve">Eliminacja wartości odstających.</w:t>
-      </w:r>
-    </w:p>
-    <w:p>
-      <w:pPr>
-        <w:rPr>
-          <w:rFonts w:ascii="Aptos" w:cs="Aptos" w:eastAsia="Aptos" w:hAnsi="Aptos"/>
-          <w:color w:val="4ea72e"/>
-        </w:rPr>
-      </w:pPr>
-      <w:r>
-        <w:rPr>
-          <w:rFonts w:ascii="Aptos" w:cs="Aptos" w:eastAsia="Aptos" w:hAnsi="Aptos"/>
-          <w:color w:val="4ea72e"/>
-          <w:rtl w:val="0"/>
-        </w:rPr>
-        <w:t xml:space="preserve">Zastosowanie wybranej metody doboru zmiennych do modelu (np. metoda Hellwiga, metoda krokowa wsteczna)</w:t>
-      </w:r>
-    </w:p>
-    <w:p>
-      <w:pPr>
-        <w:rPr>
-          <w:rFonts w:ascii="Aptos" w:cs="Aptos" w:eastAsia="Aptos" w:hAnsi="Aptos"/>
-        </w:rPr>
-      </w:pPr>
-      <w:r>
-        <w:rPr>
-          <w:rtl w:val="0"/>
-        </w:rPr>
-      </w:r>
-    </w:p>
-    <w:p>
-      <w:pPr>
-        <w:rPr>
-          <w:rFonts w:ascii="Aptos" w:cs="Aptos" w:eastAsia="Aptos" w:hAnsi="Aptos"/>
-        </w:rPr>
-      </w:pPr>
-      <w:r>
-        <w:rPr>
-          <w:rFonts w:ascii="Aptos" w:cs="Aptos" w:eastAsia="Aptos" w:hAnsi="Aptos"/>
-          <w:rtl w:val="0"/>
-        </w:rPr>
-        <w:t xml:space="preserve">Pierwsza Budowa modelu</w:t>
-      </w:r>
-    </w:p>
-    <w:p>
-      <w:pPr>
-        <w:rPr>
-          <w:rFonts w:ascii="Aptos" w:cs="Aptos" w:eastAsia="Aptos" w:hAnsi="Aptos"/>
-        </w:rPr>
-      </w:pPr>
-      <w:r>
-        <w:rPr>
-          <w:rtl w:val="0"/>
-        </w:rPr>
-      </w:r>
-    </w:p>
-    <w:p>
-      <w:pPr>
-        <w:rPr>
-          <w:rFonts w:ascii="Aptos" w:cs="Aptos" w:eastAsia="Aptos" w:hAnsi="Aptos"/>
-          <w:color w:val="4ea72e"/>
-        </w:rPr>
-      </w:pPr>
-      <w:r>
-        <w:rPr>
-          <w:rFonts w:ascii="Aptos" w:cs="Aptos" w:eastAsia="Aptos" w:hAnsi="Aptos"/>
-          <w:color w:val="4ea72e"/>
-          <w:rtl w:val="0"/>
-        </w:rPr>
-        <w:t xml:space="preserve">WMNK – heteroskedastycznosć</w:t>
+        <w:t xml:space="preserve">RSS (model ograniczony): 71.2760</w:t>
+      </w:r>
+    </w:p>
+    <w:p>
+      <w:pPr>
+        <w:rPr>
+          <w:rFonts w:ascii="Aptos" w:cs="Aptos" w:eastAsia="Aptos" w:hAnsi="Aptos"/>
+        </w:rPr>
+      </w:pPr>
+      <w:r>
+        <w:rPr>
+          <w:rFonts w:ascii="Aptos" w:cs="Aptos" w:eastAsia="Aptos" w:hAnsi="Aptos"/>
+          <w:rtl w:val="0"/>
+        </w:rPr>
+        <w:t xml:space="preserve">RSS (model nieograniczony): 70.9648</w:t>
+      </w:r>
+    </w:p>
+    <w:p>
+      <w:pPr>
+        <w:rPr>
+          <w:rFonts w:ascii="Aptos" w:cs="Aptos" w:eastAsia="Aptos" w:hAnsi="Aptos"/>
+        </w:rPr>
+      </w:pPr>
+      <w:r>
+        <w:rPr>
+          <w:rFonts w:ascii="Aptos" w:cs="Aptos" w:eastAsia="Aptos" w:hAnsi="Aptos"/>
+          <w:rtl w:val="0"/>
+        </w:rPr>
+        <w:t xml:space="preserve">Różnica RSS: 0.3113</w:t>
+      </w:r>
+    </w:p>
+    <w:p>
+      <w:pPr>
+        <w:rPr>
+          <w:rFonts w:ascii="Aptos" w:cs="Aptos" w:eastAsia="Aptos" w:hAnsi="Aptos"/>
+        </w:rPr>
+      </w:pPr>
+      <w:r>
+        <w:rPr>
+          <w:rFonts w:ascii="Aptos" w:cs="Aptos" w:eastAsia="Aptos" w:hAnsi="Aptos"/>
+          <w:rtl w:val="0"/>
+        </w:rPr>
+        <w:t xml:space="preserve">Statystyka F: 1.9869</w:t>
+      </w:r>
+    </w:p>
+    <w:p>
+      <w:pPr>
+        <w:rPr>
+          <w:rFonts w:ascii="Aptos" w:cs="Aptos" w:eastAsia="Aptos" w:hAnsi="Aptos"/>
+        </w:rPr>
+      </w:pPr>
+      <w:r>
+        <w:rPr>
+          <w:rFonts w:ascii="Aptos" w:cs="Aptos" w:eastAsia="Aptos" w:hAnsi="Aptos"/>
+          <w:rtl w:val="0"/>
+        </w:rPr>
+        <w:t xml:space="preserve">Wartość krytyczna: 3.0057</w:t>
+      </w:r>
+    </w:p>
+    <w:p>
+      <w:pPr>
+        <w:rPr>
+          <w:rFonts w:ascii="Aptos" w:cs="Aptos" w:eastAsia="Aptos" w:hAnsi="Aptos"/>
+        </w:rPr>
+      </w:pPr>
+      <w:r>
+        <w:rPr>
+          <w:rFonts w:ascii="Aptos" w:cs="Aptos" w:eastAsia="Aptos" w:hAnsi="Aptos"/>
+          <w:rtl w:val="0"/>
+        </w:rPr>
+        <w:t xml:space="preserve">P-value: 0.1377</w:t>
+      </w:r>
+    </w:p>
+    <w:p>
+      <w:pPr>
+        <w:rPr>
+          <w:rFonts w:ascii="Aptos" w:cs="Aptos" w:eastAsia="Aptos" w:hAnsi="Aptos"/>
+        </w:rPr>
+      </w:pPr>
+      <w:r>
+        <w:rPr>
+          <w:rtl w:val="0"/>
+        </w:rPr>
+      </w:r>
+    </w:p>
+    <w:p>
+      <w:pPr>
+        <w:rPr>
+          <w:rFonts w:ascii="Aptos" w:cs="Aptos" w:eastAsia="Aptos" w:hAnsi="Aptos"/>
+        </w:rPr>
+      </w:pPr>
+      <w:r>
+        <w:rPr>
+          <w:rFonts w:ascii="Aptos" w:cs="Aptos" w:eastAsia="Aptos" w:hAnsi="Aptos"/>
+          <w:rtl w:val="0"/>
+        </w:rPr>
+        <w:t xml:space="preserve">Postać analityczna jest prawidłowa. Brak przesłanek do odrzucenia hipotezy o prawidłowej formie analitycznej modelu – model nie pomija istotnych zmiennych ani nie zawiera </w:t>
+      </w:r>
+      <w:r>
+        <w:rPr>
+          <w:rFonts w:ascii="Aptos" w:cs="Aptos" w:eastAsia="Aptos" w:hAnsi="Aptos"/>
+          <w:rtl w:val="0"/>
+        </w:rPr>
+        <w:t xml:space="preserve">błędnych</w:t>
+      </w:r>
+      <w:r>
+        <w:rPr>
+          <w:rFonts w:ascii="Aptos" w:cs="Aptos" w:eastAsia="Aptos" w:hAnsi="Aptos"/>
+          <w:rtl w:val="0"/>
+        </w:rPr>
+        <w:t xml:space="preserve"> przekształceń.</w:t>
+      </w:r>
+    </w:p>
+    <w:p>
+      <w:pPr>
+        <w:pStyle w:val="Heading3"/>
+        <w:rPr/>
+      </w:pPr>
+      <w:bookmarkStart w:colFirst="0" w:colLast="0" w:name="_dgvadpnpnweq" w:id="38"/>
+      <w:bookmarkEnd w:id="38"/>
+      <w:r>
+        <w:rPr>
+          <w:rtl w:val="0"/>
+        </w:rPr>
+        <w:t xml:space="preserve">Test liczby serii (Runs Test)</w:t>
+      </w:r>
+    </w:p>
+    <w:p>
+      <w:pPr>
+        <w:rPr>
+          <w:rFonts w:ascii="Aptos" w:cs="Aptos" w:eastAsia="Aptos" w:hAnsi="Aptos"/>
+        </w:rPr>
+      </w:pPr>
+      <w:r>
+        <w:rPr>
+          <w:rFonts w:ascii="Aptos" w:cs="Aptos" w:eastAsia="Aptos" w:hAnsi="Aptos"/>
+          <w:rtl w:val="0"/>
+        </w:rPr>
+        <w:t xml:space="preserve">Liczba serii: 474</w:t>
+      </w:r>
+    </w:p>
+    <w:p>
+      <w:pPr>
+        <w:rPr>
+          <w:rFonts w:ascii="Aptos" w:cs="Aptos" w:eastAsia="Aptos" w:hAnsi="Aptos"/>
+        </w:rPr>
+      </w:pPr>
+      <w:r>
+        <w:rPr>
+          <w:rFonts w:ascii="Aptos" w:cs="Aptos" w:eastAsia="Aptos" w:hAnsi="Aptos"/>
+          <w:rtl w:val="0"/>
+        </w:rPr>
+        <w:t xml:space="preserve">Oczekiwana liczba serii: 470</w:t>
+      </w:r>
+    </w:p>
+    <w:p>
+      <w:pPr>
+        <w:rPr>
+          <w:rFonts w:ascii="Aptos" w:cs="Aptos" w:eastAsia="Aptos" w:hAnsi="Aptos"/>
+        </w:rPr>
+      </w:pPr>
+      <w:r>
+        <w:rPr>
+          <w:rtl w:val="0"/>
+        </w:rPr>
+      </w:r>
+    </w:p>
+    <w:p>
+      <w:pPr>
+        <w:rPr>
+          <w:rFonts w:ascii="Aptos" w:cs="Aptos" w:eastAsia="Aptos" w:hAnsi="Aptos"/>
+        </w:rPr>
+      </w:pPr>
+      <w:r>
+        <w:rPr>
+          <w:rFonts w:ascii="Aptos" w:cs="Aptos" w:eastAsia="Aptos" w:hAnsi="Aptos"/>
+          <w:rtl w:val="0"/>
+        </w:rPr>
+        <w:t xml:space="preserve">Statystyka Z: 0.2287</w:t>
+      </w:r>
+    </w:p>
+    <w:p>
+      <w:pPr>
+        <w:rPr>
+          <w:rFonts w:ascii="Aptos" w:cs="Aptos" w:eastAsia="Aptos" w:hAnsi="Aptos"/>
+        </w:rPr>
+      </w:pPr>
+      <w:r>
+        <w:rPr>
+          <w:rFonts w:ascii="Aptos" w:cs="Aptos" w:eastAsia="Aptos" w:hAnsi="Aptos"/>
+          <w:rtl w:val="0"/>
+        </w:rPr>
+        <w:t xml:space="preserve">Wartość krytyczna Z przy α=0.05: ±1.9600</w:t>
+      </w:r>
+    </w:p>
+    <w:p>
+      <w:pPr>
+        <w:rPr>
+          <w:rFonts w:ascii="Aptos" w:cs="Aptos" w:eastAsia="Aptos" w:hAnsi="Aptos"/>
+        </w:rPr>
+      </w:pPr>
+      <w:r>
+        <w:rPr>
+          <w:rFonts w:ascii="Aptos" w:cs="Aptos" w:eastAsia="Aptos" w:hAnsi="Aptos"/>
+          <w:rtl w:val="0"/>
+        </w:rPr>
+        <w:t xml:space="preserve">P-value (test </w:t>
+      </w:r>
+      <w:r>
+        <w:rPr>
+          <w:rFonts w:ascii="Aptos" w:cs="Aptos" w:eastAsia="Aptos" w:hAnsi="Aptos"/>
+          <w:rtl w:val="0"/>
+        </w:rPr>
+        <w:t xml:space="preserve">dwustronny</w:t>
+      </w:r>
+      <w:r>
+        <w:rPr>
+          <w:rFonts w:ascii="Aptos" w:cs="Aptos" w:eastAsia="Aptos" w:hAnsi="Aptos"/>
+          <w:rtl w:val="0"/>
+        </w:rPr>
+        <w:t xml:space="preserve">): 0.8191</w:t>
+      </w:r>
+    </w:p>
+    <w:p>
+      <w:pPr>
+        <w:rPr>
+          <w:rFonts w:ascii="Aptos" w:cs="Aptos" w:eastAsia="Aptos" w:hAnsi="Aptos"/>
+        </w:rPr>
+      </w:pPr>
+      <w:r>
+        <w:rPr>
+          <w:rtl w:val="0"/>
+        </w:rPr>
+      </w:r>
+    </w:p>
+    <w:p>
+      <w:pPr>
+        <w:rPr>
+          <w:rFonts w:ascii="Aptos" w:cs="Aptos" w:eastAsia="Aptos" w:hAnsi="Aptos"/>
+        </w:rPr>
+      </w:pPr>
+      <w:r>
+        <w:rPr>
+          <w:rFonts w:ascii="Aptos" w:cs="Aptos" w:eastAsia="Aptos" w:hAnsi="Aptos"/>
+          <w:rtl w:val="0"/>
+        </w:rPr>
+        <w:t xml:space="preserve">Rozkład reszt jest zadowalający, reszty są rozmieszczone losowo</w:t>
+      </w:r>
+    </w:p>
+    <w:p>
+      <w:pPr>
+        <w:pStyle w:val="Heading1"/>
+        <w:rPr/>
+      </w:pPr>
+      <w:bookmarkStart w:colFirst="0" w:colLast="0" w:name="_i8f4refuqc4r" w:id="39"/>
+      <w:bookmarkEnd w:id="39"/>
+      <w:r>
+        <w:rPr>
+          <w:rFonts w:ascii="Aptos" w:cs="Aptos" w:eastAsia="Aptos" w:hAnsi="Aptos"/>
+          <w:rtl w:val="0"/>
+        </w:rPr>
+        <w:t xml:space="preserve">Ocena</w:t>
+      </w:r>
+      <w:r>
+        <w:rPr>
+          <w:rFonts w:ascii="Aptos" w:cs="Aptos" w:eastAsia="Aptos" w:hAnsi="Aptos"/>
+          <w:rtl w:val="0"/>
+        </w:rPr>
+        <w:t xml:space="preserve"> </w:t>
+      </w:r>
+      <w:r>
+        <w:rPr>
+          <w:rFonts w:ascii="Aptos" w:cs="Aptos" w:eastAsia="Aptos" w:hAnsi="Aptos"/>
+          <w:rtl w:val="0"/>
+        </w:rPr>
+        <w:t xml:space="preserve">modelu</w:t>
+      </w:r>
+      <w:r>
+        <w:rPr>
+          <w:rtl w:val="0"/>
+        </w:rPr>
+      </w:r>
+    </w:p>
+    <w:p>
+      <w:pPr>
+        <w:rPr/>
+      </w:pPr>
+      <w:r>
+        <w:rPr>
+          <w:rtl w:val="0"/>
+        </w:rPr>
+      </w:r>
+    </w:p>
+    <w:p>
+      <w:pPr>
+        <w:pStyle w:val="Heading2"/>
+        <w:rPr/>
+      </w:pPr>
+      <w:bookmarkStart w:colFirst="0" w:colLast="0" w:name="_2j3jy8oxip0k" w:id="40"/>
+      <w:bookmarkEnd w:id="40"/>
+      <w:r>
+        <w:rPr>
+          <w:rFonts w:ascii="Aptos" w:cs="Aptos" w:eastAsia="Aptos" w:hAnsi="Aptos"/>
+          <w:rtl w:val="0"/>
+        </w:rPr>
+        <w:t xml:space="preserve">Wzór finalnego modelu</w:t>
+      </w:r>
+      <w:r>
+        <w:rPr>
+          <w:rtl w:val="0"/>
+        </w:rPr>
+      </w:r>
+    </w:p>
+    <w:p>
+      <w:pPr>
+        <w:rPr/>
+      </w:pPr>
+      <w:r>
+        <w:rPr>
+          <w:rtl w:val="0"/>
+        </w:rPr>
+      </w:r>
+    </w:p>
+    <w:p>
+      <w:pPr>
+        <w:rPr>
+          <w:rFonts w:ascii="Aptos" w:cs="Aptos" w:eastAsia="Aptos" w:hAnsi="Aptos"/>
+          <w:i w:val="1"/>
+        </w:rPr>
+      </w:pPr>
+      <w:r>
+        <w:rPr>
+          <w:rFonts w:ascii="Aptos" w:cs="Aptos" w:eastAsia="Aptos" w:hAnsi="Aptos"/>
+          <w:i w:val="1"/>
+          <w:rtl w:val="0"/>
+        </w:rPr>
+        <w:t xml:space="preserve">Y = -0.3323 + 0.0932 * Company_Lenovo + -0.1788 * OS_Linux + -0.2871 * OS_No OS + 0.3012 * Company_Other + 0.1437 * CPU_freq + 0.1871 * GPU_company_Nvidia + 0.1868 * Company_Dell + 0.1044 * Company_Asus + 0.1008 * Company_HP + 0.2170 * PrimaryStorageType_SSD + 0.1647 * GPU_company_Intel + 0.1815 * Company_Toshiba + 0.0978 * Company_Lenovo_group2 + 0.0773 * OS_Linux_group2 + 0.0260 * OS_No OS_group2 + -0.1557 * Company_Other_group2 + -0.0001 * ScreenW_group2 + 0.1135 * CPU_freq_group2 + 0.1442 * GPU_company_Nvidia_group2 + 0.0781 * Company_Dell_group2 + 0.1854 * Company_HP_group2 + 0.1706 * GPU_company_Intel_group2 + 0.1445 * Company_Toshiba_group2 + -0.0072 * ScreenW_squared + 0.6690 * Ram_log + 0.6586 * ScreenW_log + -0.0668 * Ram_group2_log + 0.0255 * CPU_freq_x_Company_Lenovo + 0.0445 * ScreenW_x_GPU_company_Intel</w:t>
+      </w:r>
+      <w:r>
+        <w:rPr>
+          <w:rtl w:val="0"/>
+        </w:rPr>
+      </w:r>
+    </w:p>
+    <w:p>
+      <w:pPr>
+        <w:rPr>
+          <w:rFonts w:ascii="Aptos" w:cs="Aptos" w:eastAsia="Aptos" w:hAnsi="Aptos"/>
+        </w:rPr>
+      </w:pPr>
+      <w:r>
+        <w:rPr>
+          <w:rtl w:val="0"/>
+        </w:rPr>
+      </w:r>
+    </w:p>
+    <w:p>
+      <w:pPr>
+        <w:rPr>
+          <w:rFonts w:ascii="Aptos" w:cs="Aptos" w:eastAsia="Aptos" w:hAnsi="Aptos"/>
+        </w:rPr>
+      </w:pPr>
+      <w:r>
+        <w:rPr>
+          <w:rtl w:val="0"/>
+        </w:rPr>
+      </w:r>
+    </w:p>
+    <w:p>
+      <w:pPr>
+        <w:pStyle w:val="Heading2"/>
+        <w:rPr>
+          <w:rFonts w:ascii="Aptos" w:cs="Aptos" w:eastAsia="Aptos" w:hAnsi="Aptos"/>
+        </w:rPr>
+      </w:pPr>
+      <w:bookmarkStart w:colFirst="0" w:colLast="0" w:name="_9z8wit8vl3eg" w:id="41"/>
+      <w:bookmarkEnd w:id="41"/>
+      <w:r>
+        <w:rPr>
+          <w:rFonts w:ascii="Aptos" w:cs="Aptos" w:eastAsia="Aptos" w:hAnsi="Aptos"/>
+          <w:rtl w:val="0"/>
+        </w:rPr>
+        <w:t xml:space="preserve">Statystyki finalnego modelu:</w:t>
+      </w:r>
+    </w:p>
+    <w:p>
+      <w:pPr>
+        <w:rPr/>
+      </w:pPr>
+      <w:r>
+        <w:rPr>
+          <w:rtl w:val="0"/>
+        </w:rPr>
+      </w:r>
+    </w:p>
+    <w:p>
+      <w:pPr>
+        <w:rPr>
+          <w:rFonts w:ascii="Aptos" w:cs="Aptos" w:eastAsia="Aptos" w:hAnsi="Aptos"/>
+        </w:rPr>
+      </w:pPr>
+      <w:r>
+        <w:rPr>
+          <w:rFonts w:ascii="Aptos" w:cs="Aptos" w:eastAsia="Aptos" w:hAnsi="Aptos"/>
+          <w:rtl w:val="0"/>
+        </w:rPr>
+        <w:t xml:space="preserve">R²: 0.9995 (OLS: 0.7781)</w:t>
+      </w:r>
+    </w:p>
+    <w:p>
+      <w:pPr>
+        <w:rPr>
+          <w:rFonts w:ascii="Aptos" w:cs="Aptos" w:eastAsia="Aptos" w:hAnsi="Aptos"/>
+        </w:rPr>
+      </w:pPr>
+      <w:r>
+        <w:rPr>
+          <w:rFonts w:ascii="Aptos" w:cs="Aptos" w:eastAsia="Aptos" w:hAnsi="Aptos"/>
+          <w:rtl w:val="0"/>
+        </w:rPr>
+        <w:t xml:space="preserve">Durbin-Watson: 2.0330 (OLS: 2.0520)</w:t>
+      </w:r>
+    </w:p>
+    <w:p>
+      <w:pPr>
+        <w:rPr>
+          <w:rFonts w:ascii="Aptos" w:cs="Aptos" w:eastAsia="Aptos" w:hAnsi="Aptos"/>
+        </w:rPr>
+      </w:pPr>
+      <w:r>
+        <w:rPr>
+          <w:rFonts w:ascii="Aptos" w:cs="Aptos" w:eastAsia="Aptos" w:hAnsi="Aptos"/>
+          <w:rtl w:val="0"/>
+        </w:rPr>
+        <w:t xml:space="preserve">Jarque-Bera (JB): 147.8530 (OLS: 2.2810), p-value: 0.0000 (OLS: 0.3200)</w:t>
+      </w:r>
+    </w:p>
+    <w:p>
+      <w:pPr>
+        <w:rPr>
+          <w:rFonts w:ascii="Aptos" w:cs="Aptos" w:eastAsia="Aptos" w:hAnsi="Aptos"/>
+        </w:rPr>
+      </w:pPr>
+      <w:r>
+        <w:rPr>
+          <w:rFonts w:ascii="Aptos" w:cs="Aptos" w:eastAsia="Aptos" w:hAnsi="Aptos"/>
+          <w:rtl w:val="0"/>
+        </w:rPr>
+        <w:t xml:space="preserve">Test t-studenta: Wszystkie parametry są istotne</w:t>
+      </w:r>
+    </w:p>
+    <w:p>
+      <w:pPr>
+        <w:rPr/>
+      </w:pPr>
+      <w:r>
+        <w:rPr>
+          <w:rtl w:val="0"/>
+        </w:rPr>
+      </w:r>
+    </w:p>
+    <w:p>
+      <w:pPr>
+        <w:rPr>
+          <w:rFonts w:ascii="Aptos" w:cs="Aptos" w:eastAsia="Aptos" w:hAnsi="Aptos"/>
+        </w:rPr>
+      </w:pPr>
+      <w:r>
+        <w:rPr>
+          <w:rtl w:val="0"/>
+        </w:rPr>
+      </w:r>
+    </w:p>
+    <w:p>
+      <w:pPr>
+        <w:pStyle w:val="Heading2"/>
+        <w:rPr>
+          <w:rFonts w:ascii="Aptos" w:cs="Aptos" w:eastAsia="Aptos" w:hAnsi="Aptos"/>
+        </w:rPr>
+      </w:pPr>
+      <w:bookmarkStart w:colFirst="0" w:colLast="0" w:name="_ah5su03g7xg" w:id="42"/>
+      <w:bookmarkEnd w:id="42"/>
+      <w:r>
+        <w:rPr>
+          <w:rFonts w:ascii="Aptos" w:cs="Aptos" w:eastAsia="Aptos" w:hAnsi="Aptos"/>
+          <w:rtl w:val="0"/>
+        </w:rPr>
+        <w:t xml:space="preserve">Analiza finalnego modelu:</w:t>
+      </w:r>
+    </w:p>
+    <w:p>
+      <w:pPr>
+        <w:spacing w:after="240" w:before="240" w:lineRule="auto"/>
+        <w:rPr>
+          <w:rFonts w:ascii="Aptos" w:cs="Aptos" w:eastAsia="Aptos" w:hAnsi="Aptos"/>
+        </w:rPr>
+      </w:pPr>
+      <w:r>
+        <w:rPr>
+          <w:rFonts w:ascii="Aptos" w:cs="Aptos" w:eastAsia="Aptos" w:hAnsi="Aptos"/>
+          <w:rtl w:val="0"/>
+        </w:rPr>
+        <w:t xml:space="preserve">Bardzo wysoka wartość R² (0.9995) wskazuje, że model nadal niemal idealnie dopasowuje się do danych – niemal cała zmienność w wynikach jest wyjaśniana przez uwzględnione cechy, co potwierdza wysoką jakość predykcji. Nawet uproszczony model (OLS) osiąga R² = 0.7781, co nadal świadczy o dobrym dopasowaniu. W modelu zawarto szeroki zestaw cech – od podstawowych parametrów sprzętowych (jak częstotliwość CPU, producent, typ GPU i dysku), po ich przekształcenia (logarytmy, kwadraty, interakcje), co pozwala modelowi uchwycić złożone, nieliniowe zależności między cechami. Wartość statystyki Durbin-Watsona (~2.03) sugeruje, że reszty modelu nie są autokorelacyjne – nie występuje systematyczny błąd w przewidywaniach. To pozytywny sygnał świadczący o stabilności modelu. Test Jarque-Bera wskazuje, że rozkład reszt odbiega od normalnego (p &lt; 0.05), jednak w praktyce nie powinno to znacząco wpływać na skuteczność predykcyjną modelu – szczególnie przy tak wysokim R².</w:t>
+      </w:r>
+    </w:p>
+    <w:p>
+      <w:pPr>
+        <w:spacing w:after="240" w:before="240" w:lineRule="auto"/>
+        <w:rPr>
+          <w:rFonts w:ascii="Aptos" w:cs="Aptos" w:eastAsia="Aptos" w:hAnsi="Aptos"/>
+        </w:rPr>
+      </w:pPr>
+      <w:r>
+        <w:rPr>
+          <w:rFonts w:ascii="Aptos" w:cs="Aptos" w:eastAsia="Aptos" w:hAnsi="Aptos"/>
+          <w:rtl w:val="0"/>
+        </w:rPr>
+        <w:t xml:space="preserve">Parametry modelu (czyli współczynniki przy poszczególnych zmiennych) pokazują, jak każda cecha wpływa na wynik – przy założeniu, że inne zmienne są niezmienne:</w:t>
       </w:r>
     </w:p>
     <w:p>
@@ -18106,7 +20849,7 @@
         <w:widowControl w:val="1"/>
         <w:numPr>
           <w:ilvl w:val="0"/>
-          <w:numId w:val="2"/>
+          <w:numId w:val="3"/>
         </w:numPr>
         <w:pBdr>
           <w:top w:space="0" w:sz="0" w:val="nil"/>
@@ -18120,34 +20863,16 @@
         <w:ind w:left="720" w:right="0" w:hanging="360"/>
         <w:jc w:val="left"/>
         <w:rPr>
-          <w:b w:val="0"/>
-          <w:i w:val="0"/>
-          <w:smallCaps w:val="0"/>
-          <w:strike w:val="0"/>
-          <w:color w:val="4ea72e"/>
-          <w:sz w:val="24"/>
-          <w:szCs w:val="24"/>
-          <w:u w:val="none"/>
-          <w:shd w:fill="auto" w:val="clear"/>
-          <w:vertAlign w:val="baseline"/>
-        </w:rPr>
-      </w:pPr>
-      <w:r>
-        <w:rPr>
-          <w:rFonts w:ascii="Aptos" w:cs="Aptos" w:eastAsia="Aptos" w:hAnsi="Aptos"/>
-          <w:b w:val="0"/>
-          <w:i w:val="0"/>
-          <w:smallCaps w:val="0"/>
-          <w:strike w:val="0"/>
-          <w:color w:val="4ea72e"/>
-          <w:sz w:val="24"/>
-          <w:szCs w:val="24"/>
-          <w:u w:val="none"/>
-          <w:shd w:fill="auto" w:val="clear"/>
-          <w:vertAlign w:val="baseline"/>
-          <w:rtl w:val="0"/>
-        </w:rPr>
-        <w:t xml:space="preserve">Hellwig – usunąć zmienne kategoryczne przed a potem dodać I sprawdzić czy istotne</w:t>
+          <w:b w:val="1"/>
+        </w:rPr>
+      </w:pPr>
+      <w:r>
+        <w:rPr>
+          <w:rFonts w:ascii="Aptos" w:cs="Aptos" w:eastAsia="Aptos" w:hAnsi="Aptos"/>
+          <w:rtl w:val="0"/>
+        </w:rPr>
+        <w:t xml:space="preserve">CPU_freq (0.1437): Wyższa częstotliwość procesora przekłada się na wzrost wartości zmiennej zależnej. Oznacza to, że szybsze procesory są premiowane w ocenie/wartości laptopów.</w:t>
+        <w:br w:type="textWrapping"/>
       </w:r>
     </w:p>
     <w:p>
@@ -18158,7 +20883,7 @@
         <w:widowControl w:val="1"/>
         <w:numPr>
           <w:ilvl w:val="0"/>
-          <w:numId w:val="2"/>
+          <w:numId w:val="3"/>
         </w:numPr>
         <w:pBdr>
           <w:top w:space="0" w:sz="0" w:val="nil"/>
@@ -18172,70 +20897,840 @@
         <w:ind w:left="720" w:right="0" w:hanging="360"/>
         <w:jc w:val="left"/>
         <w:rPr>
-          <w:b w:val="0"/>
-          <w:i w:val="0"/>
-          <w:smallCaps w:val="0"/>
-          <w:strike w:val="0"/>
-          <w:color w:val="4ea72e"/>
-          <w:sz w:val="24"/>
-          <w:szCs w:val="24"/>
-          <w:u w:val="none"/>
-          <w:shd w:fill="auto" w:val="clear"/>
-          <w:vertAlign w:val="baseline"/>
-        </w:rPr>
-      </w:pPr>
-      <w:r>
-        <w:rPr>
-          <w:rFonts w:ascii="Aptos" w:cs="Aptos" w:eastAsia="Aptos" w:hAnsi="Aptos"/>
-          <w:b w:val="0"/>
-          <w:i w:val="0"/>
-          <w:smallCaps w:val="0"/>
-          <w:strike w:val="0"/>
-          <w:color w:val="4ea72e"/>
-          <w:sz w:val="24"/>
-          <w:szCs w:val="24"/>
-          <w:u w:val="none"/>
-          <w:shd w:fill="auto" w:val="clear"/>
-          <w:vertAlign w:val="baseline"/>
-          <w:rtl w:val="0"/>
-        </w:rPr>
-        <w:t xml:space="preserve">Test na istottneośc parametrów – t-studenta</w:t>
-      </w:r>
-    </w:p>
-    <w:p>
-      <w:pPr>
-        <w:rPr>
-          <w:rFonts w:ascii="Aptos" w:cs="Aptos" w:eastAsia="Aptos" w:hAnsi="Aptos"/>
-        </w:rPr>
-      </w:pPr>
-      <w:r>
-        <w:rPr>
-          <w:rFonts w:ascii="Aptos" w:cs="Aptos" w:eastAsia="Aptos" w:hAnsi="Aptos"/>
-          <w:rtl w:val="0"/>
-        </w:rPr>
-        <w:t xml:space="preserve">Test koincydencji</w:t>
-      </w:r>
-    </w:p>
-    <w:p>
-      <w:pPr>
-        <w:rPr>
-          <w:rFonts w:ascii="Aptos" w:cs="Aptos" w:eastAsia="Aptos" w:hAnsi="Aptos"/>
-        </w:rPr>
-      </w:pPr>
-      <w:r>
-        <w:rPr>
-          <w:rFonts w:ascii="Aptos" w:cs="Aptos" w:eastAsia="Aptos" w:hAnsi="Aptos"/>
-          <w:rtl w:val="0"/>
-        </w:rPr>
-        <w:t xml:space="preserve">Test na katalizatory</w:t>
-      </w:r>
-    </w:p>
-    <w:p>
-      <w:pPr>
-        <w:rPr>
-          <w:rFonts w:ascii="Aptos" w:cs="Aptos" w:eastAsia="Aptos" w:hAnsi="Aptos"/>
-        </w:rPr>
-      </w:pPr>
+          <w:b w:val="1"/>
+        </w:rPr>
+      </w:pPr>
+      <w:r>
+        <w:rPr>
+          <w:rFonts w:ascii="Aptos" w:cs="Aptos" w:eastAsia="Aptos" w:hAnsi="Aptos"/>
+          <w:rtl w:val="0"/>
+        </w:rPr>
+        <w:t xml:space="preserve">ScreenW_log (0.6586): Większa szerokość ekranu (w skali logarytmicznej) wyraźnie zwiększa wartość, co jest zrozumiałe – większe ekrany to często cecha sprzętów wyższej klasy.</w:t>
+        <w:br w:type="textWrapping"/>
+      </w:r>
+    </w:p>
+    <w:p>
+      <w:pPr>
+        <w:keepNext w:val="0"/>
+        <w:keepLines w:val="0"/>
+        <w:pageBreakBefore w:val="0"/>
+        <w:widowControl w:val="1"/>
+        <w:numPr>
+          <w:ilvl w:val="0"/>
+          <w:numId w:val="3"/>
+        </w:numPr>
+        <w:pBdr>
+          <w:top w:space="0" w:sz="0" w:val="nil"/>
+          <w:left w:space="0" w:sz="0" w:val="nil"/>
+          <w:bottom w:space="0" w:sz="0" w:val="nil"/>
+          <w:right w:space="0" w:sz="0" w:val="nil"/>
+          <w:between w:space="0" w:sz="0" w:val="nil"/>
+        </w:pBdr>
+        <w:shd w:fill="auto" w:val="clear"/>
+        <w:spacing w:after="0" w:before="0" w:line="240" w:lineRule="auto"/>
+        <w:ind w:left="720" w:right="0" w:hanging="360"/>
+        <w:jc w:val="left"/>
+        <w:rPr>
+          <w:b w:val="1"/>
+        </w:rPr>
+      </w:pPr>
+      <w:r>
+        <w:rPr>
+          <w:rFonts w:ascii="Aptos" w:cs="Aptos" w:eastAsia="Aptos" w:hAnsi="Aptos"/>
+          <w:rtl w:val="0"/>
+        </w:rPr>
+        <w:t xml:space="preserve">Ram_log (0.6690): Większa ilość pamięci RAM także znacząco podnosi wartość końcową – zgodne z intuicją oraz oczekiwaniami użytkowników.</w:t>
+        <w:br w:type="textWrapping"/>
+      </w:r>
+    </w:p>
+    <w:p>
+      <w:pPr>
+        <w:keepNext w:val="0"/>
+        <w:keepLines w:val="0"/>
+        <w:pageBreakBefore w:val="0"/>
+        <w:widowControl w:val="1"/>
+        <w:numPr>
+          <w:ilvl w:val="0"/>
+          <w:numId w:val="3"/>
+        </w:numPr>
+        <w:pBdr>
+          <w:top w:space="0" w:sz="0" w:val="nil"/>
+          <w:left w:space="0" w:sz="0" w:val="nil"/>
+          <w:bottom w:space="0" w:sz="0" w:val="nil"/>
+          <w:right w:space="0" w:sz="0" w:val="nil"/>
+          <w:between w:space="0" w:sz="0" w:val="nil"/>
+        </w:pBdr>
+        <w:shd w:fill="auto" w:val="clear"/>
+        <w:spacing w:after="0" w:before="0" w:line="240" w:lineRule="auto"/>
+        <w:ind w:left="720" w:right="0" w:hanging="360"/>
+        <w:jc w:val="left"/>
+        <w:rPr>
+          <w:b w:val="1"/>
+        </w:rPr>
+      </w:pPr>
+      <w:r>
+        <w:rPr>
+          <w:rFonts w:ascii="Aptos" w:cs="Aptos" w:eastAsia="Aptos" w:hAnsi="Aptos"/>
+          <w:rtl w:val="0"/>
+        </w:rPr>
+        <w:t xml:space="preserve">PrimaryStorageType_SSD (0.2170): Laptopy z dyskiem SSD są wyżej oceniane – ze względu na szybkość działania i nowoczesność rozwiązania.</w:t>
+        <w:br w:type="textWrapping"/>
+      </w:r>
+    </w:p>
+    <w:p>
+      <w:pPr>
+        <w:keepNext w:val="0"/>
+        <w:keepLines w:val="0"/>
+        <w:pageBreakBefore w:val="0"/>
+        <w:widowControl w:val="1"/>
+        <w:numPr>
+          <w:ilvl w:val="0"/>
+          <w:numId w:val="3"/>
+        </w:numPr>
+        <w:pBdr>
+          <w:top w:space="0" w:sz="0" w:val="nil"/>
+          <w:left w:space="0" w:sz="0" w:val="nil"/>
+          <w:bottom w:space="0" w:sz="0" w:val="nil"/>
+          <w:right w:space="0" w:sz="0" w:val="nil"/>
+          <w:between w:space="0" w:sz="0" w:val="nil"/>
+        </w:pBdr>
+        <w:shd w:fill="auto" w:val="clear"/>
+        <w:spacing w:after="0" w:before="0" w:line="240" w:lineRule="auto"/>
+        <w:ind w:left="720" w:right="0" w:hanging="360"/>
+        <w:jc w:val="left"/>
+        <w:rPr>
+          <w:b w:val="1"/>
+        </w:rPr>
+      </w:pPr>
+      <w:r>
+        <w:rPr>
+          <w:rFonts w:ascii="Aptos" w:cs="Aptos" w:eastAsia="Aptos" w:hAnsi="Aptos"/>
+          <w:rtl w:val="0"/>
+        </w:rPr>
+        <w:t xml:space="preserve">Company_Dell (0.1868), Company_Toshiba (0.1815), Company_HP (0.1008) – pozytywne współczynniki dla tych firm wskazują, że ich sprzęty są postrzegane jako bardziej wartościowe.</w:t>
+        <w:br w:type="textWrapping"/>
+      </w:r>
+    </w:p>
+    <w:p>
+      <w:pPr>
+        <w:keepNext w:val="0"/>
+        <w:keepLines w:val="0"/>
+        <w:pageBreakBefore w:val="0"/>
+        <w:widowControl w:val="1"/>
+        <w:numPr>
+          <w:ilvl w:val="0"/>
+          <w:numId w:val="3"/>
+        </w:numPr>
+        <w:pBdr>
+          <w:top w:space="0" w:sz="0" w:val="nil"/>
+          <w:left w:space="0" w:sz="0" w:val="nil"/>
+          <w:bottom w:space="0" w:sz="0" w:val="nil"/>
+          <w:right w:space="0" w:sz="0" w:val="nil"/>
+          <w:between w:space="0" w:sz="0" w:val="nil"/>
+        </w:pBdr>
+        <w:shd w:fill="auto" w:val="clear"/>
+        <w:spacing w:after="0" w:before="0" w:line="240" w:lineRule="auto"/>
+        <w:ind w:left="720" w:right="0" w:hanging="360"/>
+        <w:jc w:val="left"/>
+        <w:rPr>
+          <w:b w:val="1"/>
+        </w:rPr>
+      </w:pPr>
+      <w:r>
+        <w:rPr>
+          <w:rFonts w:ascii="Aptos" w:cs="Aptos" w:eastAsia="Aptos" w:hAnsi="Aptos"/>
+          <w:rtl w:val="0"/>
+        </w:rPr>
+        <w:t xml:space="preserve">OS_No OS (–0.2871): Brak systemu operacyjnego istotnie obniża wartość – to zrozumiałe, ponieważ taki sprzęt wymaga dodatkowych działań przed użyciem.</w:t>
+        <w:br w:type="textWrapping"/>
+      </w:r>
+    </w:p>
+    <w:p>
+      <w:pPr>
+        <w:keepNext w:val="0"/>
+        <w:keepLines w:val="0"/>
+        <w:pageBreakBefore w:val="0"/>
+        <w:widowControl w:val="1"/>
+        <w:numPr>
+          <w:ilvl w:val="0"/>
+          <w:numId w:val="3"/>
+        </w:numPr>
+        <w:pBdr>
+          <w:top w:space="0" w:sz="0" w:val="nil"/>
+          <w:left w:space="0" w:sz="0" w:val="nil"/>
+          <w:bottom w:space="0" w:sz="0" w:val="nil"/>
+          <w:right w:space="0" w:sz="0" w:val="nil"/>
+          <w:between w:space="0" w:sz="0" w:val="nil"/>
+        </w:pBdr>
+        <w:shd w:fill="auto" w:val="clear"/>
+        <w:spacing w:after="0" w:before="0" w:line="240" w:lineRule="auto"/>
+        <w:ind w:left="720" w:right="0" w:hanging="360"/>
+        <w:jc w:val="left"/>
+        <w:rPr>
+          <w:b w:val="1"/>
+        </w:rPr>
+      </w:pPr>
+      <w:r>
+        <w:rPr>
+          <w:rFonts w:ascii="Aptos" w:cs="Aptos" w:eastAsia="Aptos" w:hAnsi="Aptos"/>
+          <w:rtl w:val="0"/>
+        </w:rPr>
+        <w:t xml:space="preserve">GPU_company_Nvidia (0.1871), GPU_company_Intel (0.1647): Obecność kart graficznych znanych producentów pozytywnie wpływa na ocenę sprzętu.</w:t>
+      </w:r>
+    </w:p>
+    <w:p>
+      <w:pPr>
+        <w:keepNext w:val="0"/>
+        <w:keepLines w:val="0"/>
+        <w:pageBreakBefore w:val="0"/>
+        <w:widowControl w:val="1"/>
+        <w:numPr>
+          <w:ilvl w:val="0"/>
+          <w:numId w:val="3"/>
+        </w:numPr>
+        <w:pBdr>
+          <w:top w:space="0" w:sz="0" w:val="nil"/>
+          <w:left w:space="0" w:sz="0" w:val="nil"/>
+          <w:bottom w:space="0" w:sz="0" w:val="nil"/>
+          <w:right w:space="0" w:sz="0" w:val="nil"/>
+          <w:between w:space="0" w:sz="0" w:val="nil"/>
+        </w:pBdr>
+        <w:shd w:fill="auto" w:val="clear"/>
+        <w:spacing w:after="0" w:before="0" w:line="240" w:lineRule="auto"/>
+        <w:ind w:left="720" w:right="0" w:hanging="360"/>
+        <w:jc w:val="left"/>
+        <w:rPr>
+          <w:b w:val="1"/>
+        </w:rPr>
+      </w:pPr>
+      <w:r>
+        <w:rPr>
+          <w:rtl w:val="0"/>
+        </w:rPr>
+      </w:r>
+    </w:p>
+    <w:p>
+      <w:pPr>
+        <w:keepNext w:val="0"/>
+        <w:keepLines w:val="0"/>
+        <w:pageBreakBefore w:val="0"/>
+        <w:widowControl w:val="1"/>
+        <w:numPr>
+          <w:ilvl w:val="0"/>
+          <w:numId w:val="3"/>
+        </w:numPr>
+        <w:pBdr>
+          <w:top w:space="0" w:sz="0" w:val="nil"/>
+          <w:left w:space="0" w:sz="0" w:val="nil"/>
+          <w:bottom w:space="0" w:sz="0" w:val="nil"/>
+          <w:right w:space="0" w:sz="0" w:val="nil"/>
+          <w:between w:space="0" w:sz="0" w:val="nil"/>
+        </w:pBdr>
+        <w:shd w:fill="auto" w:val="clear"/>
+        <w:spacing w:after="0" w:before="0" w:line="240" w:lineRule="auto"/>
+        <w:ind w:left="720" w:right="0" w:hanging="360"/>
+        <w:jc w:val="left"/>
+        <w:rPr>
+          <w:b w:val="1"/>
+        </w:rPr>
+      </w:pPr>
+      <w:r>
+        <w:rPr>
+          <w:rFonts w:ascii="Aptos" w:cs="Aptos" w:eastAsia="Aptos" w:hAnsi="Aptos"/>
+          <w:rtl w:val="0"/>
+        </w:rPr>
+        <w:t xml:space="preserve">CPU_freq_x_Company_Lenovo (0.0255): Wskazuje, że częstotliwość procesora ma szczególnie istotny wpływ na wartość w laptopach Lenovo.</w:t>
+        <w:br w:type="textWrapping"/>
+      </w:r>
+    </w:p>
+    <w:p>
+      <w:pPr>
+        <w:keepNext w:val="0"/>
+        <w:keepLines w:val="0"/>
+        <w:pageBreakBefore w:val="0"/>
+        <w:widowControl w:val="1"/>
+        <w:numPr>
+          <w:ilvl w:val="0"/>
+          <w:numId w:val="3"/>
+        </w:numPr>
+        <w:pBdr>
+          <w:top w:space="0" w:sz="0" w:val="nil"/>
+          <w:left w:space="0" w:sz="0" w:val="nil"/>
+          <w:bottom w:space="0" w:sz="0" w:val="nil"/>
+          <w:right w:space="0" w:sz="0" w:val="nil"/>
+          <w:between w:space="0" w:sz="0" w:val="nil"/>
+        </w:pBdr>
+        <w:shd w:fill="auto" w:val="clear"/>
+        <w:spacing w:after="0" w:before="0" w:line="240" w:lineRule="auto"/>
+        <w:ind w:left="720" w:right="0" w:hanging="360"/>
+        <w:jc w:val="left"/>
+        <w:rPr>
+          <w:b w:val="1"/>
+        </w:rPr>
+      </w:pPr>
+      <w:r>
+        <w:rPr>
+          <w:rFonts w:ascii="Aptos" w:cs="Aptos" w:eastAsia="Aptos" w:hAnsi="Aptos"/>
+          <w:rtl w:val="0"/>
+        </w:rPr>
+        <w:t xml:space="preserve">ScreenW_x_GPU_company_Intel (0.0445): Szerokość ekranu ma dodatkowy pozytywny wpływ w połączeniu z kartami graficznymi Intela.</w:t>
+        <w:br w:type="textWrapping"/>
+      </w:r>
+    </w:p>
+    <w:p>
+      <w:pPr>
+        <w:keepNext w:val="0"/>
+        <w:keepLines w:val="0"/>
+        <w:pageBreakBefore w:val="0"/>
+        <w:widowControl w:val="1"/>
+        <w:numPr>
+          <w:ilvl w:val="0"/>
+          <w:numId w:val="3"/>
+        </w:numPr>
+        <w:pBdr>
+          <w:top w:space="0" w:sz="0" w:val="nil"/>
+          <w:left w:space="0" w:sz="0" w:val="nil"/>
+          <w:bottom w:space="0" w:sz="0" w:val="nil"/>
+          <w:right w:space="0" w:sz="0" w:val="nil"/>
+          <w:between w:space="0" w:sz="0" w:val="nil"/>
+        </w:pBdr>
+        <w:shd w:fill="auto" w:val="clear"/>
+        <w:spacing w:after="0" w:before="0" w:line="240" w:lineRule="auto"/>
+        <w:ind w:left="720" w:right="0" w:hanging="360"/>
+        <w:jc w:val="left"/>
+        <w:rPr>
+          <w:b w:val="1"/>
+        </w:rPr>
+      </w:pPr>
+      <w:r>
+        <w:rPr>
+          <w:rFonts w:ascii="Aptos" w:cs="Aptos" w:eastAsia="Aptos" w:hAnsi="Aptos"/>
+          <w:rtl w:val="0"/>
+        </w:rPr>
+        <w:t xml:space="preserve">ScreenW_squared (–0.0072): Sugeruje malejące korzyści z dalszego zwiększania szerokości ekranu – zbyt duży ekran może być mniej praktyczny lub nieefektywny kosztowo.</w:t>
+        <w:br w:type="textWrapping"/>
+      </w:r>
+    </w:p>
+    <w:p>
+      <w:pPr>
+        <w:keepNext w:val="0"/>
+        <w:keepLines w:val="0"/>
+        <w:pageBreakBefore w:val="0"/>
+        <w:widowControl w:val="1"/>
+        <w:numPr>
+          <w:ilvl w:val="0"/>
+          <w:numId w:val="3"/>
+        </w:numPr>
+        <w:pBdr>
+          <w:top w:space="0" w:sz="0" w:val="nil"/>
+          <w:left w:space="0" w:sz="0" w:val="nil"/>
+          <w:bottom w:space="0" w:sz="0" w:val="nil"/>
+          <w:right w:space="0" w:sz="0" w:val="nil"/>
+          <w:between w:space="0" w:sz="0" w:val="nil"/>
+        </w:pBdr>
+        <w:shd w:fill="auto" w:val="clear"/>
+        <w:spacing w:after="0" w:before="0" w:line="240" w:lineRule="auto"/>
+        <w:ind w:left="720" w:right="0" w:hanging="360"/>
+        <w:jc w:val="left"/>
+        <w:rPr>
+          <w:b w:val="1"/>
+        </w:rPr>
+      </w:pPr>
+      <w:r>
+        <w:rPr>
+          <w:rFonts w:ascii="Aptos" w:cs="Aptos" w:eastAsia="Aptos" w:hAnsi="Aptos"/>
+          <w:rtl w:val="0"/>
+        </w:rPr>
+        <w:t xml:space="preserve">Ram_group2_log (–0.0668): Wskazuje, że wpływ RAM-u w pewnych grupach jest niższy niż w ogólnej populacji – być może wynika to z segmentacji cenowej lub innych czynników.</w:t>
+      </w:r>
+    </w:p>
+    <w:p>
+      <w:pPr>
+        <w:keepNext w:val="0"/>
+        <w:keepLines w:val="0"/>
+        <w:pageBreakBefore w:val="0"/>
+        <w:widowControl w:val="1"/>
+        <w:pBdr>
+          <w:top w:space="0" w:sz="0" w:val="nil"/>
+          <w:left w:space="0" w:sz="0" w:val="nil"/>
+          <w:bottom w:space="0" w:sz="0" w:val="nil"/>
+          <w:right w:space="0" w:sz="0" w:val="nil"/>
+          <w:between w:space="0" w:sz="0" w:val="nil"/>
+        </w:pBdr>
+        <w:shd w:fill="auto" w:val="clear"/>
+        <w:spacing w:after="0" w:before="0" w:line="240" w:lineRule="auto"/>
+        <w:ind w:left="720" w:right="0" w:firstLine="0"/>
+        <w:jc w:val="left"/>
+        <w:rPr>
+          <w:rFonts w:ascii="Aptos" w:cs="Aptos" w:eastAsia="Aptos" w:hAnsi="Aptos"/>
+        </w:rPr>
+      </w:pPr>
+      <w:r>
+        <w:rPr>
+          <w:rtl w:val="0"/>
+        </w:rPr>
+      </w:r>
+    </w:p>
+    <w:p>
+      <w:pPr>
+        <w:keepNext w:val="0"/>
+        <w:keepLines w:val="0"/>
+        <w:pageBreakBefore w:val="0"/>
+        <w:widowControl w:val="1"/>
+        <w:pBdr>
+          <w:top w:space="0" w:sz="0" w:val="nil"/>
+          <w:left w:space="0" w:sz="0" w:val="nil"/>
+          <w:bottom w:space="0" w:sz="0" w:val="nil"/>
+          <w:right w:space="0" w:sz="0" w:val="nil"/>
+          <w:between w:space="0" w:sz="0" w:val="nil"/>
+        </w:pBdr>
+        <w:shd w:fill="auto" w:val="clear"/>
+        <w:spacing w:after="0" w:before="0" w:line="240" w:lineRule="auto"/>
+        <w:ind w:left="0" w:right="0" w:firstLine="0"/>
+        <w:jc w:val="left"/>
+        <w:rPr>
+          <w:rFonts w:ascii="Aptos" w:cs="Aptos" w:eastAsia="Aptos" w:hAnsi="Aptos"/>
+        </w:rPr>
+      </w:pPr>
+      <w:r>
+        <w:rPr>
+          <w:rFonts w:ascii="Aptos" w:cs="Aptos" w:eastAsia="Aptos" w:hAnsi="Aptos"/>
+          <w:rtl w:val="0"/>
+        </w:rPr>
+        <w:t xml:space="preserve">Wartości dodatnie oznaczają pozytywny wpływ na wynik, ujemne – negatywny.</w:t>
+      </w:r>
+    </w:p>
+    <w:p>
+      <w:pPr>
+        <w:pStyle w:val="Heading1"/>
+        <w:rPr>
+          <w:rFonts w:ascii="Aptos" w:cs="Aptos" w:eastAsia="Aptos" w:hAnsi="Aptos"/>
+        </w:rPr>
+      </w:pPr>
+      <w:bookmarkStart w:colFirst="0" w:colLast="0" w:name="_wwzkxrgnulkz" w:id="43"/>
+      <w:bookmarkEnd w:id="43"/>
+      <w:r>
+        <w:rPr>
+          <w:rFonts w:ascii="Aptos" w:cs="Aptos" w:eastAsia="Aptos" w:hAnsi="Aptos"/>
+          <w:rtl w:val="0"/>
+        </w:rPr>
+        <w:t xml:space="preserve">Prognoza punktowa i wyznaczenie względnego błędu prognozy EX POST</w:t>
+      </w:r>
+    </w:p>
+    <w:p>
+      <w:pPr>
+        <w:rPr/>
+      </w:pPr>
+      <w:r>
+        <w:rPr>
+          <w:rtl w:val="0"/>
+        </w:rPr>
+      </w:r>
+    </w:p>
+    <w:p>
+      <w:pPr>
+        <w:pStyle w:val="Heading3"/>
+        <w:rPr>
+          <w:rFonts w:ascii="Verdana" w:cs="Verdana" w:eastAsia="Verdana" w:hAnsi="Verdana"/>
+        </w:rPr>
+      </w:pPr>
+      <w:bookmarkStart w:colFirst="0" w:colLast="0" w:name="_3pf2kvs2phoh" w:id="44"/>
+      <w:bookmarkEnd w:id="44"/>
+      <w:r>
+        <w:rPr>
+          <w:rtl w:val="0"/>
+        </w:rPr>
+        <w:t xml:space="preserve">MAPE (Mean Absolute Percentage Error): 26.25%</w:t>
+      </w:r>
+      <w:r>
+        <w:rPr>
+          <w:rtl w:val="0"/>
+        </w:rPr>
+      </w:r>
+    </w:p>
+    <w:p>
+      <w:pPr>
+        <w:rPr>
+          <w:rFonts w:ascii="Verdana" w:cs="Verdana" w:eastAsia="Verdana" w:hAnsi="Verdana"/>
+        </w:rPr>
+      </w:pPr>
+      <w:r>
+        <w:rPr>
+          <w:rFonts w:ascii="Aptos" w:cs="Aptos" w:eastAsia="Aptos" w:hAnsi="Aptos"/>
+          <w:rtl w:val="0"/>
+        </w:rPr>
+        <w:t xml:space="preserve">Średni </w:t>
+      </w:r>
+      <w:r>
+        <w:rPr>
+          <w:rFonts w:ascii="Aptos" w:cs="Aptos" w:eastAsia="Aptos" w:hAnsi="Aptos"/>
+          <w:b w:val="1"/>
+          <w:rtl w:val="0"/>
+        </w:rPr>
+        <w:t xml:space="preserve">względny</w:t>
+      </w:r>
+      <w:r>
+        <w:rPr>
+          <w:rFonts w:ascii="Aptos" w:cs="Aptos" w:eastAsia="Aptos" w:hAnsi="Aptos"/>
+          <w:rtl w:val="0"/>
+        </w:rPr>
+        <w:t xml:space="preserve"> błąd prognozy wynosi </w:t>
+      </w:r>
+      <w:r>
+        <w:rPr>
+          <w:rFonts w:ascii="Aptos" w:cs="Aptos" w:eastAsia="Aptos" w:hAnsi="Aptos"/>
+          <w:b w:val="1"/>
+          <w:rtl w:val="0"/>
+        </w:rPr>
+        <w:t xml:space="preserve">26.15%</w:t>
+      </w:r>
+      <w:r>
+        <w:rPr>
+          <w:rFonts w:ascii="Aptos" w:cs="Aptos" w:eastAsia="Aptos" w:hAnsi="Aptos"/>
+          <w:rtl w:val="0"/>
+        </w:rPr>
+        <w:t xml:space="preserve">, co oznacza, że model przeciętnie myli się o </w:t>
+      </w:r>
+      <w:r>
+        <w:rPr>
+          <w:rFonts w:ascii="Aptos" w:cs="Aptos" w:eastAsia="Aptos" w:hAnsi="Aptos"/>
+          <w:rtl w:val="0"/>
+        </w:rPr>
+        <w:t xml:space="preserve">~26%</w:t>
+      </w:r>
+      <w:r>
+        <w:rPr>
+          <w:rFonts w:ascii="Aptos" w:cs="Aptos" w:eastAsia="Aptos" w:hAnsi="Aptos"/>
+          <w:rtl w:val="0"/>
+        </w:rPr>
+        <w:t xml:space="preserve"> względem rzeczywistej ceny laptopa.</w:t>
+      </w:r>
+      <w:r>
+        <w:rPr>
+          <w:rtl w:val="0"/>
+        </w:rPr>
+      </w:r>
+    </w:p>
+    <w:p>
+      <w:pPr>
+        <w:spacing w:after="240" w:before="240" w:lineRule="auto"/>
+        <w:rPr>
+          <w:rFonts w:ascii="Verdana" w:cs="Verdana" w:eastAsia="Verdana" w:hAnsi="Verdana"/>
+        </w:rPr>
+      </w:pPr>
+      <w:r>
+        <w:rPr>
+          <w:rFonts w:ascii="Aptos" w:cs="Aptos" w:eastAsia="Aptos" w:hAnsi="Aptos"/>
+          <w:rtl w:val="0"/>
+        </w:rPr>
+        <w:t xml:space="preserve">Zakres interpretacji:</w:t>
+      </w:r>
+      <w:r>
+        <w:rPr>
+          <w:rtl w:val="0"/>
+        </w:rPr>
+      </w:r>
+    </w:p>
+    <w:p>
+      <w:pPr>
+        <w:keepNext w:val="0"/>
+        <w:keepLines w:val="0"/>
+        <w:pageBreakBefore w:val="0"/>
+        <w:widowControl w:val="1"/>
+        <w:numPr>
+          <w:ilvl w:val="0"/>
+          <w:numId w:val="3"/>
+        </w:numPr>
+        <w:pBdr>
+          <w:top w:space="0" w:sz="0" w:val="nil"/>
+          <w:left w:space="0" w:sz="0" w:val="nil"/>
+          <w:bottom w:space="0" w:sz="0" w:val="nil"/>
+          <w:right w:space="0" w:sz="0" w:val="nil"/>
+          <w:between w:space="0" w:sz="0" w:val="nil"/>
+        </w:pBdr>
+        <w:shd w:fill="auto" w:val="clear"/>
+        <w:spacing w:after="0" w:before="0" w:line="240" w:lineRule="auto"/>
+        <w:ind w:left="720" w:right="0" w:hanging="360"/>
+        <w:jc w:val="left"/>
+        <w:rPr>
+          <w:b w:val="1"/>
+        </w:rPr>
+      </w:pPr>
+      <w:r>
+        <w:rPr>
+          <w:rFonts w:ascii="Aptos" w:cs="Aptos" w:eastAsia="Aptos" w:hAnsi="Aptos"/>
+          <w:rtl w:val="0"/>
+        </w:rPr>
+        <w:t xml:space="preserve">poniżej 10% – bardzo dobrze,</w:t>
+      </w:r>
+    </w:p>
+    <w:p>
+      <w:pPr>
+        <w:keepNext w:val="0"/>
+        <w:keepLines w:val="0"/>
+        <w:pageBreakBefore w:val="0"/>
+        <w:widowControl w:val="1"/>
+        <w:numPr>
+          <w:ilvl w:val="0"/>
+          <w:numId w:val="3"/>
+        </w:numPr>
+        <w:pBdr>
+          <w:top w:space="0" w:sz="0" w:val="nil"/>
+          <w:left w:space="0" w:sz="0" w:val="nil"/>
+          <w:bottom w:space="0" w:sz="0" w:val="nil"/>
+          <w:right w:space="0" w:sz="0" w:val="nil"/>
+          <w:between w:space="0" w:sz="0" w:val="nil"/>
+        </w:pBdr>
+        <w:shd w:fill="auto" w:val="clear"/>
+        <w:spacing w:after="0" w:before="0" w:line="240" w:lineRule="auto"/>
+        <w:ind w:left="720" w:right="0" w:hanging="360"/>
+        <w:jc w:val="left"/>
+        <w:rPr>
+          <w:b w:val="1"/>
+        </w:rPr>
+      </w:pPr>
+      <w:r>
+        <w:rPr>
+          <w:rFonts w:ascii="Aptos" w:cs="Aptos" w:eastAsia="Aptos" w:hAnsi="Aptos"/>
+          <w:rtl w:val="0"/>
+        </w:rPr>
+        <w:t xml:space="preserve">10–20% – dobry model,</w:t>
+      </w:r>
+    </w:p>
+    <w:p>
+      <w:pPr>
+        <w:keepNext w:val="0"/>
+        <w:keepLines w:val="0"/>
+        <w:pageBreakBefore w:val="0"/>
+        <w:widowControl w:val="1"/>
+        <w:numPr>
+          <w:ilvl w:val="0"/>
+          <w:numId w:val="3"/>
+        </w:numPr>
+        <w:pBdr>
+          <w:top w:space="0" w:sz="0" w:val="nil"/>
+          <w:left w:space="0" w:sz="0" w:val="nil"/>
+          <w:bottom w:space="0" w:sz="0" w:val="nil"/>
+          <w:right w:space="0" w:sz="0" w:val="nil"/>
+          <w:between w:space="0" w:sz="0" w:val="nil"/>
+        </w:pBdr>
+        <w:shd w:fill="auto" w:val="clear"/>
+        <w:spacing w:after="0" w:before="0" w:line="240" w:lineRule="auto"/>
+        <w:ind w:left="720" w:right="0" w:hanging="360"/>
+        <w:jc w:val="left"/>
+        <w:rPr>
+          <w:b w:val="1"/>
+        </w:rPr>
+      </w:pPr>
+      <w:r>
+        <w:rPr>
+          <w:rFonts w:ascii="Aptos" w:cs="Aptos" w:eastAsia="Aptos" w:hAnsi="Aptos"/>
+          <w:rtl w:val="0"/>
+        </w:rPr>
+        <w:t xml:space="preserve">20–30% – umiarkowana jakość (nasz model jest w tym przedziale),</w:t>
+      </w:r>
+    </w:p>
+    <w:p>
+      <w:pPr>
+        <w:keepNext w:val="0"/>
+        <w:keepLines w:val="0"/>
+        <w:pageBreakBefore w:val="0"/>
+        <w:widowControl w:val="1"/>
+        <w:numPr>
+          <w:ilvl w:val="0"/>
+          <w:numId w:val="3"/>
+        </w:numPr>
+        <w:pBdr>
+          <w:top w:space="0" w:sz="0" w:val="nil"/>
+          <w:left w:space="0" w:sz="0" w:val="nil"/>
+          <w:bottom w:space="0" w:sz="0" w:val="nil"/>
+          <w:right w:space="0" w:sz="0" w:val="nil"/>
+          <w:between w:space="0" w:sz="0" w:val="nil"/>
+        </w:pBdr>
+        <w:shd w:fill="auto" w:val="clear"/>
+        <w:spacing w:after="0" w:before="0" w:line="240" w:lineRule="auto"/>
+        <w:ind w:left="720" w:right="0" w:hanging="360"/>
+        <w:jc w:val="left"/>
+        <w:rPr>
+          <w:b w:val="1"/>
+        </w:rPr>
+      </w:pPr>
+      <w:r>
+        <w:rPr>
+          <w:rFonts w:ascii="Aptos" w:cs="Aptos" w:eastAsia="Aptos" w:hAnsi="Aptos"/>
+          <w:rtl w:val="0"/>
+        </w:rPr>
+        <w:t xml:space="preserve">powyżej 30% – model wymaga poprawy lub dane są bardzo zróżnicowane.</w:t>
+      </w:r>
+      <w:r>
+        <w:rPr>
+          <w:rtl w:val="0"/>
+        </w:rPr>
+      </w:r>
+    </w:p>
+    <w:p>
+      <w:pPr>
+        <w:pStyle w:val="Heading3"/>
+        <w:spacing w:after="240" w:before="240" w:lineRule="auto"/>
+        <w:rPr/>
+      </w:pPr>
+      <w:bookmarkStart w:colFirst="0" w:colLast="0" w:name="_4rrcoa6iqyc8" w:id="45"/>
+      <w:bookmarkEnd w:id="45"/>
+      <w:r>
+        <w:rPr>
+          <w:rtl w:val="0"/>
+        </w:rPr>
+        <w:t xml:space="preserve">ME (Mean Error): 161.8729</w:t>
+      </w:r>
+    </w:p>
+    <w:p>
+      <w:pPr>
+        <w:spacing w:after="240" w:before="240" w:lineRule="auto"/>
+        <w:rPr/>
+      </w:pPr>
+      <w:r>
+        <w:rPr>
+          <w:rFonts w:ascii="Aptos" w:cs="Aptos" w:eastAsia="Aptos" w:hAnsi="Aptos"/>
+          <w:rtl w:val="0"/>
+        </w:rPr>
+        <w:t xml:space="preserve">Średni błąd bezwzględny z uwzględnieniem znaku. Dodatnia wartość oznacza, że model ma tendencję do przeszacowywania cen – średnio o 161.88 euro. Może wskazywać na systematyczne przeszacowanie.</w:t>
+      </w:r>
+      <w:r>
+        <w:rPr>
+          <w:rtl w:val="0"/>
+        </w:rPr>
+      </w:r>
+    </w:p>
+    <w:p>
+      <w:pPr>
+        <w:pStyle w:val="Heading3"/>
+        <w:spacing w:after="240" w:before="240" w:lineRule="auto"/>
+        <w:rPr/>
+      </w:pPr>
+      <w:bookmarkStart w:colFirst="0" w:colLast="0" w:name="_lzwwrk4v2egc" w:id="46"/>
+      <w:bookmarkEnd w:id="46"/>
+      <w:r>
+        <w:rPr>
+          <w:rtl w:val="0"/>
+        </w:rPr>
+        <w:t xml:space="preserve">MAE (Mean Absolute Error): 316.54</w:t>
+      </w:r>
+    </w:p>
+    <w:p>
+      <w:pPr>
+        <w:spacing w:after="240" w:before="240" w:lineRule="auto"/>
+        <w:rPr/>
+      </w:pPr>
+      <w:r>
+        <w:rPr>
+          <w:rFonts w:ascii="Aptos" w:cs="Aptos" w:eastAsia="Aptos" w:hAnsi="Aptos"/>
+          <w:rtl w:val="0"/>
+        </w:rPr>
+        <w:t xml:space="preserve">Średni absolutny błąd prognozy w euro. Model przeciętnie myli się o około 316.5 euro w każdej prognozie – bez względu na kierunek (czy zawyżył, czy zaniżył).</w:t>
+      </w:r>
+      <w:r>
+        <w:rPr>
+          <w:rtl w:val="0"/>
+        </w:rPr>
+      </w:r>
+    </w:p>
+    <w:p>
+      <w:pPr>
+        <w:pStyle w:val="Heading3"/>
+        <w:spacing w:after="240" w:before="240" w:lineRule="auto"/>
+        <w:rPr/>
+      </w:pPr>
+      <w:bookmarkStart w:colFirst="0" w:colLast="0" w:name="_u60xe6tztaec" w:id="47"/>
+      <w:bookmarkEnd w:id="47"/>
+      <w:r>
+        <w:rPr>
+          <w:rtl w:val="0"/>
+        </w:rPr>
+        <w:t xml:space="preserve">RMSE (Root Mean Squared Error): 472.80</w:t>
+      </w:r>
+    </w:p>
+    <w:p>
+      <w:pPr>
+        <w:spacing w:after="240" w:before="240" w:lineRule="auto"/>
+        <w:rPr/>
+      </w:pPr>
+      <w:r>
+        <w:rPr>
+          <w:rFonts w:ascii="Aptos" w:cs="Aptos" w:eastAsia="Aptos" w:hAnsi="Aptos"/>
+          <w:rtl w:val="0"/>
+        </w:rPr>
+        <w:t xml:space="preserve">Pierwiastek z błędu średniokwadratowego. Ta metryka bardziej karze duże błędy. RMSE większe od MAE sugeruje, że model popełnia pojedyncze, ale znaczne błędy.</w:t>
+      </w:r>
+      <w:r>
+        <w:rPr>
+          <w:rtl w:val="0"/>
+        </w:rPr>
+      </w:r>
+    </w:p>
+    <w:p>
+      <w:pPr>
+        <w:pStyle w:val="Heading3"/>
+        <w:spacing w:after="240" w:before="240" w:lineRule="auto"/>
+        <w:rPr/>
+      </w:pPr>
+      <w:bookmarkStart w:colFirst="0" w:colLast="0" w:name="_39geibdh59z7" w:id="48"/>
+      <w:bookmarkEnd w:id="48"/>
+      <w:r>
+        <w:rPr>
+          <w:rtl w:val="0"/>
+        </w:rPr>
+        <w:t xml:space="preserve">Najmniejszy błąd względny: 0.05% (obserwacja 135)</w:t>
+      </w:r>
+    </w:p>
+    <w:p>
+      <w:pPr>
+        <w:rPr/>
+      </w:pPr>
+      <w:r>
+        <w:rPr>
+          <w:rFonts w:ascii="Aptos" w:cs="Aptos" w:eastAsia="Aptos" w:hAnsi="Aptos"/>
+          <w:rtl w:val="0"/>
+        </w:rPr>
+        <w:t xml:space="preserve">Najmniejszy błąd względny: 0.05% (obserwacja 135)</w:t>
+        <w:br w:type="textWrapping"/>
+        <w:t xml:space="preserve">Rzeczywista cena: 1099 euro</w:t>
+        <w:br w:type="textWrapping"/>
+        <w:t xml:space="preserve">Prognozowana cena: ok. 1099.57 euro</w:t>
+        <w:br w:type="textWrapping"/>
+        <w:t xml:space="preserve">Model bardzo dobrze dopasował prognozę – błąd zaledwie około kilkadziesiąt centów.</w:t>
+      </w:r>
+      <w:r>
+        <w:rPr>
+          <w:rtl w:val="0"/>
+        </w:rPr>
+      </w:r>
+    </w:p>
+    <w:p>
+      <w:pPr>
+        <w:pStyle w:val="Heading3"/>
+        <w:spacing w:after="240" w:before="240" w:lineRule="auto"/>
+        <w:rPr/>
+      </w:pPr>
+      <w:bookmarkStart w:colFirst="0" w:colLast="0" w:name="_4my7cb5igixp" w:id="49"/>
+      <w:bookmarkEnd w:id="49"/>
+      <w:r>
+        <w:rPr>
+          <w:rtl w:val="0"/>
+        </w:rPr>
+        <w:t xml:space="preserve">Podsumowanie</w:t>
+      </w:r>
+    </w:p>
+    <w:p>
+      <w:pPr>
+        <w:rPr/>
+      </w:pPr>
+      <w:r>
+        <w:rPr>
+          <w:rFonts w:ascii="Aptos" w:cs="Aptos" w:eastAsia="Aptos" w:hAnsi="Aptos"/>
+          <w:rtl w:val="0"/>
+        </w:rPr>
+        <w:t xml:space="preserve">Model radzi sobie umiarkowanie dobrze. MAPE na poziomie 26.25% oraz MAE na poziomie około 316.5 euro są akceptowalne dla danych rynkowych. Występują jednak przypadki z dużym błędem, które mogą wynikać z nietypowych konfiguracji laptopów. RMSE większe od MAE wskazuje na obecność pojedynczych, ale znaczących odchyleń.</w:t>
+      </w:r>
       <w:r>
         <w:rPr>
           <w:rtl w:val="0"/>
@@ -18243,12 +21738,85 @@
       </w:r>
     </w:p>
     <w:sectPr>
+      <w:headerReference r:id="rId14" w:type="default"/>
+      <w:headerReference r:id="rId15" w:type="first"/>
+      <w:footerReference r:id="rId16" w:type="default"/>
+      <w:footerReference r:id="rId17" w:type="first"/>
       <w:pgSz w:h="16838" w:w="11906" w:orient="portrait"/>
       <w:pgMar w:bottom="1440" w:top="1440" w:left="1440" w:right="1440" w:header="708" w:footer="708"/>
       <w:pgNumType w:start="1"/>
+      <w:titlePg w:val="1"/>
     </w:sectPr>
   </w:body>
 </w:document>
+</file>
+
+<file path=word/footer1.xml><?xml version="1.0" encoding="utf-8"?>
+<w:ftr xmlns:mc="http://schemas.openxmlformats.org/markup-compatibility/2006" xmlns:o="urn:schemas-microsoft-com:office:office" xmlns:r="http://schemas.openxmlformats.org/officeDocument/2006/relationships" xmlns:m="http://schemas.openxmlformats.org/officeDocument/2006/math" xmlns:v="urn:schemas-microsoft-com:vml" xmlns:wp="http://schemas.openxmlformats.org/drawingml/2006/wordprocessingDrawing" xmlns:w10="urn:schemas-microsoft-com:office:word" xmlns:w="http://schemas.openxmlformats.org/wordprocessingml/2006/main" xmlns:wne="http://schemas.microsoft.com/office/word/2006/wordml" xmlns:sl="http://schemas.openxmlformats.org/schemaLibrary/2006/main" xmlns:a="http://schemas.openxmlformats.org/drawingml/2006/main" xmlns:pic="http://schemas.openxmlformats.org/drawingml/2006/picture" xmlns:c="http://schemas.openxmlformats.org/drawingml/2006/chart" xmlns:lc="http://schemas.openxmlformats.org/drawingml/2006/lockedCanvas" xmlns:dgm="http://schemas.openxmlformats.org/drawingml/2006/diagram" xmlns:wps="http://schemas.microsoft.com/office/word/2010/wordprocessingShape" xmlns:wpg="http://schemas.microsoft.com/office/word/2010/wordprocessingGroup" xmlns:w14="http://schemas.microsoft.com/office/word/2010/wordml" xmlns:w15="http://schemas.microsoft.com/office/word/2012/wordml" xmlns:w16="http://schemas.microsoft.com/office/word/2018/wordml" xmlns:w16cex="http://schemas.microsoft.com/office/word/2018/wordml/cex" xmlns:w16cid="http://schemas.microsoft.com/office/word/2016/wordml/cid" xmlns="http://schemas.microsoft.com/office/tasks/2019/documenttasks" xmlns:cr="http://schemas.microsoft.com/office/comments/2020/reactions">
+  <w:p>
+    <w:pPr>
+      <w:jc w:val="right"/>
+      <w:rPr/>
+    </w:pPr>
+    <w:r>
+      <w:rPr/>
+      <w:fldChar w:fldCharType="begin"/>
+      <w:instrText xml:space="preserve">PAGE</w:instrText>
+      <w:fldChar w:fldCharType="separate"/>
+      <w:fldChar w:fldCharType="end"/>
+    </w:r>
+    <w:r>
+      <w:rPr>
+        <w:rtl w:val="0"/>
+      </w:rPr>
+    </w:r>
+  </w:p>
+</w:ftr>
+</file>
+
+<file path=word/footer2.xml><?xml version="1.0" encoding="utf-8"?>
+<w:ftr xmlns:mc="http://schemas.openxmlformats.org/markup-compatibility/2006" xmlns:o="urn:schemas-microsoft-com:office:office" xmlns:r="http://schemas.openxmlformats.org/officeDocument/2006/relationships" xmlns:m="http://schemas.openxmlformats.org/officeDocument/2006/math" xmlns:v="urn:schemas-microsoft-com:vml" xmlns:wp="http://schemas.openxmlformats.org/drawingml/2006/wordprocessingDrawing" xmlns:w10="urn:schemas-microsoft-com:office:word" xmlns:w="http://schemas.openxmlformats.org/wordprocessingml/2006/main" xmlns:wne="http://schemas.microsoft.com/office/word/2006/wordml" xmlns:sl="http://schemas.openxmlformats.org/schemaLibrary/2006/main" xmlns:a="http://schemas.openxmlformats.org/drawingml/2006/main" xmlns:pic="http://schemas.openxmlformats.org/drawingml/2006/picture" xmlns:c="http://schemas.openxmlformats.org/drawingml/2006/chart" xmlns:lc="http://schemas.openxmlformats.org/drawingml/2006/lockedCanvas" xmlns:dgm="http://schemas.openxmlformats.org/drawingml/2006/diagram" xmlns:wps="http://schemas.microsoft.com/office/word/2010/wordprocessingShape" xmlns:wpg="http://schemas.microsoft.com/office/word/2010/wordprocessingGroup" xmlns:w14="http://schemas.microsoft.com/office/word/2010/wordml" xmlns:w15="http://schemas.microsoft.com/office/word/2012/wordml" xmlns:w16="http://schemas.microsoft.com/office/word/2018/wordml" xmlns:w16cex="http://schemas.microsoft.com/office/word/2018/wordml/cex" xmlns:w16cid="http://schemas.microsoft.com/office/word/2016/wordml/cid" xmlns="http://schemas.microsoft.com/office/tasks/2019/documenttasks" xmlns:cr="http://schemas.microsoft.com/office/comments/2020/reactions">
+  <w:p>
+    <w:pPr>
+      <w:rPr/>
+    </w:pPr>
+    <w:r>
+      <w:rPr>
+        <w:rtl w:val="0"/>
+      </w:rPr>
+    </w:r>
+  </w:p>
+</w:ftr>
+</file>
+
+<file path=word/header1.xml><?xml version="1.0" encoding="utf-8"?>
+<w:hdr xmlns:mc="http://schemas.openxmlformats.org/markup-compatibility/2006" xmlns:o="urn:schemas-microsoft-com:office:office" xmlns:r="http://schemas.openxmlformats.org/officeDocument/2006/relationships" xmlns:m="http://schemas.openxmlformats.org/officeDocument/2006/math" xmlns:v="urn:schemas-microsoft-com:vml" xmlns:wp="http://schemas.openxmlformats.org/drawingml/2006/wordprocessingDrawing" xmlns:w10="urn:schemas-microsoft-com:office:word" xmlns:w="http://schemas.openxmlformats.org/wordprocessingml/2006/main" xmlns:wne="http://schemas.microsoft.com/office/word/2006/wordml" xmlns:sl="http://schemas.openxmlformats.org/schemaLibrary/2006/main" xmlns:a="http://schemas.openxmlformats.org/drawingml/2006/main" xmlns:pic="http://schemas.openxmlformats.org/drawingml/2006/picture" xmlns:c="http://schemas.openxmlformats.org/drawingml/2006/chart" xmlns:lc="http://schemas.openxmlformats.org/drawingml/2006/lockedCanvas" xmlns:dgm="http://schemas.openxmlformats.org/drawingml/2006/diagram" xmlns:wps="http://schemas.microsoft.com/office/word/2010/wordprocessingShape" xmlns:wpg="http://schemas.microsoft.com/office/word/2010/wordprocessingGroup" xmlns:w14="http://schemas.microsoft.com/office/word/2010/wordml" xmlns:w15="http://schemas.microsoft.com/office/word/2012/wordml" xmlns:w16="http://schemas.microsoft.com/office/word/2018/wordml" xmlns:w16cex="http://schemas.microsoft.com/office/word/2018/wordml/cex" xmlns:w16cid="http://schemas.microsoft.com/office/word/2016/wordml/cid" xmlns="http://schemas.microsoft.com/office/tasks/2019/documenttasks" xmlns:cr="http://schemas.microsoft.com/office/comments/2020/reactions">
+  <w:p>
+    <w:pPr>
+      <w:rPr/>
+    </w:pPr>
+    <w:r>
+      <w:rPr>
+        <w:rtl w:val="0"/>
+      </w:rPr>
+    </w:r>
+  </w:p>
+</w:hdr>
+</file>
+
+<file path=word/header2.xml><?xml version="1.0" encoding="utf-8"?>
+<w:hdr xmlns:mc="http://schemas.openxmlformats.org/markup-compatibility/2006" xmlns:o="urn:schemas-microsoft-com:office:office" xmlns:r="http://schemas.openxmlformats.org/officeDocument/2006/relationships" xmlns:m="http://schemas.openxmlformats.org/officeDocument/2006/math" xmlns:v="urn:schemas-microsoft-com:vml" xmlns:wp="http://schemas.openxmlformats.org/drawingml/2006/wordprocessingDrawing" xmlns:w10="urn:schemas-microsoft-com:office:word" xmlns:w="http://schemas.openxmlformats.org/wordprocessingml/2006/main" xmlns:wne="http://schemas.microsoft.com/office/word/2006/wordml" xmlns:sl="http://schemas.openxmlformats.org/schemaLibrary/2006/main" xmlns:a="http://schemas.openxmlformats.org/drawingml/2006/main" xmlns:pic="http://schemas.openxmlformats.org/drawingml/2006/picture" xmlns:c="http://schemas.openxmlformats.org/drawingml/2006/chart" xmlns:lc="http://schemas.openxmlformats.org/drawingml/2006/lockedCanvas" xmlns:dgm="http://schemas.openxmlformats.org/drawingml/2006/diagram" xmlns:wps="http://schemas.microsoft.com/office/word/2010/wordprocessingShape" xmlns:wpg="http://schemas.microsoft.com/office/word/2010/wordprocessingGroup" xmlns:w14="http://schemas.microsoft.com/office/word/2010/wordml" xmlns:w15="http://schemas.microsoft.com/office/word/2012/wordml" xmlns:w16="http://schemas.microsoft.com/office/word/2018/wordml" xmlns:w16cex="http://schemas.microsoft.com/office/word/2018/wordml/cex" xmlns:w16cid="http://schemas.microsoft.com/office/word/2016/wordml/cid" xmlns="http://schemas.microsoft.com/office/tasks/2019/documenttasks" xmlns:cr="http://schemas.microsoft.com/office/comments/2020/reactions">
+  <w:p>
+    <w:pPr>
+      <w:rPr/>
+    </w:pPr>
+    <w:r>
+      <w:rPr>
+        <w:rtl w:val="0"/>
+      </w:rPr>
+    </w:r>
+  </w:p>
+</w:hdr>
 </file>
 
 <file path=word/numbering.xml><?xml version="1.0" encoding="utf-8"?>
@@ -18263,6 +21831,116 @@
         <w:ind w:left="720" w:hanging="360"/>
       </w:pPr>
       <w:rPr>
+        <w:u w:val="none"/>
+      </w:rPr>
+    </w:lvl>
+    <w:lvl w:ilvl="1">
+      <w:start w:val="1"/>
+      <w:numFmt w:val="bullet"/>
+      <w:lvlText w:val="○"/>
+      <w:lvlJc w:val="left"/>
+      <w:pPr>
+        <w:ind w:left="1440" w:hanging="360"/>
+      </w:pPr>
+      <w:rPr>
+        <w:u w:val="none"/>
+      </w:rPr>
+    </w:lvl>
+    <w:lvl w:ilvl="2">
+      <w:start w:val="1"/>
+      <w:numFmt w:val="bullet"/>
+      <w:lvlText w:val="■"/>
+      <w:lvlJc w:val="left"/>
+      <w:pPr>
+        <w:ind w:left="2160" w:hanging="360"/>
+      </w:pPr>
+      <w:rPr>
+        <w:u w:val="none"/>
+      </w:rPr>
+    </w:lvl>
+    <w:lvl w:ilvl="3">
+      <w:start w:val="1"/>
+      <w:numFmt w:val="bullet"/>
+      <w:lvlText w:val="●"/>
+      <w:lvlJc w:val="left"/>
+      <w:pPr>
+        <w:ind w:left="2880" w:hanging="360"/>
+      </w:pPr>
+      <w:rPr>
+        <w:u w:val="none"/>
+      </w:rPr>
+    </w:lvl>
+    <w:lvl w:ilvl="4">
+      <w:start w:val="1"/>
+      <w:numFmt w:val="bullet"/>
+      <w:lvlText w:val="○"/>
+      <w:lvlJc w:val="left"/>
+      <w:pPr>
+        <w:ind w:left="3600" w:hanging="360"/>
+      </w:pPr>
+      <w:rPr>
+        <w:u w:val="none"/>
+      </w:rPr>
+    </w:lvl>
+    <w:lvl w:ilvl="5">
+      <w:start w:val="1"/>
+      <w:numFmt w:val="bullet"/>
+      <w:lvlText w:val="■"/>
+      <w:lvlJc w:val="left"/>
+      <w:pPr>
+        <w:ind w:left="4320" w:hanging="360"/>
+      </w:pPr>
+      <w:rPr>
+        <w:u w:val="none"/>
+      </w:rPr>
+    </w:lvl>
+    <w:lvl w:ilvl="6">
+      <w:start w:val="1"/>
+      <w:numFmt w:val="bullet"/>
+      <w:lvlText w:val="●"/>
+      <w:lvlJc w:val="left"/>
+      <w:pPr>
+        <w:ind w:left="5040" w:hanging="360"/>
+      </w:pPr>
+      <w:rPr>
+        <w:u w:val="none"/>
+      </w:rPr>
+    </w:lvl>
+    <w:lvl w:ilvl="7">
+      <w:start w:val="1"/>
+      <w:numFmt w:val="bullet"/>
+      <w:lvlText w:val="○"/>
+      <w:lvlJc w:val="left"/>
+      <w:pPr>
+        <w:ind w:left="5760" w:hanging="360"/>
+      </w:pPr>
+      <w:rPr>
+        <w:u w:val="none"/>
+      </w:rPr>
+    </w:lvl>
+    <w:lvl w:ilvl="8">
+      <w:start w:val="1"/>
+      <w:numFmt w:val="bullet"/>
+      <w:lvlText w:val="■"/>
+      <w:lvlJc w:val="left"/>
+      <w:pPr>
+        <w:ind w:left="6480" w:hanging="360"/>
+      </w:pPr>
+      <w:rPr>
+        <w:u w:val="none"/>
+      </w:rPr>
+    </w:lvl>
+  </w:abstractNum>
+  <w:abstractNum w:abstractNumId="2">
+    <w:lvl w:ilvl="0">
+      <w:start w:val="1"/>
+      <w:numFmt w:val="bullet"/>
+      <w:lvlText w:val="●"/>
+      <w:lvlJc w:val="left"/>
+      <w:pPr>
+        <w:ind w:left="720" w:hanging="360"/>
+      </w:pPr>
+      <w:rPr>
         <w:rFonts w:ascii="Noto Sans Symbols" w:cs="Noto Sans Symbols" w:eastAsia="Noto Sans Symbols" w:hAnsi="Noto Sans Symbols"/>
       </w:rPr>
     </w:lvl>
@@ -18363,7 +22041,7 @@
       </w:rPr>
     </w:lvl>
   </w:abstractNum>
-  <w:abstractNum w:abstractNumId="2">
+  <w:abstractNum w:abstractNumId="3">
     <w:lvl w:ilvl="0">
       <w:start w:val="1"/>
       <w:numFmt w:val="bullet"/>
@@ -18473,7 +22151,7 @@
       </w:rPr>
     </w:lvl>
   </w:abstractNum>
-  <w:abstractNum w:abstractNumId="3">
+  <w:abstractNum w:abstractNumId="4">
     <w:lvl w:ilvl="0">
       <w:start w:val="1"/>
       <w:numFmt w:val="bullet"/>
@@ -18601,7 +22279,7 @@
       </w:rPr>
     </w:lvl>
   </w:abstractNum>
-  <w:abstractNum w:abstractNumId="4">
+  <w:abstractNum w:abstractNumId="5">
     <w:lvl w:ilvl="0">
       <w:start w:val="1"/>
       <w:numFmt w:val="bullet"/>
@@ -18740,6 +22418,9 @@
   </w:num>
   <w:num w:numId="4">
     <w:abstractNumId w:val="4"/>
+  </w:num>
+  <w:num w:numId="5">
+    <w:abstractNumId w:val="5"/>
   </w:num>
 </w:numbering>
 </file>
@@ -18982,6 +22663,19 @@
     </w:tblPr>
   </w:style>
   <w:style w:type="table" w:styleId="Table7">
+    <w:basedOn w:val="TableNormal"/>
+    <w:tblPr>
+      <w:tblStyleRowBandSize w:val="1"/>
+      <w:tblStyleColBandSize w:val="1"/>
+      <w:tblCellMar>
+        <w:top w:w="100.0" w:type="dxa"/>
+        <w:left w:w="100.0" w:type="dxa"/>
+        <w:bottom w:w="100.0" w:type="dxa"/>
+        <w:right w:w="100.0" w:type="dxa"/>
+      </w:tblCellMar>
+    </w:tblPr>
+  </w:style>
+  <w:style w:type="table" w:styleId="Table8">
     <w:basedOn w:val="TableNormal"/>
     <w:tblPr>
       <w:tblStyleRowBandSize w:val="1"/>
